--- a/docs/guide.docx
+++ b/docs/guide.docx
@@ -9676,6 +9676,54 @@
       </w:r>
       <w:r>
         <w:t xml:space="preserve">не «подогнаны» ли правила.</w:t>
+      </w:r>
+    </w:p>
+    <w:p>
+      <w:pPr>
+        <w:pStyle w:val="BodyText"/>
+      </w:pPr>
+      <w:r>
+        <w:rPr>
+          <w:bCs/>
+          <w:b/>
+        </w:rPr>
+        <w:t xml:space="preserve">Основа правил.</w:t>
+      </w:r>
+      <w:r>
+        <w:t xml:space="preserve"> </w:t>
+      </w:r>
+      <w:r>
+        <w:t xml:space="preserve">В «Моделирование → Модели» у каждого набора правил есть блок «Основа правил»:</w:t>
+      </w:r>
+      <w:r>
+        <w:t xml:space="preserve"> </w:t>
+      </w:r>
+      <w:r>
+        <w:t xml:space="preserve">он показывает, на чём держится каждое число правил — на нормативе из базы знаний (устав, справочник,</w:t>
+      </w:r>
+      <w:r>
+        <w:t xml:space="preserve"> </w:t>
+      </w:r>
+      <w:r>
+        <w:t xml:space="preserve">исследование; с источником и надёжностью) или на допущении, для которого источника пока нет. Щелчок</w:t>
+      </w:r>
+      <w:r>
+        <w:t xml:space="preserve"> </w:t>
+      </w:r>
+      <w:r>
+        <w:t xml:space="preserve">по строке открывает источник и цитату. Норматив задаёт коридор, внутри которого калибровка подбирает</w:t>
+      </w:r>
+      <w:r>
+        <w:t xml:space="preserve"> </w:t>
+      </w:r>
+      <w:r>
+        <w:t xml:space="preserve">множитель; если подобранное значение упёрлось в край коридора, программа так и пишет — стоит</w:t>
+      </w:r>
+      <w:r>
+        <w:t xml:space="preserve"> </w:t>
+      </w:r>
+      <w:r>
+        <w:t xml:space="preserve">перепроверить источник.</w:t>
       </w:r>
     </w:p>
     <w:p>

--- a/docs/guide.docx
+++ b/docs/guide.docx
@@ -2084,7 +2084,7 @@
     </w:p>
     <w:bookmarkEnd w:id="39"/>
     <w:bookmarkEnd w:id="40"/>
-    <w:bookmarkStart w:id="87" w:name="X48815c6256fc896a62527ea1d343d910608bceb"/>
+    <w:bookmarkStart w:id="90" w:name="X48815c6256fc896a62527ea1d343d910608bceb"/>
     <w:p>
       <w:pPr>
         <w:pStyle w:val="Heading2"/>
@@ -5684,7 +5684,7 @@
       </w:r>
     </w:p>
     <w:bookmarkEnd w:id="59"/>
-    <w:bookmarkStart w:id="69" w:name="Xc2c794b0826b2324350b96e8b11b291be3e92dc"/>
+    <w:bookmarkStart w:id="72" w:name="Xc2c794b0826b2324350b96e8b11b291be3e92dc"/>
     <w:p>
       <w:pPr>
         <w:pStyle w:val="Heading3"/>
@@ -7314,653 +7314,106 @@
           <w:bCs/>
           <w:b/>
         </w:rPr>
-        <w:t xml:space="preserve">Сохранение.</w:t>
-      </w:r>
-      <w:r>
-        <w:t xml:space="preserve"> </w:t>
-      </w:r>
-      <w:r>
-        <w:t xml:space="preserve">Игра сохраняется сама после каждого хода. Меню</w:t>
-      </w:r>
-      <w:r>
-        <w:t xml:space="preserve"> </w:t>
-      </w:r>
-      <w:r>
-        <w:rPr>
-          <w:bCs/>
-          <w:b/>
-        </w:rPr>
-        <w:t xml:space="preserve">«⋯»</w:t>
-      </w:r>
-      <w:r>
-        <w:t xml:space="preserve"> </w:t>
-      </w:r>
-      <w:r>
-        <w:t xml:space="preserve">вверху слева:</w:t>
-      </w:r>
-      <w:r>
-        <w:t xml:space="preserve"> </w:t>
-      </w:r>
-      <w:r>
-        <w:t xml:space="preserve">«Выйти (игра сохранена)», «Завершить и удалить игру», «Скачать журнал боевых действий (.md)»,</w:t>
-      </w:r>
-      <w:r>
-        <w:t xml:space="preserve"> </w:t>
-      </w:r>
-      <w:r>
-        <w:t xml:space="preserve">«Скачать запись игры (.json)», «Открыть карту в редакторе». Чтобы продолжить, откройте</w:t>
-      </w:r>
-      <w:r>
-        <w:t xml:space="preserve"> </w:t>
-      </w:r>
-      <w:r>
-        <w:t xml:space="preserve">«Переигровку»: вверху будет блок</w:t>
-      </w:r>
-      <w:r>
-        <w:t xml:space="preserve"> </w:t>
-      </w:r>
-      <w:r>
-        <w:rPr>
-          <w:bCs/>
-          <w:b/>
-        </w:rPr>
-        <w:t xml:space="preserve">«Незавершённая игра»</w:t>
-      </w:r>
-      <w:r>
-        <w:t xml:space="preserve"> </w:t>
-      </w:r>
-      <w:r>
-        <w:t xml:space="preserve">с кнопкой</w:t>
-      </w:r>
-      <w:r>
-        <w:t xml:space="preserve"> </w:t>
-      </w:r>
-      <w:r>
-        <w:rPr>
-          <w:bCs/>
-          <w:b/>
-        </w:rPr>
-        <w:t xml:space="preserve">«Продолжить»</w:t>
-      </w:r>
-      <w:r>
-        <w:t xml:space="preserve">.</w:t>
+        <w:t xml:space="preserve">На что опирается противник.</w:t>
+      </w:r>
+      <w:r>
+        <w:t xml:space="preserve"> </w:t>
+      </w:r>
+      <w:r>
+        <w:t xml:space="preserve">Штаб противника, Ставка (ОКХ) и посредник на модели не выдумывают</w:t>
+      </w:r>
+      <w:r>
+        <w:t xml:space="preserve"> </w:t>
+      </w:r>
+      <w:r>
+        <w:t xml:space="preserve">правила войны: перед решением они получают выписку из базы знаний — уставные правила своей стороны,</w:t>
+      </w:r>
+      <w:r>
+        <w:t xml:space="preserve"> </w:t>
+      </w:r>
+      <w:r>
+        <w:t xml:space="preserve">подходящие к обстановке (например, при вклинении — когда и какими силами контратаковать), а штаб и</w:t>
+      </w:r>
+      <w:r>
+        <w:t xml:space="preserve"> </w:t>
+      </w:r>
+      <w:r>
+        <w:t xml:space="preserve">посредник — ещё и справки об организации, технике и местности. Берётся вся база, как в разделе «Знания», включая материалы, которые вы добавили</w:t>
+      </w:r>
+      <w:r>
+        <w:t xml:space="preserve"> </w:t>
+      </w:r>
+      <w:r>
+        <w:t xml:space="preserve">сами (раздел 4.7), и ваши исправления. Ход операции и будущее в выписку не попадают — противник знает</w:t>
+      </w:r>
+      <w:r>
+        <w:t xml:space="preserve"> </w:t>
+      </w:r>
+      <w:r>
+        <w:t xml:space="preserve">только то, что мог знать штаб. На что опиралось решение, видно во вкладке «Посредник» → «Как действовал</w:t>
+      </w:r>
+      <w:r>
+        <w:t xml:space="preserve"> </w:t>
+      </w:r>
+      <w:r>
+        <w:t xml:space="preserve">противник»: откройте ход — строка</w:t>
+      </w:r>
+      <w:r>
+        <w:t xml:space="preserve"> </w:t>
+      </w:r>
+      <w:r>
+        <w:rPr>
+          <w:bCs/>
+          <w:b/>
+        </w:rPr>
+        <w:t xml:space="preserve">«по базе: R1, R3»</w:t>
+      </w:r>
+      <w:r>
+        <w:t xml:space="preserve"> </w:t>
+      </w:r>
+      <w:r>
+        <w:t xml:space="preserve">перечисляет правила и справки; наведите на номер,</w:t>
+      </w:r>
+      <w:r>
+        <w:t xml:space="preserve"> </w:t>
+      </w:r>
+      <w:r>
+        <w:t xml:space="preserve">чтобы увидеть название записи, щёлкните — запись откроется в «Знаниях». Если выписку не удалось собрать</w:t>
+      </w:r>
+      <w:r>
+        <w:t xml:space="preserve"> </w:t>
+      </w:r>
+      <w:r>
+        <w:t xml:space="preserve">вовремя, противник получает её по встроенной базе, без ваших материалов, и в «Журнале» хода об этом</w:t>
+      </w:r>
+      <w:r>
+        <w:t xml:space="preserve"> </w:t>
+      </w:r>
+      <w:r>
+        <w:t xml:space="preserve">есть заметка.</w:t>
       </w:r>
     </w:p>
     <w:p>
       <w:pPr>
         <w:pStyle w:val="BodyText"/>
-      </w:pPr>
-      <w:r>
-        <w:rPr>
-          <w:bCs/>
-          <w:b/>
-        </w:rPr>
-        <w:t xml:space="preserve">Конец игры.</w:t>
-      </w:r>
-      <w:r>
-        <w:t xml:space="preserve"> </w:t>
-      </w:r>
-      <w:r>
-        <w:t xml:space="preserve">Игра идёт до победы или поражения. Победа — цель, указанная вверху экрана, для</w:t>
-      </w:r>
-      <w:r>
-        <w:t xml:space="preserve"> </w:t>
-      </w:r>
-      <w:r>
-        <w:t xml:space="preserve">Берлинской операции это Знамя Победы над рейхстагом. Поражение — войска потеряли</w:t>
-      </w:r>
-      <w:r>
-        <w:t xml:space="preserve"> </w:t>
-      </w:r>
-      <w:r>
-        <w:t xml:space="preserve">боеспособность или вышел предельный срок.</w:t>
-      </w:r>
-    </w:p>
-    <w:bookmarkEnd w:id="69"/>
-    <w:bookmarkStart w:id="70" w:name="X7106e6cc71591eea1cf2fbac548c569a0da98e8"/>
-    <w:p>
-      <w:pPr>
-        <w:pStyle w:val="Heading3"/>
-      </w:pPr>
-      <w:r>
-        <w:t xml:space="preserve">4.6. Разобрать игру</w:t>
-      </w:r>
-    </w:p>
-    <w:p>
-      <w:pPr>
-        <w:pStyle w:val="FirstParagraph"/>
-      </w:pPr>
-      <w:r>
-        <w:rPr>
-          <w:bCs/>
-          <w:b/>
-        </w:rPr>
-        <w:t xml:space="preserve">Разбор операции</w:t>
-      </w:r>
-      <w:r>
-        <w:t xml:space="preserve"> </w:t>
-      </w:r>
-      <w:r>
-        <w:t xml:space="preserve">— отчётный документ о вашей игре. Языковая модель пишет его по записи игры</w:t>
-      </w:r>
-      <w:r>
-        <w:t xml:space="preserve"> </w:t>
-      </w:r>
-      <w:r>
-        <w:t xml:space="preserve">от лица экспертов: замысел и ведение операции, разведка, тыл, переправы, управление, резервы,</w:t>
-      </w:r>
-      <w:r>
-        <w:t xml:space="preserve"> </w:t>
-      </w:r>
-      <w:r>
-        <w:t xml:space="preserve">сравнение с историей, оценка и уроки.</w:t>
-      </w:r>
-    </w:p>
-    <w:p>
-      <w:pPr>
-        <w:numPr>
-          <w:ilvl w:val="0"/>
-          <w:numId w:val="1035"/>
-        </w:numPr>
-        <w:pStyle w:val="Compact"/>
-      </w:pPr>
-      <w:r>
-        <w:t xml:space="preserve">После игры нажмите</w:t>
-      </w:r>
-      <w:r>
-        <w:t xml:space="preserve"> </w:t>
-      </w:r>
-      <w:r>
-        <w:rPr>
-          <w:bCs/>
-          <w:b/>
-        </w:rPr>
-        <w:t xml:space="preserve">«Разбор операции»</w:t>
-      </w:r>
-      <w:r>
-        <w:t xml:space="preserve">. Во время игры он доступен из меню «⋯» —</w:t>
-      </w:r>
-      <w:r>
-        <w:t xml:space="preserve"> </w:t>
-      </w:r>
-      <w:r>
-        <w:t xml:space="preserve">«Разбор операции (отчёт, PDF)…».</w:t>
-      </w:r>
-    </w:p>
-    <w:p>
-      <w:pPr>
-        <w:numPr>
-          <w:ilvl w:val="0"/>
-          <w:numId w:val="1035"/>
-        </w:numPr>
-        <w:pStyle w:val="Compact"/>
-      </w:pPr>
-      <w:r>
-        <w:t xml:space="preserve">Слева отметьте нужные разделы.</w:t>
-      </w:r>
-    </w:p>
-    <w:p>
-      <w:pPr>
-        <w:numPr>
-          <w:ilvl w:val="0"/>
-          <w:numId w:val="1035"/>
-        </w:numPr>
-        <w:pStyle w:val="Compact"/>
-      </w:pPr>
-      <w:r>
-        <w:t xml:space="preserve">Нажмите</w:t>
-      </w:r>
-      <w:r>
-        <w:t xml:space="preserve"> </w:t>
-      </w:r>
-      <w:r>
-        <w:rPr>
-          <w:bCs/>
-          <w:b/>
-        </w:rPr>
-        <w:t xml:space="preserve">«Составить разбор»</w:t>
-      </w:r>
-      <w:r>
-        <w:t xml:space="preserve">. Разделы пишутся по очереди, итог — последним. Окно можно</w:t>
-      </w:r>
-      <w:r>
-        <w:t xml:space="preserve"> </w:t>
-      </w:r>
-      <w:r>
-        <w:t xml:space="preserve">закрыть: разбор продолжится и сохранится.</w:t>
-      </w:r>
-    </w:p>
-    <w:p>
-      <w:pPr>
-        <w:numPr>
-          <w:ilvl w:val="0"/>
-          <w:numId w:val="1035"/>
-        </w:numPr>
-        <w:pStyle w:val="Compact"/>
-      </w:pPr>
-      <w:r>
-        <w:t xml:space="preserve">Готовый разбор скачайте кнопкой</w:t>
-      </w:r>
-      <w:r>
-        <w:t xml:space="preserve"> </w:t>
-      </w:r>
-      <w:r>
-        <w:rPr>
-          <w:bCs/>
-          <w:b/>
-        </w:rPr>
-        <w:t xml:space="preserve">«Скачать PDF»</w:t>
-      </w:r>
-      <w:r>
-        <w:t xml:space="preserve"> </w:t>
-      </w:r>
-      <w:r>
-        <w:t xml:space="preserve">или распечатайте («печать»). Не</w:t>
-      </w:r>
-      <w:r>
-        <w:t xml:space="preserve"> </w:t>
-      </w:r>
-      <w:r>
-        <w:t xml:space="preserve">понравившийся раздел можно «переписать».</w:t>
-      </w:r>
-    </w:p>
-    <w:p>
-      <w:pPr>
-        <w:pStyle w:val="FirstParagraph"/>
-      </w:pPr>
-      <w:r>
-        <w:t xml:space="preserve">Для учебных целей полезен и</w:t>
-      </w:r>
-      <w:r>
-        <w:t xml:space="preserve"> </w:t>
-      </w:r>
-      <w:r>
-        <w:rPr>
-          <w:bCs/>
-          <w:b/>
-        </w:rPr>
-        <w:t xml:space="preserve">журнал боевых действий</w:t>
-      </w:r>
-      <w:r>
-        <w:t xml:space="preserve">: его можно скачать в меню «⋯» или во</w:t>
-      </w:r>
-      <w:r>
-        <w:t xml:space="preserve"> </w:t>
-      </w:r>
-      <w:r>
-        <w:t xml:space="preserve">вкладке «Журнал».</w:t>
-      </w:r>
-    </w:p>
-    <w:bookmarkEnd w:id="70"/>
-    <w:bookmarkStart w:id="74" w:name="X72914477f7bc6923dd1fe850084a92ef18622ae"/>
-    <w:p>
-      <w:pPr>
-        <w:pStyle w:val="Heading3"/>
-      </w:pPr>
-      <w:r>
-        <w:t xml:space="preserve">4.7. Добавить свои материалы в базу знаний</w:t>
-      </w:r>
-    </w:p>
-    <w:p>
-      <w:pPr>
-        <w:pStyle w:val="FirstParagraph"/>
-      </w:pPr>
-      <w:r>
-        <w:rPr>
-          <w:bCs/>
-          <w:b/>
-        </w:rPr>
-        <w:t xml:space="preserve">База знаний</w:t>
-      </w:r>
-      <w:r>
-        <w:t xml:space="preserve"> </w:t>
-      </w:r>
-      <w:r>
-        <w:t xml:space="preserve">— собрание сведений об операциях: записи о соединениях, командующих, боях,</w:t>
-      </w:r>
-      <w:r>
-        <w:t xml:space="preserve"> </w:t>
-      </w:r>
-      <w:r>
-        <w:t xml:space="preserve">местности, источниках. Каждая запись состоит из</w:t>
-      </w:r>
-      <w:r>
-        <w:t xml:space="preserve"> </w:t>
-      </w:r>
-      <w:r>
-        <w:rPr>
-          <w:bCs/>
-          <w:b/>
-        </w:rPr>
-        <w:t xml:space="preserve">фактов</w:t>
-      </w:r>
-      <w:r>
-        <w:t xml:space="preserve">. Факт — одно сведение с указанием</w:t>
-      </w:r>
-      <w:r>
-        <w:t xml:space="preserve"> </w:t>
-      </w:r>
-      <w:r>
-        <w:t xml:space="preserve">источника и</w:t>
-      </w:r>
-      <w:r>
-        <w:t xml:space="preserve"> </w:t>
-      </w:r>
-      <w:r>
-        <w:rPr>
-          <w:bCs/>
-          <w:b/>
-        </w:rPr>
-        <w:t xml:space="preserve">достоверности</w:t>
-      </w:r>
-      <w:r>
-        <w:t xml:space="preserve">: A — официальный справочник или исследование, B — надёжный</w:t>
-      </w:r>
-      <w:r>
-        <w:t xml:space="preserve"> </w:t>
-      </w:r>
-      <w:r>
-        <w:t xml:space="preserve">вторичный источник, C — оценка или черновик, требует проверки.</w:t>
-      </w:r>
-    </w:p>
-    <w:p>
-      <w:pPr>
-        <w:pStyle w:val="BodyText"/>
-      </w:pPr>
-      <w:r>
-        <w:rPr>
-          <w:bCs/>
-          <w:b/>
-        </w:rPr>
-        <w:t xml:space="preserve">Загрузить документ</w:t>
-      </w:r>
-    </w:p>
-    <w:p>
-      <w:pPr>
-        <w:numPr>
-          <w:ilvl w:val="0"/>
-          <w:numId w:val="1036"/>
-        </w:numPr>
-        <w:pStyle w:val="Compact"/>
-      </w:pPr>
-      <w:r>
-        <w:t xml:space="preserve">Откройте</w:t>
-      </w:r>
-      <w:r>
-        <w:t xml:space="preserve"> </w:t>
-      </w:r>
-      <w:r>
-        <w:rPr>
-          <w:bCs/>
-          <w:b/>
-        </w:rPr>
-        <w:t xml:space="preserve">«Знания»</w:t>
-      </w:r>
-      <w:r>
-        <w:t xml:space="preserve">, вкладка</w:t>
-      </w:r>
-      <w:r>
-        <w:t xml:space="preserve"> </w:t>
-      </w:r>
-      <w:r>
-        <w:rPr>
-          <w:bCs/>
-          <w:b/>
-        </w:rPr>
-        <w:t xml:space="preserve">«Документы»</w:t>
-      </w:r>
-      <w:r>
-        <w:t xml:space="preserve">.</w:t>
-      </w:r>
-    </w:p>
-    <w:p>
-      <w:pPr>
-        <w:numPr>
-          <w:ilvl w:val="0"/>
-          <w:numId w:val="1036"/>
-        </w:numPr>
-        <w:pStyle w:val="Compact"/>
-      </w:pPr>
-      <w:r>
-        <w:t xml:space="preserve">Вверху справа выберите</w:t>
-      </w:r>
-      <w:r>
-        <w:t xml:space="preserve"> </w:t>
-      </w:r>
-      <w:r>
-        <w:rPr>
-          <w:bCs/>
-          <w:b/>
-        </w:rPr>
-        <w:t xml:space="preserve">операцию</w:t>
-      </w:r>
-      <w:r>
-        <w:t xml:space="preserve">, к которой относится документ. Тогда факты будут</w:t>
-      </w:r>
-      <w:r>
-        <w:t xml:space="preserve"> </w:t>
-      </w:r>
-      <w:r>
-        <w:t xml:space="preserve">проверяться по составу её войск и по её местности.</w:t>
-      </w:r>
-    </w:p>
-    <w:p>
-      <w:pPr>
-        <w:numPr>
-          <w:ilvl w:val="0"/>
-          <w:numId w:val="1036"/>
-        </w:numPr>
-        <w:pStyle w:val="Compact"/>
-      </w:pPr>
-      <w:r>
-        <w:t xml:space="preserve">Выберите</w:t>
-      </w:r>
-      <w:r>
-        <w:t xml:space="preserve"> </w:t>
-      </w:r>
-      <w:r>
-        <w:rPr>
-          <w:bCs/>
-          <w:b/>
-        </w:rPr>
-        <w:t xml:space="preserve">«Достоверность»</w:t>
-      </w:r>
-      <w:r>
-        <w:t xml:space="preserve"> </w:t>
-      </w:r>
-      <w:r>
-        <w:t xml:space="preserve">документа и при желании напишите, что это за документ.</w:t>
-      </w:r>
-    </w:p>
-    <w:p>
-      <w:pPr>
-        <w:numPr>
-          <w:ilvl w:val="0"/>
-          <w:numId w:val="1036"/>
-        </w:numPr>
-        <w:pStyle w:val="Compact"/>
-      </w:pPr>
-      <w:r>
-        <w:t xml:space="preserve">Нажмите</w:t>
-      </w:r>
-      <w:r>
-        <w:t xml:space="preserve"> </w:t>
-      </w:r>
-      <w:r>
-        <w:rPr>
-          <w:bCs/>
-          <w:b/>
-        </w:rPr>
-        <w:t xml:space="preserve">«Загрузить…»</w:t>
-      </w:r>
-      <w:r>
-        <w:t xml:space="preserve"> </w:t>
-      </w:r>
-      <w:r>
-        <w:t xml:space="preserve">и выберите файлы. Подходят:</w:t>
-      </w:r>
-    </w:p>
-    <w:p>
-      <w:pPr>
-        <w:numPr>
-          <w:ilvl w:val="1"/>
-          <w:numId w:val="1037"/>
-        </w:numPr>
-        <w:pStyle w:val="Compact"/>
-      </w:pPr>
-      <w:r>
-        <w:rPr>
-          <w:bCs/>
-          <w:b/>
-        </w:rPr>
-        <w:t xml:space="preserve">тексты</w:t>
-      </w:r>
-      <w:r>
-        <w:t xml:space="preserve"> </w:t>
-      </w:r>
-      <w:r>
-        <w:t xml:space="preserve">— PDF с текстом, Word, HTML, txt, md;</w:t>
-      </w:r>
-    </w:p>
-    <w:p>
-      <w:pPr>
-        <w:numPr>
-          <w:ilvl w:val="1"/>
-          <w:numId w:val="1037"/>
-        </w:numPr>
-        <w:pStyle w:val="Compact"/>
-      </w:pPr>
-      <w:r>
-        <w:rPr>
-          <w:bCs/>
-          <w:b/>
-        </w:rPr>
-        <w:t xml:space="preserve">сканы</w:t>
-      </w:r>
-      <w:r>
-        <w:t xml:space="preserve"> </w:t>
-      </w:r>
-      <w:r>
-        <w:t xml:space="preserve">— PDF без текстового слоя, JPG, PNG;</w:t>
-      </w:r>
-    </w:p>
-    <w:p>
-      <w:pPr>
-        <w:numPr>
-          <w:ilvl w:val="1"/>
-          <w:numId w:val="1037"/>
-        </w:numPr>
-        <w:pStyle w:val="Compact"/>
-      </w:pPr>
-      <w:r>
-        <w:rPr>
-          <w:bCs/>
-          <w:b/>
-        </w:rPr>
-        <w:t xml:space="preserve">таблицы</w:t>
-      </w:r>
-      <w:r>
-        <w:t xml:space="preserve"> </w:t>
-      </w:r>
-      <w:r>
-        <w:t xml:space="preserve">— CSV и XLSX;</w:t>
-      </w:r>
-    </w:p>
-    <w:p>
-      <w:pPr>
-        <w:numPr>
-          <w:ilvl w:val="1"/>
-          <w:numId w:val="1037"/>
-        </w:numPr>
-        <w:pStyle w:val="Compact"/>
-      </w:pPr>
-      <w:r>
-        <w:rPr>
-          <w:bCs/>
-          <w:b/>
-        </w:rPr>
-        <w:t xml:space="preserve">пакеты фактов</w:t>
-      </w:r>
-      <w:r>
-        <w:t xml:space="preserve"> </w:t>
-      </w:r>
-      <w:r>
-        <w:t xml:space="preserve">— готовые файлы JSON особого формата.</w:t>
-      </w:r>
-    </w:p>
-    <w:p>
-      <w:pPr>
-        <w:numPr>
-          <w:ilvl w:val="0"/>
-          <w:numId w:val="1036"/>
-        </w:numPr>
-        <w:pStyle w:val="Compact"/>
-      </w:pPr>
-      <w:r>
-        <w:t xml:space="preserve">Нажмите</w:t>
-      </w:r>
-      <w:r>
-        <w:t xml:space="preserve"> </w:t>
-      </w:r>
-      <w:r>
-        <w:rPr>
-          <w:bCs/>
-          <w:b/>
-        </w:rPr>
-        <w:t xml:space="preserve">«Разобрать»</w:t>
-      </w:r>
-      <w:r>
-        <w:t xml:space="preserve"> </w:t>
-      </w:r>
-      <w:r>
-        <w:t xml:space="preserve">у документа. Программа читает его по частям и выписывает факты с</w:t>
-      </w:r>
-      <w:r>
-        <w:t xml:space="preserve"> </w:t>
-      </w:r>
-      <w:r>
-        <w:t xml:space="preserve">дословной цитатой. Под документом видно, сколько частей разобрано и сколько фактов</w:t>
-      </w:r>
-      <w:r>
-        <w:t xml:space="preserve"> </w:t>
-      </w:r>
-      <w:r>
-        <w:t xml:space="preserve">«принято автоматически», «на проверку» и «отброшено».</w:t>
-      </w:r>
-    </w:p>
-    <w:p>
-      <w:pPr>
-        <w:numPr>
-          <w:ilvl w:val="0"/>
-          <w:numId w:val="1036"/>
-        </w:numPr>
-        <w:pStyle w:val="Compact"/>
-      </w:pPr>
-      <w:r>
-        <w:t xml:space="preserve">Разбор можно остановить кнопкой «Остановить» и потом продолжить («Продолжить разбор»).</w:t>
-      </w:r>
-    </w:p>
-    <w:p>
-      <w:pPr>
-        <w:pStyle w:val="FirstParagraph"/>
       </w:pPr>
       <w:r>
         <w:drawing>
           <wp:inline>
             <wp:extent cx="5334000" cy="3333750"/>
             <wp:effectExtent b="0" l="0" r="0" t="0"/>
-            <wp:docPr descr="Загрузка документов" title="" id="72" name="Picture"/>
+            <wp:docPr descr="Посредник: на что опиралось решение противника" title="" id="70" name="Picture"/>
             <a:graphic>
               <a:graphicData uri="http://schemas.openxmlformats.org/drawingml/2006/picture">
                 <pic:pic>
                   <pic:nvPicPr>
-                    <pic:cNvPr descr="img/kb-upload-progress.jpg" id="73" name="Picture"/>
+                    <pic:cNvPr descr="img/game-umpire-basis.jpg" id="71" name="Picture"/>
                     <pic:cNvPicPr>
                       <a:picLocks noChangeArrowheads="1" noChangeAspect="1"/>
                     </pic:cNvPicPr>
                   </pic:nvPicPr>
                   <pic:blipFill>
-                    <a:blip r:embed="rId71"/>
+                    <a:blip r:embed="rId69"/>
                     <a:stretch>
                       <a:fillRect/>
                     </a:stretch>
@@ -7996,7 +7449,7 @@
           <w:iCs/>
           <w:i/>
         </w:rPr>
-        <w:t xml:space="preserve">Вкладка «Документы» для Берлинской операции: вверху — блок «Смысловой поиск», ниже — «Загрузить</w:t>
+        <w:t xml:space="preserve">Вкладка «Посредник» → «Как действовал противник» после хода: раскрыто решение штаба противника на</w:t>
       </w:r>
       <w:r>
         <w:rPr>
@@ -8010,49 +7463,7 @@
           <w:iCs/>
           <w:i/>
         </w:rPr>
-        <w:t xml:space="preserve">документы» с выбором достоверности и полем «Загрузить…», кнопки «Выгрузить мои материалы» и</w:t>
-      </w:r>
-      <w:r>
-        <w:rPr>
-          <w:iCs/>
-          <w:i/>
-        </w:rPr>
-        <w:t xml:space="preserve"> </w:t>
-      </w:r>
-      <w:r>
-        <w:rPr>
-          <w:iCs/>
-          <w:i/>
-        </w:rPr>
-        <w:t xml:space="preserve">«Загрузить выгрузку». В списке документов — пакет фактов и таблица с кнопками «Разобрать» и</w:t>
-      </w:r>
-      <w:r>
-        <w:rPr>
-          <w:iCs/>
-          <w:i/>
-        </w:rPr>
-        <w:t xml:space="preserve"> </w:t>
-      </w:r>
-      <w:r>
-        <w:rPr>
-          <w:iCs/>
-          <w:i/>
-        </w:rPr>
-        <w:t xml:space="preserve">текстовая выписка, которая разбирается: «часть 1 из 2; принято автоматически 2, на проверку 2,</w:t>
-      </w:r>
-      <w:r>
-        <w:rPr>
-          <w:iCs/>
-          <w:i/>
-        </w:rPr>
-        <w:t xml:space="preserve"> </w:t>
-      </w:r>
-      <w:r>
-        <w:rPr>
-          <w:iCs/>
-          <w:i/>
-        </w:rPr>
-        <w:t xml:space="preserve">отброшено 2» и кнопка «Остановить».</w:t>
+        <w:t xml:space="preserve">19 апреля — строка «по базе: R1», ниже приказы его соединениям, распоряжение о подвозе и оценка обстановки.</w:t>
       </w:r>
     </w:p>
     <w:p>
@@ -8064,138 +7475,116 @@
           <w:bCs/>
           <w:b/>
         </w:rPr>
-        <w:t xml:space="preserve">Что нужно для разных документов</w:t>
-      </w:r>
-    </w:p>
-    <w:p>
-      <w:pPr>
-        <w:numPr>
-          <w:ilvl w:val="0"/>
-          <w:numId w:val="1038"/>
-        </w:numPr>
-        <w:pStyle w:val="Compact"/>
-      </w:pPr>
-      <w:r>
-        <w:rPr>
-          <w:bCs/>
-          <w:b/>
-        </w:rPr>
-        <w:t xml:space="preserve">Текст</w:t>
-      </w:r>
-      <w:r>
-        <w:t xml:space="preserve"> </w:t>
-      </w:r>
-      <w:r>
-        <w:t xml:space="preserve">разбирает языковая модель.</w:t>
-      </w:r>
-    </w:p>
-    <w:p>
-      <w:pPr>
-        <w:numPr>
-          <w:ilvl w:val="0"/>
-          <w:numId w:val="1038"/>
-        </w:numPr>
-        <w:pStyle w:val="Compact"/>
-      </w:pPr>
-      <w:r>
-        <w:rPr>
-          <w:bCs/>
-          <w:b/>
-        </w:rPr>
-        <w:t xml:space="preserve">Скан</w:t>
-      </w:r>
-      <w:r>
-        <w:t xml:space="preserve"> </w:t>
-      </w:r>
-      <w:r>
-        <w:t xml:space="preserve">читает только</w:t>
-      </w:r>
-      <w:r>
-        <w:t xml:space="preserve"> </w:t>
-      </w:r>
-      <w:r>
-        <w:rPr>
-          <w:bCs/>
-          <w:b/>
-        </w:rPr>
-        <w:t xml:space="preserve">модель со зрением</w:t>
-      </w:r>
-      <w:r>
-        <w:t xml:space="preserve">. Выберите её в «Моделирование → Модели → Модели</w:t>
-      </w:r>
-      <w:r>
-        <w:t xml:space="preserve"> </w:t>
-      </w:r>
-      <w:r>
-        <w:t xml:space="preserve">по ролям», строка «Чтение сканов», и нажмите «Проверить» — программа убедится, что модель</w:t>
-      </w:r>
-      <w:r>
-        <w:t xml:space="preserve"> </w:t>
-      </w:r>
-      <w:r>
-        <w:t xml:space="preserve">видит картинки.</w:t>
-      </w:r>
-    </w:p>
-    <w:p>
-      <w:pPr>
-        <w:numPr>
-          <w:ilvl w:val="0"/>
-          <w:numId w:val="1038"/>
-        </w:numPr>
-        <w:pStyle w:val="Compact"/>
-      </w:pPr>
-      <w:r>
-        <w:rPr>
-          <w:bCs/>
-          <w:b/>
-        </w:rPr>
-        <w:t xml:space="preserve">Таблицу</w:t>
-      </w:r>
-      <w:r>
-        <w:t xml:space="preserve"> </w:t>
-      </w:r>
-      <w:r>
-        <w:t xml:space="preserve">программа разбирает сама, без языковой модели. Если столбцы таблицы непривычные,</w:t>
-      </w:r>
-      <w:r>
-        <w:t xml:space="preserve"> </w:t>
-      </w:r>
-      <w:r>
-        <w:t xml:space="preserve">откроется окно сопоставления: для каждого столбца выберите, что в нём (соединение, дата,</w:t>
-      </w:r>
-      <w:r>
-        <w:t xml:space="preserve"> </w:t>
-      </w:r>
-      <w:r>
-        <w:t xml:space="preserve">число людей, потерь и так далее), и нажмите «Разобрать». Модель, если она подключена,</w:t>
-      </w:r>
-      <w:r>
-        <w:t xml:space="preserve"> </w:t>
-      </w:r>
-      <w:r>
-        <w:t xml:space="preserve">предложит сопоставление сама.</w:t>
-      </w:r>
-    </w:p>
-    <w:p>
-      <w:pPr>
-        <w:numPr>
-          <w:ilvl w:val="0"/>
-          <w:numId w:val="1038"/>
-        </w:numPr>
-        <w:pStyle w:val="Compact"/>
-      </w:pPr>
-      <w:r>
-        <w:rPr>
-          <w:bCs/>
-          <w:b/>
-        </w:rPr>
-        <w:t xml:space="preserve">Пакет фактов</w:t>
-      </w:r>
-      <w:r>
-        <w:t xml:space="preserve"> </w:t>
-      </w:r>
-      <w:r>
-        <w:t xml:space="preserve">тоже разбирается без модели.</w:t>
+        <w:t xml:space="preserve">Сохранение.</w:t>
+      </w:r>
+      <w:r>
+        <w:t xml:space="preserve"> </w:t>
+      </w:r>
+      <w:r>
+        <w:t xml:space="preserve">Игра сохраняется сама после каждого хода. Меню</w:t>
+      </w:r>
+      <w:r>
+        <w:t xml:space="preserve"> </w:t>
+      </w:r>
+      <w:r>
+        <w:rPr>
+          <w:bCs/>
+          <w:b/>
+        </w:rPr>
+        <w:t xml:space="preserve">«⋯»</w:t>
+      </w:r>
+      <w:r>
+        <w:t xml:space="preserve"> </w:t>
+      </w:r>
+      <w:r>
+        <w:t xml:space="preserve">вверху слева:</w:t>
+      </w:r>
+      <w:r>
+        <w:t xml:space="preserve"> </w:t>
+      </w:r>
+      <w:r>
+        <w:t xml:space="preserve">«Выйти (игра сохранена)», «Завершить и удалить игру», «Скачать журнал боевых действий (.md)»,</w:t>
+      </w:r>
+      <w:r>
+        <w:t xml:space="preserve"> </w:t>
+      </w:r>
+      <w:r>
+        <w:t xml:space="preserve">«Скачать запись игры (.json)», «Открыть карту в редакторе». Чтобы продолжить, откройте</w:t>
+      </w:r>
+      <w:r>
+        <w:t xml:space="preserve"> </w:t>
+      </w:r>
+      <w:r>
+        <w:t xml:space="preserve">«Переигровку»: вверху будет блок</w:t>
+      </w:r>
+      <w:r>
+        <w:t xml:space="preserve"> </w:t>
+      </w:r>
+      <w:r>
+        <w:rPr>
+          <w:bCs/>
+          <w:b/>
+        </w:rPr>
+        <w:t xml:space="preserve">«Незавершённая игра»</w:t>
+      </w:r>
+      <w:r>
+        <w:t xml:space="preserve"> </w:t>
+      </w:r>
+      <w:r>
+        <w:t xml:space="preserve">с кнопкой</w:t>
+      </w:r>
+      <w:r>
+        <w:t xml:space="preserve"> </w:t>
+      </w:r>
+      <w:r>
+        <w:rPr>
+          <w:bCs/>
+          <w:b/>
+        </w:rPr>
+        <w:t xml:space="preserve">«Продолжить»</w:t>
+      </w:r>
+      <w:r>
+        <w:t xml:space="preserve">.</w:t>
+      </w:r>
+    </w:p>
+    <w:p>
+      <w:pPr>
+        <w:pStyle w:val="BodyText"/>
+      </w:pPr>
+      <w:r>
+        <w:rPr>
+          <w:bCs/>
+          <w:b/>
+        </w:rPr>
+        <w:t xml:space="preserve">Конец игры.</w:t>
+      </w:r>
+      <w:r>
+        <w:t xml:space="preserve"> </w:t>
+      </w:r>
+      <w:r>
+        <w:t xml:space="preserve">Игра идёт до победы или поражения. Победа — цель, указанная вверху экрана, для</w:t>
+      </w:r>
+      <w:r>
+        <w:t xml:space="preserve"> </w:t>
+      </w:r>
+      <w:r>
+        <w:t xml:space="preserve">Берлинской операции это Знамя Победы над рейхстагом. Поражение — войска потеряли</w:t>
+      </w:r>
+      <w:r>
+        <w:t xml:space="preserve"> </w:t>
+      </w:r>
+      <w:r>
+        <w:t xml:space="preserve">боеспособность или вышел предельный срок.</w:t>
+      </w:r>
+    </w:p>
+    <w:bookmarkEnd w:id="72"/>
+    <w:bookmarkStart w:id="73" w:name="X7106e6cc71591eea1cf2fbac548c569a0da98e8"/>
+    <w:p>
+      <w:pPr>
+        <w:pStyle w:val="Heading3"/>
+      </w:pPr>
+      <w:r>
+        <w:t xml:space="preserve">4.6. Разобрать игру</w:t>
       </w:r>
     </w:p>
     <w:p>
@@ -8207,73 +7596,232 @@
           <w:bCs/>
           <w:b/>
         </w:rPr>
-        <w:t xml:space="preserve">Итоги документа.</w:t>
-      </w:r>
-      <w:r>
-        <w:t xml:space="preserve"> </w:t>
-      </w:r>
-      <w:r>
-        <w:t xml:space="preserve">Кнопка</w:t>
-      </w:r>
-      <w:r>
-        <w:t xml:space="preserve"> </w:t>
-      </w:r>
-      <w:r>
-        <w:rPr>
-          <w:bCs/>
-          <w:b/>
-        </w:rPr>
-        <w:t xml:space="preserve">«Итоги»</w:t>
-      </w:r>
-      <w:r>
-        <w:t xml:space="preserve"> </w:t>
-      </w:r>
-      <w:r>
-        <w:t xml:space="preserve">под документом показывает, что принято в базу, что ждёт</w:t>
-      </w:r>
-      <w:r>
-        <w:t xml:space="preserve"> </w:t>
-      </w:r>
-      <w:r>
-        <w:t xml:space="preserve">проверки и что отброшено — с причинами.</w:t>
-      </w:r>
-      <w:r>
-        <w:t xml:space="preserve"> </w:t>
-      </w:r>
-      <w:r>
-        <w:rPr>
-          <w:bCs/>
-          <w:b/>
-        </w:rPr>
-        <w:t xml:space="preserve">«Откатить документ»</w:t>
-      </w:r>
-      <w:r>
-        <w:t xml:space="preserve"> </w:t>
-      </w:r>
-      <w:r>
-        <w:t xml:space="preserve">снимает из базы всё, что было</w:t>
-      </w:r>
-      <w:r>
-        <w:t xml:space="preserve"> </w:t>
-      </w:r>
-      <w:r>
-        <w:t xml:space="preserve">принято из него автоматически.</w:t>
-      </w:r>
-      <w:r>
-        <w:t xml:space="preserve"> </w:t>
-      </w:r>
-      <w:r>
-        <w:rPr>
-          <w:bCs/>
-          <w:b/>
-        </w:rPr>
-        <w:t xml:space="preserve">«удалить»</w:t>
-      </w:r>
-      <w:r>
-        <w:t xml:space="preserve"> </w:t>
-      </w:r>
-      <w:r>
-        <w:t xml:space="preserve">удаляет документ.</w:t>
+        <w:t xml:space="preserve">Разбор операции</w:t>
+      </w:r>
+      <w:r>
+        <w:t xml:space="preserve"> </w:t>
+      </w:r>
+      <w:r>
+        <w:t xml:space="preserve">— отчётный документ о вашей игре. Языковая модель пишет его по записи игры</w:t>
+      </w:r>
+      <w:r>
+        <w:t xml:space="preserve"> </w:t>
+      </w:r>
+      <w:r>
+        <w:t xml:space="preserve">от лица экспертов: замысел и ведение операции, разведка, тыл, переправы, управление, резервы,</w:t>
+      </w:r>
+      <w:r>
+        <w:t xml:space="preserve"> </w:t>
+      </w:r>
+      <w:r>
+        <w:t xml:space="preserve">сравнение с историей, оценка и уроки.</w:t>
+      </w:r>
+    </w:p>
+    <w:p>
+      <w:pPr>
+        <w:numPr>
+          <w:ilvl w:val="0"/>
+          <w:numId w:val="1035"/>
+        </w:numPr>
+        <w:pStyle w:val="Compact"/>
+      </w:pPr>
+      <w:r>
+        <w:t xml:space="preserve">После игры нажмите</w:t>
+      </w:r>
+      <w:r>
+        <w:t xml:space="preserve"> </w:t>
+      </w:r>
+      <w:r>
+        <w:rPr>
+          <w:bCs/>
+          <w:b/>
+        </w:rPr>
+        <w:t xml:space="preserve">«Разбор операции»</w:t>
+      </w:r>
+      <w:r>
+        <w:t xml:space="preserve">. Во время игры он доступен из меню «⋯» —</w:t>
+      </w:r>
+      <w:r>
+        <w:t xml:space="preserve"> </w:t>
+      </w:r>
+      <w:r>
+        <w:t xml:space="preserve">«Разбор операции (отчёт, PDF)…».</w:t>
+      </w:r>
+    </w:p>
+    <w:p>
+      <w:pPr>
+        <w:numPr>
+          <w:ilvl w:val="0"/>
+          <w:numId w:val="1035"/>
+        </w:numPr>
+        <w:pStyle w:val="Compact"/>
+      </w:pPr>
+      <w:r>
+        <w:t xml:space="preserve">Слева отметьте нужные разделы.</w:t>
+      </w:r>
+    </w:p>
+    <w:p>
+      <w:pPr>
+        <w:numPr>
+          <w:ilvl w:val="0"/>
+          <w:numId w:val="1035"/>
+        </w:numPr>
+        <w:pStyle w:val="Compact"/>
+      </w:pPr>
+      <w:r>
+        <w:t xml:space="preserve">Нажмите</w:t>
+      </w:r>
+      <w:r>
+        <w:t xml:space="preserve"> </w:t>
+      </w:r>
+      <w:r>
+        <w:rPr>
+          <w:bCs/>
+          <w:b/>
+        </w:rPr>
+        <w:t xml:space="preserve">«Составить разбор»</w:t>
+      </w:r>
+      <w:r>
+        <w:t xml:space="preserve">. Разделы пишутся по очереди, итог — последним. Окно можно</w:t>
+      </w:r>
+      <w:r>
+        <w:t xml:space="preserve"> </w:t>
+      </w:r>
+      <w:r>
+        <w:t xml:space="preserve">закрыть: разбор продолжится и сохранится.</w:t>
+      </w:r>
+    </w:p>
+    <w:p>
+      <w:pPr>
+        <w:numPr>
+          <w:ilvl w:val="0"/>
+          <w:numId w:val="1035"/>
+        </w:numPr>
+        <w:pStyle w:val="Compact"/>
+      </w:pPr>
+      <w:r>
+        <w:t xml:space="preserve">Готовый разбор скачайте кнопкой</w:t>
+      </w:r>
+      <w:r>
+        <w:t xml:space="preserve"> </w:t>
+      </w:r>
+      <w:r>
+        <w:rPr>
+          <w:bCs/>
+          <w:b/>
+        </w:rPr>
+        <w:t xml:space="preserve">«Скачать PDF»</w:t>
+      </w:r>
+      <w:r>
+        <w:t xml:space="preserve"> </w:t>
+      </w:r>
+      <w:r>
+        <w:t xml:space="preserve">или распечатайте («печать»). Не</w:t>
+      </w:r>
+      <w:r>
+        <w:t xml:space="preserve"> </w:t>
+      </w:r>
+      <w:r>
+        <w:t xml:space="preserve">понравившийся раздел можно «переписать».</w:t>
+      </w:r>
+    </w:p>
+    <w:p>
+      <w:pPr>
+        <w:pStyle w:val="FirstParagraph"/>
+      </w:pPr>
+      <w:r>
+        <w:t xml:space="preserve">Для учебных целей полезен и</w:t>
+      </w:r>
+      <w:r>
+        <w:t xml:space="preserve"> </w:t>
+      </w:r>
+      <w:r>
+        <w:rPr>
+          <w:bCs/>
+          <w:b/>
+        </w:rPr>
+        <w:t xml:space="preserve">журнал боевых действий</w:t>
+      </w:r>
+      <w:r>
+        <w:t xml:space="preserve">: его можно скачать в меню «⋯» или во</w:t>
+      </w:r>
+      <w:r>
+        <w:t xml:space="preserve"> </w:t>
+      </w:r>
+      <w:r>
+        <w:t xml:space="preserve">вкладке «Журнал».</w:t>
+      </w:r>
+    </w:p>
+    <w:bookmarkEnd w:id="73"/>
+    <w:bookmarkStart w:id="77" w:name="X72914477f7bc6923dd1fe850084a92ef18622ae"/>
+    <w:p>
+      <w:pPr>
+        <w:pStyle w:val="Heading3"/>
+      </w:pPr>
+      <w:r>
+        <w:t xml:space="preserve">4.7. Добавить свои материалы в базу знаний</w:t>
+      </w:r>
+    </w:p>
+    <w:p>
+      <w:pPr>
+        <w:pStyle w:val="FirstParagraph"/>
+      </w:pPr>
+      <w:r>
+        <w:rPr>
+          <w:bCs/>
+          <w:b/>
+        </w:rPr>
+        <w:t xml:space="preserve">База знаний</w:t>
+      </w:r>
+      <w:r>
+        <w:t xml:space="preserve"> </w:t>
+      </w:r>
+      <w:r>
+        <w:t xml:space="preserve">— собрание сведений об операциях: записи о соединениях, командующих, боях,</w:t>
+      </w:r>
+      <w:r>
+        <w:t xml:space="preserve"> </w:t>
+      </w:r>
+      <w:r>
+        <w:t xml:space="preserve">местности, источниках. Каждая запись состоит из</w:t>
+      </w:r>
+      <w:r>
+        <w:t xml:space="preserve"> </w:t>
+      </w:r>
+      <w:r>
+        <w:rPr>
+          <w:bCs/>
+          <w:b/>
+        </w:rPr>
+        <w:t xml:space="preserve">фактов</w:t>
+      </w:r>
+      <w:r>
+        <w:t xml:space="preserve">. Факт — одно сведение с указанием</w:t>
+      </w:r>
+      <w:r>
+        <w:t xml:space="preserve"> </w:t>
+      </w:r>
+      <w:r>
+        <w:t xml:space="preserve">источника и</w:t>
+      </w:r>
+      <w:r>
+        <w:t xml:space="preserve"> </w:t>
+      </w:r>
+      <w:r>
+        <w:rPr>
+          <w:bCs/>
+          <w:b/>
+        </w:rPr>
+        <w:t xml:space="preserve">достоверности</w:t>
+      </w:r>
+      <w:r>
+        <w:t xml:space="preserve">: A — официальный справочник или исследование, B — надёжный</w:t>
+      </w:r>
+      <w:r>
+        <w:t xml:space="preserve"> </w:t>
+      </w:r>
+      <w:r>
+        <w:t xml:space="preserve">вторичный источник, C — оценка или черновик, требует проверки.</w:t>
       </w:r>
     </w:p>
     <w:p>
@@ -8285,57 +7833,42 @@
           <w:bCs/>
           <w:b/>
         </w:rPr>
-        <w:t xml:space="preserve">Добавить факт вручную</w:t>
-      </w:r>
-    </w:p>
-    <w:p>
-      <w:pPr>
-        <w:numPr>
-          <w:ilvl w:val="0"/>
-          <w:numId w:val="1039"/>
-        </w:numPr>
-        <w:pStyle w:val="Compact"/>
-      </w:pPr>
-      <w:r>
-        <w:t xml:space="preserve">На вкладке</w:t>
-      </w:r>
-      <w:r>
-        <w:t xml:space="preserve"> </w:t>
-      </w:r>
-      <w:r>
-        <w:rPr>
-          <w:bCs/>
-          <w:b/>
-        </w:rPr>
-        <w:t xml:space="preserve">«Материалы»</w:t>
-      </w:r>
-      <w:r>
-        <w:t xml:space="preserve"> </w:t>
-      </w:r>
-      <w:r>
-        <w:t xml:space="preserve">откройте нужную запись, например «8-я гвардейская армия».</w:t>
-      </w:r>
-    </w:p>
-    <w:p>
-      <w:pPr>
-        <w:numPr>
-          <w:ilvl w:val="0"/>
-          <w:numId w:val="1039"/>
-        </w:numPr>
-        <w:pStyle w:val="Compact"/>
-      </w:pPr>
-      <w:r>
-        <w:t xml:space="preserve">Под таблицей фактов нажмите</w:t>
-      </w:r>
-      <w:r>
-        <w:t xml:space="preserve"> </w:t>
-      </w:r>
-      <w:r>
-        <w:rPr>
-          <w:bCs/>
-          <w:b/>
-        </w:rPr>
-        <w:t xml:space="preserve">«+ Факт»</w:t>
+        <w:t xml:space="preserve">Загрузить документ</w:t>
+      </w:r>
+    </w:p>
+    <w:p>
+      <w:pPr>
+        <w:numPr>
+          <w:ilvl w:val="0"/>
+          <w:numId w:val="1036"/>
+        </w:numPr>
+        <w:pStyle w:val="Compact"/>
+      </w:pPr>
+      <w:r>
+        <w:t xml:space="preserve">Откройте</w:t>
+      </w:r>
+      <w:r>
+        <w:t xml:space="preserve"> </w:t>
+      </w:r>
+      <w:r>
+        <w:rPr>
+          <w:bCs/>
+          <w:b/>
+        </w:rPr>
+        <w:t xml:space="preserve">«Знания»</w:t>
+      </w:r>
+      <w:r>
+        <w:t xml:space="preserve">, вкладка</w:t>
+      </w:r>
+      <w:r>
+        <w:t xml:space="preserve"> </w:t>
+      </w:r>
+      <w:r>
+        <w:rPr>
+          <w:bCs/>
+          <w:b/>
+        </w:rPr>
+        <w:t xml:space="preserve">«Документы»</w:t>
       </w:r>
       <w:r>
         <w:t xml:space="preserve">.</w:t>
@@ -8345,413 +7878,250 @@
       <w:pPr>
         <w:numPr>
           <w:ilvl w:val="0"/>
-          <w:numId w:val="1039"/>
-        </w:numPr>
-        <w:pStyle w:val="Compact"/>
-      </w:pPr>
-      <w:r>
-        <w:t xml:space="preserve">Выберите вид факта (численность, потери, подчинённость, положение и другие) и заполните поля,</w:t>
-      </w:r>
-      <w:r>
-        <w:t xml:space="preserve"> </w:t>
-      </w:r>
-      <w:r>
-        <w:t xml:space="preserve">источник, страницы и достоверность.</w:t>
-      </w:r>
-    </w:p>
-    <w:p>
-      <w:pPr>
-        <w:numPr>
-          <w:ilvl w:val="0"/>
-          <w:numId w:val="1039"/>
-        </w:numPr>
-        <w:pStyle w:val="Compact"/>
-      </w:pPr>
-      <w:r>
-        <w:t xml:space="preserve">Сохраните. Если что-то выглядит сомнительно, форма предупредит, но сохранить можно.</w:t>
+          <w:numId w:val="1036"/>
+        </w:numPr>
+        <w:pStyle w:val="Compact"/>
+      </w:pPr>
+      <w:r>
+        <w:t xml:space="preserve">Вверху справа выберите</w:t>
+      </w:r>
+      <w:r>
+        <w:t xml:space="preserve"> </w:t>
+      </w:r>
+      <w:r>
+        <w:rPr>
+          <w:bCs/>
+          <w:b/>
+        </w:rPr>
+        <w:t xml:space="preserve">операцию</w:t>
+      </w:r>
+      <w:r>
+        <w:t xml:space="preserve">, к которой относится документ. Тогда факты будут</w:t>
+      </w:r>
+      <w:r>
+        <w:t xml:space="preserve"> </w:t>
+      </w:r>
+      <w:r>
+        <w:t xml:space="preserve">проверяться по составу её войск и по её местности.</w:t>
+      </w:r>
+    </w:p>
+    <w:p>
+      <w:pPr>
+        <w:numPr>
+          <w:ilvl w:val="0"/>
+          <w:numId w:val="1036"/>
+        </w:numPr>
+        <w:pStyle w:val="Compact"/>
+      </w:pPr>
+      <w:r>
+        <w:t xml:space="preserve">Выберите</w:t>
+      </w:r>
+      <w:r>
+        <w:t xml:space="preserve"> </w:t>
+      </w:r>
+      <w:r>
+        <w:rPr>
+          <w:bCs/>
+          <w:b/>
+        </w:rPr>
+        <w:t xml:space="preserve">«Достоверность»</w:t>
+      </w:r>
+      <w:r>
+        <w:t xml:space="preserve"> </w:t>
+      </w:r>
+      <w:r>
+        <w:t xml:space="preserve">документа и при желании напишите, что это за документ.</w:t>
+      </w:r>
+    </w:p>
+    <w:p>
+      <w:pPr>
+        <w:numPr>
+          <w:ilvl w:val="0"/>
+          <w:numId w:val="1036"/>
+        </w:numPr>
+        <w:pStyle w:val="Compact"/>
+      </w:pPr>
+      <w:r>
+        <w:t xml:space="preserve">Нажмите</w:t>
+      </w:r>
+      <w:r>
+        <w:t xml:space="preserve"> </w:t>
+      </w:r>
+      <w:r>
+        <w:rPr>
+          <w:bCs/>
+          <w:b/>
+        </w:rPr>
+        <w:t xml:space="preserve">«Загрузить…»</w:t>
+      </w:r>
+      <w:r>
+        <w:t xml:space="preserve"> </w:t>
+      </w:r>
+      <w:r>
+        <w:t xml:space="preserve">и выберите файлы. Подходят:</w:t>
+      </w:r>
+    </w:p>
+    <w:p>
+      <w:pPr>
+        <w:numPr>
+          <w:ilvl w:val="1"/>
+          <w:numId w:val="1037"/>
+        </w:numPr>
+        <w:pStyle w:val="Compact"/>
+      </w:pPr>
+      <w:r>
+        <w:rPr>
+          <w:bCs/>
+          <w:b/>
+        </w:rPr>
+        <w:t xml:space="preserve">тексты</w:t>
+      </w:r>
+      <w:r>
+        <w:t xml:space="preserve"> </w:t>
+      </w:r>
+      <w:r>
+        <w:t xml:space="preserve">— PDF с текстом, Word, HTML, txt, md;</w:t>
+      </w:r>
+    </w:p>
+    <w:p>
+      <w:pPr>
+        <w:numPr>
+          <w:ilvl w:val="1"/>
+          <w:numId w:val="1037"/>
+        </w:numPr>
+        <w:pStyle w:val="Compact"/>
+      </w:pPr>
+      <w:r>
+        <w:rPr>
+          <w:bCs/>
+          <w:b/>
+        </w:rPr>
+        <w:t xml:space="preserve">сканы</w:t>
+      </w:r>
+      <w:r>
+        <w:t xml:space="preserve"> </w:t>
+      </w:r>
+      <w:r>
+        <w:t xml:space="preserve">— PDF без текстового слоя, JPG, PNG;</w:t>
+      </w:r>
+    </w:p>
+    <w:p>
+      <w:pPr>
+        <w:numPr>
+          <w:ilvl w:val="1"/>
+          <w:numId w:val="1037"/>
+        </w:numPr>
+        <w:pStyle w:val="Compact"/>
+      </w:pPr>
+      <w:r>
+        <w:rPr>
+          <w:bCs/>
+          <w:b/>
+        </w:rPr>
+        <w:t xml:space="preserve">таблицы</w:t>
+      </w:r>
+      <w:r>
+        <w:t xml:space="preserve"> </w:t>
+      </w:r>
+      <w:r>
+        <w:t xml:space="preserve">— CSV и XLSX;</w:t>
+      </w:r>
+    </w:p>
+    <w:p>
+      <w:pPr>
+        <w:numPr>
+          <w:ilvl w:val="1"/>
+          <w:numId w:val="1037"/>
+        </w:numPr>
+        <w:pStyle w:val="Compact"/>
+      </w:pPr>
+      <w:r>
+        <w:rPr>
+          <w:bCs/>
+          <w:b/>
+        </w:rPr>
+        <w:t xml:space="preserve">пакеты фактов</w:t>
+      </w:r>
+      <w:r>
+        <w:t xml:space="preserve"> </w:t>
+      </w:r>
+      <w:r>
+        <w:t xml:space="preserve">— готовые файлы JSON особого формата.</w:t>
+      </w:r>
+    </w:p>
+    <w:p>
+      <w:pPr>
+        <w:numPr>
+          <w:ilvl w:val="0"/>
+          <w:numId w:val="1036"/>
+        </w:numPr>
+        <w:pStyle w:val="Compact"/>
+      </w:pPr>
+      <w:r>
+        <w:t xml:space="preserve">Нажмите</w:t>
+      </w:r>
+      <w:r>
+        <w:t xml:space="preserve"> </w:t>
+      </w:r>
+      <w:r>
+        <w:rPr>
+          <w:bCs/>
+          <w:b/>
+        </w:rPr>
+        <w:t xml:space="preserve">«Разобрать»</w:t>
+      </w:r>
+      <w:r>
+        <w:t xml:space="preserve"> </w:t>
+      </w:r>
+      <w:r>
+        <w:t xml:space="preserve">у документа. Программа читает его по частям и выписывает факты с</w:t>
+      </w:r>
+      <w:r>
+        <w:t xml:space="preserve"> </w:t>
+      </w:r>
+      <w:r>
+        <w:t xml:space="preserve">дословной цитатой. Под документом видно, сколько частей разобрано и сколько фактов</w:t>
+      </w:r>
+      <w:r>
+        <w:t xml:space="preserve"> </w:t>
+      </w:r>
+      <w:r>
+        <w:t xml:space="preserve">«принято автоматически», «на проверку» и «отброшено».</w:t>
+      </w:r>
+    </w:p>
+    <w:p>
+      <w:pPr>
+        <w:numPr>
+          <w:ilvl w:val="0"/>
+          <w:numId w:val="1036"/>
+        </w:numPr>
+        <w:pStyle w:val="Compact"/>
+      </w:pPr>
+      <w:r>
+        <w:t xml:space="preserve">Разбор можно остановить кнопкой «Остановить» и потом продолжить («Продолжить разбор»).</w:t>
       </w:r>
     </w:p>
     <w:p>
       <w:pPr>
         <w:pStyle w:val="FirstParagraph"/>
-      </w:pPr>
-      <w:r>
-        <w:t xml:space="preserve">Свои факты можно «изменить» и «удалить». Встроенный факт не удаляется, но его можно</w:t>
-      </w:r>
-      <w:r>
-        <w:t xml:space="preserve"> </w:t>
-      </w:r>
-      <w:r>
-        <w:t xml:space="preserve">«исправить»: тогда в расчёт пойдёт ваше исправление.</w:t>
-      </w:r>
-    </w:p>
-    <w:bookmarkEnd w:id="74"/>
-    <w:bookmarkStart w:id="78" w:name="X05fb97dfc6ccf16b9026d192ae479be724f828b"/>
-    <w:p>
-      <w:pPr>
-        <w:pStyle w:val="Heading3"/>
-      </w:pPr>
-      <w:r>
-        <w:t xml:space="preserve">4.8. Проверить найденные факты</w:t>
-      </w:r>
-    </w:p>
-    <w:p>
-      <w:pPr>
-        <w:pStyle w:val="FirstParagraph"/>
-      </w:pPr>
-      <w:r>
-        <w:t xml:space="preserve">Не каждый факт программа берёт в базу сама. Перед этим она проверяет:</w:t>
-      </w:r>
-    </w:p>
-    <w:p>
-      <w:pPr>
-        <w:numPr>
-          <w:ilvl w:val="0"/>
-          <w:numId w:val="1040"/>
-        </w:numPr>
-        <w:pStyle w:val="Compact"/>
-      </w:pPr>
-      <w:r>
-        <w:t xml:space="preserve">есть ли цитата в документе и есть ли в ней те же числа;</w:t>
-      </w:r>
-    </w:p>
-    <w:p>
-      <w:pPr>
-        <w:numPr>
-          <w:ilvl w:val="0"/>
-          <w:numId w:val="1040"/>
-        </w:numPr>
-        <w:pStyle w:val="Compact"/>
-      </w:pPr>
-      <w:r>
-        <w:t xml:space="preserve">нашлось ли соединение, о котором речь, и место на карте;</w:t>
-      </w:r>
-    </w:p>
-    <w:p>
-      <w:pPr>
-        <w:numPr>
-          <w:ilvl w:val="0"/>
-          <w:numId w:val="1040"/>
-        </w:numPr>
-        <w:pStyle w:val="Compact"/>
-      </w:pPr>
-      <w:r>
-        <w:t xml:space="preserve">попадает ли дата в сроки операции;</w:t>
-      </w:r>
-    </w:p>
-    <w:p>
-      <w:pPr>
-        <w:numPr>
-          <w:ilvl w:val="0"/>
-          <w:numId w:val="1040"/>
-        </w:numPr>
-        <w:pStyle w:val="Compact"/>
-      </w:pPr>
-      <w:r>
-        <w:t xml:space="preserve">правдоподобно ли число (например, потери за сутки не больше трети численности);</w:t>
-      </w:r>
-    </w:p>
-    <w:p>
-      <w:pPr>
-        <w:numPr>
-          <w:ilvl w:val="0"/>
-          <w:numId w:val="1040"/>
-        </w:numPr>
-        <w:pStyle w:val="Compact"/>
-      </w:pPr>
-      <w:r>
-        <w:t xml:space="preserve">нет ли уже такого же факта;</w:t>
-      </w:r>
-    </w:p>
-    <w:p>
-      <w:pPr>
-        <w:numPr>
-          <w:ilvl w:val="0"/>
-          <w:numId w:val="1040"/>
-        </w:numPr>
-        <w:pStyle w:val="Compact"/>
-      </w:pPr>
-      <w:r>
-        <w:t xml:space="preserve">согласна ли вторая модель с прочтением цитаты (</w:t>
-      </w:r>
-      <w:r>
-        <w:rPr>
-          <w:bCs/>
-          <w:b/>
-        </w:rPr>
-        <w:t xml:space="preserve">перекрёстная проверка</w:t>
-      </w:r>
-      <w:r>
-        <w:t xml:space="preserve">).</w:t>
-      </w:r>
-    </w:p>
-    <w:p>
-      <w:pPr>
-        <w:pStyle w:val="FirstParagraph"/>
-      </w:pPr>
-      <w:r>
-        <w:t xml:space="preserve">Если есть ошибка, факт отбрасывается. Если есть сомнение, факт ждёт вашего решения на вкладке</w:t>
-      </w:r>
-      <w:r>
-        <w:t xml:space="preserve"> </w:t>
-      </w:r>
-      <w:r>
-        <w:rPr>
-          <w:bCs/>
-          <w:b/>
-        </w:rPr>
-        <w:t xml:space="preserve">«На проверку»</w:t>
-      </w:r>
-      <w:r>
-        <w:t xml:space="preserve">. Число рядом с её названием — сколько фактов ждёт.</w:t>
-      </w:r>
-    </w:p>
-    <w:p>
-      <w:pPr>
-        <w:numPr>
-          <w:ilvl w:val="0"/>
-          <w:numId w:val="1041"/>
-        </w:numPr>
-        <w:pStyle w:val="Compact"/>
-      </w:pPr>
-      <w:r>
-        <w:t xml:space="preserve">Откройте</w:t>
-      </w:r>
-      <w:r>
-        <w:t xml:space="preserve"> </w:t>
-      </w:r>
-      <w:r>
-        <w:rPr>
-          <w:bCs/>
-          <w:b/>
-        </w:rPr>
-        <w:t xml:space="preserve">«Знания» → «На проверку»</w:t>
-      </w:r>
-      <w:r>
-        <w:t xml:space="preserve">.</w:t>
-      </w:r>
-    </w:p>
-    <w:p>
-      <w:pPr>
-        <w:numPr>
-          <w:ilvl w:val="0"/>
-          <w:numId w:val="1041"/>
-        </w:numPr>
-        <w:pStyle w:val="Compact"/>
-      </w:pPr>
-      <w:r>
-        <w:t xml:space="preserve">Сверху — фильтры по документу, виду, соединению и причине сомнения.</w:t>
-      </w:r>
-    </w:p>
-    <w:p>
-      <w:pPr>
-        <w:numPr>
-          <w:ilvl w:val="0"/>
-          <w:numId w:val="1041"/>
-        </w:numPr>
-        <w:pStyle w:val="Compact"/>
-      </w:pPr>
-      <w:r>
-        <w:t xml:space="preserve">В карточке факта слева — что выписано и</w:t>
-      </w:r>
-      <w:r>
-        <w:t xml:space="preserve"> </w:t>
-      </w:r>
-      <w:r>
-        <w:rPr>
-          <w:bCs/>
-          <w:b/>
-        </w:rPr>
-        <w:t xml:space="preserve">почему сомнение</w:t>
-      </w:r>
-      <w:r>
-        <w:t xml:space="preserve">. Справа —</w:t>
-      </w:r>
-      <w:r>
-        <w:t xml:space="preserve"> </w:t>
-      </w:r>
-      <w:r>
-        <w:rPr>
-          <w:bCs/>
-          <w:b/>
-        </w:rPr>
-        <w:t xml:space="preserve">доказательство</w:t>
-      </w:r>
-      <w:r>
-        <w:t xml:space="preserve">:</w:t>
-      </w:r>
-      <w:r>
-        <w:t xml:space="preserve"> </w:t>
-      </w:r>
-      <w:r>
-        <w:t xml:space="preserve">цитата с подсвеченными числами, строка таблицы или страница скана с рамкой вокруг нужного</w:t>
-      </w:r>
-      <w:r>
-        <w:t xml:space="preserve"> </w:t>
-      </w:r>
-      <w:r>
-        <w:t xml:space="preserve">места.</w:t>
-      </w:r>
-    </w:p>
-    <w:p>
-      <w:pPr>
-        <w:numPr>
-          <w:ilvl w:val="0"/>
-          <w:numId w:val="1041"/>
-        </w:numPr>
-        <w:pStyle w:val="Compact"/>
-      </w:pPr>
-      <w:r>
-        <w:t xml:space="preserve">Поправьте поля, если нужно: выберите соединение, исправьте число или дату.</w:t>
-      </w:r>
-    </w:p>
-    <w:p>
-      <w:pPr>
-        <w:numPr>
-          <w:ilvl w:val="0"/>
-          <w:numId w:val="1041"/>
-        </w:numPr>
-        <w:pStyle w:val="Compact"/>
-      </w:pPr>
-      <w:r>
-        <w:t xml:space="preserve">Нажмите</w:t>
-      </w:r>
-      <w:r>
-        <w:t xml:space="preserve"> </w:t>
-      </w:r>
-      <w:r>
-        <w:rPr>
-          <w:bCs/>
-          <w:b/>
-        </w:rPr>
-        <w:t xml:space="preserve">«Принять»</w:t>
-      </w:r>
-      <w:r>
-        <w:t xml:space="preserve"> </w:t>
-      </w:r>
-      <w:r>
-        <w:t xml:space="preserve">(после правки — «Принять с правкой») или</w:t>
-      </w:r>
-      <w:r>
-        <w:t xml:space="preserve"> </w:t>
-      </w:r>
-      <w:r>
-        <w:rPr>
-          <w:bCs/>
-          <w:b/>
-        </w:rPr>
-        <w:t xml:space="preserve">«Отклонить»</w:t>
-      </w:r>
-      <w:r>
-        <w:t xml:space="preserve">.</w:t>
-      </w:r>
-    </w:p>
-    <w:p>
-      <w:pPr>
-        <w:numPr>
-          <w:ilvl w:val="0"/>
-          <w:numId w:val="1041"/>
-        </w:numPr>
-        <w:pStyle w:val="Compact"/>
-      </w:pPr>
-      <w:r>
-        <w:t xml:space="preserve">Если неясно, нажмите</w:t>
-      </w:r>
-      <w:r>
-        <w:t xml:space="preserve"> </w:t>
-      </w:r>
-      <w:r>
-        <w:rPr>
-          <w:bCs/>
-          <w:b/>
-        </w:rPr>
-        <w:t xml:space="preserve">«Почему сомнение»</w:t>
-      </w:r>
-      <w:r>
-        <w:t xml:space="preserve"> </w:t>
-      </w:r>
-      <w:r>
-        <w:t xml:space="preserve">или</w:t>
-      </w:r>
-      <w:r>
-        <w:t xml:space="preserve"> </w:t>
-      </w:r>
-      <w:r>
-        <w:rPr>
-          <w:bCs/>
-          <w:b/>
-        </w:rPr>
-        <w:t xml:space="preserve">«Предложи исправление»</w:t>
-      </w:r>
-      <w:r>
-        <w:t xml:space="preserve"> </w:t>
-      </w:r>
-      <w:r>
-        <w:t xml:space="preserve">— модель объяснит</w:t>
-      </w:r>
-      <w:r>
-        <w:t xml:space="preserve"> </w:t>
-      </w:r>
-      <w:r>
-        <w:t xml:space="preserve">или подскажет правку. Решение всё равно принимаете вы.</w:t>
-      </w:r>
-    </w:p>
-    <w:p>
-      <w:pPr>
-        <w:pStyle w:val="FirstParagraph"/>
-      </w:pPr>
-      <w:r>
-        <w:t xml:space="preserve">Если сомнений одного вида много и вы уверены в документе, есть кнопка</w:t>
-      </w:r>
-      <w:r>
-        <w:t xml:space="preserve"> </w:t>
-      </w:r>
-      <w:r>
-        <w:rPr>
-          <w:bCs/>
-          <w:b/>
-        </w:rPr>
-        <w:t xml:space="preserve">«Принять все, где</w:t>
-      </w:r>
-      <w:r>
-        <w:rPr>
-          <w:bCs/>
-          <w:b/>
-        </w:rPr>
-        <w:t xml:space="preserve"> </w:t>
-      </w:r>
-      <w:r>
-        <w:rPr>
-          <w:bCs/>
-          <w:b/>
-        </w:rPr>
-        <w:t xml:space="preserve">сомнение только в …»</w:t>
-      </w:r>
-      <w:r>
-        <w:t xml:space="preserve">.</w:t>
-      </w:r>
-    </w:p>
-    <w:p>
-      <w:pPr>
-        <w:pStyle w:val="BodyText"/>
       </w:pPr>
       <w:r>
         <w:drawing>
           <wp:inline>
             <wp:extent cx="5334000" cy="3333750"/>
             <wp:effectExtent b="0" l="0" r="0" t="0"/>
-            <wp:docPr descr="Очередь «На проверку»" title="" id="76" name="Picture"/>
+            <wp:docPr descr="Загрузка документов" title="" id="75" name="Picture"/>
             <a:graphic>
               <a:graphicData uri="http://schemas.openxmlformats.org/drawingml/2006/picture">
                 <pic:pic>
                   <pic:nvPicPr>
-                    <pic:cNvPr descr="img/kb-queue.jpg" id="77" name="Picture"/>
+                    <pic:cNvPr descr="img/kb-upload-progress.jpg" id="76" name="Picture"/>
                     <pic:cNvPicPr>
                       <a:picLocks noChangeArrowheads="1" noChangeAspect="1"/>
                     </pic:cNvPicPr>
                   </pic:nvPicPr>
                   <pic:blipFill>
-                    <a:blip r:embed="rId75"/>
+                    <a:blip r:embed="rId74"/>
                     <a:stretch>
                       <a:fillRect/>
                     </a:stretch>
@@ -8787,7 +8157,7 @@
           <w:iCs/>
           <w:i/>
         </w:rPr>
-        <w:t xml:space="preserve">Вкладка «На проверку»: «8 ждут проверки», причины — соединение 5, дата 1, правдоподобие 1,</w:t>
+        <w:t xml:space="preserve">Вкладка «Документы» для Берлинской операции: вверху — блок «Смысловой поиск», ниже — «Загрузить</w:t>
       </w:r>
       <w:r>
         <w:rPr>
@@ -8801,7 +8171,7 @@
           <w:iCs/>
           <w:i/>
         </w:rPr>
-        <w:t xml:space="preserve">перекрёстная проверка 1. Первая карточка — численность «79 ск», название подходит к двум</w:t>
+        <w:t xml:space="preserve">документы» с выбором достоверности и полем «Загрузить…», кнопки «Выгрузить мои материалы» и</w:t>
       </w:r>
       <w:r>
         <w:rPr>
@@ -8815,7 +8185,7 @@
           <w:iCs/>
           <w:i/>
         </w:rPr>
-        <w:t xml:space="preserve">корпусам, соединение не выбрано; вторая — потери, которые перекрёстная проверка сочла потерями</w:t>
+        <w:t xml:space="preserve">«Загрузить выгрузку». В списке документов — пакет фактов и таблица с кнопками «Разобрать» и</w:t>
       </w:r>
       <w:r>
         <w:rPr>
@@ -8829,7 +8199,7 @@
           <w:iCs/>
           <w:i/>
         </w:rPr>
-        <w:t xml:space="preserve">противника; третья — потери 2-й гв. танковой армии больше трети её численности. У карточек —</w:t>
+        <w:t xml:space="preserve">текстовая выписка, которая разбирается: «часть 1 из 2; принято автоматически 2, на проверку 2,</w:t>
       </w:r>
       <w:r>
         <w:rPr>
@@ -8843,38 +8213,465 @@
           <w:iCs/>
           <w:i/>
         </w:rPr>
-        <w:t xml:space="preserve">«Принять», «Отклонить», «Почему сомнение», «Предложи исправление»; справа — цитаты и строка</w:t>
-      </w:r>
-      <w:r>
-        <w:rPr>
-          <w:iCs/>
-          <w:i/>
-        </w:rPr>
-        <w:t xml:space="preserve"> </w:t>
-      </w:r>
-      <w:r>
-        <w:rPr>
-          <w:iCs/>
-          <w:i/>
-        </w:rPr>
-        <w:t xml:space="preserve">таблицы.</w:t>
-      </w:r>
-    </w:p>
-    <w:bookmarkEnd w:id="78"/>
-    <w:bookmarkStart w:id="85" w:name="X79ca80bab96b716a7916509ca46fd996a83e852"/>
+        <w:t xml:space="preserve">отброшено 2» и кнопка «Остановить».</w:t>
+      </w:r>
+    </w:p>
+    <w:p>
+      <w:pPr>
+        <w:pStyle w:val="BodyText"/>
+      </w:pPr>
+      <w:r>
+        <w:rPr>
+          <w:bCs/>
+          <w:b/>
+        </w:rPr>
+        <w:t xml:space="preserve">Что нужно для разных документов</w:t>
+      </w:r>
+    </w:p>
+    <w:p>
+      <w:pPr>
+        <w:numPr>
+          <w:ilvl w:val="0"/>
+          <w:numId w:val="1038"/>
+        </w:numPr>
+        <w:pStyle w:val="Compact"/>
+      </w:pPr>
+      <w:r>
+        <w:rPr>
+          <w:bCs/>
+          <w:b/>
+        </w:rPr>
+        <w:t xml:space="preserve">Текст</w:t>
+      </w:r>
+      <w:r>
+        <w:t xml:space="preserve"> </w:t>
+      </w:r>
+      <w:r>
+        <w:t xml:space="preserve">разбирает языковая модель.</w:t>
+      </w:r>
+    </w:p>
+    <w:p>
+      <w:pPr>
+        <w:numPr>
+          <w:ilvl w:val="0"/>
+          <w:numId w:val="1038"/>
+        </w:numPr>
+        <w:pStyle w:val="Compact"/>
+      </w:pPr>
+      <w:r>
+        <w:rPr>
+          <w:bCs/>
+          <w:b/>
+        </w:rPr>
+        <w:t xml:space="preserve">Скан</w:t>
+      </w:r>
+      <w:r>
+        <w:t xml:space="preserve"> </w:t>
+      </w:r>
+      <w:r>
+        <w:t xml:space="preserve">читает только</w:t>
+      </w:r>
+      <w:r>
+        <w:t xml:space="preserve"> </w:t>
+      </w:r>
+      <w:r>
+        <w:rPr>
+          <w:bCs/>
+          <w:b/>
+        </w:rPr>
+        <w:t xml:space="preserve">модель со зрением</w:t>
+      </w:r>
+      <w:r>
+        <w:t xml:space="preserve">. Выберите её в «Моделирование → Модели → Модели</w:t>
+      </w:r>
+      <w:r>
+        <w:t xml:space="preserve"> </w:t>
+      </w:r>
+      <w:r>
+        <w:t xml:space="preserve">по ролям», строка «Чтение сканов», и нажмите «Проверить» — программа убедится, что модель</w:t>
+      </w:r>
+      <w:r>
+        <w:t xml:space="preserve"> </w:t>
+      </w:r>
+      <w:r>
+        <w:t xml:space="preserve">видит картинки.</w:t>
+      </w:r>
+    </w:p>
+    <w:p>
+      <w:pPr>
+        <w:numPr>
+          <w:ilvl w:val="0"/>
+          <w:numId w:val="1038"/>
+        </w:numPr>
+        <w:pStyle w:val="Compact"/>
+      </w:pPr>
+      <w:r>
+        <w:rPr>
+          <w:bCs/>
+          <w:b/>
+        </w:rPr>
+        <w:t xml:space="preserve">Таблицу</w:t>
+      </w:r>
+      <w:r>
+        <w:t xml:space="preserve"> </w:t>
+      </w:r>
+      <w:r>
+        <w:t xml:space="preserve">программа разбирает сама, без языковой модели. Если столбцы таблицы непривычные,</w:t>
+      </w:r>
+      <w:r>
+        <w:t xml:space="preserve"> </w:t>
+      </w:r>
+      <w:r>
+        <w:t xml:space="preserve">откроется окно сопоставления: для каждого столбца выберите, что в нём (соединение, дата,</w:t>
+      </w:r>
+      <w:r>
+        <w:t xml:space="preserve"> </w:t>
+      </w:r>
+      <w:r>
+        <w:t xml:space="preserve">число людей, потерь и так далее), и нажмите «Разобрать». Модель, если она подключена,</w:t>
+      </w:r>
+      <w:r>
+        <w:t xml:space="preserve"> </w:t>
+      </w:r>
+      <w:r>
+        <w:t xml:space="preserve">предложит сопоставление сама.</w:t>
+      </w:r>
+    </w:p>
+    <w:p>
+      <w:pPr>
+        <w:numPr>
+          <w:ilvl w:val="0"/>
+          <w:numId w:val="1038"/>
+        </w:numPr>
+        <w:pStyle w:val="Compact"/>
+      </w:pPr>
+      <w:r>
+        <w:rPr>
+          <w:bCs/>
+          <w:b/>
+        </w:rPr>
+        <w:t xml:space="preserve">Пакет фактов</w:t>
+      </w:r>
+      <w:r>
+        <w:t xml:space="preserve"> </w:t>
+      </w:r>
+      <w:r>
+        <w:t xml:space="preserve">тоже разбирается без модели.</w:t>
+      </w:r>
+    </w:p>
+    <w:p>
+      <w:pPr>
+        <w:pStyle w:val="FirstParagraph"/>
+      </w:pPr>
+      <w:r>
+        <w:rPr>
+          <w:bCs/>
+          <w:b/>
+        </w:rPr>
+        <w:t xml:space="preserve">Итоги документа.</w:t>
+      </w:r>
+      <w:r>
+        <w:t xml:space="preserve"> </w:t>
+      </w:r>
+      <w:r>
+        <w:t xml:space="preserve">Кнопка</w:t>
+      </w:r>
+      <w:r>
+        <w:t xml:space="preserve"> </w:t>
+      </w:r>
+      <w:r>
+        <w:rPr>
+          <w:bCs/>
+          <w:b/>
+        </w:rPr>
+        <w:t xml:space="preserve">«Итоги»</w:t>
+      </w:r>
+      <w:r>
+        <w:t xml:space="preserve"> </w:t>
+      </w:r>
+      <w:r>
+        <w:t xml:space="preserve">под документом показывает, что принято в базу, что ждёт</w:t>
+      </w:r>
+      <w:r>
+        <w:t xml:space="preserve"> </w:t>
+      </w:r>
+      <w:r>
+        <w:t xml:space="preserve">проверки и что отброшено — с причинами.</w:t>
+      </w:r>
+      <w:r>
+        <w:t xml:space="preserve"> </w:t>
+      </w:r>
+      <w:r>
+        <w:rPr>
+          <w:bCs/>
+          <w:b/>
+        </w:rPr>
+        <w:t xml:space="preserve">«Откатить документ»</w:t>
+      </w:r>
+      <w:r>
+        <w:t xml:space="preserve"> </w:t>
+      </w:r>
+      <w:r>
+        <w:t xml:space="preserve">снимает из базы всё, что было</w:t>
+      </w:r>
+      <w:r>
+        <w:t xml:space="preserve"> </w:t>
+      </w:r>
+      <w:r>
+        <w:t xml:space="preserve">принято из него автоматически.</w:t>
+      </w:r>
+      <w:r>
+        <w:t xml:space="preserve"> </w:t>
+      </w:r>
+      <w:r>
+        <w:rPr>
+          <w:bCs/>
+          <w:b/>
+        </w:rPr>
+        <w:t xml:space="preserve">«удалить»</w:t>
+      </w:r>
+      <w:r>
+        <w:t xml:space="preserve"> </w:t>
+      </w:r>
+      <w:r>
+        <w:t xml:space="preserve">удаляет документ.</w:t>
+      </w:r>
+    </w:p>
+    <w:p>
+      <w:pPr>
+        <w:pStyle w:val="BodyText"/>
+      </w:pPr>
+      <w:r>
+        <w:rPr>
+          <w:bCs/>
+          <w:b/>
+        </w:rPr>
+        <w:t xml:space="preserve">Добавить факт вручную</w:t>
+      </w:r>
+    </w:p>
+    <w:p>
+      <w:pPr>
+        <w:numPr>
+          <w:ilvl w:val="0"/>
+          <w:numId w:val="1039"/>
+        </w:numPr>
+        <w:pStyle w:val="Compact"/>
+      </w:pPr>
+      <w:r>
+        <w:t xml:space="preserve">На вкладке</w:t>
+      </w:r>
+      <w:r>
+        <w:t xml:space="preserve"> </w:t>
+      </w:r>
+      <w:r>
+        <w:rPr>
+          <w:bCs/>
+          <w:b/>
+        </w:rPr>
+        <w:t xml:space="preserve">«Материалы»</w:t>
+      </w:r>
+      <w:r>
+        <w:t xml:space="preserve"> </w:t>
+      </w:r>
+      <w:r>
+        <w:t xml:space="preserve">откройте нужную запись, например «8-я гвардейская армия».</w:t>
+      </w:r>
+    </w:p>
+    <w:p>
+      <w:pPr>
+        <w:numPr>
+          <w:ilvl w:val="0"/>
+          <w:numId w:val="1039"/>
+        </w:numPr>
+        <w:pStyle w:val="Compact"/>
+      </w:pPr>
+      <w:r>
+        <w:t xml:space="preserve">Под таблицей фактов нажмите</w:t>
+      </w:r>
+      <w:r>
+        <w:t xml:space="preserve"> </w:t>
+      </w:r>
+      <w:r>
+        <w:rPr>
+          <w:bCs/>
+          <w:b/>
+        </w:rPr>
+        <w:t xml:space="preserve">«+ Факт»</w:t>
+      </w:r>
+      <w:r>
+        <w:t xml:space="preserve">.</w:t>
+      </w:r>
+    </w:p>
+    <w:p>
+      <w:pPr>
+        <w:numPr>
+          <w:ilvl w:val="0"/>
+          <w:numId w:val="1039"/>
+        </w:numPr>
+        <w:pStyle w:val="Compact"/>
+      </w:pPr>
+      <w:r>
+        <w:t xml:space="preserve">Выберите вид факта (численность, потери, подчинённость, положение и другие) и заполните поля,</w:t>
+      </w:r>
+      <w:r>
+        <w:t xml:space="preserve"> </w:t>
+      </w:r>
+      <w:r>
+        <w:t xml:space="preserve">источник, страницы и достоверность.</w:t>
+      </w:r>
+    </w:p>
+    <w:p>
+      <w:pPr>
+        <w:numPr>
+          <w:ilvl w:val="0"/>
+          <w:numId w:val="1039"/>
+        </w:numPr>
+        <w:pStyle w:val="Compact"/>
+      </w:pPr>
+      <w:r>
+        <w:t xml:space="preserve">Сохраните. Если что-то выглядит сомнительно, форма предупредит, но сохранить можно.</w:t>
+      </w:r>
+    </w:p>
+    <w:p>
+      <w:pPr>
+        <w:pStyle w:val="FirstParagraph"/>
+      </w:pPr>
+      <w:r>
+        <w:t xml:space="preserve">Свои факты можно «изменить» и «удалить». Встроенный факт не удаляется, но его можно</w:t>
+      </w:r>
+      <w:r>
+        <w:t xml:space="preserve"> </w:t>
+      </w:r>
+      <w:r>
+        <w:t xml:space="preserve">«исправить»: тогда в расчёт пойдёт ваше исправление.</w:t>
+      </w:r>
+    </w:p>
+    <w:bookmarkEnd w:id="77"/>
+    <w:bookmarkStart w:id="81" w:name="X05fb97dfc6ccf16b9026d192ae479be724f828b"/>
     <w:p>
       <w:pPr>
         <w:pStyle w:val="Heading3"/>
       </w:pPr>
       <w:r>
-        <w:t xml:space="preserve">4.9. Задать вопрос по базе знаний</w:t>
-      </w:r>
-    </w:p>
-    <w:p>
-      <w:pPr>
-        <w:numPr>
-          <w:ilvl w:val="0"/>
-          <w:numId w:val="1042"/>
+        <w:t xml:space="preserve">4.8. Проверить найденные факты</w:t>
+      </w:r>
+    </w:p>
+    <w:p>
+      <w:pPr>
+        <w:pStyle w:val="FirstParagraph"/>
+      </w:pPr>
+      <w:r>
+        <w:t xml:space="preserve">Не каждый факт программа берёт в базу сама. Перед этим она проверяет:</w:t>
+      </w:r>
+    </w:p>
+    <w:p>
+      <w:pPr>
+        <w:numPr>
+          <w:ilvl w:val="0"/>
+          <w:numId w:val="1040"/>
+        </w:numPr>
+        <w:pStyle w:val="Compact"/>
+      </w:pPr>
+      <w:r>
+        <w:t xml:space="preserve">есть ли цитата в документе и есть ли в ней те же числа;</w:t>
+      </w:r>
+    </w:p>
+    <w:p>
+      <w:pPr>
+        <w:numPr>
+          <w:ilvl w:val="0"/>
+          <w:numId w:val="1040"/>
+        </w:numPr>
+        <w:pStyle w:val="Compact"/>
+      </w:pPr>
+      <w:r>
+        <w:t xml:space="preserve">нашлось ли соединение, о котором речь, и место на карте;</w:t>
+      </w:r>
+    </w:p>
+    <w:p>
+      <w:pPr>
+        <w:numPr>
+          <w:ilvl w:val="0"/>
+          <w:numId w:val="1040"/>
+        </w:numPr>
+        <w:pStyle w:val="Compact"/>
+      </w:pPr>
+      <w:r>
+        <w:t xml:space="preserve">попадает ли дата в сроки операции;</w:t>
+      </w:r>
+    </w:p>
+    <w:p>
+      <w:pPr>
+        <w:numPr>
+          <w:ilvl w:val="0"/>
+          <w:numId w:val="1040"/>
+        </w:numPr>
+        <w:pStyle w:val="Compact"/>
+      </w:pPr>
+      <w:r>
+        <w:t xml:space="preserve">правдоподобно ли число (например, потери за сутки не больше трети численности);</w:t>
+      </w:r>
+    </w:p>
+    <w:p>
+      <w:pPr>
+        <w:numPr>
+          <w:ilvl w:val="0"/>
+          <w:numId w:val="1040"/>
+        </w:numPr>
+        <w:pStyle w:val="Compact"/>
+      </w:pPr>
+      <w:r>
+        <w:t xml:space="preserve">нет ли уже такого же факта;</w:t>
+      </w:r>
+    </w:p>
+    <w:p>
+      <w:pPr>
+        <w:numPr>
+          <w:ilvl w:val="0"/>
+          <w:numId w:val="1040"/>
+        </w:numPr>
+        <w:pStyle w:val="Compact"/>
+      </w:pPr>
+      <w:r>
+        <w:t xml:space="preserve">согласна ли вторая модель с прочтением цитаты (</w:t>
+      </w:r>
+      <w:r>
+        <w:rPr>
+          <w:bCs/>
+          <w:b/>
+        </w:rPr>
+        <w:t xml:space="preserve">перекрёстная проверка</w:t>
+      </w:r>
+      <w:r>
+        <w:t xml:space="preserve">).</w:t>
+      </w:r>
+    </w:p>
+    <w:p>
+      <w:pPr>
+        <w:pStyle w:val="FirstParagraph"/>
+      </w:pPr>
+      <w:r>
+        <w:t xml:space="preserve">Если есть ошибка, факт отбрасывается. Если есть сомнение, факт ждёт вашего решения на вкладке</w:t>
+      </w:r>
+      <w:r>
+        <w:t xml:space="preserve"> </w:t>
+      </w:r>
+      <w:r>
+        <w:rPr>
+          <w:bCs/>
+          <w:b/>
+        </w:rPr>
+        <w:t xml:space="preserve">«На проверку»</w:t>
+      </w:r>
+      <w:r>
+        <w:t xml:space="preserve">. Число рядом с её названием — сколько фактов ждёт.</w:t>
+      </w:r>
+    </w:p>
+    <w:p>
+      <w:pPr>
+        <w:numPr>
+          <w:ilvl w:val="0"/>
+          <w:numId w:val="1041"/>
         </w:numPr>
         <w:pStyle w:val="Compact"/>
       </w:pPr>
@@ -8889,20 +8686,7 @@
           <w:bCs/>
           <w:b/>
         </w:rPr>
-        <w:t xml:space="preserve">«Знания» → «Материалы»</w:t>
-      </w:r>
-      <w:r>
-        <w:t xml:space="preserve">. Справа — панель</w:t>
-      </w:r>
-      <w:r>
-        <w:t xml:space="preserve"> </w:t>
-      </w:r>
-      <w:r>
-        <w:rPr>
-          <w:bCs/>
-          <w:b/>
-        </w:rPr>
-        <w:t xml:space="preserve">«Спросить»</w:t>
+        <w:t xml:space="preserve">«Знания» → «На проверку»</w:t>
       </w:r>
       <w:r>
         <w:t xml:space="preserve">.</w:t>
@@ -8912,22 +8696,137 @@
       <w:pPr>
         <w:numPr>
           <w:ilvl w:val="0"/>
-          <w:numId w:val="1042"/>
-        </w:numPr>
-        <w:pStyle w:val="Compact"/>
-      </w:pPr>
-      <w:r>
-        <w:t xml:space="preserve">Выберите режим:</w:t>
-      </w:r>
-      <w:r>
-        <w:t xml:space="preserve"> </w:t>
-      </w:r>
-      <w:r>
-        <w:rPr>
-          <w:bCs/>
-          <w:b/>
-        </w:rPr>
-        <w:t xml:space="preserve">«Ответить на вопрос»</w:t>
+          <w:numId w:val="1041"/>
+        </w:numPr>
+        <w:pStyle w:val="Compact"/>
+      </w:pPr>
+      <w:r>
+        <w:t xml:space="preserve">Сверху — фильтры по документу, виду, соединению и причине сомнения.</w:t>
+      </w:r>
+    </w:p>
+    <w:p>
+      <w:pPr>
+        <w:numPr>
+          <w:ilvl w:val="0"/>
+          <w:numId w:val="1041"/>
+        </w:numPr>
+        <w:pStyle w:val="Compact"/>
+      </w:pPr>
+      <w:r>
+        <w:t xml:space="preserve">В карточке факта слева — что выписано и</w:t>
+      </w:r>
+      <w:r>
+        <w:t xml:space="preserve"> </w:t>
+      </w:r>
+      <w:r>
+        <w:rPr>
+          <w:bCs/>
+          <w:b/>
+        </w:rPr>
+        <w:t xml:space="preserve">почему сомнение</w:t>
+      </w:r>
+      <w:r>
+        <w:t xml:space="preserve">. Справа —</w:t>
+      </w:r>
+      <w:r>
+        <w:t xml:space="preserve"> </w:t>
+      </w:r>
+      <w:r>
+        <w:rPr>
+          <w:bCs/>
+          <w:b/>
+        </w:rPr>
+        <w:t xml:space="preserve">доказательство</w:t>
+      </w:r>
+      <w:r>
+        <w:t xml:space="preserve">:</w:t>
+      </w:r>
+      <w:r>
+        <w:t xml:space="preserve"> </w:t>
+      </w:r>
+      <w:r>
+        <w:t xml:space="preserve">цитата с подсвеченными числами, строка таблицы или страница скана с рамкой вокруг нужного</w:t>
+      </w:r>
+      <w:r>
+        <w:t xml:space="preserve"> </w:t>
+      </w:r>
+      <w:r>
+        <w:t xml:space="preserve">места.</w:t>
+      </w:r>
+    </w:p>
+    <w:p>
+      <w:pPr>
+        <w:numPr>
+          <w:ilvl w:val="0"/>
+          <w:numId w:val="1041"/>
+        </w:numPr>
+        <w:pStyle w:val="Compact"/>
+      </w:pPr>
+      <w:r>
+        <w:t xml:space="preserve">Поправьте поля, если нужно: выберите соединение, исправьте число или дату.</w:t>
+      </w:r>
+    </w:p>
+    <w:p>
+      <w:pPr>
+        <w:numPr>
+          <w:ilvl w:val="0"/>
+          <w:numId w:val="1041"/>
+        </w:numPr>
+        <w:pStyle w:val="Compact"/>
+      </w:pPr>
+      <w:r>
+        <w:t xml:space="preserve">Нажмите</w:t>
+      </w:r>
+      <w:r>
+        <w:t xml:space="preserve"> </w:t>
+      </w:r>
+      <w:r>
+        <w:rPr>
+          <w:bCs/>
+          <w:b/>
+        </w:rPr>
+        <w:t xml:space="preserve">«Принять»</w:t>
+      </w:r>
+      <w:r>
+        <w:t xml:space="preserve"> </w:t>
+      </w:r>
+      <w:r>
+        <w:t xml:space="preserve">(после правки — «Принять с правкой») или</w:t>
+      </w:r>
+      <w:r>
+        <w:t xml:space="preserve"> </w:t>
+      </w:r>
+      <w:r>
+        <w:rPr>
+          <w:bCs/>
+          <w:b/>
+        </w:rPr>
+        <w:t xml:space="preserve">«Отклонить»</w:t>
+      </w:r>
+      <w:r>
+        <w:t xml:space="preserve">.</w:t>
+      </w:r>
+    </w:p>
+    <w:p>
+      <w:pPr>
+        <w:numPr>
+          <w:ilvl w:val="0"/>
+          <w:numId w:val="1041"/>
+        </w:numPr>
+        <w:pStyle w:val="Compact"/>
+      </w:pPr>
+      <w:r>
+        <w:t xml:space="preserve">Если неясно, нажмите</w:t>
+      </w:r>
+      <w:r>
+        <w:t xml:space="preserve"> </w:t>
+      </w:r>
+      <w:r>
+        <w:rPr>
+          <w:bCs/>
+          <w:b/>
+        </w:rPr>
+        <w:t xml:space="preserve">«Почему сомнение»</w:t>
       </w:r>
       <w:r>
         <w:t xml:space="preserve"> </w:t>
@@ -8943,116 +8842,54 @@
           <w:bCs/>
           <w:b/>
         </w:rPr>
-        <w:t xml:space="preserve">«Рассказать по теме»</w:t>
+        <w:t xml:space="preserve">«Предложи исправление»</w:t>
+      </w:r>
+      <w:r>
+        <w:t xml:space="preserve"> </w:t>
+      </w:r>
+      <w:r>
+        <w:t xml:space="preserve">— модель объяснит</w:t>
+      </w:r>
+      <w:r>
+        <w:t xml:space="preserve"> </w:t>
+      </w:r>
+      <w:r>
+        <w:t xml:space="preserve">или подскажет правку. Решение всё равно принимаете вы.</w:t>
+      </w:r>
+    </w:p>
+    <w:p>
+      <w:pPr>
+        <w:pStyle w:val="FirstParagraph"/>
+      </w:pPr>
+      <w:r>
+        <w:t xml:space="preserve">Если сомнений одного вида много и вы уверены в документе, есть кнопка</w:t>
+      </w:r>
+      <w:r>
+        <w:t xml:space="preserve"> </w:t>
+      </w:r>
+      <w:r>
+        <w:rPr>
+          <w:bCs/>
+          <w:b/>
+        </w:rPr>
+        <w:t xml:space="preserve">«Принять все, где</w:t>
+      </w:r>
+      <w:r>
+        <w:rPr>
+          <w:bCs/>
+          <w:b/>
+        </w:rPr>
+        <w:t xml:space="preserve"> </w:t>
+      </w:r>
+      <w:r>
+        <w:rPr>
+          <w:bCs/>
+          <w:b/>
+        </w:rPr>
+        <w:t xml:space="preserve">сомнение только в …»</w:t>
       </w:r>
       <w:r>
         <w:t xml:space="preserve">.</w:t>
-      </w:r>
-    </w:p>
-    <w:p>
-      <w:pPr>
-        <w:numPr>
-          <w:ilvl w:val="0"/>
-          <w:numId w:val="1042"/>
-        </w:numPr>
-        <w:pStyle w:val="Compact"/>
-      </w:pPr>
-      <w:r>
-        <w:t xml:space="preserve">Напишите вопрос, например «Почему прорыв на Зееловских высотах затянулся?», или тему,</w:t>
-      </w:r>
-      <w:r>
-        <w:t xml:space="preserve"> </w:t>
-      </w:r>
-      <w:r>
-        <w:t xml:space="preserve">например «котёл у Хальбе».</w:t>
-      </w:r>
-    </w:p>
-    <w:p>
-      <w:pPr>
-        <w:numPr>
-          <w:ilvl w:val="0"/>
-          <w:numId w:val="1042"/>
-        </w:numPr>
-        <w:pStyle w:val="Compact"/>
-      </w:pPr>
-      <w:r>
-        <w:t xml:space="preserve">Нажмите</w:t>
-      </w:r>
-      <w:r>
-        <w:t xml:space="preserve"> </w:t>
-      </w:r>
-      <w:r>
-        <w:rPr>
-          <w:bCs/>
-          <w:b/>
-        </w:rPr>
-        <w:t xml:space="preserve">«Спросить»</w:t>
-      </w:r>
-      <w:r>
-        <w:t xml:space="preserve"> </w:t>
-      </w:r>
-      <w:r>
-        <w:t xml:space="preserve">(«Рассказать»).</w:t>
-      </w:r>
-    </w:p>
-    <w:p>
-      <w:pPr>
-        <w:pStyle w:val="FirstParagraph"/>
-      </w:pPr>
-      <w:r>
-        <w:t xml:space="preserve">Модель отвечает</w:t>
-      </w:r>
-      <w:r>
-        <w:t xml:space="preserve"> </w:t>
-      </w:r>
-      <w:r>
-        <w:rPr>
-          <w:bCs/>
-          <w:b/>
-        </w:rPr>
-        <w:t xml:space="preserve">только по материалам базы</w:t>
-      </w:r>
-      <w:r>
-        <w:t xml:space="preserve"> </w:t>
-      </w:r>
-      <w:r>
-        <w:t xml:space="preserve">и ставит ссылки на записи. Щёлкните по ссылке,</w:t>
-      </w:r>
-      <w:r>
-        <w:t xml:space="preserve"> </w:t>
-      </w:r>
-      <w:r>
-        <w:t xml:space="preserve">чтобы открыть запись. Если в базе ответа нет, модель так и скажет.</w:t>
-      </w:r>
-    </w:p>
-    <w:p>
-      <w:pPr>
-        <w:pStyle w:val="BodyText"/>
-      </w:pPr>
-      <w:r>
-        <w:t xml:space="preserve">Слева на вкладке «Материалы» —</w:t>
-      </w:r>
-      <w:r>
-        <w:t xml:space="preserve"> </w:t>
-      </w:r>
-      <w:r>
-        <w:rPr>
-          <w:bCs/>
-          <w:b/>
-        </w:rPr>
-        <w:t xml:space="preserve">рубрикатор</w:t>
-      </w:r>
-      <w:r>
-        <w:t xml:space="preserve"> </w:t>
-      </w:r>
-      <w:r>
-        <w:t xml:space="preserve">(оглавление базы) и поиск по словам. Запись можно</w:t>
-      </w:r>
-      <w:r>
-        <w:t xml:space="preserve"> </w:t>
-      </w:r>
-      <w:r>
-        <w:t xml:space="preserve">«править» и «отметить «проверено»».</w:t>
       </w:r>
     </w:p>
     <w:p>
@@ -9064,18 +8901,18 @@
           <wp:inline>
             <wp:extent cx="5334000" cy="3333750"/>
             <wp:effectExtent b="0" l="0" r="0" t="0"/>
-            <wp:docPr descr="Знания: запись об операции и вопросы" title="" id="80" name="Picture"/>
+            <wp:docPr descr="Очередь «На проверку»" title="" id="79" name="Picture"/>
             <a:graphic>
               <a:graphicData uri="http://schemas.openxmlformats.org/drawingml/2006/picture">
                 <pic:pic>
                   <pic:nvPicPr>
-                    <pic:cNvPr descr="img/kb-browse.jpg" id="81" name="Picture"/>
+                    <pic:cNvPr descr="img/kb-queue.jpg" id="80" name="Picture"/>
                     <pic:cNvPicPr>
                       <a:picLocks noChangeArrowheads="1" noChangeAspect="1"/>
                     </pic:cNvPicPr>
                   </pic:nvPicPr>
                   <pic:blipFill>
-                    <a:blip r:embed="rId79"/>
+                    <a:blip r:embed="rId78"/>
                     <a:stretch>
                       <a:fillRect/>
                     </a:stretch>
@@ -9111,7 +8948,7 @@
           <w:iCs/>
           <w:i/>
         </w:rPr>
-        <w:t xml:space="preserve">Вкладка «Материалы», Берлинская операция: слева — рубрикатор и список записей; в центре — запись</w:t>
+        <w:t xml:space="preserve">Вкладка «На проверку»: «8 ждут проверки», причины — соединение 5, дата 1, правдоподобие 1,</w:t>
       </w:r>
       <w:r>
         <w:rPr>
@@ -9125,7 +8962,7 @@
           <w:iCs/>
           <w:i/>
         </w:rPr>
-        <w:t xml:space="preserve">«Берлинская стратегическая наступательная операция» с фактами (даты, стороны и объединения,</w:t>
+        <w:t xml:space="preserve">перекрёстная проверка 1. Первая карточка — численность «79 ск», название подходит к двум</w:t>
       </w:r>
       <w:r>
         <w:rPr>
@@ -9139,7 +8976,7 @@
           <w:iCs/>
           <w:i/>
         </w:rPr>
-        <w:t xml:space="preserve">итог, потери), у каждого — достоверность и источник; справа — панель «Спросить» с режимами</w:t>
+        <w:t xml:space="preserve">корпусам, соединение не выбрано; вторая — потери, которые перекрёстная проверка сочла потерями</w:t>
       </w:r>
       <w:r>
         <w:rPr>
@@ -9153,7 +8990,200 @@
           <w:iCs/>
           <w:i/>
         </w:rPr>
-        <w:t xml:space="preserve">«Ответить на вопрос» и «Рассказать по теме».</w:t>
+        <w:t xml:space="preserve">противника; третья — потери 2-й гв. танковой армии больше трети её численности. У карточек —</w:t>
+      </w:r>
+      <w:r>
+        <w:rPr>
+          <w:iCs/>
+          <w:i/>
+        </w:rPr>
+        <w:t xml:space="preserve"> </w:t>
+      </w:r>
+      <w:r>
+        <w:rPr>
+          <w:iCs/>
+          <w:i/>
+        </w:rPr>
+        <w:t xml:space="preserve">«Принять», «Отклонить», «Почему сомнение», «Предложи исправление»; справа — цитаты и строка</w:t>
+      </w:r>
+      <w:r>
+        <w:rPr>
+          <w:iCs/>
+          <w:i/>
+        </w:rPr>
+        <w:t xml:space="preserve"> </w:t>
+      </w:r>
+      <w:r>
+        <w:rPr>
+          <w:iCs/>
+          <w:i/>
+        </w:rPr>
+        <w:t xml:space="preserve">таблицы.</w:t>
+      </w:r>
+    </w:p>
+    <w:bookmarkEnd w:id="81"/>
+    <w:bookmarkStart w:id="88" w:name="X79ca80bab96b716a7916509ca46fd996a83e852"/>
+    <w:p>
+      <w:pPr>
+        <w:pStyle w:val="Heading3"/>
+      </w:pPr>
+      <w:r>
+        <w:t xml:space="preserve">4.9. Задать вопрос по базе знаний</w:t>
+      </w:r>
+    </w:p>
+    <w:p>
+      <w:pPr>
+        <w:numPr>
+          <w:ilvl w:val="0"/>
+          <w:numId w:val="1042"/>
+        </w:numPr>
+        <w:pStyle w:val="Compact"/>
+      </w:pPr>
+      <w:r>
+        <w:t xml:space="preserve">Откройте</w:t>
+      </w:r>
+      <w:r>
+        <w:t xml:space="preserve"> </w:t>
+      </w:r>
+      <w:r>
+        <w:rPr>
+          <w:bCs/>
+          <w:b/>
+        </w:rPr>
+        <w:t xml:space="preserve">«Знания» → «Материалы»</w:t>
+      </w:r>
+      <w:r>
+        <w:t xml:space="preserve">. Справа — панель</w:t>
+      </w:r>
+      <w:r>
+        <w:t xml:space="preserve"> </w:t>
+      </w:r>
+      <w:r>
+        <w:rPr>
+          <w:bCs/>
+          <w:b/>
+        </w:rPr>
+        <w:t xml:space="preserve">«Спросить»</w:t>
+      </w:r>
+      <w:r>
+        <w:t xml:space="preserve">.</w:t>
+      </w:r>
+    </w:p>
+    <w:p>
+      <w:pPr>
+        <w:numPr>
+          <w:ilvl w:val="0"/>
+          <w:numId w:val="1042"/>
+        </w:numPr>
+        <w:pStyle w:val="Compact"/>
+      </w:pPr>
+      <w:r>
+        <w:t xml:space="preserve">Выберите режим:</w:t>
+      </w:r>
+      <w:r>
+        <w:t xml:space="preserve"> </w:t>
+      </w:r>
+      <w:r>
+        <w:rPr>
+          <w:bCs/>
+          <w:b/>
+        </w:rPr>
+        <w:t xml:space="preserve">«Ответить на вопрос»</w:t>
+      </w:r>
+      <w:r>
+        <w:t xml:space="preserve"> </w:t>
+      </w:r>
+      <w:r>
+        <w:t xml:space="preserve">или</w:t>
+      </w:r>
+      <w:r>
+        <w:t xml:space="preserve"> </w:t>
+      </w:r>
+      <w:r>
+        <w:rPr>
+          <w:bCs/>
+          <w:b/>
+        </w:rPr>
+        <w:t xml:space="preserve">«Рассказать по теме»</w:t>
+      </w:r>
+      <w:r>
+        <w:t xml:space="preserve">.</w:t>
+      </w:r>
+    </w:p>
+    <w:p>
+      <w:pPr>
+        <w:numPr>
+          <w:ilvl w:val="0"/>
+          <w:numId w:val="1042"/>
+        </w:numPr>
+        <w:pStyle w:val="Compact"/>
+      </w:pPr>
+      <w:r>
+        <w:t xml:space="preserve">Напишите вопрос, например «Почему прорыв на Зееловских высотах затянулся?», или тему,</w:t>
+      </w:r>
+      <w:r>
+        <w:t xml:space="preserve"> </w:t>
+      </w:r>
+      <w:r>
+        <w:t xml:space="preserve">например «котёл у Хальбе».</w:t>
+      </w:r>
+    </w:p>
+    <w:p>
+      <w:pPr>
+        <w:numPr>
+          <w:ilvl w:val="0"/>
+          <w:numId w:val="1042"/>
+        </w:numPr>
+        <w:pStyle w:val="Compact"/>
+      </w:pPr>
+      <w:r>
+        <w:t xml:space="preserve">Нажмите</w:t>
+      </w:r>
+      <w:r>
+        <w:t xml:space="preserve"> </w:t>
+      </w:r>
+      <w:r>
+        <w:rPr>
+          <w:bCs/>
+          <w:b/>
+        </w:rPr>
+        <w:t xml:space="preserve">«Спросить»</w:t>
+      </w:r>
+      <w:r>
+        <w:t xml:space="preserve"> </w:t>
+      </w:r>
+      <w:r>
+        <w:t xml:space="preserve">(«Рассказать»).</w:t>
+      </w:r>
+    </w:p>
+    <w:p>
+      <w:pPr>
+        <w:pStyle w:val="FirstParagraph"/>
+      </w:pPr>
+      <w:r>
+        <w:t xml:space="preserve">Модель отвечает</w:t>
+      </w:r>
+      <w:r>
+        <w:t xml:space="preserve"> </w:t>
+      </w:r>
+      <w:r>
+        <w:rPr>
+          <w:bCs/>
+          <w:b/>
+        </w:rPr>
+        <w:t xml:space="preserve">только по материалам базы</w:t>
+      </w:r>
+      <w:r>
+        <w:t xml:space="preserve"> </w:t>
+      </w:r>
+      <w:r>
+        <w:t xml:space="preserve">и ставит ссылки на записи. Щёлкните по ссылке,</w:t>
+      </w:r>
+      <w:r>
+        <w:t xml:space="preserve"> </w:t>
+      </w:r>
+      <w:r>
+        <w:t xml:space="preserve">чтобы открыть запись. Если в базе ответа нет, модель так и скажет.</w:t>
       </w:r>
     </w:p>
     <w:p>
@@ -9161,80 +9191,29 @@
         <w:pStyle w:val="BodyText"/>
       </w:pPr>
       <w:r>
-        <w:rPr>
-          <w:bCs/>
-          <w:b/>
-        </w:rPr>
-        <w:t xml:space="preserve">Каких сведений не хватает.</w:t>
-      </w:r>
-      <w:r>
-        <w:t xml:space="preserve"> </w:t>
-      </w:r>
-      <w:r>
-        <w:t xml:space="preserve">Вкладка</w:t>
-      </w:r>
-      <w:r>
-        <w:t xml:space="preserve"> </w:t>
-      </w:r>
-      <w:r>
-        <w:rPr>
-          <w:bCs/>
-          <w:b/>
-        </w:rPr>
-        <w:t xml:space="preserve">«Полнота»</w:t>
-      </w:r>
-      <w:r>
-        <w:t xml:space="preserve"> </w:t>
-      </w:r>
-      <w:r>
-        <w:t xml:space="preserve">показывает, насколько полно описана</w:t>
-      </w:r>
-      <w:r>
-        <w:t xml:space="preserve"> </w:t>
-      </w:r>
-      <w:r>
-        <w:t xml:space="preserve">операция: по разделам (войска и командование, местность, ход операции, стороны, источники) и</w:t>
-      </w:r>
-      <w:r>
-        <w:t xml:space="preserve"> </w:t>
-      </w:r>
-      <w:r>
-        <w:t xml:space="preserve">в целом. Ниже —</w:t>
-      </w:r>
-      <w:r>
-        <w:t xml:space="preserve"> </w:t>
-      </w:r>
-      <w:r>
-        <w:rPr>
-          <w:bCs/>
-          <w:b/>
-        </w:rPr>
-        <w:t xml:space="preserve">«Что искать в первую очередь»</w:t>
-      </w:r>
-      <w:r>
-        <w:t xml:space="preserve">: каких сведений нет, зачем они расчёту, в</w:t>
-      </w:r>
-      <w:r>
-        <w:t xml:space="preserve"> </w:t>
-      </w:r>
-      <w:r>
-        <w:t xml:space="preserve">каких источниках их обычно ищут, и готовые поисковые запросы. Кнопка</w:t>
-      </w:r>
-      <w:r>
-        <w:t xml:space="preserve"> </w:t>
-      </w:r>
-      <w:r>
-        <w:rPr>
-          <w:bCs/>
-          <w:b/>
-        </w:rPr>
-        <w:t xml:space="preserve">«Что собрать (.md)»</w:t>
-      </w:r>
-      <w:r>
-        <w:t xml:space="preserve"> </w:t>
-      </w:r>
-      <w:r>
-        <w:t xml:space="preserve">сохраняет этот список файлом — как задание на поиск материалов.</w:t>
+        <w:t xml:space="preserve">Слева на вкладке «Материалы» —</w:t>
+      </w:r>
+      <w:r>
+        <w:t xml:space="preserve"> </w:t>
+      </w:r>
+      <w:r>
+        <w:rPr>
+          <w:bCs/>
+          <w:b/>
+        </w:rPr>
+        <w:t xml:space="preserve">рубрикатор</w:t>
+      </w:r>
+      <w:r>
+        <w:t xml:space="preserve"> </w:t>
+      </w:r>
+      <w:r>
+        <w:t xml:space="preserve">(оглавление базы) и поиск по словам. Запись можно</w:t>
+      </w:r>
+      <w:r>
+        <w:t xml:space="preserve"> </w:t>
+      </w:r>
+      <w:r>
+        <w:t xml:space="preserve">«править» и «отметить «проверено»».</w:t>
       </w:r>
     </w:p>
     <w:p>
@@ -9246,12 +9225,12 @@
           <wp:inline>
             <wp:extent cx="5334000" cy="3333750"/>
             <wp:effectExtent b="0" l="0" r="0" t="0"/>
-            <wp:docPr descr="Полнота материалов" title="" id="83" name="Picture"/>
+            <wp:docPr descr="Знания: запись об операции и вопросы" title="" id="83" name="Picture"/>
             <a:graphic>
               <a:graphicData uri="http://schemas.openxmlformats.org/drawingml/2006/picture">
                 <pic:pic>
                   <pic:nvPicPr>
-                    <pic:cNvPr descr="img/kb-coverage.jpg" id="84" name="Picture"/>
+                    <pic:cNvPr descr="img/kb-browse.jpg" id="84" name="Picture"/>
                     <pic:cNvPicPr>
                       <a:picLocks noChangeArrowheads="1" noChangeAspect="1"/>
                     </pic:cNvPicPr>
@@ -9293,7 +9272,7 @@
           <w:iCs/>
           <w:i/>
         </w:rPr>
-        <w:t xml:space="preserve">Полнота Берлинской операции — 39 %, «мало — сначала собрать материалы»: по разделам от 16 % до</w:t>
+        <w:t xml:space="preserve">Вкладка «Материалы», Берлинская операция: слева — рубрикатор и список записей; в центре — запись</w:t>
       </w:r>
       <w:r>
         <w:rPr>
@@ -9307,7 +9286,7 @@
           <w:iCs/>
           <w:i/>
         </w:rPr>
-        <w:t xml:space="preserve">51 %. Ниже — что искать в первую очередь: орудия и миномёты, боевой путь, численность, дни с</w:t>
+        <w:t xml:space="preserve">«Берлинская стратегическая наступательная операция» с фактами (даты, стороны и объединения,</w:t>
       </w:r>
       <w:r>
         <w:rPr>
@@ -9321,11 +9300,193 @@
           <w:iCs/>
           <w:i/>
         </w:rPr>
+        <w:t xml:space="preserve">итог, потери), у каждого — достоверность и источник; справа — панель «Спросить» с режимами</w:t>
+      </w:r>
+      <w:r>
+        <w:rPr>
+          <w:iCs/>
+          <w:i/>
+        </w:rPr>
+        <w:t xml:space="preserve"> </w:t>
+      </w:r>
+      <w:r>
+        <w:rPr>
+          <w:iCs/>
+          <w:i/>
+        </w:rPr>
+        <w:t xml:space="preserve">«Ответить на вопрос» и «Рассказать по теме».</w:t>
+      </w:r>
+    </w:p>
+    <w:p>
+      <w:pPr>
+        <w:pStyle w:val="BodyText"/>
+      </w:pPr>
+      <w:r>
+        <w:rPr>
+          <w:bCs/>
+          <w:b/>
+        </w:rPr>
+        <w:t xml:space="preserve">Каких сведений не хватает.</w:t>
+      </w:r>
+      <w:r>
+        <w:t xml:space="preserve"> </w:t>
+      </w:r>
+      <w:r>
+        <w:t xml:space="preserve">Вкладка</w:t>
+      </w:r>
+      <w:r>
+        <w:t xml:space="preserve"> </w:t>
+      </w:r>
+      <w:r>
+        <w:rPr>
+          <w:bCs/>
+          <w:b/>
+        </w:rPr>
+        <w:t xml:space="preserve">«Полнота»</w:t>
+      </w:r>
+      <w:r>
+        <w:t xml:space="preserve"> </w:t>
+      </w:r>
+      <w:r>
+        <w:t xml:space="preserve">показывает, насколько полно описана</w:t>
+      </w:r>
+      <w:r>
+        <w:t xml:space="preserve"> </w:t>
+      </w:r>
+      <w:r>
+        <w:t xml:space="preserve">операция: по разделам (войска и командование, местность, ход операции, стороны, источники) и</w:t>
+      </w:r>
+      <w:r>
+        <w:t xml:space="preserve"> </w:t>
+      </w:r>
+      <w:r>
+        <w:t xml:space="preserve">в целом. Ниже —</w:t>
+      </w:r>
+      <w:r>
+        <w:t xml:space="preserve"> </w:t>
+      </w:r>
+      <w:r>
+        <w:rPr>
+          <w:bCs/>
+          <w:b/>
+        </w:rPr>
+        <w:t xml:space="preserve">«Что искать в первую очередь»</w:t>
+      </w:r>
+      <w:r>
+        <w:t xml:space="preserve">: каких сведений нет, зачем они расчёту, в</w:t>
+      </w:r>
+      <w:r>
+        <w:t xml:space="preserve"> </w:t>
+      </w:r>
+      <w:r>
+        <w:t xml:space="preserve">каких источниках их обычно ищут, и готовые поисковые запросы. Кнопка</w:t>
+      </w:r>
+      <w:r>
+        <w:t xml:space="preserve"> </w:t>
+      </w:r>
+      <w:r>
+        <w:rPr>
+          <w:bCs/>
+          <w:b/>
+        </w:rPr>
+        <w:t xml:space="preserve">«Что собрать (.md)»</w:t>
+      </w:r>
+      <w:r>
+        <w:t xml:space="preserve"> </w:t>
+      </w:r>
+      <w:r>
+        <w:t xml:space="preserve">сохраняет этот список файлом — как задание на поиск материалов.</w:t>
+      </w:r>
+    </w:p>
+    <w:p>
+      <w:pPr>
+        <w:pStyle w:val="BodyText"/>
+      </w:pPr>
+      <w:r>
+        <w:drawing>
+          <wp:inline>
+            <wp:extent cx="5334000" cy="3333750"/>
+            <wp:effectExtent b="0" l="0" r="0" t="0"/>
+            <wp:docPr descr="Полнота материалов" title="" id="86" name="Picture"/>
+            <a:graphic>
+              <a:graphicData uri="http://schemas.openxmlformats.org/drawingml/2006/picture">
+                <pic:pic>
+                  <pic:nvPicPr>
+                    <pic:cNvPr descr="img/kb-coverage.jpg" id="87" name="Picture"/>
+                    <pic:cNvPicPr>
+                      <a:picLocks noChangeArrowheads="1" noChangeAspect="1"/>
+                    </pic:cNvPicPr>
+                  </pic:nvPicPr>
+                  <pic:blipFill>
+                    <a:blip r:embed="rId85"/>
+                    <a:stretch>
+                      <a:fillRect/>
+                    </a:stretch>
+                  </pic:blipFill>
+                  <pic:spPr bwMode="auto">
+                    <a:xfrm>
+                      <a:off x="0" y="0"/>
+                      <a:ext cx="5334000" cy="3333750"/>
+                    </a:xfrm>
+                    <a:prstGeom prst="rect">
+                      <a:avLst/>
+                    </a:prstGeom>
+                    <a:noFill/>
+                    <a:ln w="9525">
+                      <a:noFill/>
+                      <a:headEnd/>
+                      <a:tailEnd/>
+                    </a:ln>
+                  </pic:spPr>
+                </pic:pic>
+              </a:graphicData>
+            </a:graphic>
+          </wp:inline>
+        </w:drawing>
+      </w:r>
+    </w:p>
+    <w:p>
+      <w:pPr>
+        <w:pStyle w:val="BodyText"/>
+      </w:pPr>
+      <w:r>
+        <w:rPr>
+          <w:iCs/>
+          <w:i/>
+        </w:rPr>
+        <w:t xml:space="preserve">Полнота Берлинской операции — 39 %, «мало — сначала собрать материалы»: по разделам от 16 % до</w:t>
+      </w:r>
+      <w:r>
+        <w:rPr>
+          <w:iCs/>
+          <w:i/>
+        </w:rPr>
+        <w:t xml:space="preserve"> </w:t>
+      </w:r>
+      <w:r>
+        <w:rPr>
+          <w:iCs/>
+          <w:i/>
+        </w:rPr>
+        <w:t xml:space="preserve">51 %. Ниже — что искать в первую очередь: орудия и миномёты, боевой путь, численность, дни с</w:t>
+      </w:r>
+      <w:r>
+        <w:rPr>
+          <w:iCs/>
+          <w:i/>
+        </w:rPr>
+        <w:t xml:space="preserve"> </w:t>
+      </w:r>
+      <w:r>
+        <w:rPr>
+          <w:iCs/>
+          <w:i/>
+        </w:rPr>
         <w:t xml:space="preserve">положением; у каждого пункта — зачем это модели, где искать и готовые запросы.</w:t>
       </w:r>
     </w:p>
-    <w:bookmarkEnd w:id="85"/>
-    <w:bookmarkStart w:id="86" w:name="Xd6cdce2f48d0a5fd9bb911816ab1cf3484ebd78"/>
+    <w:bookmarkEnd w:id="88"/>
+    <w:bookmarkStart w:id="89" w:name="Xd6cdce2f48d0a5fd9bb911816ab1cf3484ebd78"/>
     <w:p>
       <w:pPr>
         <w:pStyle w:val="Heading3"/>
@@ -9780,9 +9941,9 @@
         <w:t xml:space="preserve">сценарий, карта местности и история операции. Это работа для подготовленного пользователя.</w:t>
       </w:r>
     </w:p>
-    <w:bookmarkEnd w:id="86"/>
-    <w:bookmarkEnd w:id="87"/>
-    <w:bookmarkStart w:id="90" w:name="X8b538af4a5fce9cf719faf3a4a92a7e3fd5f9f6"/>
+    <w:bookmarkEnd w:id="89"/>
+    <w:bookmarkEnd w:id="90"/>
+    <w:bookmarkStart w:id="93" w:name="X8b538af4a5fce9cf719faf3a4a92a7e3fd5f9f6"/>
     <w:p>
       <w:pPr>
         <w:pStyle w:val="Heading2"/>
@@ -9791,7 +9952,7 @@
         <w:t xml:space="preserve">5. Где хранятся мои данные</w:t>
       </w:r>
     </w:p>
-    <w:bookmarkStart w:id="88" w:name="Xa723a721f9d514a97ca88c2c305670bdca1a388"/>
+    <w:bookmarkStart w:id="91" w:name="Xa723a721f9d514a97ca88c2c305670bdca1a388"/>
     <w:p>
       <w:pPr>
         <w:pStyle w:val="Heading3"/>
@@ -9956,8 +10117,8 @@
         <w:t xml:space="preserve">хранилище своего окна.</w:t>
       </w:r>
     </w:p>
-    <w:bookmarkEnd w:id="88"/>
-    <w:bookmarkStart w:id="89" w:name="Xaa639732788c273f9ac8b3ffa665678747d52f7"/>
+    <w:bookmarkEnd w:id="91"/>
+    <w:bookmarkStart w:id="92" w:name="Xaa639732788c273f9ac8b3ffa665678747d52f7"/>
     <w:p>
       <w:pPr>
         <w:pStyle w:val="Heading3"/>
@@ -10252,9 +10413,9 @@
         <w:t xml:space="preserve">Перед копированием закройте программу.</w:t>
       </w:r>
     </w:p>
-    <w:bookmarkEnd w:id="89"/>
-    <w:bookmarkEnd w:id="90"/>
-    <w:bookmarkStart w:id="91" w:name="X5c12791c438f54d8878a5205c437551355f7df6"/>
+    <w:bookmarkEnd w:id="92"/>
+    <w:bookmarkEnd w:id="93"/>
+    <w:bookmarkStart w:id="94" w:name="X5c12791c438f54d8878a5205c437551355f7df6"/>
     <w:p>
       <w:pPr>
         <w:pStyle w:val="Heading2"/>
@@ -10665,8 +10826,8 @@
         <w:t xml:space="preserve">Ctrl+Z отменяет последние действия по одному.</w:t>
       </w:r>
     </w:p>
-    <w:bookmarkEnd w:id="91"/>
-    <w:bookmarkStart w:id="92" w:name="X67aa95d1a9f033133ec1400212ef2d63360bacd"/>
+    <w:bookmarkEnd w:id="94"/>
+    <w:bookmarkStart w:id="95" w:name="X67aa95d1a9f033133ec1400212ef2d63360bacd"/>
     <w:p>
       <w:pPr>
         <w:pStyle w:val="Heading2"/>
@@ -11466,7 +11627,7 @@
         </w:tc>
       </w:tr>
     </w:tbl>
-    <w:bookmarkEnd w:id="92"/>
+    <w:bookmarkEnd w:id="95"/>
     <w:sectPr/>
   </w:body>
 </w:document>

--- a/docs/guide.docx
+++ b/docs/guide.docx
@@ -4227,6 +4227,14 @@
       </w:r>
       <w:r>
         <w:t xml:space="preserve">интернета и загрузить там через «из файла».</w:t>
+      </w:r>
+    </w:p>
+    <w:p>
+      <w:pPr>
+        <w:pStyle w:val="BodyText"/>
+      </w:pPr>
+      <w:r>
+        <w:t xml:space="preserve">Если на старой карте болота показаны штриховкой, «Карты → Театры → Исторический слой» распознаёт их и переносит в местность театра — болота того времени, осушенные позже.</w:t>
       </w:r>
     </w:p>
     <w:bookmarkEnd w:id="46"/>

--- a/docs/guide.docx
+++ b/docs/guide.docx
@@ -1894,7 +1894,7 @@
           <w:iCs/>
           <w:i/>
         </w:rPr>
-        <w:t xml:space="preserve">Вкладка «Подложки»: слева — выбор подложки (без подложки, локальная «Проверочная карта» или</w:t>
+        <w:t xml:space="preserve">Вкладка «Подложки»: слева выбрана локальная подложка «OpenHistoricalMap — Одер — Берлин — Эльба,</w:t>
       </w:r>
       <w:r>
         <w:rPr>
@@ -1908,7 +1908,7 @@
           <w:iCs/>
           <w:i/>
         </w:rPr>
-        <w:t xml:space="preserve">карты из интернета), прозрачность, флажок «офлайн»; ниже — «Локальные карты (офлайн)» с</w:t>
+        <w:t xml:space="preserve">апрель–май 1945», «Год карты» 1945, прозрачность, флажок «офлайн»; ниже — «Локальные карты (офлайн)» с</w:t>
       </w:r>
       <w:r>
         <w:rPr>
@@ -1922,7 +1922,7 @@
           <w:iCs/>
           <w:i/>
         </w:rPr>
-        <w:t xml:space="preserve">кнопками «+ скачать» и «из файла», у карты — «подложить», «показать район», «пакет ↓». Справа —</w:t>
+        <w:t xml:space="preserve">кнопками «+ скачать», «+ OpenHistoricalMap» и «из файла» и открытая форма OpenHistoricalMap: район — театр</w:t>
       </w:r>
       <w:r>
         <w:rPr>
@@ -1936,7 +1936,49 @@
           <w:iCs/>
           <w:i/>
         </w:rPr>
-        <w:t xml:space="preserve">выбранная подложка: леса, дороги, реки и населённые пункты.</w:t>
+        <w:t xml:space="preserve">«Одер — Берлин — Эльба», оценка «Участков 285 · ≈ 11 мин · ≈ 261 МБ», «Скачать». Под формой — скачанная</w:t>
+      </w:r>
+      <w:r>
+        <w:rPr>
+          <w:iCs/>
+          <w:i/>
+        </w:rPr>
+        <w:t xml:space="preserve"> </w:t>
+      </w:r>
+      <w:r>
+        <w:rPr>
+          <w:iCs/>
+          <w:i/>
+        </w:rPr>
+        <w:t xml:space="preserve">карта: «170 178 объектов · 261.0 МБ · данные на …», кнопки «подложить», «показать район», «обновить»,</w:t>
+      </w:r>
+      <w:r>
+        <w:rPr>
+          <w:iCs/>
+          <w:i/>
+        </w:rPr>
+        <w:t xml:space="preserve"> </w:t>
+      </w:r>
+      <w:r>
+        <w:rPr>
+          <w:iCs/>
+          <w:i/>
+        </w:rPr>
+        <w:t xml:space="preserve">«пакет ↓». Справа — эта карта на 1945 год: дороги, реки и озёра, границы, города с названиями того</w:t>
+      </w:r>
+      <w:r>
+        <w:rPr>
+          <w:iCs/>
+          <w:i/>
+        </w:rPr>
+        <w:t xml:space="preserve"> </w:t>
+      </w:r>
+      <w:r>
+        <w:rPr>
+          <w:iCs/>
+          <w:i/>
+        </w:rPr>
+        <w:t xml:space="preserve">времени.</w:t>
       </w:r>
     </w:p>
     <w:bookmarkEnd w:id="37"/>
@@ -4234,6 +4276,256 @@
         <w:pStyle w:val="BodyText"/>
       </w:pPr>
       <w:r>
+        <w:rPr>
+          <w:bCs/>
+          <w:b/>
+        </w:rPr>
+        <w:t xml:space="preserve">Карта OpenHistoricalMap на дату</w:t>
+      </w:r>
+    </w:p>
+    <w:p>
+      <w:pPr>
+        <w:pStyle w:val="BodyText"/>
+      </w:pPr>
+      <w:r>
+        <w:t xml:space="preserve">OpenHistoricalMap — карта мира, где у дорог, зданий, границ и городов указаны годы появления и</w:t>
+      </w:r>
+      <w:r>
+        <w:t xml:space="preserve"> </w:t>
+      </w:r>
+      <w:r>
+        <w:t xml:space="preserve">исчезновения. Её можно скачать на район операции и смотреть без интернета такой, какой местность</w:t>
+      </w:r>
+      <w:r>
+        <w:t xml:space="preserve"> </w:t>
+      </w:r>
+      <w:r>
+        <w:t xml:space="preserve">была на нужную дату.</w:t>
+      </w:r>
+    </w:p>
+    <w:p>
+      <w:pPr>
+        <w:numPr>
+          <w:ilvl w:val="0"/>
+          <w:numId w:val="1022"/>
+        </w:numPr>
+        <w:pStyle w:val="Compact"/>
+      </w:pPr>
+      <w:r>
+        <w:t xml:space="preserve">Откройте</w:t>
+      </w:r>
+      <w:r>
+        <w:t xml:space="preserve"> </w:t>
+      </w:r>
+      <w:r>
+        <w:rPr>
+          <w:bCs/>
+          <w:b/>
+        </w:rPr>
+        <w:t xml:space="preserve">«Карты → Подложки»</w:t>
+      </w:r>
+      <w:r>
+        <w:t xml:space="preserve"> </w:t>
+      </w:r>
+      <w:r>
+        <w:t xml:space="preserve">и нажмите</w:t>
+      </w:r>
+      <w:r>
+        <w:t xml:space="preserve"> </w:t>
+      </w:r>
+      <w:r>
+        <w:rPr>
+          <w:bCs/>
+          <w:b/>
+        </w:rPr>
+        <w:t xml:space="preserve">«+ OpenHistoricalMap»</w:t>
+      </w:r>
+      <w:r>
+        <w:t xml:space="preserve">.</w:t>
+      </w:r>
+    </w:p>
+    <w:p>
+      <w:pPr>
+        <w:numPr>
+          <w:ilvl w:val="0"/>
+          <w:numId w:val="1022"/>
+        </w:numPr>
+        <w:pStyle w:val="Compact"/>
+      </w:pPr>
+      <w:r>
+        <w:t xml:space="preserve">Выберите район: театр операции из списка или</w:t>
+      </w:r>
+      <w:r>
+        <w:t xml:space="preserve"> </w:t>
+      </w:r>
+      <w:r>
+        <w:rPr>
+          <w:bCs/>
+          <w:b/>
+        </w:rPr>
+        <w:t xml:space="preserve">«по текущему виду»</w:t>
+      </w:r>
+      <w:r>
+        <w:t xml:space="preserve">. Под выбором — оценка:</w:t>
+      </w:r>
+      <w:r>
+        <w:t xml:space="preserve"> </w:t>
+      </w:r>
+      <w:r>
+        <w:t xml:space="preserve">сколько участков, сколько ждать и сколько места займёт карта.</w:t>
+      </w:r>
+    </w:p>
+    <w:p>
+      <w:pPr>
+        <w:numPr>
+          <w:ilvl w:val="0"/>
+          <w:numId w:val="1022"/>
+        </w:numPr>
+        <w:pStyle w:val="Compact"/>
+      </w:pPr>
+      <w:r>
+        <w:t xml:space="preserve">Нажмите</w:t>
+      </w:r>
+      <w:r>
+        <w:t xml:space="preserve"> </w:t>
+      </w:r>
+      <w:r>
+        <w:rPr>
+          <w:bCs/>
+          <w:b/>
+        </w:rPr>
+        <w:t xml:space="preserve">«Скачать»</w:t>
+      </w:r>
+      <w:r>
+        <w:t xml:space="preserve">. Загрузка идёт сама, ход виден в списке карт. Её можно остановить, а</w:t>
+      </w:r>
+      <w:r>
+        <w:t xml:space="preserve"> </w:t>
+      </w:r>
+      <w:r>
+        <w:t xml:space="preserve">потом нажать</w:t>
+      </w:r>
+      <w:r>
+        <w:t xml:space="preserve"> </w:t>
+      </w:r>
+      <w:r>
+        <w:rPr>
+          <w:bCs/>
+          <w:b/>
+        </w:rPr>
+        <w:t xml:space="preserve">«продолжить»</w:t>
+      </w:r>
+      <w:r>
+        <w:t xml:space="preserve"> </w:t>
+      </w:r>
+      <w:r>
+        <w:t xml:space="preserve">— уже скачанное не загружается заново.</w:t>
+      </w:r>
+    </w:p>
+    <w:p>
+      <w:pPr>
+        <w:numPr>
+          <w:ilvl w:val="0"/>
+          <w:numId w:val="1022"/>
+        </w:numPr>
+        <w:pStyle w:val="Compact"/>
+      </w:pPr>
+      <w:r>
+        <w:t xml:space="preserve">Нажмите</w:t>
+      </w:r>
+      <w:r>
+        <w:t xml:space="preserve"> </w:t>
+      </w:r>
+      <w:r>
+        <w:rPr>
+          <w:bCs/>
+          <w:b/>
+        </w:rPr>
+        <w:t xml:space="preserve">«подложить»</w:t>
+      </w:r>
+      <w:r>
+        <w:t xml:space="preserve"> </w:t>
+      </w:r>
+      <w:r>
+        <w:t xml:space="preserve">у готовой карты. В редакторе выберите её в меню</w:t>
+      </w:r>
+      <w:r>
+        <w:t xml:space="preserve"> </w:t>
+      </w:r>
+      <w:r>
+        <w:rPr>
+          <w:bCs/>
+          <w:b/>
+        </w:rPr>
+        <w:t xml:space="preserve">«Вид»</w:t>
+      </w:r>
+      <w:r>
+        <w:t xml:space="preserve"> </w:t>
+      </w:r>
+      <w:r>
+        <w:t xml:space="preserve">и задайте</w:t>
+      </w:r>
+      <w:r>
+        <w:t xml:space="preserve"> </w:t>
+      </w:r>
+      <w:r>
+        <w:rPr>
+          <w:bCs/>
+          <w:b/>
+        </w:rPr>
+        <w:t xml:space="preserve">«Год карты»</w:t>
+      </w:r>
+      <w:r>
+        <w:t xml:space="preserve">; если включена шкала времени, карта показывается на её дату. В переигровке</w:t>
+      </w:r>
+      <w:r>
+        <w:t xml:space="preserve"> </w:t>
+      </w:r>
+      <w:r>
+        <w:t xml:space="preserve">(меню «Подложка») карта показывается на дату начала операции.</w:t>
+      </w:r>
+    </w:p>
+    <w:p>
+      <w:pPr>
+        <w:numPr>
+          <w:ilvl w:val="0"/>
+          <w:numId w:val="1022"/>
+        </w:numPr>
+        <w:pStyle w:val="Compact"/>
+      </w:pPr>
+      <w:r>
+        <w:t xml:space="preserve">Кнопка</w:t>
+      </w:r>
+      <w:r>
+        <w:t xml:space="preserve"> </w:t>
+      </w:r>
+      <w:r>
+        <w:rPr>
+          <w:bCs/>
+          <w:b/>
+        </w:rPr>
+        <w:t xml:space="preserve">«обновить»</w:t>
+      </w:r>
+      <w:r>
+        <w:t xml:space="preserve"> </w:t>
+      </w:r>
+      <w:r>
+        <w:t xml:space="preserve">скачивает район заново — когда в OpenHistoricalMap что-то дорисовали.</w:t>
+      </w:r>
+    </w:p>
+    <w:p>
+      <w:pPr>
+        <w:pStyle w:val="FirstParagraph"/>
+      </w:pPr>
+      <w:r>
+        <w:t xml:space="preserve">Подпись данных на карте: «© участники OpenHistoricalMap, CC0».</w:t>
+      </w:r>
+    </w:p>
+    <w:p>
+      <w:pPr>
+        <w:pStyle w:val="BodyText"/>
+      </w:pPr>
+      <w:r>
         <w:t xml:space="preserve">Если на старой карте болота показаны штриховкой, «Карты → Театры → Исторический слой» распознаёт их и переносит в местность театра — болота того времени, осушенные позже.</w:t>
       </w:r>
     </w:p>
@@ -4315,7 +4607,7 @@
       <w:pPr>
         <w:numPr>
           <w:ilvl w:val="0"/>
-          <w:numId w:val="1022"/>
+          <w:numId w:val="1023"/>
         </w:numPr>
         <w:pStyle w:val="Compact"/>
       </w:pPr>
@@ -4353,7 +4645,7 @@
       <w:pPr>
         <w:numPr>
           <w:ilvl w:val="0"/>
-          <w:numId w:val="1022"/>
+          <w:numId w:val="1023"/>
         </w:numPr>
         <w:pStyle w:val="Compact"/>
       </w:pPr>
@@ -4371,7 +4663,7 @@
       <w:pPr>
         <w:numPr>
           <w:ilvl w:val="0"/>
-          <w:numId w:val="1022"/>
+          <w:numId w:val="1023"/>
         </w:numPr>
         <w:pStyle w:val="Compact"/>
       </w:pPr>
@@ -4395,7 +4687,7 @@
       <w:pPr>
         <w:numPr>
           <w:ilvl w:val="0"/>
-          <w:numId w:val="1022"/>
+          <w:numId w:val="1023"/>
         </w:numPr>
         <w:pStyle w:val="Compact"/>
       </w:pPr>
@@ -4429,7 +4721,7 @@
       <w:pPr>
         <w:numPr>
           <w:ilvl w:val="0"/>
-          <w:numId w:val="1022"/>
+          <w:numId w:val="1023"/>
         </w:numPr>
         <w:pStyle w:val="Compact"/>
       </w:pPr>
@@ -4479,7 +4771,7 @@
       <w:pPr>
         <w:numPr>
           <w:ilvl w:val="0"/>
-          <w:numId w:val="1022"/>
+          <w:numId w:val="1023"/>
         </w:numPr>
         <w:pStyle w:val="Compact"/>
       </w:pPr>
@@ -4524,7 +4816,7 @@
       <w:pPr>
         <w:numPr>
           <w:ilvl w:val="0"/>
-          <w:numId w:val="1023"/>
+          <w:numId w:val="1024"/>
         </w:numPr>
         <w:pStyle w:val="Compact"/>
       </w:pPr>
@@ -4552,7 +4844,7 @@
       <w:pPr>
         <w:numPr>
           <w:ilvl w:val="0"/>
-          <w:numId w:val="1023"/>
+          <w:numId w:val="1024"/>
         </w:numPr>
         <w:pStyle w:val="Compact"/>
       </w:pPr>
@@ -4606,7 +4898,7 @@
       <w:pPr>
         <w:numPr>
           <w:ilvl w:val="0"/>
-          <w:numId w:val="1024"/>
+          <w:numId w:val="1025"/>
         </w:numPr>
         <w:pStyle w:val="Compact"/>
       </w:pPr>
@@ -4624,7 +4916,7 @@
       <w:pPr>
         <w:numPr>
           <w:ilvl w:val="0"/>
-          <w:numId w:val="1024"/>
+          <w:numId w:val="1025"/>
         </w:numPr>
         <w:pStyle w:val="Compact"/>
       </w:pPr>
@@ -4658,7 +4950,7 @@
       <w:pPr>
         <w:numPr>
           <w:ilvl w:val="0"/>
-          <w:numId w:val="1024"/>
+          <w:numId w:val="1025"/>
         </w:numPr>
         <w:pStyle w:val="Compact"/>
       </w:pPr>
@@ -4750,7 +5042,7 @@
       <w:pPr>
         <w:numPr>
           <w:ilvl w:val="0"/>
-          <w:numId w:val="1024"/>
+          <w:numId w:val="1025"/>
         </w:numPr>
         <w:pStyle w:val="Compact"/>
       </w:pPr>
@@ -4784,7 +5076,7 @@
       <w:pPr>
         <w:numPr>
           <w:ilvl w:val="0"/>
-          <w:numId w:val="1024"/>
+          <w:numId w:val="1025"/>
         </w:numPr>
         <w:pStyle w:val="Compact"/>
       </w:pPr>
@@ -5072,7 +5364,7 @@
       <w:pPr>
         <w:numPr>
           <w:ilvl w:val="0"/>
-          <w:numId w:val="1025"/>
+          <w:numId w:val="1026"/>
         </w:numPr>
         <w:pStyle w:val="Compact"/>
       </w:pPr>
@@ -5110,7 +5402,7 @@
       <w:pPr>
         <w:numPr>
           <w:ilvl w:val="0"/>
-          <w:numId w:val="1025"/>
+          <w:numId w:val="1026"/>
         </w:numPr>
         <w:pStyle w:val="Compact"/>
       </w:pPr>
@@ -5138,7 +5430,7 @@
       <w:pPr>
         <w:numPr>
           <w:ilvl w:val="0"/>
-          <w:numId w:val="1025"/>
+          <w:numId w:val="1026"/>
         </w:numPr>
         <w:pStyle w:val="Compact"/>
       </w:pPr>
@@ -5160,7 +5452,7 @@
       <w:pPr>
         <w:numPr>
           <w:ilvl w:val="0"/>
-          <w:numId w:val="1025"/>
+          <w:numId w:val="1026"/>
         </w:numPr>
         <w:pStyle w:val="Compact"/>
       </w:pPr>
@@ -5314,7 +5606,7 @@
       <w:pPr>
         <w:numPr>
           <w:ilvl w:val="0"/>
-          <w:numId w:val="1026"/>
+          <w:numId w:val="1027"/>
         </w:numPr>
         <w:pStyle w:val="Compact"/>
       </w:pPr>
@@ -5336,7 +5628,7 @@
       <w:pPr>
         <w:numPr>
           <w:ilvl w:val="0"/>
-          <w:numId w:val="1026"/>
+          <w:numId w:val="1027"/>
         </w:numPr>
         <w:pStyle w:val="Compact"/>
       </w:pPr>
@@ -5753,7 +6045,7 @@
       <w:pPr>
         <w:numPr>
           <w:ilvl w:val="0"/>
-          <w:numId w:val="1027"/>
+          <w:numId w:val="1028"/>
         </w:numPr>
         <w:pStyle w:val="Compact"/>
       </w:pPr>
@@ -5765,7 +6057,7 @@
       <w:pPr>
         <w:numPr>
           <w:ilvl w:val="0"/>
-          <w:numId w:val="1027"/>
+          <w:numId w:val="1028"/>
         </w:numPr>
         <w:pStyle w:val="Compact"/>
       </w:pPr>
@@ -5777,7 +6069,7 @@
       <w:pPr>
         <w:numPr>
           <w:ilvl w:val="0"/>
-          <w:numId w:val="1027"/>
+          <w:numId w:val="1028"/>
         </w:numPr>
         <w:pStyle w:val="Compact"/>
       </w:pPr>
@@ -5805,91 +6097,12 @@
       <w:pPr>
         <w:numPr>
           <w:ilvl w:val="0"/>
-          <w:numId w:val="1027"/>
+          <w:numId w:val="1028"/>
         </w:numPr>
         <w:pStyle w:val="Compact"/>
       </w:pPr>
       <w:r>
         <w:t xml:space="preserve">Прочитайте окно. В нём сказано, что с этого момента:</w:t>
-      </w:r>
-    </w:p>
-    <w:p>
-      <w:pPr>
-        <w:numPr>
-          <w:ilvl w:val="1"/>
-          <w:numId w:val="1028"/>
-        </w:numPr>
-        <w:pStyle w:val="Compact"/>
-      </w:pPr>
-      <w:r>
-        <w:t xml:space="preserve">советской стороной командуете вы, до победы или поражения;</w:t>
-      </w:r>
-    </w:p>
-    <w:p>
-      <w:pPr>
-        <w:numPr>
-          <w:ilvl w:val="1"/>
-          <w:numId w:val="1028"/>
-        </w:numPr>
-        <w:pStyle w:val="Compact"/>
-      </w:pPr>
-      <w:r>
-        <w:t xml:space="preserve">исторические приказы после этого момента отменяются;</w:t>
-      </w:r>
-    </w:p>
-    <w:p>
-      <w:pPr>
-        <w:numPr>
-          <w:ilvl w:val="1"/>
-          <w:numId w:val="1028"/>
-        </w:numPr>
-        <w:pStyle w:val="Compact"/>
-      </w:pPr>
-      <w:r>
-        <w:t xml:space="preserve">противник виден только в пределах разведки — это</w:t>
-      </w:r>
-      <w:r>
-        <w:t xml:space="preserve"> </w:t>
-      </w:r>
-      <w:r>
-        <w:rPr>
-          <w:bCs/>
-          <w:b/>
-        </w:rPr>
-        <w:t xml:space="preserve">туман войны</w:t>
-      </w:r>
-      <w:r>
-        <w:t xml:space="preserve">;</w:t>
-      </w:r>
-    </w:p>
-    <w:p>
-      <w:pPr>
-        <w:numPr>
-          <w:ilvl w:val="1"/>
-          <w:numId w:val="1028"/>
-        </w:numPr>
-        <w:pStyle w:val="Compact"/>
-      </w:pPr>
-      <w:r>
-        <w:t xml:space="preserve">состояние соединений уточнено по фактам базы знаний (сколько поправлено, сколько осталось</w:t>
-      </w:r>
-      <w:r>
-        <w:t xml:space="preserve"> </w:t>
-      </w:r>
-      <w:r>
-        <w:t xml:space="preserve">на допущениях).</w:t>
-      </w:r>
-    </w:p>
-    <w:p>
-      <w:pPr>
-        <w:numPr>
-          <w:ilvl w:val="0"/>
-          <w:numId w:val="1027"/>
-        </w:numPr>
-        <w:pStyle w:val="Compact"/>
-      </w:pPr>
-      <w:r>
-        <w:t xml:space="preserve">Выберите противника:</w:t>
       </w:r>
     </w:p>
     <w:p>
@@ -5901,17 +6114,7 @@
         <w:pStyle w:val="Compact"/>
       </w:pPr>
       <w:r>
-        <w:rPr>
-          <w:bCs/>
-          <w:b/>
-        </w:rPr>
-        <w:t xml:space="preserve">«Штаб на модели»</w:t>
-      </w:r>
-      <w:r>
-        <w:t xml:space="preserve"> </w:t>
-      </w:r>
-      <w:r>
-        <w:t xml:space="preserve">— нужна запущенная LM Studio (раздел 2.3);</w:t>
+        <w:t xml:space="preserve">советской стороной командуете вы, до победы или поражения;</w:t>
       </w:r>
     </w:p>
     <w:p>
@@ -5923,6 +6126,95 @@
         <w:pStyle w:val="Compact"/>
       </w:pPr>
       <w:r>
+        <w:t xml:space="preserve">исторические приказы после этого момента отменяются;</w:t>
+      </w:r>
+    </w:p>
+    <w:p>
+      <w:pPr>
+        <w:numPr>
+          <w:ilvl w:val="1"/>
+          <w:numId w:val="1029"/>
+        </w:numPr>
+        <w:pStyle w:val="Compact"/>
+      </w:pPr>
+      <w:r>
+        <w:t xml:space="preserve">противник виден только в пределах разведки — это</w:t>
+      </w:r>
+      <w:r>
+        <w:t xml:space="preserve"> </w:t>
+      </w:r>
+      <w:r>
+        <w:rPr>
+          <w:bCs/>
+          <w:b/>
+        </w:rPr>
+        <w:t xml:space="preserve">туман войны</w:t>
+      </w:r>
+      <w:r>
+        <w:t xml:space="preserve">;</w:t>
+      </w:r>
+    </w:p>
+    <w:p>
+      <w:pPr>
+        <w:numPr>
+          <w:ilvl w:val="1"/>
+          <w:numId w:val="1029"/>
+        </w:numPr>
+        <w:pStyle w:val="Compact"/>
+      </w:pPr>
+      <w:r>
+        <w:t xml:space="preserve">состояние соединений уточнено по фактам базы знаний (сколько поправлено, сколько осталось</w:t>
+      </w:r>
+      <w:r>
+        <w:t xml:space="preserve"> </w:t>
+      </w:r>
+      <w:r>
+        <w:t xml:space="preserve">на допущениях).</w:t>
+      </w:r>
+    </w:p>
+    <w:p>
+      <w:pPr>
+        <w:numPr>
+          <w:ilvl w:val="0"/>
+          <w:numId w:val="1028"/>
+        </w:numPr>
+        <w:pStyle w:val="Compact"/>
+      </w:pPr>
+      <w:r>
+        <w:t xml:space="preserve">Выберите противника:</w:t>
+      </w:r>
+    </w:p>
+    <w:p>
+      <w:pPr>
+        <w:numPr>
+          <w:ilvl w:val="1"/>
+          <w:numId w:val="1030"/>
+        </w:numPr>
+        <w:pStyle w:val="Compact"/>
+      </w:pPr>
+      <w:r>
+        <w:rPr>
+          <w:bCs/>
+          <w:b/>
+        </w:rPr>
+        <w:t xml:space="preserve">«Штаб на модели»</w:t>
+      </w:r>
+      <w:r>
+        <w:t xml:space="preserve"> </w:t>
+      </w:r>
+      <w:r>
+        <w:t xml:space="preserve">— нужна запущенная LM Studio (раздел 2.3);</w:t>
+      </w:r>
+    </w:p>
+    <w:p>
+      <w:pPr>
+        <w:numPr>
+          <w:ilvl w:val="1"/>
+          <w:numId w:val="1030"/>
+        </w:numPr>
+        <w:pStyle w:val="Compact"/>
+      </w:pPr>
+      <w:r>
         <w:rPr>
           <w:bCs/>
           <w:b/>
@@ -5946,7 +6238,7 @@
       <w:pPr>
         <w:numPr>
           <w:ilvl w:val="0"/>
-          <w:numId w:val="1027"/>
+          <w:numId w:val="1028"/>
         </w:numPr>
         <w:pStyle w:val="Compact"/>
       </w:pPr>
@@ -6426,7 +6718,7 @@
       <w:pPr>
         <w:numPr>
           <w:ilvl w:val="0"/>
-          <w:numId w:val="1030"/>
+          <w:numId w:val="1031"/>
         </w:numPr>
         <w:pStyle w:val="Compact"/>
       </w:pPr>
@@ -6467,7 +6759,7 @@
       <w:pPr>
         <w:numPr>
           <w:ilvl w:val="0"/>
-          <w:numId w:val="1030"/>
+          <w:numId w:val="1031"/>
         </w:numPr>
         <w:pStyle w:val="Compact"/>
       </w:pPr>
@@ -6504,7 +6796,7 @@
       <w:pPr>
         <w:numPr>
           <w:ilvl w:val="0"/>
-          <w:numId w:val="1030"/>
+          <w:numId w:val="1031"/>
         </w:numPr>
         <w:pStyle w:val="Compact"/>
       </w:pPr>
@@ -6536,164 +6828,6 @@
       </w:r>
       <w:r>
         <w:t xml:space="preserve">:</w:t>
-      </w:r>
-    </w:p>
-    <w:p>
-      <w:pPr>
-        <w:numPr>
-          <w:ilvl w:val="1"/>
-          <w:numId w:val="1031"/>
-        </w:numPr>
-        <w:pStyle w:val="Compact"/>
-      </w:pPr>
-      <w:r>
-        <w:t xml:space="preserve">Выберите армию в списке или щёлкните по её знаку на карте.</w:t>
-      </w:r>
-    </w:p>
-    <w:p>
-      <w:pPr>
-        <w:numPr>
-          <w:ilvl w:val="1"/>
-          <w:numId w:val="1031"/>
-        </w:numPr>
-        <w:pStyle w:val="Compact"/>
-      </w:pPr>
-      <w:r>
-        <w:t xml:space="preserve">Выберите</w:t>
-      </w:r>
-      <w:r>
-        <w:t xml:space="preserve"> </w:t>
-      </w:r>
-      <w:r>
-        <w:rPr>
-          <w:bCs/>
-          <w:b/>
-        </w:rPr>
-        <w:t xml:space="preserve">«Задача»</w:t>
-      </w:r>
-      <w:r>
-        <w:t xml:space="preserve">: наступать, контратаковать, оборонять, удерживать любой ценой,</w:t>
-      </w:r>
-      <w:r>
-        <w:t xml:space="preserve"> </w:t>
-      </w:r>
-      <w:r>
-        <w:t xml:space="preserve">сдерживать, отходить, перегруппироваться, в резерв, прорываться, деблокировать.</w:t>
-      </w:r>
-    </w:p>
-    <w:p>
-      <w:pPr>
-        <w:numPr>
-          <w:ilvl w:val="1"/>
-          <w:numId w:val="1031"/>
-        </w:numPr>
-        <w:pStyle w:val="Compact"/>
-      </w:pPr>
-      <w:r>
-        <w:t xml:space="preserve">Укажите цель:</w:t>
-      </w:r>
-      <w:r>
-        <w:t xml:space="preserve"> </w:t>
-      </w:r>
-      <w:r>
-        <w:rPr>
-          <w:bCs/>
-          <w:b/>
-        </w:rPr>
-        <w:t xml:space="preserve">«Пункт»</w:t>
-      </w:r>
-      <w:r>
-        <w:t xml:space="preserve"> </w:t>
-      </w:r>
-      <w:r>
-        <w:t xml:space="preserve">из списка ближайших,</w:t>
-      </w:r>
-      <w:r>
-        <w:t xml:space="preserve"> </w:t>
-      </w:r>
-      <w:r>
-        <w:rPr>
-          <w:bCs/>
-          <w:b/>
-        </w:rPr>
-        <w:t xml:space="preserve">«Противник»</w:t>
-      </w:r>
-      <w:r>
-        <w:t xml:space="preserve"> </w:t>
-      </w:r>
-      <w:r>
-        <w:t xml:space="preserve">из обнаруженных или</w:t>
-      </w:r>
-      <w:r>
-        <w:t xml:space="preserve"> </w:t>
-      </w:r>
-      <w:r>
-        <w:rPr>
-          <w:bCs/>
-          <w:b/>
-        </w:rPr>
-        <w:t xml:space="preserve">«Точка на карте»</w:t>
-      </w:r>
-      <w:r>
-        <w:t xml:space="preserve"> </w:t>
-      </w:r>
-      <w:r>
-        <w:t xml:space="preserve">щелчком по карте.</w:t>
-      </w:r>
-    </w:p>
-    <w:p>
-      <w:pPr>
-        <w:numPr>
-          <w:ilvl w:val="1"/>
-          <w:numId w:val="1031"/>
-        </w:numPr>
-        <w:pStyle w:val="Compact"/>
-      </w:pPr>
-      <w:r>
-        <w:t xml:space="preserve">По желанию напишите</w:t>
-      </w:r>
-      <w:r>
-        <w:t xml:space="preserve"> </w:t>
-      </w:r>
-      <w:r>
-        <w:rPr>
-          <w:bCs/>
-          <w:b/>
-        </w:rPr>
-        <w:t xml:space="preserve">«Указания»</w:t>
-      </w:r>
-      <w:r>
-        <w:t xml:space="preserve">. Их читают журнал и разбор; арбитр исполняет только</w:t>
-      </w:r>
-      <w:r>
-        <w:t xml:space="preserve"> </w:t>
-      </w:r>
-      <w:r>
-        <w:t xml:space="preserve">задачу и цель.</w:t>
-      </w:r>
-    </w:p>
-    <w:p>
-      <w:pPr>
-        <w:numPr>
-          <w:ilvl w:val="1"/>
-          <w:numId w:val="1031"/>
-        </w:numPr>
-        <w:pStyle w:val="Compact"/>
-      </w:pPr>
-      <w:r>
-        <w:t xml:space="preserve">Ниже видно, когда приказ дойдёт до войск: у штабов есть задержка, как в жизни.</w:t>
-      </w:r>
-    </w:p>
-    <w:p>
-      <w:pPr>
-        <w:numPr>
-          <w:ilvl w:val="0"/>
-          <w:numId w:val="1030"/>
-        </w:numPr>
-        <w:pStyle w:val="Compact"/>
-      </w:pPr>
-      <w:r>
-        <w:t xml:space="preserve">При необходимости откройте другие подвкладки «Приказов»:</w:t>
       </w:r>
     </w:p>
     <w:p>
@@ -6705,17 +6839,7 @@
         <w:pStyle w:val="Compact"/>
       </w:pPr>
       <w:r>
-        <w:rPr>
-          <w:bCs/>
-          <w:b/>
-        </w:rPr>
-        <w:t xml:space="preserve">«Тыл»</w:t>
-      </w:r>
-      <w:r>
-        <w:t xml:space="preserve"> </w:t>
-      </w:r>
-      <w:r>
-        <w:t xml:space="preserve">— перенести базу снабжения, выбрать армии, которым подвоз идёт в первую очередь;</w:t>
+        <w:t xml:space="preserve">Выберите армию в списке или щёлкните по её знаку на карте.</w:t>
       </w:r>
     </w:p>
     <w:p>
@@ -6727,17 +6851,26 @@
         <w:pStyle w:val="Compact"/>
       </w:pPr>
       <w:r>
-        <w:rPr>
-          <w:bCs/>
-          <w:b/>
-        </w:rPr>
-        <w:t xml:space="preserve">«Переправы»</w:t>
-      </w:r>
-      <w:r>
-        <w:t xml:space="preserve"> </w:t>
-      </w:r>
-      <w:r>
-        <w:t xml:space="preserve">— навести или подорвать переправу;</w:t>
+        <w:t xml:space="preserve">Выберите</w:t>
+      </w:r>
+      <w:r>
+        <w:t xml:space="preserve"> </w:t>
+      </w:r>
+      <w:r>
+        <w:rPr>
+          <w:bCs/>
+          <w:b/>
+        </w:rPr>
+        <w:t xml:space="preserve">«Задача»</w:t>
+      </w:r>
+      <w:r>
+        <w:t xml:space="preserve">: наступать, контратаковать, оборонять, удерживать любой ценой,</w:t>
+      </w:r>
+      <w:r>
+        <w:t xml:space="preserve"> </w:t>
+      </w:r>
+      <w:r>
+        <w:t xml:space="preserve">сдерживать, отходить, перегруппироваться, в резерв, прорываться, деблокировать.</w:t>
       </w:r>
     </w:p>
     <w:p>
@@ -6749,23 +6882,55 @@
         <w:pStyle w:val="Compact"/>
       </w:pPr>
       <w:r>
-        <w:rPr>
-          <w:bCs/>
-          <w:b/>
-        </w:rPr>
-        <w:t xml:space="preserve">«Резервы»</w:t>
-      </w:r>
-      <w:r>
-        <w:t xml:space="preserve"> </w:t>
-      </w:r>
-      <w:r>
-        <w:t xml:space="preserve">— ввести резервную армию: выбрать район сосредоточения из пунктов или</w:t>
-      </w:r>
-      <w:r>
-        <w:t xml:space="preserve"> </w:t>
-      </w:r>
-      <w:r>
-        <w:t xml:space="preserve">щелчком по карте;</w:t>
+        <w:t xml:space="preserve">Укажите цель:</w:t>
+      </w:r>
+      <w:r>
+        <w:t xml:space="preserve"> </w:t>
+      </w:r>
+      <w:r>
+        <w:rPr>
+          <w:bCs/>
+          <w:b/>
+        </w:rPr>
+        <w:t xml:space="preserve">«Пункт»</w:t>
+      </w:r>
+      <w:r>
+        <w:t xml:space="preserve"> </w:t>
+      </w:r>
+      <w:r>
+        <w:t xml:space="preserve">из списка ближайших,</w:t>
+      </w:r>
+      <w:r>
+        <w:t xml:space="preserve"> </w:t>
+      </w:r>
+      <w:r>
+        <w:rPr>
+          <w:bCs/>
+          <w:b/>
+        </w:rPr>
+        <w:t xml:space="preserve">«Противник»</w:t>
+      </w:r>
+      <w:r>
+        <w:t xml:space="preserve"> </w:t>
+      </w:r>
+      <w:r>
+        <w:t xml:space="preserve">из обнаруженных или</w:t>
+      </w:r>
+      <w:r>
+        <w:t xml:space="preserve"> </w:t>
+      </w:r>
+      <w:r>
+        <w:rPr>
+          <w:bCs/>
+          <w:b/>
+        </w:rPr>
+        <w:t xml:space="preserve">«Точка на карте»</w:t>
+      </w:r>
+      <w:r>
+        <w:t xml:space="preserve"> </w:t>
+      </w:r>
+      <w:r>
+        <w:t xml:space="preserve">щелчком по карте.</w:t>
       </w:r>
     </w:p>
     <w:p>
@@ -6777,6 +6942,133 @@
         <w:pStyle w:val="Compact"/>
       </w:pPr>
       <w:r>
+        <w:t xml:space="preserve">По желанию напишите</w:t>
+      </w:r>
+      <w:r>
+        <w:t xml:space="preserve"> </w:t>
+      </w:r>
+      <w:r>
+        <w:rPr>
+          <w:bCs/>
+          <w:b/>
+        </w:rPr>
+        <w:t xml:space="preserve">«Указания»</w:t>
+      </w:r>
+      <w:r>
+        <w:t xml:space="preserve">. Их читают журнал и разбор; арбитр исполняет только</w:t>
+      </w:r>
+      <w:r>
+        <w:t xml:space="preserve"> </w:t>
+      </w:r>
+      <w:r>
+        <w:t xml:space="preserve">задачу и цель.</w:t>
+      </w:r>
+    </w:p>
+    <w:p>
+      <w:pPr>
+        <w:numPr>
+          <w:ilvl w:val="1"/>
+          <w:numId w:val="1032"/>
+        </w:numPr>
+        <w:pStyle w:val="Compact"/>
+      </w:pPr>
+      <w:r>
+        <w:t xml:space="preserve">Ниже видно, когда приказ дойдёт до войск: у штабов есть задержка, как в жизни.</w:t>
+      </w:r>
+    </w:p>
+    <w:p>
+      <w:pPr>
+        <w:numPr>
+          <w:ilvl w:val="0"/>
+          <w:numId w:val="1031"/>
+        </w:numPr>
+        <w:pStyle w:val="Compact"/>
+      </w:pPr>
+      <w:r>
+        <w:t xml:space="preserve">При необходимости откройте другие подвкладки «Приказов»:</w:t>
+      </w:r>
+    </w:p>
+    <w:p>
+      <w:pPr>
+        <w:numPr>
+          <w:ilvl w:val="1"/>
+          <w:numId w:val="1033"/>
+        </w:numPr>
+        <w:pStyle w:val="Compact"/>
+      </w:pPr>
+      <w:r>
+        <w:rPr>
+          <w:bCs/>
+          <w:b/>
+        </w:rPr>
+        <w:t xml:space="preserve">«Тыл»</w:t>
+      </w:r>
+      <w:r>
+        <w:t xml:space="preserve"> </w:t>
+      </w:r>
+      <w:r>
+        <w:t xml:space="preserve">— перенести базу снабжения, выбрать армии, которым подвоз идёт в первую очередь;</w:t>
+      </w:r>
+    </w:p>
+    <w:p>
+      <w:pPr>
+        <w:numPr>
+          <w:ilvl w:val="1"/>
+          <w:numId w:val="1033"/>
+        </w:numPr>
+        <w:pStyle w:val="Compact"/>
+      </w:pPr>
+      <w:r>
+        <w:rPr>
+          <w:bCs/>
+          <w:b/>
+        </w:rPr>
+        <w:t xml:space="preserve">«Переправы»</w:t>
+      </w:r>
+      <w:r>
+        <w:t xml:space="preserve"> </w:t>
+      </w:r>
+      <w:r>
+        <w:t xml:space="preserve">— навести или подорвать переправу;</w:t>
+      </w:r>
+    </w:p>
+    <w:p>
+      <w:pPr>
+        <w:numPr>
+          <w:ilvl w:val="1"/>
+          <w:numId w:val="1033"/>
+        </w:numPr>
+        <w:pStyle w:val="Compact"/>
+      </w:pPr>
+      <w:r>
+        <w:rPr>
+          <w:bCs/>
+          <w:b/>
+        </w:rPr>
+        <w:t xml:space="preserve">«Резервы»</w:t>
+      </w:r>
+      <w:r>
+        <w:t xml:space="preserve"> </w:t>
+      </w:r>
+      <w:r>
+        <w:t xml:space="preserve">— ввести резервную армию: выбрать район сосредоточения из пунктов или</w:t>
+      </w:r>
+      <w:r>
+        <w:t xml:space="preserve"> </w:t>
+      </w:r>
+      <w:r>
+        <w:t xml:space="preserve">щелчком по карте;</w:t>
+      </w:r>
+    </w:p>
+    <w:p>
+      <w:pPr>
+        <w:numPr>
+          <w:ilvl w:val="1"/>
+          <w:numId w:val="1033"/>
+        </w:numPr>
+        <w:pStyle w:val="Compact"/>
+      </w:pPr>
+      <w:r>
         <w:rPr>
           <w:bCs/>
           <w:b/>
@@ -6810,7 +7102,7 @@
       <w:pPr>
         <w:numPr>
           <w:ilvl w:val="0"/>
-          <w:numId w:val="1030"/>
+          <w:numId w:val="1031"/>
         </w:numPr>
         <w:pStyle w:val="Compact"/>
       </w:pPr>
@@ -6844,7 +7136,7 @@
       <w:pPr>
         <w:numPr>
           <w:ilvl w:val="0"/>
-          <w:numId w:val="1030"/>
+          <w:numId w:val="1031"/>
         </w:numPr>
         <w:pStyle w:val="Compact"/>
       </w:pPr>
@@ -6968,7 +7260,7 @@
       <w:pPr>
         <w:numPr>
           <w:ilvl w:val="0"/>
-          <w:numId w:val="1033"/>
+          <w:numId w:val="1034"/>
         </w:numPr>
         <w:pStyle w:val="Compact"/>
       </w:pPr>
@@ -6980,7 +7272,7 @@
       <w:pPr>
         <w:numPr>
           <w:ilvl w:val="0"/>
-          <w:numId w:val="1033"/>
+          <w:numId w:val="1034"/>
         </w:numPr>
         <w:pStyle w:val="Compact"/>
       </w:pPr>
@@ -7020,7 +7312,7 @@
       <w:pPr>
         <w:numPr>
           <w:ilvl w:val="0"/>
-          <w:numId w:val="1033"/>
+          <w:numId w:val="1034"/>
         </w:numPr>
         <w:pStyle w:val="Compact"/>
       </w:pPr>
@@ -7225,7 +7517,7 @@
       <w:pPr>
         <w:numPr>
           <w:ilvl w:val="0"/>
-          <w:numId w:val="1034"/>
+          <w:numId w:val="1035"/>
         </w:numPr>
         <w:pStyle w:val="Compact"/>
       </w:pPr>
@@ -7237,7 +7529,7 @@
       <w:pPr>
         <w:numPr>
           <w:ilvl w:val="0"/>
-          <w:numId w:val="1034"/>
+          <w:numId w:val="1035"/>
         </w:numPr>
         <w:pStyle w:val="Compact"/>
       </w:pPr>
@@ -7265,7 +7557,7 @@
       <w:pPr>
         <w:numPr>
           <w:ilvl w:val="0"/>
-          <w:numId w:val="1034"/>
+          <w:numId w:val="1035"/>
         </w:numPr>
         <w:pStyle w:val="Compact"/>
       </w:pPr>
@@ -7305,7 +7597,7 @@
       <w:pPr>
         <w:numPr>
           <w:ilvl w:val="0"/>
-          <w:numId w:val="1034"/>
+          <w:numId w:val="1035"/>
         </w:numPr>
         <w:pStyle w:val="Compact"/>
       </w:pPr>
@@ -7629,7 +7921,7 @@
       <w:pPr>
         <w:numPr>
           <w:ilvl w:val="0"/>
-          <w:numId w:val="1035"/>
+          <w:numId w:val="1036"/>
         </w:numPr>
         <w:pStyle w:val="Compact"/>
       </w:pPr>
@@ -7660,7 +7952,7 @@
       <w:pPr>
         <w:numPr>
           <w:ilvl w:val="0"/>
-          <w:numId w:val="1035"/>
+          <w:numId w:val="1036"/>
         </w:numPr>
         <w:pStyle w:val="Compact"/>
       </w:pPr>
@@ -7672,7 +7964,7 @@
       <w:pPr>
         <w:numPr>
           <w:ilvl w:val="0"/>
-          <w:numId w:val="1035"/>
+          <w:numId w:val="1036"/>
         </w:numPr>
         <w:pStyle w:val="Compact"/>
       </w:pPr>
@@ -7703,7 +7995,7 @@
       <w:pPr>
         <w:numPr>
           <w:ilvl w:val="0"/>
-          <w:numId w:val="1035"/>
+          <w:numId w:val="1036"/>
         </w:numPr>
         <w:pStyle w:val="Compact"/>
       </w:pPr>
@@ -7848,7 +8140,7 @@
       <w:pPr>
         <w:numPr>
           <w:ilvl w:val="0"/>
-          <w:numId w:val="1036"/>
+          <w:numId w:val="1037"/>
         </w:numPr>
         <w:pStyle w:val="Compact"/>
       </w:pPr>
@@ -7886,7 +8178,7 @@
       <w:pPr>
         <w:numPr>
           <w:ilvl w:val="0"/>
-          <w:numId w:val="1036"/>
+          <w:numId w:val="1037"/>
         </w:numPr>
         <w:pStyle w:val="Compact"/>
       </w:pPr>
@@ -7917,7 +8209,7 @@
       <w:pPr>
         <w:numPr>
           <w:ilvl w:val="0"/>
-          <w:numId w:val="1036"/>
+          <w:numId w:val="1037"/>
         </w:numPr>
         <w:pStyle w:val="Compact"/>
       </w:pPr>
@@ -7945,7 +8237,7 @@
       <w:pPr>
         <w:numPr>
           <w:ilvl w:val="0"/>
-          <w:numId w:val="1036"/>
+          <w:numId w:val="1037"/>
         </w:numPr>
         <w:pStyle w:val="Compact"/>
       </w:pPr>
@@ -7973,135 +8265,135 @@
       <w:pPr>
         <w:numPr>
           <w:ilvl w:val="1"/>
+          <w:numId w:val="1038"/>
+        </w:numPr>
+        <w:pStyle w:val="Compact"/>
+      </w:pPr>
+      <w:r>
+        <w:rPr>
+          <w:bCs/>
+          <w:b/>
+        </w:rPr>
+        <w:t xml:space="preserve">тексты</w:t>
+      </w:r>
+      <w:r>
+        <w:t xml:space="preserve"> </w:t>
+      </w:r>
+      <w:r>
+        <w:t xml:space="preserve">— PDF с текстом, Word, HTML, txt, md;</w:t>
+      </w:r>
+    </w:p>
+    <w:p>
+      <w:pPr>
+        <w:numPr>
+          <w:ilvl w:val="1"/>
+          <w:numId w:val="1038"/>
+        </w:numPr>
+        <w:pStyle w:val="Compact"/>
+      </w:pPr>
+      <w:r>
+        <w:rPr>
+          <w:bCs/>
+          <w:b/>
+        </w:rPr>
+        <w:t xml:space="preserve">сканы</w:t>
+      </w:r>
+      <w:r>
+        <w:t xml:space="preserve"> </w:t>
+      </w:r>
+      <w:r>
+        <w:t xml:space="preserve">— PDF без текстового слоя, JPG, PNG;</w:t>
+      </w:r>
+    </w:p>
+    <w:p>
+      <w:pPr>
+        <w:numPr>
+          <w:ilvl w:val="1"/>
+          <w:numId w:val="1038"/>
+        </w:numPr>
+        <w:pStyle w:val="Compact"/>
+      </w:pPr>
+      <w:r>
+        <w:rPr>
+          <w:bCs/>
+          <w:b/>
+        </w:rPr>
+        <w:t xml:space="preserve">таблицы</w:t>
+      </w:r>
+      <w:r>
+        <w:t xml:space="preserve"> </w:t>
+      </w:r>
+      <w:r>
+        <w:t xml:space="preserve">— CSV и XLSX;</w:t>
+      </w:r>
+    </w:p>
+    <w:p>
+      <w:pPr>
+        <w:numPr>
+          <w:ilvl w:val="1"/>
+          <w:numId w:val="1038"/>
+        </w:numPr>
+        <w:pStyle w:val="Compact"/>
+      </w:pPr>
+      <w:r>
+        <w:rPr>
+          <w:bCs/>
+          <w:b/>
+        </w:rPr>
+        <w:t xml:space="preserve">пакеты фактов</w:t>
+      </w:r>
+      <w:r>
+        <w:t xml:space="preserve"> </w:t>
+      </w:r>
+      <w:r>
+        <w:t xml:space="preserve">— готовые файлы JSON особого формата.</w:t>
+      </w:r>
+    </w:p>
+    <w:p>
+      <w:pPr>
+        <w:numPr>
+          <w:ilvl w:val="0"/>
           <w:numId w:val="1037"/>
         </w:numPr>
         <w:pStyle w:val="Compact"/>
       </w:pPr>
       <w:r>
-        <w:rPr>
-          <w:bCs/>
-          <w:b/>
-        </w:rPr>
-        <w:t xml:space="preserve">тексты</w:t>
-      </w:r>
-      <w:r>
-        <w:t xml:space="preserve"> </w:t>
-      </w:r>
-      <w:r>
-        <w:t xml:space="preserve">— PDF с текстом, Word, HTML, txt, md;</w:t>
-      </w:r>
-    </w:p>
-    <w:p>
-      <w:pPr>
-        <w:numPr>
-          <w:ilvl w:val="1"/>
+        <w:t xml:space="preserve">Нажмите</w:t>
+      </w:r>
+      <w:r>
+        <w:t xml:space="preserve"> </w:t>
+      </w:r>
+      <w:r>
+        <w:rPr>
+          <w:bCs/>
+          <w:b/>
+        </w:rPr>
+        <w:t xml:space="preserve">«Разобрать»</w:t>
+      </w:r>
+      <w:r>
+        <w:t xml:space="preserve"> </w:t>
+      </w:r>
+      <w:r>
+        <w:t xml:space="preserve">у документа. Программа читает его по частям и выписывает факты с</w:t>
+      </w:r>
+      <w:r>
+        <w:t xml:space="preserve"> </w:t>
+      </w:r>
+      <w:r>
+        <w:t xml:space="preserve">дословной цитатой. Под документом видно, сколько частей разобрано и сколько фактов</w:t>
+      </w:r>
+      <w:r>
+        <w:t xml:space="preserve"> </w:t>
+      </w:r>
+      <w:r>
+        <w:t xml:space="preserve">«принято автоматически», «на проверку» и «отброшено».</w:t>
+      </w:r>
+    </w:p>
+    <w:p>
+      <w:pPr>
+        <w:numPr>
+          <w:ilvl w:val="0"/>
           <w:numId w:val="1037"/>
-        </w:numPr>
-        <w:pStyle w:val="Compact"/>
-      </w:pPr>
-      <w:r>
-        <w:rPr>
-          <w:bCs/>
-          <w:b/>
-        </w:rPr>
-        <w:t xml:space="preserve">сканы</w:t>
-      </w:r>
-      <w:r>
-        <w:t xml:space="preserve"> </w:t>
-      </w:r>
-      <w:r>
-        <w:t xml:space="preserve">— PDF без текстового слоя, JPG, PNG;</w:t>
-      </w:r>
-    </w:p>
-    <w:p>
-      <w:pPr>
-        <w:numPr>
-          <w:ilvl w:val="1"/>
-          <w:numId w:val="1037"/>
-        </w:numPr>
-        <w:pStyle w:val="Compact"/>
-      </w:pPr>
-      <w:r>
-        <w:rPr>
-          <w:bCs/>
-          <w:b/>
-        </w:rPr>
-        <w:t xml:space="preserve">таблицы</w:t>
-      </w:r>
-      <w:r>
-        <w:t xml:space="preserve"> </w:t>
-      </w:r>
-      <w:r>
-        <w:t xml:space="preserve">— CSV и XLSX;</w:t>
-      </w:r>
-    </w:p>
-    <w:p>
-      <w:pPr>
-        <w:numPr>
-          <w:ilvl w:val="1"/>
-          <w:numId w:val="1037"/>
-        </w:numPr>
-        <w:pStyle w:val="Compact"/>
-      </w:pPr>
-      <w:r>
-        <w:rPr>
-          <w:bCs/>
-          <w:b/>
-        </w:rPr>
-        <w:t xml:space="preserve">пакеты фактов</w:t>
-      </w:r>
-      <w:r>
-        <w:t xml:space="preserve"> </w:t>
-      </w:r>
-      <w:r>
-        <w:t xml:space="preserve">— готовые файлы JSON особого формата.</w:t>
-      </w:r>
-    </w:p>
-    <w:p>
-      <w:pPr>
-        <w:numPr>
-          <w:ilvl w:val="0"/>
-          <w:numId w:val="1036"/>
-        </w:numPr>
-        <w:pStyle w:val="Compact"/>
-      </w:pPr>
-      <w:r>
-        <w:t xml:space="preserve">Нажмите</w:t>
-      </w:r>
-      <w:r>
-        <w:t xml:space="preserve"> </w:t>
-      </w:r>
-      <w:r>
-        <w:rPr>
-          <w:bCs/>
-          <w:b/>
-        </w:rPr>
-        <w:t xml:space="preserve">«Разобрать»</w:t>
-      </w:r>
-      <w:r>
-        <w:t xml:space="preserve"> </w:t>
-      </w:r>
-      <w:r>
-        <w:t xml:space="preserve">у документа. Программа читает его по частям и выписывает факты с</w:t>
-      </w:r>
-      <w:r>
-        <w:t xml:space="preserve"> </w:t>
-      </w:r>
-      <w:r>
-        <w:t xml:space="preserve">дословной цитатой. Под документом видно, сколько частей разобрано и сколько фактов</w:t>
-      </w:r>
-      <w:r>
-        <w:t xml:space="preserve"> </w:t>
-      </w:r>
-      <w:r>
-        <w:t xml:space="preserve">«принято автоматически», «на проверку» и «отброшено».</w:t>
-      </w:r>
-    </w:p>
-    <w:p>
-      <w:pPr>
-        <w:numPr>
-          <w:ilvl w:val="0"/>
-          <w:numId w:val="1036"/>
         </w:numPr>
         <w:pStyle w:val="Compact"/>
       </w:pPr>
@@ -8240,7 +8532,7 @@
       <w:pPr>
         <w:numPr>
           <w:ilvl w:val="0"/>
-          <w:numId w:val="1038"/>
+          <w:numId w:val="1039"/>
         </w:numPr>
         <w:pStyle w:val="Compact"/>
       </w:pPr>
@@ -8262,7 +8554,7 @@
       <w:pPr>
         <w:numPr>
           <w:ilvl w:val="0"/>
-          <w:numId w:val="1038"/>
+          <w:numId w:val="1039"/>
         </w:numPr>
         <w:pStyle w:val="Compact"/>
       </w:pPr>
@@ -8309,7 +8601,7 @@
       <w:pPr>
         <w:numPr>
           <w:ilvl w:val="0"/>
-          <w:numId w:val="1038"/>
+          <w:numId w:val="1039"/>
         </w:numPr>
         <w:pStyle w:val="Compact"/>
       </w:pPr>
@@ -8349,7 +8641,7 @@
       <w:pPr>
         <w:numPr>
           <w:ilvl w:val="0"/>
-          <w:numId w:val="1038"/>
+          <w:numId w:val="1039"/>
         </w:numPr>
         <w:pStyle w:val="Compact"/>
       </w:pPr>
@@ -8461,7 +8753,7 @@
       <w:pPr>
         <w:numPr>
           <w:ilvl w:val="0"/>
-          <w:numId w:val="1039"/>
+          <w:numId w:val="1040"/>
         </w:numPr>
         <w:pStyle w:val="Compact"/>
       </w:pPr>
@@ -8489,7 +8781,7 @@
       <w:pPr>
         <w:numPr>
           <w:ilvl w:val="0"/>
-          <w:numId w:val="1039"/>
+          <w:numId w:val="1040"/>
         </w:numPr>
         <w:pStyle w:val="Compact"/>
       </w:pPr>
@@ -8514,7 +8806,7 @@
       <w:pPr>
         <w:numPr>
           <w:ilvl w:val="0"/>
-          <w:numId w:val="1039"/>
+          <w:numId w:val="1040"/>
         </w:numPr>
         <w:pStyle w:val="Compact"/>
       </w:pPr>
@@ -8532,7 +8824,7 @@
       <w:pPr>
         <w:numPr>
           <w:ilvl w:val="0"/>
-          <w:numId w:val="1039"/>
+          <w:numId w:val="1040"/>
         </w:numPr>
         <w:pStyle w:val="Compact"/>
       </w:pPr>
@@ -8576,7 +8868,7 @@
       <w:pPr>
         <w:numPr>
           <w:ilvl w:val="0"/>
-          <w:numId w:val="1040"/>
+          <w:numId w:val="1041"/>
         </w:numPr>
         <w:pStyle w:val="Compact"/>
       </w:pPr>
@@ -8588,7 +8880,7 @@
       <w:pPr>
         <w:numPr>
           <w:ilvl w:val="0"/>
-          <w:numId w:val="1040"/>
+          <w:numId w:val="1041"/>
         </w:numPr>
         <w:pStyle w:val="Compact"/>
       </w:pPr>
@@ -8600,7 +8892,7 @@
       <w:pPr>
         <w:numPr>
           <w:ilvl w:val="0"/>
-          <w:numId w:val="1040"/>
+          <w:numId w:val="1041"/>
         </w:numPr>
         <w:pStyle w:val="Compact"/>
       </w:pPr>
@@ -8612,7 +8904,7 @@
       <w:pPr>
         <w:numPr>
           <w:ilvl w:val="0"/>
-          <w:numId w:val="1040"/>
+          <w:numId w:val="1041"/>
         </w:numPr>
         <w:pStyle w:val="Compact"/>
       </w:pPr>
@@ -8624,7 +8916,7 @@
       <w:pPr>
         <w:numPr>
           <w:ilvl w:val="0"/>
-          <w:numId w:val="1040"/>
+          <w:numId w:val="1041"/>
         </w:numPr>
         <w:pStyle w:val="Compact"/>
       </w:pPr>
@@ -8636,7 +8928,7 @@
       <w:pPr>
         <w:numPr>
           <w:ilvl w:val="0"/>
-          <w:numId w:val="1040"/>
+          <w:numId w:val="1041"/>
         </w:numPr>
         <w:pStyle w:val="Compact"/>
       </w:pPr>
@@ -8679,7 +8971,7 @@
       <w:pPr>
         <w:numPr>
           <w:ilvl w:val="0"/>
-          <w:numId w:val="1041"/>
+          <w:numId w:val="1042"/>
         </w:numPr>
         <w:pStyle w:val="Compact"/>
       </w:pPr>
@@ -8704,7 +8996,7 @@
       <w:pPr>
         <w:numPr>
           <w:ilvl w:val="0"/>
-          <w:numId w:val="1041"/>
+          <w:numId w:val="1042"/>
         </w:numPr>
         <w:pStyle w:val="Compact"/>
       </w:pPr>
@@ -8716,7 +9008,7 @@
       <w:pPr>
         <w:numPr>
           <w:ilvl w:val="0"/>
-          <w:numId w:val="1041"/>
+          <w:numId w:val="1042"/>
         </w:numPr>
         <w:pStyle w:val="Compact"/>
       </w:pPr>
@@ -8766,7 +9058,7 @@
       <w:pPr>
         <w:numPr>
           <w:ilvl w:val="0"/>
-          <w:numId w:val="1041"/>
+          <w:numId w:val="1042"/>
         </w:numPr>
         <w:pStyle w:val="Compact"/>
       </w:pPr>
@@ -8778,7 +9070,7 @@
       <w:pPr>
         <w:numPr>
           <w:ilvl w:val="0"/>
-          <w:numId w:val="1041"/>
+          <w:numId w:val="1042"/>
         </w:numPr>
         <w:pStyle w:val="Compact"/>
       </w:pPr>
@@ -8819,7 +9111,7 @@
       <w:pPr>
         <w:numPr>
           <w:ilvl w:val="0"/>
-          <w:numId w:val="1041"/>
+          <w:numId w:val="1042"/>
         </w:numPr>
         <w:pStyle w:val="Compact"/>
       </w:pPr>
@@ -9043,7 +9335,7 @@
       <w:pPr>
         <w:numPr>
           <w:ilvl w:val="0"/>
-          <w:numId w:val="1042"/>
+          <w:numId w:val="1043"/>
         </w:numPr>
         <w:pStyle w:val="Compact"/>
       </w:pPr>
@@ -9081,7 +9373,7 @@
       <w:pPr>
         <w:numPr>
           <w:ilvl w:val="0"/>
-          <w:numId w:val="1042"/>
+          <w:numId w:val="1043"/>
         </w:numPr>
         <w:pStyle w:val="Compact"/>
       </w:pPr>
@@ -9122,7 +9414,7 @@
       <w:pPr>
         <w:numPr>
           <w:ilvl w:val="0"/>
-          <w:numId w:val="1042"/>
+          <w:numId w:val="1043"/>
         </w:numPr>
         <w:pStyle w:val="Compact"/>
       </w:pPr>
@@ -9140,7 +9432,7 @@
       <w:pPr>
         <w:numPr>
           <w:ilvl w:val="0"/>
-          <w:numId w:val="1042"/>
+          <w:numId w:val="1043"/>
         </w:numPr>
         <w:pStyle w:val="Compact"/>
       </w:pPr>
@@ -9563,7 +9855,7 @@
       <w:pPr>
         <w:numPr>
           <w:ilvl w:val="0"/>
-          <w:numId w:val="1043"/>
+          <w:numId w:val="1044"/>
         </w:numPr>
         <w:pStyle w:val="Compact"/>
       </w:pPr>
@@ -9588,7 +9880,7 @@
       <w:pPr>
         <w:numPr>
           <w:ilvl w:val="0"/>
-          <w:numId w:val="1043"/>
+          <w:numId w:val="1044"/>
         </w:numPr>
         <w:pStyle w:val="Compact"/>
       </w:pPr>
@@ -9616,7 +9908,7 @@
       <w:pPr>
         <w:numPr>
           <w:ilvl w:val="0"/>
-          <w:numId w:val="1043"/>
+          <w:numId w:val="1044"/>
         </w:numPr>
         <w:pStyle w:val="Compact"/>
       </w:pPr>
@@ -9657,7 +9949,7 @@
       <w:pPr>
         <w:numPr>
           <w:ilvl w:val="0"/>
-          <w:numId w:val="1043"/>
+          <w:numId w:val="1044"/>
         </w:numPr>
         <w:pStyle w:val="Compact"/>
       </w:pPr>
@@ -9710,7 +10002,7 @@
       <w:pPr>
         <w:numPr>
           <w:ilvl w:val="0"/>
-          <w:numId w:val="1043"/>
+          <w:numId w:val="1044"/>
         </w:numPr>
         <w:pStyle w:val="Compact"/>
       </w:pPr>
@@ -9753,7 +10045,7 @@
       <w:pPr>
         <w:numPr>
           <w:ilvl w:val="0"/>
-          <w:numId w:val="1044"/>
+          <w:numId w:val="1045"/>
         </w:numPr>
         <w:pStyle w:val="Compact"/>
       </w:pPr>
@@ -9778,7 +10070,7 @@
       <w:pPr>
         <w:numPr>
           <w:ilvl w:val="0"/>
-          <w:numId w:val="1044"/>
+          <w:numId w:val="1045"/>
         </w:numPr>
         <w:pStyle w:val="Compact"/>
       </w:pPr>
@@ -9790,7 +10082,7 @@
       <w:pPr>
         <w:numPr>
           <w:ilvl w:val="0"/>
-          <w:numId w:val="1044"/>
+          <w:numId w:val="1045"/>
         </w:numPr>
         <w:pStyle w:val="Compact"/>
       </w:pPr>
@@ -10490,7 +10782,7 @@
       <w:pPr>
         <w:numPr>
           <w:ilvl w:val="0"/>
-          <w:numId w:val="1045"/>
+          <w:numId w:val="1046"/>
         </w:numPr>
         <w:pStyle w:val="Compact"/>
       </w:pPr>
@@ -10502,7 +10794,7 @@
       <w:pPr>
         <w:numPr>
           <w:ilvl w:val="0"/>
-          <w:numId w:val="1045"/>
+          <w:numId w:val="1046"/>
         </w:numPr>
         <w:pStyle w:val="Compact"/>
       </w:pPr>
@@ -10514,7 +10806,7 @@
       <w:pPr>
         <w:numPr>
           <w:ilvl w:val="0"/>
-          <w:numId w:val="1045"/>
+          <w:numId w:val="1046"/>
         </w:numPr>
         <w:pStyle w:val="Compact"/>
       </w:pPr>
@@ -10526,7 +10818,7 @@
       <w:pPr>
         <w:numPr>
           <w:ilvl w:val="0"/>
-          <w:numId w:val="1045"/>
+          <w:numId w:val="1046"/>
         </w:numPr>
         <w:pStyle w:val="Compact"/>
       </w:pPr>
@@ -10538,7 +10830,7 @@
       <w:pPr>
         <w:numPr>
           <w:ilvl w:val="0"/>
-          <w:numId w:val="1045"/>
+          <w:numId w:val="1046"/>
         </w:numPr>
         <w:pStyle w:val="Compact"/>
       </w:pPr>
@@ -12351,7 +12643,34 @@
     </w:lvlOverride>
   </w:num>
   <w:num w:numId="1023">
-    <w:abstractNumId w:val="991"/>
+    <w:abstractNumId w:val="99411"/>
+    <w:lvlOverride w:ilvl="0">
+      <w:startOverride w:val="1"/>
+    </w:lvlOverride>
+    <w:lvlOverride w:ilvl="1">
+      <w:startOverride w:val="1"/>
+    </w:lvlOverride>
+    <w:lvlOverride w:ilvl="2">
+      <w:startOverride w:val="1"/>
+    </w:lvlOverride>
+    <w:lvlOverride w:ilvl="3">
+      <w:startOverride w:val="1"/>
+    </w:lvlOverride>
+    <w:lvlOverride w:ilvl="4">
+      <w:startOverride w:val="1"/>
+    </w:lvlOverride>
+    <w:lvlOverride w:ilvl="5">
+      <w:startOverride w:val="1"/>
+    </w:lvlOverride>
+    <w:lvlOverride w:ilvl="6">
+      <w:startOverride w:val="1"/>
+    </w:lvlOverride>
+    <w:lvlOverride w:ilvl="7">
+      <w:startOverride w:val="1"/>
+    </w:lvlOverride>
+    <w:lvlOverride w:ilvl="8">
+      <w:startOverride w:val="1"/>
+    </w:lvlOverride>
   </w:num>
   <w:num w:numId="1024">
     <w:abstractNumId w:val="991"/>
@@ -12363,6 +12682,9 @@
     <w:abstractNumId w:val="991"/>
   </w:num>
   <w:num w:numId="1027">
+    <w:abstractNumId w:val="991"/>
+  </w:num>
+  <w:num w:numId="1028">
     <w:abstractNumId w:val="99411"/>
     <w:lvlOverride w:ilvl="0">
       <w:startOverride w:val="1"/>
@@ -12391,42 +12713,12 @@
     <w:lvlOverride w:ilvl="8">
       <w:startOverride w:val="1"/>
     </w:lvlOverride>
-  </w:num>
-  <w:num w:numId="1028">
-    <w:abstractNumId w:val="991"/>
   </w:num>
   <w:num w:numId="1029">
     <w:abstractNumId w:val="991"/>
   </w:num>
   <w:num w:numId="1030">
-    <w:abstractNumId w:val="99411"/>
-    <w:lvlOverride w:ilvl="0">
-      <w:startOverride w:val="1"/>
-    </w:lvlOverride>
-    <w:lvlOverride w:ilvl="1">
-      <w:startOverride w:val="1"/>
-    </w:lvlOverride>
-    <w:lvlOverride w:ilvl="2">
-      <w:startOverride w:val="1"/>
-    </w:lvlOverride>
-    <w:lvlOverride w:ilvl="3">
-      <w:startOverride w:val="1"/>
-    </w:lvlOverride>
-    <w:lvlOverride w:ilvl="4">
-      <w:startOverride w:val="1"/>
-    </w:lvlOverride>
-    <w:lvlOverride w:ilvl="5">
-      <w:startOverride w:val="1"/>
-    </w:lvlOverride>
-    <w:lvlOverride w:ilvl="6">
-      <w:startOverride w:val="1"/>
-    </w:lvlOverride>
-    <w:lvlOverride w:ilvl="7">
-      <w:startOverride w:val="1"/>
-    </w:lvlOverride>
-    <w:lvlOverride w:ilvl="8">
-      <w:startOverride w:val="1"/>
-    </w:lvlOverride>
+    <w:abstractNumId w:val="991"/>
   </w:num>
   <w:num w:numId="1031">
     <w:abstractNumId w:val="99411"/>
@@ -12459,7 +12751,34 @@
     </w:lvlOverride>
   </w:num>
   <w:num w:numId="1032">
-    <w:abstractNumId w:val="991"/>
+    <w:abstractNumId w:val="99411"/>
+    <w:lvlOverride w:ilvl="0">
+      <w:startOverride w:val="1"/>
+    </w:lvlOverride>
+    <w:lvlOverride w:ilvl="1">
+      <w:startOverride w:val="1"/>
+    </w:lvlOverride>
+    <w:lvlOverride w:ilvl="2">
+      <w:startOverride w:val="1"/>
+    </w:lvlOverride>
+    <w:lvlOverride w:ilvl="3">
+      <w:startOverride w:val="1"/>
+    </w:lvlOverride>
+    <w:lvlOverride w:ilvl="4">
+      <w:startOverride w:val="1"/>
+    </w:lvlOverride>
+    <w:lvlOverride w:ilvl="5">
+      <w:startOverride w:val="1"/>
+    </w:lvlOverride>
+    <w:lvlOverride w:ilvl="6">
+      <w:startOverride w:val="1"/>
+    </w:lvlOverride>
+    <w:lvlOverride w:ilvl="7">
+      <w:startOverride w:val="1"/>
+    </w:lvlOverride>
+    <w:lvlOverride w:ilvl="8">
+      <w:startOverride w:val="1"/>
+    </w:lvlOverride>
   </w:num>
   <w:num w:numId="1033">
     <w:abstractNumId w:val="991"/>
@@ -12468,34 +12787,7 @@
     <w:abstractNumId w:val="991"/>
   </w:num>
   <w:num w:numId="1035">
-    <w:abstractNumId w:val="99411"/>
-    <w:lvlOverride w:ilvl="0">
-      <w:startOverride w:val="1"/>
-    </w:lvlOverride>
-    <w:lvlOverride w:ilvl="1">
-      <w:startOverride w:val="1"/>
-    </w:lvlOverride>
-    <w:lvlOverride w:ilvl="2">
-      <w:startOverride w:val="1"/>
-    </w:lvlOverride>
-    <w:lvlOverride w:ilvl="3">
-      <w:startOverride w:val="1"/>
-    </w:lvlOverride>
-    <w:lvlOverride w:ilvl="4">
-      <w:startOverride w:val="1"/>
-    </w:lvlOverride>
-    <w:lvlOverride w:ilvl="5">
-      <w:startOverride w:val="1"/>
-    </w:lvlOverride>
-    <w:lvlOverride w:ilvl="6">
-      <w:startOverride w:val="1"/>
-    </w:lvlOverride>
-    <w:lvlOverride w:ilvl="7">
-      <w:startOverride w:val="1"/>
-    </w:lvlOverride>
-    <w:lvlOverride w:ilvl="8">
-      <w:startOverride w:val="1"/>
-    </w:lvlOverride>
+    <w:abstractNumId w:val="991"/>
   </w:num>
   <w:num w:numId="1036">
     <w:abstractNumId w:val="99411"/>
@@ -12528,12 +12820,42 @@
     </w:lvlOverride>
   </w:num>
   <w:num w:numId="1037">
-    <w:abstractNumId w:val="991"/>
+    <w:abstractNumId w:val="99411"/>
+    <w:lvlOverride w:ilvl="0">
+      <w:startOverride w:val="1"/>
+    </w:lvlOverride>
+    <w:lvlOverride w:ilvl="1">
+      <w:startOverride w:val="1"/>
+    </w:lvlOverride>
+    <w:lvlOverride w:ilvl="2">
+      <w:startOverride w:val="1"/>
+    </w:lvlOverride>
+    <w:lvlOverride w:ilvl="3">
+      <w:startOverride w:val="1"/>
+    </w:lvlOverride>
+    <w:lvlOverride w:ilvl="4">
+      <w:startOverride w:val="1"/>
+    </w:lvlOverride>
+    <w:lvlOverride w:ilvl="5">
+      <w:startOverride w:val="1"/>
+    </w:lvlOverride>
+    <w:lvlOverride w:ilvl="6">
+      <w:startOverride w:val="1"/>
+    </w:lvlOverride>
+    <w:lvlOverride w:ilvl="7">
+      <w:startOverride w:val="1"/>
+    </w:lvlOverride>
+    <w:lvlOverride w:ilvl="8">
+      <w:startOverride w:val="1"/>
+    </w:lvlOverride>
   </w:num>
   <w:num w:numId="1038">
     <w:abstractNumId w:val="991"/>
   </w:num>
   <w:num w:numId="1039">
+    <w:abstractNumId w:val="991"/>
+  </w:num>
+  <w:num w:numId="1040">
     <w:abstractNumId w:val="99411"/>
     <w:lvlOverride w:ilvl="0">
       <w:startOverride w:val="1"/>
@@ -12563,38 +12885,8 @@
       <w:startOverride w:val="1"/>
     </w:lvlOverride>
   </w:num>
-  <w:num w:numId="1040">
+  <w:num w:numId="1041">
     <w:abstractNumId w:val="991"/>
-  </w:num>
-  <w:num w:numId="1041">
-    <w:abstractNumId w:val="99411"/>
-    <w:lvlOverride w:ilvl="0">
-      <w:startOverride w:val="1"/>
-    </w:lvlOverride>
-    <w:lvlOverride w:ilvl="1">
-      <w:startOverride w:val="1"/>
-    </w:lvlOverride>
-    <w:lvlOverride w:ilvl="2">
-      <w:startOverride w:val="1"/>
-    </w:lvlOverride>
-    <w:lvlOverride w:ilvl="3">
-      <w:startOverride w:val="1"/>
-    </w:lvlOverride>
-    <w:lvlOverride w:ilvl="4">
-      <w:startOverride w:val="1"/>
-    </w:lvlOverride>
-    <w:lvlOverride w:ilvl="5">
-      <w:startOverride w:val="1"/>
-    </w:lvlOverride>
-    <w:lvlOverride w:ilvl="6">
-      <w:startOverride w:val="1"/>
-    </w:lvlOverride>
-    <w:lvlOverride w:ilvl="7">
-      <w:startOverride w:val="1"/>
-    </w:lvlOverride>
-    <w:lvlOverride w:ilvl="8">
-      <w:startOverride w:val="1"/>
-    </w:lvlOverride>
   </w:num>
   <w:num w:numId="1042">
     <w:abstractNumId w:val="99411"/>
@@ -12687,6 +12979,36 @@
     </w:lvlOverride>
   </w:num>
   <w:num w:numId="1045">
+    <w:abstractNumId w:val="99411"/>
+    <w:lvlOverride w:ilvl="0">
+      <w:startOverride w:val="1"/>
+    </w:lvlOverride>
+    <w:lvlOverride w:ilvl="1">
+      <w:startOverride w:val="1"/>
+    </w:lvlOverride>
+    <w:lvlOverride w:ilvl="2">
+      <w:startOverride w:val="1"/>
+    </w:lvlOverride>
+    <w:lvlOverride w:ilvl="3">
+      <w:startOverride w:val="1"/>
+    </w:lvlOverride>
+    <w:lvlOverride w:ilvl="4">
+      <w:startOverride w:val="1"/>
+    </w:lvlOverride>
+    <w:lvlOverride w:ilvl="5">
+      <w:startOverride w:val="1"/>
+    </w:lvlOverride>
+    <w:lvlOverride w:ilvl="6">
+      <w:startOverride w:val="1"/>
+    </w:lvlOverride>
+    <w:lvlOverride w:ilvl="7">
+      <w:startOverride w:val="1"/>
+    </w:lvlOverride>
+    <w:lvlOverride w:ilvl="8">
+      <w:startOverride w:val="1"/>
+    </w:lvlOverride>
+  </w:num>
+  <w:num w:numId="1046">
     <w:abstractNumId w:val="99411"/>
     <w:lvlOverride w:ilvl="0">
       <w:startOverride w:val="1"/>

--- a/docs/guide.docx
+++ b/docs/guide.docx
@@ -1936,7 +1936,7 @@
           <w:iCs/>
           <w:i/>
         </w:rPr>
-        <w:t xml:space="preserve">«Одер — Берлин — Эльба», оценка «Участков 285 · ≈ 11 мин · ≈ 261 МБ», «Скачать». Под формой — скачанная</w:t>
+        <w:t xml:space="preserve">«Одер — Берлин — Эльба», оценка «Участков 285 · ≈ 10 мин · ≈ 137 МБ», «Скачать». Под формой — скачанная</w:t>
       </w:r>
       <w:r>
         <w:rPr>
@@ -1950,7 +1950,7 @@
           <w:iCs/>
           <w:i/>
         </w:rPr>
-        <w:t xml:space="preserve">карта: «170 178 объектов · 261.0 МБ · данные на …», кнопки «подложить», «показать район», «обновить»,</w:t>
+        <w:t xml:space="preserve">карта: «94 373 объектов · 137.2 МБ · данные на …», кнопки «подложить», «показать район»,</w:t>
       </w:r>
       <w:r>
         <w:rPr>
@@ -1964,7 +1964,7 @@
           <w:iCs/>
           <w:i/>
         </w:rPr>
-        <w:t xml:space="preserve">«пакет ↓». Справа — эта карта на 1945 год: дороги, реки и озёра, границы, города с названиями того</w:t>
+        <w:t xml:space="preserve">«обновить», «пакет ↓». Справа — эта карта на 1945 год: дороги, реки и озёра, границы, города с</w:t>
       </w:r>
       <w:r>
         <w:rPr>
@@ -1978,7 +1978,7 @@
           <w:iCs/>
           <w:i/>
         </w:rPr>
-        <w:t xml:space="preserve">времени.</w:t>
+        <w:t xml:space="preserve">названиями того времени; внизу справа — подпись «© участники OpenHistoricalMap, CC0».</w:t>
       </w:r>
     </w:p>
     <w:bookmarkEnd w:id="37"/>
@@ -4372,7 +4372,13 @@
         <w:t xml:space="preserve"> </w:t>
       </w:r>
       <w:r>
-        <w:t xml:space="preserve">сколько участков, сколько ждать и сколько места займёт карта.</w:t>
+        <w:t xml:space="preserve">сколько участков, сколько ждать и сколько места займёт карта. Больше 400 участков (0,25° × 0,25°)</w:t>
+      </w:r>
+      <w:r>
+        <w:t xml:space="preserve"> </w:t>
+      </w:r>
+      <w:r>
+        <w:t xml:space="preserve">за раз не скачать — служба не уложится в память; большой район разделите на части.</w:t>
       </w:r>
     </w:p>
     <w:p>
@@ -4476,13 +4482,22 @@
         <w:t xml:space="preserve">«Год карты»</w:t>
       </w:r>
       <w:r>
-        <w:t xml:space="preserve">; если включена шкала времени, карта показывается на её дату. В переигровке</w:t>
-      </w:r>
-      <w:r>
-        <w:t xml:space="preserve"> </w:t>
-      </w:r>
-      <w:r>
-        <w:t xml:space="preserve">(меню «Подложка») карта показывается на дату начала операции.</w:t>
+        <w:t xml:space="preserve"> </w:t>
+      </w:r>
+      <w:r>
+        <w:t xml:space="preserve">— карта покажется на 1 января этого года; если включена шкала времени, карта</w:t>
+      </w:r>
+      <w:r>
+        <w:t xml:space="preserve"> </w:t>
+      </w:r>
+      <w:r>
+        <w:t xml:space="preserve">показывается на её дату. В переигровке (меню «Подложка») карта показывается на дату начала</w:t>
+      </w:r>
+      <w:r>
+        <w:t xml:space="preserve"> </w:t>
+      </w:r>
+      <w:r>
+        <w:t xml:space="preserve">операции.</w:t>
       </w:r>
     </w:p>
     <w:p>
@@ -4511,6 +4526,71 @@
       </w:r>
       <w:r>
         <w:t xml:space="preserve">скачивает район заново — когда в OpenHistoricalMap что-то дорисовали.</w:t>
+      </w:r>
+    </w:p>
+    <w:p>
+      <w:pPr>
+        <w:numPr>
+          <w:ilvl w:val="0"/>
+          <w:numId w:val="1022"/>
+        </w:numPr>
+        <w:pStyle w:val="Compact"/>
+      </w:pPr>
+      <w:r>
+        <w:t xml:space="preserve">Чтобы перенести карту на машину без интернета, нажмите у готовой карты</w:t>
+      </w:r>
+      <w:r>
+        <w:t xml:space="preserve"> </w:t>
+      </w:r>
+      <w:r>
+        <w:rPr>
+          <w:bCs/>
+          <w:b/>
+        </w:rPr>
+        <w:t xml:space="preserve">«пакет ↓»</w:t>
+      </w:r>
+      <w:r>
+        <w:t xml:space="preserve"> </w:t>
+      </w:r>
+      <w:r>
+        <w:t xml:space="preserve">— скачается</w:t>
+      </w:r>
+      <w:r>
+        <w:t xml:space="preserve"> </w:t>
+      </w:r>
+      <w:r>
+        <w:t xml:space="preserve">один файл</w:t>
+      </w:r>
+      <w:r>
+        <w:t xml:space="preserve"> </w:t>
+      </w:r>
+      <w:r>
+        <w:rPr>
+          <w:rStyle w:val="VerbatimChar"/>
+        </w:rPr>
+        <w:t xml:space="preserve">.tar</w:t>
+      </w:r>
+      <w:r>
+        <w:t xml:space="preserve"> </w:t>
+      </w:r>
+      <w:r>
+        <w:t xml:space="preserve">с данными, шрифтами и значками. На другой машине в «Картах → Подложки» нажмите</w:t>
+      </w:r>
+      <w:r>
+        <w:t xml:space="preserve"> </w:t>
+      </w:r>
+      <w:r>
+        <w:rPr>
+          <w:bCs/>
+          <w:b/>
+        </w:rPr>
+        <w:t xml:space="preserve">«из файла»</w:t>
+      </w:r>
+      <w:r>
+        <w:t xml:space="preserve"> </w:t>
+      </w:r>
+      <w:r>
+        <w:t xml:space="preserve">и выберите этот файл. Пока карта не скачана, «пакет ↓» недоступен.</w:t>
       </w:r>
     </w:p>
     <w:p>

--- a/docs/guide.docx
+++ b/docs/guide.docx
@@ -1950,7 +1950,7 @@
           <w:iCs/>
           <w:i/>
         </w:rPr>
-        <w:t xml:space="preserve">карта: «94 373 объектов · 137.2 МБ · данные на …», кнопки «подложить», «показать район»,</w:t>
+        <w:t xml:space="preserve">карта: «94 373 объекта · 137.2 МБ · данные на …», кнопки «подложить», «показать район»,</w:t>
       </w:r>
       <w:r>
         <w:rPr>

--- a/docs/guide.docx
+++ b/docs/guide.docx
@@ -4917,7 +4917,7 @@
         <w:t xml:space="preserve"> </w:t>
       </w:r>
       <w:r>
-        <w:t xml:space="preserve">же, где в истории (например, «74 %–82 %» при нескольких прогонах);</w:t>
+        <w:t xml:space="preserve">же, где в истории (например, «67 %–72 %» при нескольких прогонах);</w:t>
       </w:r>
     </w:p>
     <w:p>
@@ -4939,7 +4939,7 @@
         <w:t xml:space="preserve"> </w:t>
       </w:r>
       <w:r>
-        <w:t xml:space="preserve">произошло с точностью ±2 суток (например, «46 / 55»).</w:t>
+        <w:t xml:space="preserve">произошло с точностью ±2 суток (например, «43 / 55»).</w:t>
       </w:r>
     </w:p>
     <w:p>
@@ -5116,6 +5116,46 @@
       </w:r>
       <w:r>
         <w:t xml:space="preserve">— где соединения стояли в истории.</w:t>
+      </w:r>
+    </w:p>
+    <w:p>
+      <w:pPr>
+        <w:numPr>
+          <w:ilvl w:val="0"/>
+          <w:numId w:val="1025"/>
+        </w:numPr>
+        <w:pStyle w:val="Compact"/>
+      </w:pPr>
+      <w:r>
+        <w:rPr>
+          <w:bCs/>
+          <w:b/>
+        </w:rPr>
+        <w:t xml:space="preserve">Линия с зубцами</w:t>
+      </w:r>
+      <w:r>
+        <w:t xml:space="preserve"> </w:t>
+      </w:r>
+      <w:r>
+        <w:t xml:space="preserve">— оборона: зубцы всегда смотрят на противника. Длинные синие линии с зубцами</w:t>
+      </w:r>
+      <w:r>
+        <w:t xml:space="preserve"> </w:t>
+      </w:r>
+      <w:r>
+        <w:t xml:space="preserve">восточнее Берлина — заранее укреплённые немецкие полосы (Одер, «Харденберг», «Штайн», «Вотан»); они</w:t>
+      </w:r>
+      <w:r>
+        <w:t xml:space="preserve"> </w:t>
+      </w:r>
+      <w:r>
+        <w:t xml:space="preserve">показаны всю операцию, как в атласах, а прорваны ли они — видно по линии фронта. Название и</w:t>
+      </w:r>
+      <w:r>
+        <w:t xml:space="preserve"> </w:t>
+      </w:r>
+      <w:r>
+        <w:t xml:space="preserve">укреплённость — в подсказке при наведении, выключаются строкой «укреплённая полоса» в обозначениях.</w:t>
       </w:r>
     </w:p>
     <w:p>
@@ -5250,7 +5290,7 @@
           <w:iCs/>
           <w:i/>
         </w:rPr>
-        <w:t xml:space="preserve">полоса «Материалы операции: 37 % — мало», правила, Seed, число прогонов, кнопка «Рассчитать» и</w:t>
+        <w:t xml:space="preserve">полоса «Материалы операции: 49 % — частично», правила, Seed, число прогонов, кнопка «Рассчитать» и</w:t>
       </w:r>
       <w:r>
         <w:rPr>
@@ -5264,7 +5304,7 @@
           <w:iCs/>
           <w:i/>
         </w:rPr>
-        <w:t xml:space="preserve">итоги: «74 %–82 %» положений в допуске и «46 / 55» событий, ниже — список событий по прогонам.</w:t>
+        <w:t xml:space="preserve">итоги: «67 %–72 %» положений в допуске и «43 / 55» события, под ними — сборка базы знаний, ниже — список</w:t>
       </w:r>
       <w:r>
         <w:rPr>
@@ -5278,7 +5318,7 @@
           <w:iCs/>
           <w:i/>
         </w:rPr>
-        <w:t xml:space="preserve">На карте — советские войска красными овалами, немецкие синими, бледные — исторические положения;</w:t>
+        <w:t xml:space="preserve">событий по прогонам. На карте — советские войска красными овалами, немецкие синими, бледные —</w:t>
       </w:r>
       <w:r>
         <w:rPr>
@@ -5292,7 +5332,21 @@
           <w:iCs/>
           <w:i/>
         </w:rPr>
-        <w:t xml:space="preserve">внизу — условные обозначения и плеер с отметками событий.</w:t>
+        <w:t xml:space="preserve">исторические положения, восточнее Берлина — укреплённые полосы с зубцами на восток; внизу — условные</w:t>
+      </w:r>
+      <w:r>
+        <w:rPr>
+          <w:iCs/>
+          <w:i/>
+        </w:rPr>
+        <w:t xml:space="preserve"> </w:t>
+      </w:r>
+      <w:r>
+        <w:rPr>
+          <w:iCs/>
+          <w:i/>
+        </w:rPr>
+        <w:t xml:space="preserve">обозначения и плеер с отметками событий.</w:t>
       </w:r>
     </w:p>
     <w:p>

--- a/docs/guide.docx
+++ b/docs/guide.docx
@@ -5143,19 +5143,25 @@
         <w:t xml:space="preserve"> </w:t>
       </w:r>
       <w:r>
-        <w:t xml:space="preserve">восточнее Берлина — заранее укреплённые немецкие полосы (Одер, «Харденберг», «Штайн», «Вотан»); они</w:t>
-      </w:r>
-      <w:r>
-        <w:t xml:space="preserve"> </w:t>
-      </w:r>
-      <w:r>
-        <w:t xml:space="preserve">показаны всю операцию, как в атласах, а прорваны ли они — видно по линии фронта. Название и</w:t>
-      </w:r>
-      <w:r>
-        <w:t xml:space="preserve"> </w:t>
-      </w:r>
-      <w:r>
-        <w:t xml:space="preserve">укреплённость — в подсказке при наведении, выключаются строкой «укреплённая полоса» в обозначениях.</w:t>
+        <w:t xml:space="preserve">восточнее Берлина — заранее укреплённые немецкие полосы (Одер, «Харденберг», «Штайн», «Вотан»).</w:t>
+      </w:r>
+      <w:r>
+        <w:t xml:space="preserve"> </w:t>
+      </w:r>
+      <w:r>
+        <w:t xml:space="preserve">Участок полосы, который противник взял (его войска уже за ним), уходит с карты — как стрелки,</w:t>
+      </w:r>
+      <w:r>
+        <w:t xml:space="preserve"> </w:t>
+      </w:r>
+      <w:r>
+        <w:t xml:space="preserve">остаются только держащиеся участки. Название и укреплённость — в подсказке при наведении,</w:t>
+      </w:r>
+      <w:r>
+        <w:t xml:space="preserve"> </w:t>
+      </w:r>
+      <w:r>
+        <w:t xml:space="preserve">выключаются строкой «укреплённая полоса» в обозначениях.</w:t>
       </w:r>
     </w:p>
     <w:p>
@@ -5332,7 +5338,7 @@
           <w:iCs/>
           <w:i/>
         </w:rPr>
-        <w:t xml:space="preserve">исторические положения, восточнее Берлина — укреплённые полосы с зубцами на восток; внизу — условные</w:t>
+        <w:t xml:space="preserve">исторические положения, южнее 49-й армии — ещё не взятый участок укреплённой полосы (синий, с зубцами);</w:t>
       </w:r>
       <w:r>
         <w:rPr>
@@ -5346,7 +5352,7 @@
           <w:iCs/>
           <w:i/>
         </w:rPr>
-        <w:t xml:space="preserve">обозначения и плеер с отметками событий.</w:t>
+        <w:t xml:space="preserve">внизу — условные обозначения и плеер с отметками событий.</w:t>
       </w:r>
     </w:p>
     <w:p>

--- a/docs/guide.docx
+++ b/docs/guide.docx
@@ -1417,6 +1417,33 @@
         <w:pStyle w:val="BodyText"/>
       </w:pPr>
       <w:r>
+        <w:t xml:space="preserve">Над точкой — круглый</w:t>
+      </w:r>
+      <w:r>
+        <w:t xml:space="preserve"> </w:t>
+      </w:r>
+      <w:r>
+        <w:rPr>
+          <w:bCs/>
+          <w:b/>
+        </w:rPr>
+        <w:t xml:space="preserve">значок микрофона</w:t>
+      </w:r>
+      <w:r>
+        <w:t xml:space="preserve">: панель голосового управления (раздел 4.11). На Mac с</w:t>
+      </w:r>
+      <w:r>
+        <w:t xml:space="preserve"> </w:t>
+      </w:r>
+      <w:r>
+        <w:t xml:space="preserve">процессором Apple Silicon программой можно управлять голосом.</w:t>
+      </w:r>
+    </w:p>
+    <w:p>
+      <w:pPr>
+        <w:pStyle w:val="BodyText"/>
+      </w:pPr>
+      <w:r>
         <w:t xml:space="preserve">Подтверждения («Удалить?»), короткие вопросы и сообщения об ошибках программа показывает</w:t>
       </w:r>
       <w:r>
@@ -2126,7 +2153,7 @@
     </w:p>
     <w:bookmarkEnd w:id="39"/>
     <w:bookmarkEnd w:id="40"/>
-    <w:bookmarkStart w:id="90" w:name="X48815c6256fc896a62527ea1d343d910608bceb"/>
+    <w:bookmarkStart w:id="91" w:name="X48815c6256fc896a62527ea1d343d910608bceb"/>
     <w:p>
       <w:pPr>
         <w:pStyle w:val="Heading2"/>
@@ -10382,8 +10409,602 @@
       </w:r>
     </w:p>
     <w:bookmarkEnd w:id="89"/>
+    <w:bookmarkStart w:id="90" w:name="X5cd879ff9e705eaa37843545159b4dea330b300"/>
+    <w:p>
+      <w:pPr>
+        <w:pStyle w:val="Heading3"/>
+      </w:pPr>
+      <w:r>
+        <w:t xml:space="preserve">4.11. Управлять голосом</w:t>
+      </w:r>
+    </w:p>
+    <w:p>
+      <w:pPr>
+        <w:pStyle w:val="FirstParagraph"/>
+      </w:pPr>
+      <w:r>
+        <w:t xml:space="preserve">Голосом можно переходить между разделами и спрашивать, что программа понимает. Отвечает голосом</w:t>
+      </w:r>
+      <w:r>
+        <w:t xml:space="preserve"> </w:t>
+      </w:r>
+      <w:r>
+        <w:t xml:space="preserve">начальник штаба. Речь распознаётся на вашем компьютере, в интернет ничего не уходит. Голос работает</w:t>
+      </w:r>
+      <w:r>
+        <w:t xml:space="preserve"> </w:t>
+      </w:r>
+      <w:r>
+        <w:t xml:space="preserve">только на Mac с процессором Apple Silicon; его один раз ставит тот, кто устанавливал программу</w:t>
+      </w:r>
+      <w:r>
+        <w:t xml:space="preserve"> </w:t>
+      </w:r>
+      <w:r>
+        <w:t xml:space="preserve">(команда</w:t>
+      </w:r>
+      <w:r>
+        <w:t xml:space="preserve"> </w:t>
+      </w:r>
+      <w:r>
+        <w:rPr>
+          <w:rStyle w:val="VerbatimChar"/>
+        </w:rPr>
+        <w:t xml:space="preserve">services/voice/setup.sh</w:t>
+      </w:r>
+      <w:r>
+        <w:t xml:space="preserve">).</w:t>
+      </w:r>
+    </w:p>
+    <w:p>
+      <w:pPr>
+        <w:pStyle w:val="BodyText"/>
+      </w:pPr>
+      <w:r>
+        <w:rPr>
+          <w:bCs/>
+          <w:b/>
+        </w:rPr>
+        <w:t xml:space="preserve">Первый раз</w:t>
+      </w:r>
+    </w:p>
+    <w:p>
+      <w:pPr>
+        <w:numPr>
+          <w:ilvl w:val="0"/>
+          <w:numId w:val="1046"/>
+        </w:numPr>
+        <w:pStyle w:val="Compact"/>
+      </w:pPr>
+      <w:r>
+        <w:t xml:space="preserve">Запустите программу. Внизу слева, над точкой состояния, — круглый значок микрофона. Щёлкните по</w:t>
+      </w:r>
+      <w:r>
+        <w:t xml:space="preserve"> </w:t>
+      </w:r>
+      <w:r>
+        <w:t xml:space="preserve">нему: справа откроется панель голоса.</w:t>
+      </w:r>
+    </w:p>
+    <w:p>
+      <w:pPr>
+        <w:numPr>
+          <w:ilvl w:val="0"/>
+          <w:numId w:val="1046"/>
+        </w:numPr>
+        <w:pStyle w:val="Compact"/>
+      </w:pPr>
+      <w:r>
+        <w:t xml:space="preserve">Подождите, пока надпись «Голос загружается» сменится на «Жду обращения» (около полуминуты).</w:t>
+      </w:r>
+      <w:r>
+        <w:t xml:space="preserve"> </w:t>
+      </w:r>
+      <w:r>
+        <w:t xml:space="preserve">Программа попросит разрешение на микрофон — разрешите.</w:t>
+      </w:r>
+    </w:p>
+    <w:p>
+      <w:pPr>
+        <w:numPr>
+          <w:ilvl w:val="0"/>
+          <w:numId w:val="1046"/>
+        </w:numPr>
+        <w:pStyle w:val="Compact"/>
+      </w:pPr>
+      <w:r>
+        <w:t xml:space="preserve">Нажмите</w:t>
+      </w:r>
+      <w:r>
+        <w:t xml:space="preserve"> </w:t>
+      </w:r>
+      <w:r>
+        <w:rPr>
+          <w:bCs/>
+          <w:b/>
+        </w:rPr>
+        <w:t xml:space="preserve">«Калибровка»</w:t>
+      </w:r>
+      <w:r>
+        <w:t xml:space="preserve"> </w:t>
+      </w:r>
+      <w:r>
+        <w:t xml:space="preserve">и пройдите четыре шага. На каждом нажмите «Записать»:</w:t>
+      </w:r>
+    </w:p>
+    <w:p>
+      <w:pPr>
+        <w:numPr>
+          <w:ilvl w:val="1"/>
+          <w:numId w:val="1047"/>
+        </w:numPr>
+        <w:pStyle w:val="Compact"/>
+      </w:pPr>
+      <w:r>
+        <w:rPr>
+          <w:bCs/>
+          <w:b/>
+        </w:rPr>
+        <w:t xml:space="preserve">Тишина</w:t>
+      </w:r>
+      <w:r>
+        <w:t xml:space="preserve"> </w:t>
+      </w:r>
+      <w:r>
+        <w:t xml:space="preserve">— помолчите 3 секунды;</w:t>
+      </w:r>
+    </w:p>
+    <w:p>
+      <w:pPr>
+        <w:numPr>
+          <w:ilvl w:val="1"/>
+          <w:numId w:val="1047"/>
+        </w:numPr>
+        <w:pStyle w:val="Compact"/>
+      </w:pPr>
+      <w:r>
+        <w:rPr>
+          <w:bCs/>
+          <w:b/>
+        </w:rPr>
+        <w:t xml:space="preserve">Ваш голос</w:t>
+      </w:r>
+      <w:r>
+        <w:t xml:space="preserve"> </w:t>
+      </w:r>
+      <w:r>
+        <w:t xml:space="preserve">— прочитайте вслух фразу с экрана обычным голосом;</w:t>
+      </w:r>
+    </w:p>
+    <w:p>
+      <w:pPr>
+        <w:numPr>
+          <w:ilvl w:val="1"/>
+          <w:numId w:val="1047"/>
+        </w:numPr>
+        <w:pStyle w:val="Compact"/>
+      </w:pPr>
+      <w:r>
+        <w:rPr>
+          <w:bCs/>
+          <w:b/>
+        </w:rPr>
+        <w:t xml:space="preserve">Голос штаба</w:t>
+      </w:r>
+      <w:r>
+        <w:t xml:space="preserve"> </w:t>
+      </w:r>
+      <w:r>
+        <w:t xml:space="preserve">— начальник штаба скажет фразу через динамики, молчите;</w:t>
+      </w:r>
+    </w:p>
+    <w:p>
+      <w:pPr>
+        <w:numPr>
+          <w:ilvl w:val="1"/>
+          <w:numId w:val="1047"/>
+        </w:numPr>
+        <w:pStyle w:val="Compact"/>
+      </w:pPr>
+      <w:r>
+        <w:rPr>
+          <w:bCs/>
+          <w:b/>
+        </w:rPr>
+        <w:t xml:space="preserve">Перебивание</w:t>
+      </w:r>
+      <w:r>
+        <w:t xml:space="preserve"> </w:t>
+      </w:r>
+      <w:r>
+        <w:t xml:space="preserve">— штаб снова заговорит; перебейте его, говорите громко, пока он звучит.</w:t>
+      </w:r>
+    </w:p>
+    <w:p>
+      <w:pPr>
+        <w:numPr>
+          <w:ilvl w:val="0"/>
+          <w:numId w:val="1046"/>
+        </w:numPr>
+        <w:pStyle w:val="Compact"/>
+      </w:pPr>
+      <w:r>
+        <w:t xml:space="preserve">В конце программа напишет «Регуляторы выставлены» и, если нужно, совет — например, надеть наушники.</w:t>
+      </w:r>
+      <w:r>
+        <w:t xml:space="preserve"> </w:t>
+      </w:r>
+      <w:r>
+        <w:t xml:space="preserve">Нажмите «Готово». Калибровку можно повторить в любое время.</w:t>
+      </w:r>
+    </w:p>
+    <w:p>
+      <w:pPr>
+        <w:pStyle w:val="FirstParagraph"/>
+      </w:pPr>
+      <w:r>
+        <w:rPr>
+          <w:bCs/>
+          <w:b/>
+        </w:rPr>
+        <w:t xml:space="preserve">Как говорить</w:t>
+      </w:r>
+    </w:p>
+    <w:p>
+      <w:pPr>
+        <w:pStyle w:val="BodyText"/>
+      </w:pPr>
+      <w:r>
+        <w:t xml:space="preserve">Начинайте со слова</w:t>
+      </w:r>
+      <w:r>
+        <w:t xml:space="preserve"> </w:t>
+      </w:r>
+      <w:r>
+        <w:rPr>
+          <w:bCs/>
+          <w:b/>
+        </w:rPr>
+        <w:t xml:space="preserve">«Штаб»</w:t>
+      </w:r>
+      <w:r>
+        <w:t xml:space="preserve"> </w:t>
+      </w:r>
+      <w:r>
+        <w:t xml:space="preserve">(или «Товарищ полковник», «Товарищ генерал»):</w:t>
+      </w:r>
+    </w:p>
+    <w:p>
+      <w:pPr>
+        <w:numPr>
+          <w:ilvl w:val="0"/>
+          <w:numId w:val="1048"/>
+        </w:numPr>
+        <w:pStyle w:val="Compact"/>
+      </w:pPr>
+      <w:r>
+        <w:t xml:space="preserve">«Штаб, открой переигровку» — откроется раздел; так же — редактор, моделирование, карты, знаки,</w:t>
+      </w:r>
+      <w:r>
+        <w:t xml:space="preserve"> </w:t>
+      </w:r>
+      <w:r>
+        <w:t xml:space="preserve">знания, ИИ;</w:t>
+      </w:r>
+    </w:p>
+    <w:p>
+      <w:pPr>
+        <w:numPr>
+          <w:ilvl w:val="0"/>
+          <w:numId w:val="1048"/>
+        </w:numPr>
+        <w:pStyle w:val="Compact"/>
+      </w:pPr>
+      <w:r>
+        <w:t xml:space="preserve">«Штаб, что я могу сказать?» — штаб перечислит, что он понимает;</w:t>
+      </w:r>
+    </w:p>
+    <w:p>
+      <w:pPr>
+        <w:numPr>
+          <w:ilvl w:val="0"/>
+          <w:numId w:val="1048"/>
+        </w:numPr>
+        <w:pStyle w:val="Compact"/>
+      </w:pPr>
+      <w:r>
+        <w:t xml:space="preserve">«Штаб, калибровка», «Штаб, голоса» — откроются калибровка или окно голосов;</w:t>
+      </w:r>
+    </w:p>
+    <w:p>
+      <w:pPr>
+        <w:numPr>
+          <w:ilvl w:val="0"/>
+          <w:numId w:val="1048"/>
+        </w:numPr>
+        <w:pStyle w:val="Compact"/>
+      </w:pPr>
+      <w:r>
+        <w:t xml:space="preserve">«Штаб, стоп» — штаб замолчит;</w:t>
+      </w:r>
+    </w:p>
+    <w:p>
+      <w:pPr>
+        <w:numPr>
+          <w:ilvl w:val="0"/>
+          <w:numId w:val="1048"/>
+        </w:numPr>
+        <w:pStyle w:val="Compact"/>
+      </w:pPr>
+      <w:r>
+        <w:t xml:space="preserve">«Штаб, а можешь …?» — штаб честно ответит, умеет ли он это.</w:t>
+      </w:r>
+    </w:p>
+    <w:p>
+      <w:pPr>
+        <w:pStyle w:val="FirstParagraph"/>
+      </w:pPr>
+      <w:r>
+        <w:t xml:space="preserve">После ответа штаба 12 секунд можно говорить без слова «Штаб» — на панели в это время написано</w:t>
+      </w:r>
+      <w:r>
+        <w:t xml:space="preserve"> </w:t>
+      </w:r>
+      <w:r>
+        <w:t xml:space="preserve">«Разговор — можно без «штаб»». Всё, что сказано не штабу, программа не исполняет: в ленте панели</w:t>
+      </w:r>
+      <w:r>
+        <w:t xml:space="preserve"> </w:t>
+      </w:r>
+      <w:r>
+        <w:t xml:space="preserve">такие слова видны серым с пометкой «не мне». Можно спокойно разговаривать в комнате. Если штаб не</w:t>
+      </w:r>
+      <w:r>
+        <w:t xml:space="preserve"> </w:t>
+      </w:r>
+      <w:r>
+        <w:t xml:space="preserve">понял, он предложит несколько похожих фраз. Если вы задумались посреди фразы, ничего страшного:</w:t>
+      </w:r>
+      <w:r>
+        <w:t xml:space="preserve"> </w:t>
+      </w:r>
+      <w:r>
+        <w:t xml:space="preserve">продолжите в течение двух секунд — программа поймёт фразу целиком. Штаба можно перебить — просто</w:t>
+      </w:r>
+      <w:r>
+        <w:t xml:space="preserve"> </w:t>
+      </w:r>
+      <w:r>
+        <w:t xml:space="preserve">заговорите.</w:t>
+      </w:r>
+    </w:p>
+    <w:p>
+      <w:pPr>
+        <w:pStyle w:val="BodyText"/>
+      </w:pPr>
+      <w:r>
+        <w:t xml:space="preserve">Не помните, что сказать, — раскройте в панели</w:t>
+      </w:r>
+      <w:r>
+        <w:t xml:space="preserve"> </w:t>
+      </w:r>
+      <w:r>
+        <w:rPr>
+          <w:bCs/>
+          <w:b/>
+        </w:rPr>
+        <w:t xml:space="preserve">«Что можно сказать»</w:t>
+      </w:r>
+      <w:r>
+        <w:t xml:space="preserve">: там список фраз.</w:t>
+      </w:r>
+    </w:p>
+    <w:p>
+      <w:pPr>
+        <w:pStyle w:val="BodyText"/>
+      </w:pPr>
+      <w:r>
+        <w:rPr>
+          <w:bCs/>
+          <w:b/>
+        </w:rPr>
+        <w:t xml:space="preserve">Голоса</w:t>
+      </w:r>
+    </w:p>
+    <w:p>
+      <w:pPr>
+        <w:pStyle w:val="BodyText"/>
+      </w:pPr>
+      <w:r>
+        <w:t xml:space="preserve">Кнопка</w:t>
+      </w:r>
+      <w:r>
+        <w:t xml:space="preserve"> </w:t>
+      </w:r>
+      <w:r>
+        <w:rPr>
+          <w:bCs/>
+          <w:b/>
+        </w:rPr>
+        <w:t xml:space="preserve">«Голоса»</w:t>
+      </w:r>
+      <w:r>
+        <w:t xml:space="preserve"> </w:t>
+      </w:r>
+      <w:r>
+        <w:t xml:space="preserve">в панели показывает, каким голосом говорят начальник штаба и посредник, и</w:t>
+      </w:r>
+      <w:r>
+        <w:t xml:space="preserve"> </w:t>
+      </w:r>
+      <w:r>
+        <w:t xml:space="preserve">список голосов. Любой голос можно прослушать и назначить роли. Можно записать новый голос,</w:t>
+      </w:r>
+      <w:r>
+        <w:t xml:space="preserve"> </w:t>
+      </w:r>
+      <w:r>
+        <w:t xml:space="preserve">например гостя:</w:t>
+      </w:r>
+    </w:p>
+    <w:p>
+      <w:pPr>
+        <w:numPr>
+          <w:ilvl w:val="0"/>
+          <w:numId w:val="1049"/>
+        </w:numPr>
+        <w:pStyle w:val="Compact"/>
+      </w:pPr>
+      <w:r>
+        <w:t xml:space="preserve">Нажмите</w:t>
+      </w:r>
+      <w:r>
+        <w:t xml:space="preserve"> </w:t>
+      </w:r>
+      <w:r>
+        <w:rPr>
+          <w:bCs/>
+          <w:b/>
+        </w:rPr>
+        <w:t xml:space="preserve">«Записать новый голос»</w:t>
+      </w:r>
+      <w:r>
+        <w:t xml:space="preserve">. Прочитайте предупреждение: голос будет использоваться</w:t>
+      </w:r>
+      <w:r>
+        <w:t xml:space="preserve"> </w:t>
+      </w:r>
+      <w:r>
+        <w:t xml:space="preserve">программой и хранится только на этом компьютере.</w:t>
+      </w:r>
+    </w:p>
+    <w:p>
+      <w:pPr>
+        <w:numPr>
+          <w:ilvl w:val="0"/>
+          <w:numId w:val="1049"/>
+        </w:numPr>
+        <w:pStyle w:val="Compact"/>
+      </w:pPr>
+      <w:r>
+        <w:t xml:space="preserve">Нажмите</w:t>
+      </w:r>
+      <w:r>
+        <w:t xml:space="preserve"> </w:t>
+      </w:r>
+      <w:r>
+        <w:rPr>
+          <w:bCs/>
+          <w:b/>
+        </w:rPr>
+        <w:t xml:space="preserve">«Начать запись»</w:t>
+      </w:r>
+      <w:r>
+        <w:t xml:space="preserve"> </w:t>
+      </w:r>
+      <w:r>
+        <w:t xml:space="preserve">и прочитайте текст с экрана спокойно, обычным голосом (15–20 секунд).</w:t>
+      </w:r>
+      <w:r>
+        <w:t xml:space="preserve"> </w:t>
+      </w:r>
+      <w:r>
+        <w:t xml:space="preserve">Нажмите</w:t>
+      </w:r>
+      <w:r>
+        <w:t xml:space="preserve"> </w:t>
+      </w:r>
+      <w:r>
+        <w:rPr>
+          <w:bCs/>
+          <w:b/>
+        </w:rPr>
+        <w:t xml:space="preserve">«Закончить запись»</w:t>
+      </w:r>
+      <w:r>
+        <w:t xml:space="preserve">.</w:t>
+      </w:r>
+    </w:p>
+    <w:p>
+      <w:pPr>
+        <w:numPr>
+          <w:ilvl w:val="0"/>
+          <w:numId w:val="1049"/>
+        </w:numPr>
+        <w:pStyle w:val="Compact"/>
+      </w:pPr>
+      <w:r>
+        <w:t xml:space="preserve">Программа проверит запись: не тихо ли, нет ли шума, весь ли текст прочитан и прочитан ли он</w:t>
+      </w:r>
+      <w:r>
+        <w:t xml:space="preserve"> </w:t>
+      </w:r>
+      <w:r>
+        <w:t xml:space="preserve">верно. Если нет — напишет почему; нажмите «Записать заново».</w:t>
+      </w:r>
+    </w:p>
+    <w:p>
+      <w:pPr>
+        <w:numPr>
+          <w:ilvl w:val="0"/>
+          <w:numId w:val="1049"/>
+        </w:numPr>
+        <w:pStyle w:val="Compact"/>
+      </w:pPr>
+      <w:r>
+        <w:t xml:space="preserve">Если запись подошла, нажмите «Прослушать пробу», впишите имя голоса и нажмите</w:t>
+      </w:r>
+      <w:r>
+        <w:t xml:space="preserve"> </w:t>
+      </w:r>
+      <w:r>
+        <w:rPr>
+          <w:bCs/>
+          <w:b/>
+        </w:rPr>
+        <w:t xml:space="preserve">«Сохранить»</w:t>
+      </w:r>
+      <w:r>
+        <w:t xml:space="preserve">.</w:t>
+      </w:r>
+      <w:r>
+        <w:t xml:space="preserve"> </w:t>
+      </w:r>
+      <w:r>
+        <w:t xml:space="preserve">Затем назначьте голос роли: «Начальник штаба» или «Посредник».</w:t>
+      </w:r>
+    </w:p>
+    <w:p>
+      <w:pPr>
+        <w:pStyle w:val="FirstParagraph"/>
+      </w:pPr>
+      <w:r>
+        <w:t xml:space="preserve">Пока голос не сохранён, запись нигде не остаётся. Свой голос можно удалить кнопкой «Удалить» — его</w:t>
+      </w:r>
+      <w:r>
+        <w:t xml:space="preserve"> </w:t>
+      </w:r>
+      <w:r>
+        <w:t xml:space="preserve">файлы будут стёрты.</w:t>
+      </w:r>
+    </w:p>
+    <w:p>
+      <w:pPr>
+        <w:pStyle w:val="BodyText"/>
+      </w:pPr>
+      <w:r>
+        <w:t xml:space="preserve">Голосом пока делается немногое: переходы, калибровка, голоса, подсказки. Командовать войсками голосом</w:t>
+      </w:r>
+      <w:r>
+        <w:t xml:space="preserve"> </w:t>
+      </w:r>
+      <w:r>
+        <w:t xml:space="preserve">в «Переигровке» можно будет в следующих версиях.</w:t>
+      </w:r>
+    </w:p>
     <w:bookmarkEnd w:id="90"/>
-    <w:bookmarkStart w:id="93" w:name="X8b538af4a5fce9cf719faf3a4a92a7e3fd5f9f6"/>
+    <w:bookmarkEnd w:id="91"/>
+    <w:bookmarkStart w:id="94" w:name="X8b538af4a5fce9cf719faf3a4a92a7e3fd5f9f6"/>
     <w:p>
       <w:pPr>
         <w:pStyle w:val="Heading2"/>
@@ -10392,7 +11013,7 @@
         <w:t xml:space="preserve">5. Где хранятся мои данные</w:t>
       </w:r>
     </w:p>
-    <w:bookmarkStart w:id="91" w:name="Xa723a721f9d514a97ca88c2c305670bdca1a388"/>
+    <w:bookmarkStart w:id="92" w:name="Xa723a721f9d514a97ca88c2c305670bdca1a388"/>
     <w:p>
       <w:pPr>
         <w:pStyle w:val="Heading3"/>
@@ -10557,8 +11178,8 @@
         <w:t xml:space="preserve">хранилище своего окна.</w:t>
       </w:r>
     </w:p>
-    <w:bookmarkEnd w:id="91"/>
-    <w:bookmarkStart w:id="92" w:name="Xaa639732788c273f9ac8b3ffa665678747d52f7"/>
+    <w:bookmarkEnd w:id="92"/>
+    <w:bookmarkStart w:id="93" w:name="Xaa639732788c273f9ac8b3ffa665678747d52f7"/>
     <w:p>
       <w:pPr>
         <w:pStyle w:val="Heading3"/>
@@ -10853,9 +11474,9 @@
         <w:t xml:space="preserve">Перед копированием закройте программу.</w:t>
       </w:r>
     </w:p>
-    <w:bookmarkEnd w:id="92"/>
     <w:bookmarkEnd w:id="93"/>
-    <w:bookmarkStart w:id="94" w:name="X5c12791c438f54d8878a5205c437551355f7df6"/>
+    <w:bookmarkEnd w:id="94"/>
+    <w:bookmarkStart w:id="95" w:name="X5c12791c438f54d8878a5205c437551355f7df6"/>
     <w:p>
       <w:pPr>
         <w:pStyle w:val="Heading2"/>
@@ -10922,7 +11543,7 @@
       <w:pPr>
         <w:numPr>
           <w:ilvl w:val="0"/>
-          <w:numId w:val="1046"/>
+          <w:numId w:val="1050"/>
         </w:numPr>
         <w:pStyle w:val="Compact"/>
       </w:pPr>
@@ -10934,7 +11555,7 @@
       <w:pPr>
         <w:numPr>
           <w:ilvl w:val="0"/>
-          <w:numId w:val="1046"/>
+          <w:numId w:val="1050"/>
         </w:numPr>
         <w:pStyle w:val="Compact"/>
       </w:pPr>
@@ -10946,7 +11567,7 @@
       <w:pPr>
         <w:numPr>
           <w:ilvl w:val="0"/>
-          <w:numId w:val="1046"/>
+          <w:numId w:val="1050"/>
         </w:numPr>
         <w:pStyle w:val="Compact"/>
       </w:pPr>
@@ -10958,7 +11579,7 @@
       <w:pPr>
         <w:numPr>
           <w:ilvl w:val="0"/>
-          <w:numId w:val="1046"/>
+          <w:numId w:val="1050"/>
         </w:numPr>
         <w:pStyle w:val="Compact"/>
       </w:pPr>
@@ -10970,7 +11591,7 @@
       <w:pPr>
         <w:numPr>
           <w:ilvl w:val="0"/>
-          <w:numId w:val="1046"/>
+          <w:numId w:val="1050"/>
         </w:numPr>
         <w:pStyle w:val="Compact"/>
       </w:pPr>
@@ -11257,6 +11878,102 @@
           <w:bCs/>
           <w:b/>
         </w:rPr>
+        <w:t xml:space="preserve">Панель голоса пишет «Голос не установлен».</w:t>
+      </w:r>
+      <w:r>
+        <w:t xml:space="preserve"> </w:t>
+      </w:r>
+      <w:r>
+        <w:t xml:space="preserve">Голосовое управление на этом компьютере не</w:t>
+      </w:r>
+      <w:r>
+        <w:t xml:space="preserve"> </w:t>
+      </w:r>
+      <w:r>
+        <w:t xml:space="preserve">поставлено. Его ставят один раз командой</w:t>
+      </w:r>
+      <w:r>
+        <w:t xml:space="preserve"> </w:t>
+      </w:r>
+      <w:r>
+        <w:rPr>
+          <w:rStyle w:val="VerbatimChar"/>
+        </w:rPr>
+        <w:t xml:space="preserve">services/voice/setup.sh</w:t>
+      </w:r>
+      <w:r>
+        <w:t xml:space="preserve">; работает только на Mac с</w:t>
+      </w:r>
+      <w:r>
+        <w:t xml:space="preserve"> </w:t>
+      </w:r>
+      <w:r>
+        <w:t xml:space="preserve">процессором Apple Silicon. Без голоса программа работает как обычно.</w:t>
+      </w:r>
+    </w:p>
+    <w:p>
+      <w:pPr>
+        <w:pStyle w:val="BodyText"/>
+      </w:pPr>
+      <w:r>
+        <w:rPr>
+          <w:bCs/>
+          <w:b/>
+        </w:rPr>
+        <w:t xml:space="preserve">Штаб не слышит или срабатывает на посторонний шум.</w:t>
+      </w:r>
+      <w:r>
+        <w:t xml:space="preserve"> </w:t>
+      </w:r>
+      <w:r>
+        <w:t xml:space="preserve">Пройдите калибровку заново: «Калибровка» в</w:t>
+      </w:r>
+      <w:r>
+        <w:t xml:space="preserve"> </w:t>
+      </w:r>
+      <w:r>
+        <w:t xml:space="preserve">панели голоса. Если штаб перебивает сам себя, наденьте наушники.</w:t>
+      </w:r>
+    </w:p>
+    <w:p>
+      <w:pPr>
+        <w:pStyle w:val="BodyText"/>
+      </w:pPr>
+      <w:r>
+        <w:rPr>
+          <w:bCs/>
+          <w:b/>
+        </w:rPr>
+        <w:t xml:space="preserve">«Микрофон не подключился».</w:t>
+      </w:r>
+      <w:r>
+        <w:t xml:space="preserve"> </w:t>
+      </w:r>
+      <w:r>
+        <w:t xml:space="preserve">Проверьте, что микрофон подключён и программе разрешён доступ к нему</w:t>
+      </w:r>
+      <w:r>
+        <w:t xml:space="preserve"> </w:t>
+      </w:r>
+      <w:r>
+        <w:t xml:space="preserve">(на Mac: «Системные настройки → Конфиденциальность и безопасность → Микрофон»), и нажмите</w:t>
+      </w:r>
+      <w:r>
+        <w:t xml:space="preserve"> </w:t>
+      </w:r>
+      <w:r>
+        <w:t xml:space="preserve">«Попробовать снова».</w:t>
+      </w:r>
+    </w:p>
+    <w:p>
+      <w:pPr>
+        <w:pStyle w:val="BodyText"/>
+      </w:pPr>
+      <w:r>
+        <w:rPr>
+          <w:bCs/>
+          <w:b/>
+        </w:rPr>
         <w:t xml:space="preserve">Дорисовал не то.</w:t>
       </w:r>
       <w:r>
@@ -11266,8 +11983,8 @@
         <w:t xml:space="preserve">Ctrl+Z отменяет последние действия по одному.</w:t>
       </w:r>
     </w:p>
-    <w:bookmarkEnd w:id="94"/>
-    <w:bookmarkStart w:id="95" w:name="X67aa95d1a9f033133ec1400212ef2d63360bacd"/>
+    <w:bookmarkEnd w:id="95"/>
+    <w:bookmarkStart w:id="96" w:name="X67aa95d1a9f033133ec1400212ef2d63360bacd"/>
     <w:p>
       <w:pPr>
         <w:pStyle w:val="Heading2"/>
@@ -11552,6 +12269,36 @@
             </w:pPr>
             <w:r>
               <w:t xml:space="preserve">автоматический подбор множителей правил так, чтобы расчёт ближе повторял историю</w:t>
+            </w:r>
+          </w:p>
+        </w:tc>
+      </w:tr>
+      <w:tr>
+        <w:tc>
+          <w:tcPr/>
+          <w:p>
+            <w:pPr>
+              <w:pStyle w:val="Compact"/>
+              <w:jc w:val="left"/>
+            </w:pPr>
+            <w:r>
+              <w:rPr>
+                <w:bCs/>
+                <w:b/>
+              </w:rPr>
+              <w:t xml:space="preserve">Калибровка голоса</w:t>
+            </w:r>
+          </w:p>
+        </w:tc>
+        <w:tc>
+          <w:tcPr/>
+          <w:p>
+            <w:pPr>
+              <w:pStyle w:val="Compact"/>
+              <w:jc w:val="left"/>
+            </w:pPr>
+            <w:r>
+              <w:t xml:space="preserve">короткая настройка микрофона под вашу комнату, голос и динамики: четыре шага в панели голоса</w:t>
             </w:r>
           </w:p>
         </w:tc>
@@ -12067,7 +12814,7 @@
         </w:tc>
       </w:tr>
     </w:tbl>
-    <w:bookmarkEnd w:id="95"/>
+    <w:bookmarkEnd w:id="96"/>
     <w:sectPr/>
   </w:body>
 </w:document>
@@ -13149,6 +13896,72 @@
     </w:lvlOverride>
   </w:num>
   <w:num w:numId="1046">
+    <w:abstractNumId w:val="99411"/>
+    <w:lvlOverride w:ilvl="0">
+      <w:startOverride w:val="1"/>
+    </w:lvlOverride>
+    <w:lvlOverride w:ilvl="1">
+      <w:startOverride w:val="1"/>
+    </w:lvlOverride>
+    <w:lvlOverride w:ilvl="2">
+      <w:startOverride w:val="1"/>
+    </w:lvlOverride>
+    <w:lvlOverride w:ilvl="3">
+      <w:startOverride w:val="1"/>
+    </w:lvlOverride>
+    <w:lvlOverride w:ilvl="4">
+      <w:startOverride w:val="1"/>
+    </w:lvlOverride>
+    <w:lvlOverride w:ilvl="5">
+      <w:startOverride w:val="1"/>
+    </w:lvlOverride>
+    <w:lvlOverride w:ilvl="6">
+      <w:startOverride w:val="1"/>
+    </w:lvlOverride>
+    <w:lvlOverride w:ilvl="7">
+      <w:startOverride w:val="1"/>
+    </w:lvlOverride>
+    <w:lvlOverride w:ilvl="8">
+      <w:startOverride w:val="1"/>
+    </w:lvlOverride>
+  </w:num>
+  <w:num w:numId="1047">
+    <w:abstractNumId w:val="991"/>
+  </w:num>
+  <w:num w:numId="1048">
+    <w:abstractNumId w:val="991"/>
+  </w:num>
+  <w:num w:numId="1049">
+    <w:abstractNumId w:val="99411"/>
+    <w:lvlOverride w:ilvl="0">
+      <w:startOverride w:val="1"/>
+    </w:lvlOverride>
+    <w:lvlOverride w:ilvl="1">
+      <w:startOverride w:val="1"/>
+    </w:lvlOverride>
+    <w:lvlOverride w:ilvl="2">
+      <w:startOverride w:val="1"/>
+    </w:lvlOverride>
+    <w:lvlOverride w:ilvl="3">
+      <w:startOverride w:val="1"/>
+    </w:lvlOverride>
+    <w:lvlOverride w:ilvl="4">
+      <w:startOverride w:val="1"/>
+    </w:lvlOverride>
+    <w:lvlOverride w:ilvl="5">
+      <w:startOverride w:val="1"/>
+    </w:lvlOverride>
+    <w:lvlOverride w:ilvl="6">
+      <w:startOverride w:val="1"/>
+    </w:lvlOverride>
+    <w:lvlOverride w:ilvl="7">
+      <w:startOverride w:val="1"/>
+    </w:lvlOverride>
+    <w:lvlOverride w:ilvl="8">
+      <w:startOverride w:val="1"/>
+    </w:lvlOverride>
+  </w:num>
+  <w:num w:numId="1050">
     <w:abstractNumId w:val="99411"/>
     <w:lvlOverride w:ilvl="0">
       <w:startOverride w:val="1"/>

--- a/docs/guide.docx
+++ b/docs/guide.docx
@@ -1436,7 +1436,7 @@
         <w:t xml:space="preserve"> </w:t>
       </w:r>
       <w:r>
-        <w:t xml:space="preserve">процессором Apple Silicon программой можно управлять голосом.</w:t>
+        <w:t xml:space="preserve">процессором Apple Silicon программой можно управлять голосом (пока — при запуске из исходных файлов).</w:t>
       </w:r>
     </w:p>
     <w:p>
@@ -10435,13 +10435,37 @@
         <w:t xml:space="preserve"> </w:t>
       </w:r>
       <w:r>
-        <w:t xml:space="preserve">только на Mac с процессором Apple Silicon; его один раз ставит тот, кто устанавливал программу</w:t>
-      </w:r>
-      <w:r>
-        <w:t xml:space="preserve"> </w:t>
-      </w:r>
-      <w:r>
-        <w:t xml:space="preserve">(команда</w:t>
+        <w:t xml:space="preserve">только на Mac с процессором Apple Silicon. Пока голос есть только у программы, запущенной из</w:t>
+      </w:r>
+      <w:r>
+        <w:t xml:space="preserve"> </w:t>
+      </w:r>
+      <w:r>
+        <w:t xml:space="preserve">исходных файлов (команда</w:t>
+      </w:r>
+      <w:r>
+        <w:t xml:space="preserve"> </w:t>
+      </w:r>
+      <w:r>
+        <w:rPr>
+          <w:rStyle w:val="VerbatimChar"/>
+        </w:rPr>
+        <w:t xml:space="preserve">npm run desktop:app</w:t>
+      </w:r>
+      <w:r>
+        <w:t xml:space="preserve">), — в программе, поставленной установщиком, его ещё</w:t>
+      </w:r>
+      <w:r>
+        <w:t xml:space="preserve"> </w:t>
+      </w:r>
+      <w:r>
+        <w:t xml:space="preserve">нет, он появится в следующих версиях. Голосовое управление один раз ставит тот, кто готовил</w:t>
+      </w:r>
+      <w:r>
+        <w:t xml:space="preserve"> </w:t>
+      </w:r>
+      <w:r>
+        <w:t xml:space="preserve">программу к работе (команда</w:t>
       </w:r>
       <w:r>
         <w:t xml:space="preserve"> </w:t>
@@ -10701,7 +10725,7 @@
         <w:pStyle w:val="Compact"/>
       </w:pPr>
       <w:r>
-        <w:t xml:space="preserve">«Штаб, что я могу сказать?» — штаб перечислит, что он понимает;</w:t>
+        <w:t xml:space="preserve">«Штаб, что я могу?» или «Штаб, что я могу сказать?» — штаб перечислит, что он понимает;</w:t>
       </w:r>
     </w:p>
     <w:p>
@@ -11890,7 +11914,13 @@
         <w:t xml:space="preserve"> </w:t>
       </w:r>
       <w:r>
-        <w:t xml:space="preserve">поставлено. Его ставят один раз командой</w:t>
+        <w:t xml:space="preserve">поставлено, или программа поставлена установщиком — там голоса пока нет (раздел 4.11). Его ставят</w:t>
+      </w:r>
+      <w:r>
+        <w:t xml:space="preserve"> </w:t>
+      </w:r>
+      <w:r>
+        <w:t xml:space="preserve">один раз командой</w:t>
       </w:r>
       <w:r>
         <w:t xml:space="preserve"> </w:t>
@@ -11902,13 +11932,28 @@
         <w:t xml:space="preserve">services/voice/setup.sh</w:t>
       </w:r>
       <w:r>
-        <w:t xml:space="preserve">; работает только на Mac с</w:t>
-      </w:r>
-      <w:r>
-        <w:t xml:space="preserve"> </w:t>
-      </w:r>
-      <w:r>
-        <w:t xml:space="preserve">процессором Apple Silicon. Без голоса программа работает как обычно.</w:t>
+        <w:t xml:space="preserve"> </w:t>
+      </w:r>
+      <w:r>
+        <w:t xml:space="preserve">и запускают программу командой</w:t>
+      </w:r>
+      <w:r>
+        <w:t xml:space="preserve"> </w:t>
+      </w:r>
+      <w:r>
+        <w:rPr>
+          <w:rStyle w:val="VerbatimChar"/>
+        </w:rPr>
+        <w:t xml:space="preserve">npm run desktop:app</w:t>
+      </w:r>
+      <w:r>
+        <w:t xml:space="preserve">;</w:t>
+      </w:r>
+      <w:r>
+        <w:t xml:space="preserve"> </w:t>
+      </w:r>
+      <w:r>
+        <w:t xml:space="preserve">работает только на Mac с процессором Apple Silicon. Без голоса программа работает как обычно.</w:t>
       </w:r>
     </w:p>
     <w:p>

--- a/docs/guide.docx
+++ b/docs/guide.docx
@@ -10643,6 +10643,18 @@
       <w:r>
         <w:t xml:space="preserve">— штаб снова заговорит; перебейте его, говорите громко, пока он звучит.</w:t>
       </w:r>
+      <w:r>
+        <w:t xml:space="preserve"> </w:t>
+      </w:r>
+      <w:r>
+        <w:t xml:space="preserve">Если связь с голосом прервётся посреди калибровки, программа скажет об этом и начнёт её с первого</w:t>
+      </w:r>
+      <w:r>
+        <w:t xml:space="preserve"> </w:t>
+      </w:r>
+      <w:r>
+        <w:t xml:space="preserve">шага.</w:t>
+      </w:r>
     </w:p>
     <w:p>
       <w:pPr>
@@ -10799,7 +10811,19 @@
         <w:t xml:space="preserve"> </w:t>
       </w:r>
       <w:r>
-        <w:t xml:space="preserve">заговорите.</w:t>
+        <w:t xml:space="preserve">заговорите; после этого тоже можно продолжать без «Штаб». Скажете одно «Штаб» — он ответит</w:t>
+      </w:r>
+      <w:r>
+        <w:t xml:space="preserve"> </w:t>
+      </w:r>
+      <w:r>
+        <w:t xml:space="preserve">«Слушаю.». Если микрофон поймал голос самого штаба из динамиков, в ленте это видно с пометкой</w:t>
+      </w:r>
+      <w:r>
+        <w:t xml:space="preserve"> </w:t>
+      </w:r>
+      <w:r>
+        <w:t xml:space="preserve">«похоже на мой же голос из динамиков» — такие слова не исполняются.</w:t>
       </w:r>
     </w:p>
     <w:p>
@@ -11914,13 +11938,7 @@
         <w:t xml:space="preserve"> </w:t>
       </w:r>
       <w:r>
-        <w:t xml:space="preserve">поставлено, или программа поставлена установщиком — там голоса пока нет (раздел 4.11). Его ставят</w:t>
-      </w:r>
-      <w:r>
-        <w:t xml:space="preserve"> </w:t>
-      </w:r>
-      <w:r>
-        <w:t xml:space="preserve">один раз командой</w:t>
+        <w:t xml:space="preserve">поставлено. Его ставят один раз командой</w:t>
       </w:r>
       <w:r>
         <w:t xml:space="preserve"> </w:t>
@@ -11947,13 +11965,49 @@
         <w:t xml:space="preserve">npm run desktop:app</w:t>
       </w:r>
       <w:r>
-        <w:t xml:space="preserve">;</w:t>
-      </w:r>
-      <w:r>
-        <w:t xml:space="preserve"> </w:t>
-      </w:r>
-      <w:r>
-        <w:t xml:space="preserve">работает только на Mac с процессором Apple Silicon. Без голоса программа работает как обычно.</w:t>
+        <w:t xml:space="preserve">; работает только на Mac с процессором Apple Silicon. Без голоса программа</w:t>
+      </w:r>
+      <w:r>
+        <w:t xml:space="preserve"> </w:t>
+      </w:r>
+      <w:r>
+        <w:t xml:space="preserve">работает как обычно. В программе, поставленной установщиком, и в браузере голоса пока нет — там</w:t>
+      </w:r>
+      <w:r>
+        <w:t xml:space="preserve"> </w:t>
+      </w:r>
+      <w:r>
+        <w:t xml:space="preserve">нет и значка микрофона (раздел 4.11).</w:t>
+      </w:r>
+    </w:p>
+    <w:p>
+      <w:pPr>
+        <w:pStyle w:val="BodyText"/>
+      </w:pPr>
+      <w:r>
+        <w:rPr>
+          <w:bCs/>
+          <w:b/>
+        </w:rPr>
+        <w:t xml:space="preserve">Панель голоса пишет «Голос не запустился — перезапустите программу».</w:t>
+      </w:r>
+      <w:r>
+        <w:t xml:space="preserve"> </w:t>
+      </w:r>
+      <w:r>
+        <w:t xml:space="preserve">Закройте программу и</w:t>
+      </w:r>
+      <w:r>
+        <w:t xml:space="preserve"> </w:t>
+      </w:r>
+      <w:r>
+        <w:t xml:space="preserve">запустите снова. Если не помогло, покажите причину, написанную ниже в панели, тому, кто готовил</w:t>
+      </w:r>
+      <w:r>
+        <w:t xml:space="preserve"> </w:t>
+      </w:r>
+      <w:r>
+        <w:t xml:space="preserve">программу к работе.</w:t>
       </w:r>
     </w:p>
     <w:p>

--- a/docs/guide.docx
+++ b/docs/guide.docx
@@ -672,6 +672,28 @@
       </w:r>
       <w:r>
         <w:t xml:space="preserve">в переигровке на агентной модели (раздел 4.4).</w:t>
+      </w:r>
+    </w:p>
+    <w:p>
+      <w:pPr>
+        <w:numPr>
+          <w:ilvl w:val="0"/>
+          <w:numId w:val="1004"/>
+        </w:numPr>
+        <w:pStyle w:val="Compact"/>
+      </w:pPr>
+      <w:r>
+        <w:rPr>
+          <w:bCs/>
+          <w:b/>
+        </w:rPr>
+        <w:t xml:space="preserve">голосовых команд своими словами</w:t>
+      </w:r>
+      <w:r>
+        <w:t xml:space="preserve"> </w:t>
+      </w:r>
+      <w:r>
+        <w:t xml:space="preserve">— готовые фразы голос понимает и без неё (раздел 4.11).</w:t>
       </w:r>
     </w:p>
     <w:bookmarkEnd w:id="22"/>
@@ -2153,7 +2175,7 @@
     </w:p>
     <w:bookmarkEnd w:id="39"/>
     <w:bookmarkEnd w:id="40"/>
-    <w:bookmarkStart w:id="91" w:name="X48815c6256fc896a62527ea1d343d910608bceb"/>
+    <w:bookmarkStart w:id="94" w:name="X48815c6256fc896a62527ea1d343d910608bceb"/>
     <w:p>
       <w:pPr>
         <w:pStyle w:val="Heading2"/>
@@ -10409,7 +10431,7 @@
       </w:r>
     </w:p>
     <w:bookmarkEnd w:id="89"/>
-    <w:bookmarkStart w:id="90" w:name="X5cd879ff9e705eaa37843545159b4dea330b300"/>
+    <w:bookmarkStart w:id="93" w:name="X5cd879ff9e705eaa37843545159b4dea330b300"/>
     <w:p>
       <w:pPr>
         <w:pStyle w:val="Heading3"/>
@@ -10429,19 +10451,19 @@
         <w:t xml:space="preserve"> </w:t>
       </w:r>
       <w:r>
-        <w:t xml:space="preserve">начальник штаба. Речь распознаётся на вашем компьютере, в интернет ничего не уходит. Голос работает</w:t>
-      </w:r>
-      <w:r>
-        <w:t xml:space="preserve"> </w:t>
-      </w:r>
-      <w:r>
-        <w:t xml:space="preserve">только на Mac с процессором Apple Silicon. Пока голос есть только у программы, запущенной из</w:t>
-      </w:r>
-      <w:r>
-        <w:t xml:space="preserve"> </w:t>
-      </w:r>
-      <w:r>
-        <w:t xml:space="preserve">исходных файлов (команда</w:t>
+        <w:t xml:space="preserve">начальник штаба — через обычные динамики компьютера. Речь распознаётся на вашем компьютере, в</w:t>
+      </w:r>
+      <w:r>
+        <w:t xml:space="preserve"> </w:t>
+      </w:r>
+      <w:r>
+        <w:t xml:space="preserve">интернет ничего не уходит. Голос работает только на Mac с процессором Apple Silicon. Пока голос</w:t>
+      </w:r>
+      <w:r>
+        <w:t xml:space="preserve"> </w:t>
+      </w:r>
+      <w:r>
+        <w:t xml:space="preserve">есть только у программы, запущенной из исходных файлов (команда</w:t>
       </w:r>
       <w:r>
         <w:t xml:space="preserve"> </w:t>
@@ -10453,19 +10475,19 @@
         <w:t xml:space="preserve">npm run desktop:app</w:t>
       </w:r>
       <w:r>
-        <w:t xml:space="preserve">), — в программе, поставленной установщиком, его ещё</w:t>
-      </w:r>
-      <w:r>
-        <w:t xml:space="preserve"> </w:t>
-      </w:r>
-      <w:r>
-        <w:t xml:space="preserve">нет, он появится в следующих версиях. Голосовое управление один раз ставит тот, кто готовил</w:t>
-      </w:r>
-      <w:r>
-        <w:t xml:space="preserve"> </w:t>
-      </w:r>
-      <w:r>
-        <w:t xml:space="preserve">программу к работе (команда</w:t>
+        <w:t xml:space="preserve">), — в</w:t>
+      </w:r>
+      <w:r>
+        <w:t xml:space="preserve"> </w:t>
+      </w:r>
+      <w:r>
+        <w:t xml:space="preserve">программе, поставленной установщиком, его ещё нет, он появится в следующих версиях. Голосовое</w:t>
+      </w:r>
+      <w:r>
+        <w:t xml:space="preserve"> </w:t>
+      </w:r>
+      <w:r>
+        <w:t xml:space="preserve">управление один раз ставит тот, кто готовил программу к работе (команда</w:t>
       </w:r>
       <w:r>
         <w:t xml:space="preserve"> </w:t>
@@ -10665,13 +10687,19 @@
         <w:pStyle w:val="Compact"/>
       </w:pPr>
       <w:r>
-        <w:t xml:space="preserve">В конце программа напишет «Регуляторы выставлены» и, если нужно, совет — например, надеть наушники.</w:t>
-      </w:r>
-      <w:r>
-        <w:t xml:space="preserve"> </w:t>
-      </w:r>
-      <w:r>
-        <w:t xml:space="preserve">Нажмите «Готово». Калибровку можно повторить в любое время.</w:t>
+        <w:t xml:space="preserve">В конце программа напишет «Регуляторы выставлены» и, если нужно, совет. Если динамики слышно</w:t>
+      </w:r>
+      <w:r>
+        <w:t xml:space="preserve"> </w:t>
+      </w:r>
+      <w:r>
+        <w:t xml:space="preserve">громко, она напишет: «Динамики слышно громко — чтобы перебить штаб, скажите «Стоп».» Нажмите</w:t>
+      </w:r>
+      <w:r>
+        <w:t xml:space="preserve"> </w:t>
+      </w:r>
+      <w:r>
+        <w:t xml:space="preserve">«Готово». Калибровку можно повторить в любое время.</w:t>
       </w:r>
     </w:p>
     <w:p>
@@ -10719,13 +10747,13 @@
         <w:pStyle w:val="Compact"/>
       </w:pPr>
       <w:r>
-        <w:t xml:space="preserve">«Штаб, открой переигровку» — откроется раздел; так же — редактор, моделирование, карты, знаки,</w:t>
-      </w:r>
-      <w:r>
-        <w:t xml:space="preserve"> </w:t>
-      </w:r>
-      <w:r>
-        <w:t xml:space="preserve">знания, ИИ;</w:t>
+        <w:t xml:space="preserve">«Штаб, открой переигровку» или просто «Штаб, переигровка» — откроется раздел; так же —</w:t>
+      </w:r>
+      <w:r>
+        <w:t xml:space="preserve"> </w:t>
+      </w:r>
+      <w:r>
+        <w:t xml:space="preserve">редактор, моделирование, карты, знаки, знания, ИИ;</w:t>
       </w:r>
     </w:p>
     <w:p>
@@ -10773,6 +10801,18 @@
         <w:pStyle w:val="Compact"/>
       </w:pPr>
       <w:r>
+        <w:t xml:space="preserve">«Штаб, отбой» или «Штаб, выключи голос» — голос выключится (ниже);</w:t>
+      </w:r>
+    </w:p>
+    <w:p>
+      <w:pPr>
+        <w:numPr>
+          <w:ilvl w:val="0"/>
+          <w:numId w:val="1048"/>
+        </w:numPr>
+        <w:pStyle w:val="Compact"/>
+      </w:pPr>
+      <w:r>
         <w:t xml:space="preserve">«Штаб, а можешь …?» — штаб честно ответит, умеет ли он это.</w:t>
       </w:r>
     </w:p>
@@ -10781,6 +10821,50 @@
         <w:pStyle w:val="FirstParagraph"/>
       </w:pPr>
       <w:r>
+        <w:t xml:space="preserve">Заучивать фразы не нужно: можно сказать и своими словами, например «Штаб, давай-ка перейдём к</w:t>
+      </w:r>
+      <w:r>
+        <w:t xml:space="preserve"> </w:t>
+      </w:r>
+      <w:r>
+        <w:t xml:space="preserve">картам». Такую фразу разбирает языковая модель (LM Studio, раздел 2.3). Пока она думает, на панели</w:t>
+      </w:r>
+      <w:r>
+        <w:t xml:space="preserve"> </w:t>
+      </w:r>
+      <w:r>
+        <w:t xml:space="preserve">написано «Думаю»; ждать не обязательно — можно сказать другое. Модель выбирает только из того, что</w:t>
+      </w:r>
+      <w:r>
+        <w:t xml:space="preserve"> </w:t>
+      </w:r>
+      <w:r>
+        <w:t xml:space="preserve">программа действительно умеет. Если такого нет, штаб так и скажет: «Этого система пока не</w:t>
+      </w:r>
+      <w:r>
+        <w:t xml:space="preserve"> </w:t>
+      </w:r>
+      <w:r>
+        <w:t xml:space="preserve">предусматривает» — и предложит, что можно. Если LM Studio не запущена, штаб скажет «Связи с</w:t>
+      </w:r>
+      <w:r>
+        <w:t xml:space="preserve"> </w:t>
+      </w:r>
+      <w:r>
+        <w:t xml:space="preserve">моделью нет» и подскажет готовые фразы — они работают и без модели. Какую модель брать для голоса,</w:t>
+      </w:r>
+      <w:r>
+        <w:t xml:space="preserve"> </w:t>
+      </w:r>
+      <w:r>
+        <w:t xml:space="preserve">выбирают в разделе «ИИ», в карточке «Голос»; обычно достаточно оставить как есть.</w:t>
+      </w:r>
+    </w:p>
+    <w:p>
+      <w:pPr>
+        <w:pStyle w:val="BodyText"/>
+      </w:pPr>
+      <w:r>
         <w:t xml:space="preserve">После ответа штаба 12 секунд можно говорить без слова «Штаб» — на панели в это время написано</w:t>
       </w:r>
       <w:r>
@@ -10799,31 +10883,31 @@
         <w:t xml:space="preserve"> </w:t>
       </w:r>
       <w:r>
-        <w:t xml:space="preserve">понял, он предложит несколько похожих фраз. Если вы задумались посреди фразы, ничего страшного:</w:t>
-      </w:r>
-      <w:r>
-        <w:t xml:space="preserve"> </w:t>
-      </w:r>
-      <w:r>
-        <w:t xml:space="preserve">продолжите в течение двух секунд — программа поймёт фразу целиком. Штаба можно перебить — просто</w:t>
-      </w:r>
-      <w:r>
-        <w:t xml:space="preserve"> </w:t>
-      </w:r>
-      <w:r>
-        <w:t xml:space="preserve">заговорите; после этого тоже можно продолжать без «Штаб». Скажете одно «Штаб» — он ответит</w:t>
-      </w:r>
-      <w:r>
-        <w:t xml:space="preserve"> </w:t>
-      </w:r>
-      <w:r>
-        <w:t xml:space="preserve">«Слушаю.». Если микрофон поймал голос самого штаба из динамиков, в ленте это видно с пометкой</w:t>
-      </w:r>
-      <w:r>
-        <w:t xml:space="preserve"> </w:t>
-      </w:r>
-      <w:r>
-        <w:t xml:space="preserve">«похоже на мой же голос из динамиков» — такие слова не исполняются.</w:t>
+        <w:t xml:space="preserve">понял, он предложит несколько похожих фраз. Если программа расслышала слово неточно, но поняла</w:t>
+      </w:r>
+      <w:r>
+        <w:t xml:space="preserve"> </w:t>
+      </w:r>
+      <w:r>
+        <w:t xml:space="preserve">вас, в ленте будет видно: «Услышано: … — понял: …». Если вы задумались посреди фразы, ничего</w:t>
+      </w:r>
+      <w:r>
+        <w:t xml:space="preserve"> </w:t>
+      </w:r>
+      <w:r>
+        <w:t xml:space="preserve">страшного: продолжите в течение двух секунд — программа поймёт фразу целиком. Скажете одно «Штаб» —</w:t>
+      </w:r>
+      <w:r>
+        <w:t xml:space="preserve"> </w:t>
+      </w:r>
+      <w:r>
+        <w:t xml:space="preserve">он ответит «Слушаю.». Если микрофон поймал голос самого штаба из динамиков, в ленте это видно с</w:t>
+      </w:r>
+      <w:r>
+        <w:t xml:space="preserve"> </w:t>
+      </w:r>
+      <w:r>
+        <w:t xml:space="preserve">пометкой «похоже на мой же голос из динамиков» — такие слова не исполняются.</w:t>
       </w:r>
     </w:p>
     <w:p>
@@ -10856,6 +10940,256 @@
           <w:bCs/>
           <w:b/>
         </w:rPr>
+        <w:t xml:space="preserve">Как перебить штаб</w:t>
+      </w:r>
+    </w:p>
+    <w:p>
+      <w:pPr>
+        <w:pStyle w:val="BodyText"/>
+      </w:pPr>
+      <w:r>
+        <w:t xml:space="preserve">Как перебивать, программа выбирает сама при калибровке:</w:t>
+      </w:r>
+    </w:p>
+    <w:p>
+      <w:pPr>
+        <w:numPr>
+          <w:ilvl w:val="0"/>
+          <w:numId w:val="1049"/>
+        </w:numPr>
+        <w:pStyle w:val="Compact"/>
+      </w:pPr>
+      <w:r>
+        <w:t xml:space="preserve">если динамики слышно тихо — просто заговорите, и штаб замолчит;</w:t>
+      </w:r>
+    </w:p>
+    <w:p>
+      <w:pPr>
+        <w:numPr>
+          <w:ilvl w:val="0"/>
+          <w:numId w:val="1049"/>
+        </w:numPr>
+        <w:pStyle w:val="Compact"/>
+      </w:pPr>
+      <w:r>
+        <w:t xml:space="preserve">если динамики слышно громко — скажите</w:t>
+      </w:r>
+      <w:r>
+        <w:t xml:space="preserve"> </w:t>
+      </w:r>
+      <w:r>
+        <w:rPr>
+          <w:bCs/>
+          <w:b/>
+        </w:rPr>
+        <w:t xml:space="preserve">«Стоп»</w:t>
+      </w:r>
+      <w:r>
+        <w:t xml:space="preserve"> </w:t>
+      </w:r>
+      <w:r>
+        <w:t xml:space="preserve">(или «Подождите», «Хватит», «Отставить»,</w:t>
+      </w:r>
+      <w:r>
+        <w:t xml:space="preserve"> </w:t>
+      </w:r>
+      <w:r>
+        <w:t xml:space="preserve">«Тихо», «Штаб…»). Пока штаб говорит, на панели написано «Перебить: скажите «Стоп»». Другие</w:t>
+      </w:r>
+      <w:r>
+        <w:t xml:space="preserve"> </w:t>
+      </w:r>
+      <w:r>
+        <w:t xml:space="preserve">слова, пока он говорит, программа не исполняет: дождитесь, пока он замолчит, или сначала скажите</w:t>
+      </w:r>
+      <w:r>
+        <w:t xml:space="preserve"> </w:t>
+      </w:r>
+      <w:r>
+        <w:t xml:space="preserve">«Стоп». Можно и сразу: «Стоп, открой карты».</w:t>
+      </w:r>
+    </w:p>
+    <w:p>
+      <w:pPr>
+        <w:pStyle w:val="FirstParagraph"/>
+      </w:pPr>
+      <w:r>
+        <w:t xml:space="preserve">После того как вы перебили штаб, можно продолжать без слова «Штаб». Способ можно поменять и вручную:</w:t>
+      </w:r>
+      <w:r>
+        <w:t xml:space="preserve"> </w:t>
+      </w:r>
+      <w:r>
+        <w:rPr>
+          <w:bCs/>
+          <w:b/>
+        </w:rPr>
+        <w:t xml:space="preserve">«Тонкая настройка» → «Перебивать: голосом / словом»</w:t>
+      </w:r>
+      <w:r>
+        <w:t xml:space="preserve">.</w:t>
+      </w:r>
+    </w:p>
+    <w:p>
+      <w:pPr>
+        <w:pStyle w:val="BodyText"/>
+      </w:pPr>
+      <w:r>
+        <w:t xml:space="preserve">Программа сама убирает из микрофона голос штаба, который идёт из динамиков. Если тот, кто готовил</w:t>
+      </w:r>
+      <w:r>
+        <w:t xml:space="preserve"> </w:t>
+      </w:r>
+      <w:r>
+        <w:t xml:space="preserve">программу, включил или выключил эту обработку, пройдите калибровку заново.</w:t>
+      </w:r>
+    </w:p>
+    <w:p>
+      <w:pPr>
+        <w:pStyle w:val="BodyText"/>
+      </w:pPr>
+      <w:r>
+        <w:rPr>
+          <w:bCs/>
+          <w:b/>
+        </w:rPr>
+        <w:t xml:space="preserve">Выключить голос</w:t>
+      </w:r>
+    </w:p>
+    <w:p>
+      <w:pPr>
+        <w:pStyle w:val="BodyText"/>
+      </w:pPr>
+      <w:r>
+        <w:t xml:space="preserve">Кнопка</w:t>
+      </w:r>
+      <w:r>
+        <w:t xml:space="preserve"> </w:t>
+      </w:r>
+      <w:r>
+        <w:rPr>
+          <w:bCs/>
+          <w:b/>
+        </w:rPr>
+        <w:t xml:space="preserve">«Выключить голос»</w:t>
+      </w:r>
+      <w:r>
+        <w:t xml:space="preserve"> </w:t>
+      </w:r>
+      <w:r>
+        <w:t xml:space="preserve">вверху панели (или «Штаб, отбой») выключает микрофон: штаб вас больше</w:t>
+      </w:r>
+      <w:r>
+        <w:t xml:space="preserve"> </w:t>
+      </w:r>
+      <w:r>
+        <w:t xml:space="preserve">не слышит и не говорит. Свёрнутая панель в это время — перечёркнутый микрофон с подписью «Голос</w:t>
+      </w:r>
+      <w:r>
+        <w:t xml:space="preserve"> </w:t>
+      </w:r>
+      <w:r>
+        <w:t xml:space="preserve">выключен». Голос остаётся выключенным и после перезапуска программы. Включить его снова — кнопкой</w:t>
+      </w:r>
+      <w:r>
+        <w:t xml:space="preserve"> </w:t>
+      </w:r>
+      <w:r>
+        <w:rPr>
+          <w:bCs/>
+          <w:b/>
+        </w:rPr>
+        <w:t xml:space="preserve">«Включить голос»</w:t>
+      </w:r>
+      <w:r>
+        <w:t xml:space="preserve"> </w:t>
+      </w:r>
+      <w:r>
+        <w:t xml:space="preserve">на панели (голосом нельзя: микрофон выключен).</w:t>
+      </w:r>
+    </w:p>
+    <w:p>
+      <w:pPr>
+        <w:pStyle w:val="BodyText"/>
+      </w:pPr>
+      <w:r>
+        <w:drawing>
+          <wp:inline>
+            <wp:extent cx="5334000" cy="3333750"/>
+            <wp:effectExtent b="0" l="0" r="0" t="0"/>
+            <wp:docPr descr="Голос выключен" title="" id="91" name="Picture"/>
+            <a:graphic>
+              <a:graphicData uri="http://schemas.openxmlformats.org/drawingml/2006/picture">
+                <pic:pic>
+                  <pic:nvPicPr>
+                    <pic:cNvPr descr="img/voice-panel-off.jpg" id="92" name="Picture"/>
+                    <pic:cNvPicPr>
+                      <a:picLocks noChangeArrowheads="1" noChangeAspect="1"/>
+                    </pic:cNvPicPr>
+                  </pic:nvPicPr>
+                  <pic:blipFill>
+                    <a:blip r:embed="rId90"/>
+                    <a:stretch>
+                      <a:fillRect/>
+                    </a:stretch>
+                  </pic:blipFill>
+                  <pic:spPr bwMode="auto">
+                    <a:xfrm>
+                      <a:off x="0" y="0"/>
+                      <a:ext cx="5334000" cy="3333750"/>
+                    </a:xfrm>
+                    <a:prstGeom prst="rect">
+                      <a:avLst/>
+                    </a:prstGeom>
+                    <a:noFill/>
+                    <a:ln w="9525">
+                      <a:noFill/>
+                      <a:headEnd/>
+                      <a:tailEnd/>
+                    </a:ln>
+                  </pic:spPr>
+                </pic:pic>
+              </a:graphicData>
+            </a:graphic>
+          </wp:inline>
+        </w:drawing>
+      </w:r>
+    </w:p>
+    <w:p>
+      <w:pPr>
+        <w:pStyle w:val="BodyText"/>
+      </w:pPr>
+      <w:r>
+        <w:rPr>
+          <w:iCs/>
+          <w:i/>
+        </w:rPr>
+        <w:t xml:space="preserve">Панель при выключенном голосе: надпись «Голос выключен», кнопка «Включить голос» и пояснение</w:t>
+      </w:r>
+      <w:r>
+        <w:rPr>
+          <w:iCs/>
+          <w:i/>
+        </w:rPr>
+        <w:t xml:space="preserve"> </w:t>
+      </w:r>
+      <w:r>
+        <w:rPr>
+          <w:iCs/>
+          <w:i/>
+        </w:rPr>
+        <w:t xml:space="preserve">«Микрофон выключен: штаб вас не слышит и не говорит.»; кнопки «Калибровка» и «Голоса» недоступны.</w:t>
+      </w:r>
+    </w:p>
+    <w:p>
+      <w:pPr>
+        <w:pStyle w:val="BodyText"/>
+      </w:pPr>
+      <w:r>
+        <w:rPr>
+          <w:bCs/>
+          <w:b/>
+        </w:rPr>
         <w:t xml:space="preserve">Голоса</w:t>
       </w:r>
     </w:p>
@@ -10886,20 +11220,20 @@
         <w:t xml:space="preserve"> </w:t>
       </w:r>
       <w:r>
-        <w:t xml:space="preserve">список голосов. Любой голос можно прослушать и назначить роли. Можно записать новый голос,</w:t>
-      </w:r>
-      <w:r>
-        <w:t xml:space="preserve"> </w:t>
-      </w:r>
-      <w:r>
-        <w:t xml:space="preserve">например гостя:</w:t>
-      </w:r>
-    </w:p>
-    <w:p>
-      <w:pPr>
-        <w:numPr>
-          <w:ilvl w:val="0"/>
-          <w:numId w:val="1049"/>
+        <w:t xml:space="preserve">список голосов. Любой голос можно прослушать и назначить роли; новая проба или закрытое окно</w:t>
+      </w:r>
+      <w:r>
+        <w:t xml:space="preserve"> </w:t>
+      </w:r>
+      <w:r>
+        <w:t xml:space="preserve">обрывают прежнюю. Можно записать новый голос, например гостя:</w:t>
+      </w:r>
+    </w:p>
+    <w:p>
+      <w:pPr>
+        <w:numPr>
+          <w:ilvl w:val="0"/>
+          <w:numId w:val="1050"/>
         </w:numPr>
         <w:pStyle w:val="Compact"/>
       </w:pPr>
@@ -10930,7 +11264,7 @@
       <w:pPr>
         <w:numPr>
           <w:ilvl w:val="0"/>
-          <w:numId w:val="1049"/>
+          <w:numId w:val="1050"/>
         </w:numPr>
         <w:pStyle w:val="Compact"/>
       </w:pPr>
@@ -10977,7 +11311,7 @@
       <w:pPr>
         <w:numPr>
           <w:ilvl w:val="0"/>
-          <w:numId w:val="1049"/>
+          <w:numId w:val="1050"/>
         </w:numPr>
         <w:pStyle w:val="Compact"/>
       </w:pPr>
@@ -10995,7 +11329,7 @@
       <w:pPr>
         <w:numPr>
           <w:ilvl w:val="0"/>
-          <w:numId w:val="1049"/>
+          <w:numId w:val="1050"/>
         </w:numPr>
         <w:pStyle w:val="Compact"/>
       </w:pPr>
@@ -11041,18 +11375,18 @@
         <w:pStyle w:val="BodyText"/>
       </w:pPr>
       <w:r>
-        <w:t xml:space="preserve">Голосом пока делается немногое: переходы, калибровка, голоса, подсказки. Командовать войсками голосом</w:t>
-      </w:r>
-      <w:r>
-        <w:t xml:space="preserve"> </w:t>
-      </w:r>
-      <w:r>
-        <w:t xml:space="preserve">в «Переигровке» можно будет в следующих версиях.</w:t>
-      </w:r>
-    </w:p>
-    <w:bookmarkEnd w:id="90"/>
-    <w:bookmarkEnd w:id="91"/>
-    <w:bookmarkStart w:id="94" w:name="X8b538af4a5fce9cf719faf3a4a92a7e3fd5f9f6"/>
+        <w:t xml:space="preserve">Голосом пока делается немногое: переходы, калибровка, голоса, подсказки, выключение. Командовать</w:t>
+      </w:r>
+      <w:r>
+        <w:t xml:space="preserve"> </w:t>
+      </w:r>
+      <w:r>
+        <w:t xml:space="preserve">войсками голосом в «Переигровке» можно будет в следующих версиях.</w:t>
+      </w:r>
+    </w:p>
+    <w:bookmarkEnd w:id="93"/>
+    <w:bookmarkEnd w:id="94"/>
+    <w:bookmarkStart w:id="97" w:name="X8b538af4a5fce9cf719faf3a4a92a7e3fd5f9f6"/>
     <w:p>
       <w:pPr>
         <w:pStyle w:val="Heading2"/>
@@ -11061,7 +11395,7 @@
         <w:t xml:space="preserve">5. Где хранятся мои данные</w:t>
       </w:r>
     </w:p>
-    <w:bookmarkStart w:id="92" w:name="Xa723a721f9d514a97ca88c2c305670bdca1a388"/>
+    <w:bookmarkStart w:id="95" w:name="Xa723a721f9d514a97ca88c2c305670bdca1a388"/>
     <w:p>
       <w:pPr>
         <w:pStyle w:val="Heading3"/>
@@ -11226,8 +11560,8 @@
         <w:t xml:space="preserve">хранилище своего окна.</w:t>
       </w:r>
     </w:p>
-    <w:bookmarkEnd w:id="92"/>
-    <w:bookmarkStart w:id="93" w:name="Xaa639732788c273f9ac8b3ffa665678747d52f7"/>
+    <w:bookmarkEnd w:id="95"/>
+    <w:bookmarkStart w:id="96" w:name="Xaa639732788c273f9ac8b3ffa665678747d52f7"/>
     <w:p>
       <w:pPr>
         <w:pStyle w:val="Heading3"/>
@@ -11522,9 +11856,9 @@
         <w:t xml:space="preserve">Перед копированием закройте программу.</w:t>
       </w:r>
     </w:p>
-    <w:bookmarkEnd w:id="93"/>
-    <w:bookmarkEnd w:id="94"/>
-    <w:bookmarkStart w:id="95" w:name="X5c12791c438f54d8878a5205c437551355f7df6"/>
+    <w:bookmarkEnd w:id="96"/>
+    <w:bookmarkEnd w:id="97"/>
+    <w:bookmarkStart w:id="98" w:name="X5c12791c438f54d8878a5205c437551355f7df6"/>
     <w:p>
       <w:pPr>
         <w:pStyle w:val="Heading2"/>
@@ -11591,7 +11925,7 @@
       <w:pPr>
         <w:numPr>
           <w:ilvl w:val="0"/>
-          <w:numId w:val="1050"/>
+          <w:numId w:val="1051"/>
         </w:numPr>
         <w:pStyle w:val="Compact"/>
       </w:pPr>
@@ -11603,7 +11937,7 @@
       <w:pPr>
         <w:numPr>
           <w:ilvl w:val="0"/>
-          <w:numId w:val="1050"/>
+          <w:numId w:val="1051"/>
         </w:numPr>
         <w:pStyle w:val="Compact"/>
       </w:pPr>
@@ -11615,7 +11949,7 @@
       <w:pPr>
         <w:numPr>
           <w:ilvl w:val="0"/>
-          <w:numId w:val="1050"/>
+          <w:numId w:val="1051"/>
         </w:numPr>
         <w:pStyle w:val="Compact"/>
       </w:pPr>
@@ -11627,7 +11961,7 @@
       <w:pPr>
         <w:numPr>
           <w:ilvl w:val="0"/>
-          <w:numId w:val="1050"/>
+          <w:numId w:val="1051"/>
         </w:numPr>
         <w:pStyle w:val="Compact"/>
       </w:pPr>
@@ -11639,7 +11973,7 @@
       <w:pPr>
         <w:numPr>
           <w:ilvl w:val="0"/>
-          <w:numId w:val="1050"/>
+          <w:numId w:val="1051"/>
         </w:numPr>
         <w:pStyle w:val="Compact"/>
       </w:pPr>
@@ -12019,19 +12353,25 @@
           <w:bCs/>
           <w:b/>
         </w:rPr>
-        <w:t xml:space="preserve">Штаб не слышит или срабатывает на посторонний шум.</w:t>
-      </w:r>
-      <w:r>
-        <w:t xml:space="preserve"> </w:t>
-      </w:r>
-      <w:r>
-        <w:t xml:space="preserve">Пройдите калибровку заново: «Калибровка» в</w:t>
-      </w:r>
-      <w:r>
-        <w:t xml:space="preserve"> </w:t>
-      </w:r>
-      <w:r>
-        <w:t xml:space="preserve">панели голоса. Если штаб перебивает сам себя, наденьте наушники.</w:t>
+        <w:t xml:space="preserve">Штаб не слышит, срабатывает на посторонний шум или перебивает сам себя.</w:t>
+      </w:r>
+      <w:r>
+        <w:t xml:space="preserve"> </w:t>
+      </w:r>
+      <w:r>
+        <w:t xml:space="preserve">Пройдите калибровку</w:t>
+      </w:r>
+      <w:r>
+        <w:t xml:space="preserve"> </w:t>
+      </w:r>
+      <w:r>
+        <w:t xml:space="preserve">заново: «Калибровка» в панели голоса. Если штаб не замолкает, когда вы говорите, посмотрите на</w:t>
+      </w:r>
+      <w:r>
+        <w:t xml:space="preserve"> </w:t>
+      </w:r>
+      <w:r>
+        <w:t xml:space="preserve">панель: написано «Перебить: скажите «Стоп»» — перебивайте словом «Стоп».</w:t>
       </w:r>
     </w:p>
     <w:p>
@@ -12043,6 +12383,36 @@
           <w:bCs/>
           <w:b/>
         </w:rPr>
+        <w:t xml:space="preserve">Штаб отвечает «Связи с моделью нет».</w:t>
+      </w:r>
+      <w:r>
+        <w:t xml:space="preserve"> </w:t>
+      </w:r>
+      <w:r>
+        <w:t xml:space="preserve">Свои формулировки разбирает языковая модель, а LM Studio</w:t>
+      </w:r>
+      <w:r>
+        <w:t xml:space="preserve"> </w:t>
+      </w:r>
+      <w:r>
+        <w:t xml:space="preserve">не запущена или в ней не загружена модель (раздел 2.3). Готовые фразы — «Штаб, открой переигровку»</w:t>
+      </w:r>
+      <w:r>
+        <w:t xml:space="preserve"> </w:t>
+      </w:r>
+      <w:r>
+        <w:t xml:space="preserve">и другие из «Что можно сказать» — работают и без неё.</w:t>
+      </w:r>
+    </w:p>
+    <w:p>
+      <w:pPr>
+        <w:pStyle w:val="BodyText"/>
+      </w:pPr>
+      <w:r>
+        <w:rPr>
+          <w:bCs/>
+          <w:b/>
+        </w:rPr>
         <w:t xml:space="preserve">«Микрофон не подключился».</w:t>
       </w:r>
       <w:r>
@@ -12082,8 +12452,8 @@
         <w:t xml:space="preserve">Ctrl+Z отменяет последние действия по одному.</w:t>
       </w:r>
     </w:p>
-    <w:bookmarkEnd w:id="95"/>
-    <w:bookmarkStart w:id="96" w:name="X67aa95d1a9f033133ec1400212ef2d63360bacd"/>
+    <w:bookmarkEnd w:id="98"/>
+    <w:bookmarkStart w:id="99" w:name="X67aa95d1a9f033133ec1400212ef2d63360bacd"/>
     <w:p>
       <w:pPr>
         <w:pStyle w:val="Heading2"/>
@@ -12913,7 +13283,7 @@
         </w:tc>
       </w:tr>
     </w:tbl>
-    <w:bookmarkEnd w:id="96"/>
+    <w:bookmarkEnd w:id="99"/>
     <w:sectPr/>
   </w:body>
 </w:document>
@@ -14031,6 +14401,9 @@
     <w:abstractNumId w:val="991"/>
   </w:num>
   <w:num w:numId="1049">
+    <w:abstractNumId w:val="991"/>
+  </w:num>
+  <w:num w:numId="1050">
     <w:abstractNumId w:val="99411"/>
     <w:lvlOverride w:ilvl="0">
       <w:startOverride w:val="1"/>
@@ -14060,7 +14433,7 @@
       <w:startOverride w:val="1"/>
     </w:lvlOverride>
   </w:num>
-  <w:num w:numId="1050">
+  <w:num w:numId="1051">
     <w:abstractNumId w:val="99411"/>
     <w:lvlOverride w:ilvl="0">
       <w:startOverride w:val="1"/>

--- a/docs/guide.docx
+++ b/docs/guide.docx
@@ -998,7 +998,7 @@
           <w:iCs/>
           <w:i/>
         </w:rPr>
-        <w:t xml:space="preserve">Раздел «ИИ»: адрес сервера, выбор модели и режима размышления, отметка «✓ на связи · моделей: 1»</w:t>
+        <w:t xml:space="preserve">Раздел «ИИ» (на проверочной модели): адрес сервера, выбор модели и режима размышления, отметка «✓ на</w:t>
       </w:r>
       <w:r>
         <w:rPr>
@@ -1012,7 +1012,21 @@
           <w:iCs/>
           <w:i/>
         </w:rPr>
-        <w:t xml:space="preserve">и кнопка «Проверить связь»; ниже — краткая памятка «Как подготовить» и что видит модель.</w:t>
+        <w:t xml:space="preserve">связи · моделей: 1» и кнопка «Проверить связь»; ниже — карточка «Голос» с выбором модели для голосовых</w:t>
+      </w:r>
+      <w:r>
+        <w:rPr>
+          <w:iCs/>
+          <w:i/>
+        </w:rPr>
+        <w:t xml:space="preserve"> </w:t>
+      </w:r>
+      <w:r>
+        <w:rPr>
+          <w:iCs/>
+          <w:i/>
+        </w:rPr>
+        <w:t xml:space="preserve">команд (раздел 4.11) и памятка «Как подготовить».</w:t>
       </w:r>
     </w:p>
     <w:p>
@@ -10845,13 +10859,19 @@
         <w:t xml:space="preserve"> </w:t>
       </w:r>
       <w:r>
-        <w:t xml:space="preserve">предусматривает» — и предложит, что можно. Если LM Studio не запущена, штаб скажет «Связи с</w:t>
-      </w:r>
-      <w:r>
-        <w:t xml:space="preserve"> </w:t>
-      </w:r>
-      <w:r>
-        <w:t xml:space="preserve">моделью нет» и подскажет готовые фразы — они работают и без модели. Какую модель брать для голоса,</w:t>
+        <w:t xml:space="preserve">предусматривает» — и предложит, что можно. Если модель не отвечает, штаб скажет «Связь с моделью</w:t>
+      </w:r>
+      <w:r>
+        <w:t xml:space="preserve"> </w:t>
+      </w:r>
+      <w:r>
+        <w:t xml:space="preserve">прервалась, повторяю запрос» и попробует ещё дважды — это может занять около минуты; не дождавшись,</w:t>
+      </w:r>
+      <w:r>
+        <w:t xml:space="preserve"> </w:t>
+      </w:r>
+      <w:r>
+        <w:t xml:space="preserve">скажет «Связи с моделью нет» и подскажет готовые фразы — они работают и без модели. Какую модель брать для голоса,</w:t>
       </w:r>
       <w:r>
         <w:t xml:space="preserve"> </w:t>
@@ -11035,13 +11055,25 @@
         <w:pStyle w:val="BodyText"/>
       </w:pPr>
       <w:r>
-        <w:t xml:space="preserve">Программа сама убирает из микрофона голос штаба, который идёт из динамиков. Если тот, кто готовил</w:t>
-      </w:r>
-      <w:r>
-        <w:t xml:space="preserve"> </w:t>
-      </w:r>
-      <w:r>
-        <w:t xml:space="preserve">программу, включил или выключил эту обработку, пройдите калибровку заново.</w:t>
+        <w:t xml:space="preserve">Программа сама приглушает в микрофоне голос штаба, который идёт из динамиков, — обычно сильно, но</w:t>
+      </w:r>
+      <w:r>
+        <w:t xml:space="preserve"> </w:t>
+      </w:r>
+      <w:r>
+        <w:t xml:space="preserve">не всегда целиком. Если его всё равно слышно громко, калибровка выберет перебивание словом и напишет</w:t>
+      </w:r>
+      <w:r>
+        <w:t xml:space="preserve"> </w:t>
+      </w:r>
+      <w:r>
+        <w:t xml:space="preserve">«Динамики слышно громко…». Если тот, кто готовил программу, включил или выключил эту обработку,</w:t>
+      </w:r>
+      <w:r>
+        <w:t xml:space="preserve"> </w:t>
+      </w:r>
+      <w:r>
+        <w:t xml:space="preserve">пройдите калибровку заново.</w:t>
       </w:r>
     </w:p>
     <w:p>

--- a/docs/guide.docx
+++ b/docs/guide.docx
@@ -10803,7 +10803,7 @@
         <w:pStyle w:val="Compact"/>
       </w:pPr>
       <w:r>
-        <w:t xml:space="preserve">«Штаб, стоп» — штаб замолчит;</w:t>
+        <w:t xml:space="preserve">«Штаб, стоп» (или «Подождите», «Хватит», «Отставить», «Тихо») — штаб замолчит и ничего не ответит;</w:t>
       </w:r>
     </w:p>
     <w:p>
@@ -10859,25 +10859,43 @@
         <w:t xml:space="preserve"> </w:t>
       </w:r>
       <w:r>
-        <w:t xml:space="preserve">предусматривает» — и предложит, что можно. Если модель не отвечает, штаб скажет «Связь с моделью</w:t>
-      </w:r>
-      <w:r>
-        <w:t xml:space="preserve"> </w:t>
-      </w:r>
-      <w:r>
-        <w:t xml:space="preserve">прервалась, повторяю запрос» и попробует ещё дважды — это может занять около минуты; не дождавшись,</w:t>
-      </w:r>
-      <w:r>
-        <w:t xml:space="preserve"> </w:t>
-      </w:r>
-      <w:r>
-        <w:t xml:space="preserve">скажет «Связи с моделью нет» и подскажет готовые фразы — они работают и без модели. Какую модель брать для голоса,</w:t>
-      </w:r>
-      <w:r>
-        <w:t xml:space="preserve"> </w:t>
-      </w:r>
-      <w:r>
-        <w:t xml:space="preserve">выбирают в разделе «ИИ», в карточке «Голос»; обычно достаточно оставить как есть.</w:t>
+        <w:t xml:space="preserve">предусматривает» — и предложит, что можно. Если LM Studio не запущена, штаб сразу скажет «Связи с</w:t>
+      </w:r>
+      <w:r>
+        <w:t xml:space="preserve"> </w:t>
+      </w:r>
+      <w:r>
+        <w:t xml:space="preserve">моделью нет» и подскажет готовые фразы — они работают и без модели. Следующие три минуты он модель</w:t>
+      </w:r>
+      <w:r>
+        <w:t xml:space="preserve"> </w:t>
+      </w:r>
+      <w:r>
+        <w:t xml:space="preserve">не ждёт: на непонятую фразу сразу отвечает «Не понял вас. Языковая модель сейчас недоступна —</w:t>
+      </w:r>
+      <w:r>
+        <w:t xml:space="preserve"> </w:t>
+      </w:r>
+      <w:r>
+        <w:t xml:space="preserve">говорите готовыми командами» и называет две такие команды. Если модель запущена, но долго не</w:t>
+      </w:r>
+      <w:r>
+        <w:t xml:space="preserve"> </w:t>
+      </w:r>
+      <w:r>
+        <w:t xml:space="preserve">отвечает, штаб скажет «Связь с моделью прервалась, повторяю запрос» и попробует ещё дважды — это</w:t>
+      </w:r>
+      <w:r>
+        <w:t xml:space="preserve"> </w:t>
+      </w:r>
+      <w:r>
+        <w:t xml:space="preserve">может занять около минуты. Какую модель брать для голоса, выбирают в разделе «ИИ», в карточке</w:t>
+      </w:r>
+      <w:r>
+        <w:t xml:space="preserve"> </w:t>
+      </w:r>
+      <w:r>
+        <w:t xml:space="preserve">«Голос»; обычно достаточно оставить как есть.</w:t>
       </w:r>
     </w:p>
     <w:p>
@@ -10921,13 +10939,19 @@
         <w:t xml:space="preserve"> </w:t>
       </w:r>
       <w:r>
-        <w:t xml:space="preserve">он ответит «Слушаю.». Если микрофон поймал голос самого штаба из динамиков, в ленте это видно с</w:t>
-      </w:r>
-      <w:r>
-        <w:t xml:space="preserve"> </w:t>
-      </w:r>
-      <w:r>
-        <w:t xml:space="preserve">пометкой «похоже на мой же голос из динамиков» — такие слова не исполняются.</w:t>
+        <w:t xml:space="preserve">он ответит «Слушаю.». Пока вы говорите, штаб не перебивает: ответ подождёт, пока вы закончите.</w:t>
+      </w:r>
+      <w:r>
+        <w:t xml:space="preserve"> </w:t>
+      </w:r>
+      <w:r>
+        <w:t xml:space="preserve">Если микрофон поймал голос самого штаба из динамиков, в ленте это видно с пометкой «похоже на мой же</w:t>
+      </w:r>
+      <w:r>
+        <w:t xml:space="preserve"> </w:t>
+      </w:r>
+      <w:r>
+        <w:t xml:space="preserve">голос из динамиков» — такие слова не исполняются.</w:t>
       </w:r>
     </w:p>
     <w:p>
@@ -11014,7 +11038,7 @@
         <w:t xml:space="preserve"> </w:t>
       </w:r>
       <w:r>
-        <w:t xml:space="preserve">«Тихо», «Штаб…»). Пока штаб говорит, на панели написано «Перебить: скажите «Стоп»». Другие</w:t>
+        <w:t xml:space="preserve">«Тихо», «Штаб…»). Штаб замолчит и ничего не ответит. Пока штаб говорит, на панели написано «Перебить: скажите «Стоп»». Другие</w:t>
       </w:r>
       <w:r>
         <w:t xml:space="preserve"> </w:t>
@@ -11047,7 +11071,13 @@
         <w:t xml:space="preserve">«Тонкая настройка» → «Перебивать: голосом / словом»</w:t>
       </w:r>
       <w:r>
-        <w:t xml:space="preserve">.</w:t>
+        <w:t xml:space="preserve">. Кнопка «По умолчанию» там же возвращает</w:t>
+      </w:r>
+      <w:r>
+        <w:t xml:space="preserve"> </w:t>
+      </w:r>
+      <w:r>
+        <w:t xml:space="preserve">регуляторы к начальным, но способ перебивания оставляет тот, что выбрала калибровка.</w:t>
       </w:r>
     </w:p>
     <w:p>
@@ -11073,7 +11103,35 @@
         <w:t xml:space="preserve"> </w:t>
       </w:r>
       <w:r>
-        <w:t xml:space="preserve">пройдите калибровку заново.</w:t>
+        <w:t xml:space="preserve">панель напишет «Подавление эха включено после настройки — пройдите калибровку заново» (или</w:t>
+      </w:r>
+      <w:r>
+        <w:t xml:space="preserve"> </w:t>
+      </w:r>
+      <w:r>
+        <w:t xml:space="preserve">«выключено»). Нажмите</w:t>
+      </w:r>
+      <w:r>
+        <w:t xml:space="preserve"> </w:t>
+      </w:r>
+      <w:r>
+        <w:rPr>
+          <w:bCs/>
+          <w:b/>
+        </w:rPr>
+        <w:t xml:space="preserve">«Калибровать»</w:t>
+      </w:r>
+      <w:r>
+        <w:t xml:space="preserve"> </w:t>
+      </w:r>
+      <w:r>
+        <w:t xml:space="preserve">и пройдите калибровку; до этого штаба можно перебить только</w:t>
+      </w:r>
+      <w:r>
+        <w:t xml:space="preserve"> </w:t>
+      </w:r>
+      <w:r>
+        <w:t xml:space="preserve">словом.</w:t>
       </w:r>
     </w:p>
     <w:p>
@@ -11393,7 +11451,13 @@
         <w:pStyle w:val="FirstParagraph"/>
       </w:pPr>
       <w:r>
-        <w:t xml:space="preserve">Пока голос не сохранён, запись нигде не остаётся. Свой голос можно удалить кнопкой «Удалить» — его</w:t>
+        <w:t xml:space="preserve">Пока открыто окно «Голоса» или калибровка, штаб не отвечает на разговор — его голос не попадёт в</w:t>
+      </w:r>
+      <w:r>
+        <w:t xml:space="preserve"> </w:t>
+      </w:r>
+      <w:r>
+        <w:t xml:space="preserve">запись. Пока голос не сохранён, запись нигде не остаётся. Свой голос можно удалить кнопкой «Удалить» — его</w:t>
       </w:r>
       <w:r>
         <w:t xml:space="preserve"> </w:t>

--- a/docs/guide.docx
+++ b/docs/guide.docx
@@ -10815,7 +10815,7 @@
         <w:pStyle w:val="Compact"/>
       </w:pPr>
       <w:r>
-        <w:t xml:space="preserve">«Штаб, отбой» или «Штаб, выключи голос» — голос выключится (ниже);</w:t>
+        <w:t xml:space="preserve">«Штаб, отбой» или «Штаб, выключи голос» — штаб будет дежурить: слушает, но откликнется только на «Штаб, на связь»;</w:t>
       </w:r>
     </w:p>
     <w:p>
@@ -10827,6 +10827,18 @@
         <w:pStyle w:val="Compact"/>
       </w:pPr>
       <w:r>
+        <w:t xml:space="preserve">«Штаб, выключи звук» / «Штаб, включи звук» — озвучка молчит или говорит снова (ниже);</w:t>
+      </w:r>
+    </w:p>
+    <w:p>
+      <w:pPr>
+        <w:numPr>
+          <w:ilvl w:val="0"/>
+          <w:numId w:val="1048"/>
+        </w:numPr>
+        <w:pStyle w:val="Compact"/>
+      </w:pPr>
+      <w:r>
         <w:t xml:space="preserve">«Штаб, а можешь …?» — штаб честно ответит, умеет ли он это.</w:t>
       </w:r>
     </w:p>
@@ -11143,7 +11155,7 @@
           <w:bCs/>
           <w:b/>
         </w:rPr>
-        <w:t xml:space="preserve">Выключить голос</w:t>
+        <w:t xml:space="preserve">Выключить управление и звук</w:t>
       </w:r>
     </w:p>
     <w:p>
@@ -11151,51 +11163,95 @@
         <w:pStyle w:val="BodyText"/>
       </w:pPr>
       <w:r>
-        <w:t xml:space="preserve">Кнопка</w:t>
-      </w:r>
-      <w:r>
-        <w:t xml:space="preserve"> </w:t>
-      </w:r>
-      <w:r>
-        <w:rPr>
-          <w:bCs/>
-          <w:b/>
-        </w:rPr>
-        <w:t xml:space="preserve">«Выключить голос»</w:t>
-      </w:r>
-      <w:r>
-        <w:t xml:space="preserve"> </w:t>
-      </w:r>
-      <w:r>
-        <w:t xml:space="preserve">вверху панели (или «Штаб, отбой») выключает микрофон: штаб вас больше</w:t>
-      </w:r>
-      <w:r>
-        <w:t xml:space="preserve"> </w:t>
-      </w:r>
-      <w:r>
-        <w:t xml:space="preserve">не слышит и не говорит. Свёрнутая панель в это время — перечёркнутый микрофон с подписью «Голос</w:t>
-      </w:r>
-      <w:r>
-        <w:t xml:space="preserve"> </w:t>
-      </w:r>
-      <w:r>
-        <w:t xml:space="preserve">выключен». Голос остаётся выключенным и после перезапуска программы. Включить его снова — кнопкой</w:t>
-      </w:r>
-      <w:r>
-        <w:t xml:space="preserve"> </w:t>
-      </w:r>
-      <w:r>
-        <w:rPr>
-          <w:bCs/>
-          <w:b/>
-        </w:rPr>
-        <w:t xml:space="preserve">«Включить голос»</w:t>
-      </w:r>
-      <w:r>
-        <w:t xml:space="preserve"> </w:t>
-      </w:r>
-      <w:r>
-        <w:t xml:space="preserve">на панели (голосом нельзя: микрофон выключен).</w:t>
+        <w:t xml:space="preserve">Две кнопки на панели.</w:t>
+      </w:r>
+      <w:r>
+        <w:t xml:space="preserve"> </w:t>
+      </w:r>
+      <w:r>
+        <w:rPr>
+          <w:bCs/>
+          <w:b/>
+        </w:rPr>
+        <w:t xml:space="preserve">«Выключить управление»</w:t>
+      </w:r>
+      <w:r>
+        <w:t xml:space="preserve"> </w:t>
+      </w:r>
+      <w:r>
+        <w:t xml:space="preserve">закрывает микрофон: штаб вас больше не слышит, а посредник и</w:t>
+      </w:r>
+      <w:r>
+        <w:t xml:space="preserve"> </w:t>
+      </w:r>
+      <w:r>
+        <w:t xml:space="preserve">экскурсии продолжают говорить. Перед этим штаб переспросит. Включить управление снова — кнопкой</w:t>
+      </w:r>
+      <w:r>
+        <w:t xml:space="preserve"> </w:t>
+      </w:r>
+      <w:r>
+        <w:rPr>
+          <w:bCs/>
+          <w:b/>
+        </w:rPr>
+        <w:t xml:space="preserve">«Включить управление»</w:t>
+      </w:r>
+      <w:r>
+        <w:t xml:space="preserve"> </w:t>
+      </w:r>
+      <w:r>
+        <w:t xml:space="preserve">(голосом нельзя: микрофон выключен).</w:t>
+      </w:r>
+      <w:r>
+        <w:t xml:space="preserve"> </w:t>
+      </w:r>
+      <w:r>
+        <w:rPr>
+          <w:bCs/>
+          <w:b/>
+        </w:rPr>
+        <w:t xml:space="preserve">«Выключить звук»</w:t>
+      </w:r>
+      <w:r>
+        <w:t xml:space="preserve"> </w:t>
+      </w:r>
+      <w:r>
+        <w:t xml:space="preserve">глушит всю озвучку, а микрофон и</w:t>
+      </w:r>
+      <w:r>
+        <w:t xml:space="preserve"> </w:t>
+      </w:r>
+      <w:r>
+        <w:t xml:space="preserve">команды работают: ответы видны текстом. Включить звук — кнопкой</w:t>
+      </w:r>
+      <w:r>
+        <w:t xml:space="preserve"> </w:t>
+      </w:r>
+      <w:r>
+        <w:rPr>
+          <w:bCs/>
+          <w:b/>
+        </w:rPr>
+        <w:t xml:space="preserve">«Включить звук»</w:t>
+      </w:r>
+      <w:r>
+        <w:t xml:space="preserve"> </w:t>
+      </w:r>
+      <w:r>
+        <w:t xml:space="preserve">или словами «Штаб, включи звук».</w:t>
+      </w:r>
+      <w:r>
+        <w:t xml:space="preserve"> </w:t>
+      </w:r>
+      <w:r>
+        <w:t xml:space="preserve">Оба выбора остаются и после перезапуска программы. Свёрнутая панель при выключенном управлении — перечёркнутый</w:t>
+      </w:r>
+      <w:r>
+        <w:t xml:space="preserve"> </w:t>
+      </w:r>
+      <w:r>
+        <w:t xml:space="preserve">микрофон с подписью «Управление голосом выключено».</w:t>
       </w:r>
     </w:p>
     <w:p>
@@ -11207,7 +11263,7 @@
           <wp:inline>
             <wp:extent cx="5334000" cy="3333750"/>
             <wp:effectExtent b="0" l="0" r="0" t="0"/>
-            <wp:docPr descr="Голос выключен" title="" id="91" name="Picture"/>
+            <wp:docPr descr="Управление голосом выключено" title="" id="91" name="Picture"/>
             <a:graphic>
               <a:graphicData uri="http://schemas.openxmlformats.org/drawingml/2006/picture">
                 <pic:pic>
@@ -11254,7 +11310,7 @@
           <w:iCs/>
           <w:i/>
         </w:rPr>
-        <w:t xml:space="preserve">Панель при выключенном голосе: надпись «Голос выключен», кнопка «Включить голос» и пояснение</w:t>
+        <w:t xml:space="preserve">Панель при выключенном управлении: надпись «Управление голосом выключено», кнопка «Включить управление» и пояснение</w:t>
       </w:r>
       <w:r>
         <w:rPr>
@@ -11268,7 +11324,7 @@
           <w:iCs/>
           <w:i/>
         </w:rPr>
-        <w:t xml:space="preserve">«Микрофон выключен: штаб вас не слышит и не говорит.»; кнопки «Калибровка» и «Голоса» недоступны.</w:t>
+        <w:t xml:space="preserve">«Управление голосом выключено: штаб вас не слышит. Посредник и экскурсии говорят.»; кнопки «Калибровка» и «Голоса» недоступны.</w:t>
       </w:r>
     </w:p>
     <w:p>

--- a/docs/guide.docx
+++ b/docs/guide.docx
@@ -2189,7 +2189,7 @@
     </w:p>
     <w:bookmarkEnd w:id="39"/>
     <w:bookmarkEnd w:id="40"/>
-    <w:bookmarkStart w:id="94" w:name="X48815c6256fc896a62527ea1d343d910608bceb"/>
+    <w:bookmarkStart w:id="103" w:name="X48815c6256fc896a62527ea1d343d910608bceb"/>
     <w:p>
       <w:pPr>
         <w:pStyle w:val="Heading2"/>
@@ -10445,7 +10445,7 @@
       </w:r>
     </w:p>
     <w:bookmarkEnd w:id="89"/>
-    <w:bookmarkStart w:id="93" w:name="X5cd879ff9e705eaa37843545159b4dea330b300"/>
+    <w:bookmarkStart w:id="102" w:name="X5cd879ff9e705eaa37843545159b4dea330b300"/>
     <w:p>
       <w:pPr>
         <w:pStyle w:val="Heading3"/>
@@ -10877,7 +10877,7 @@
         <w:t xml:space="preserve"> </w:t>
       </w:r>
       <w:r>
-        <w:t xml:space="preserve">моделью нет» и подскажет готовые фразы — они работают и без модели. Следующие три минуты он модель</w:t>
+        <w:t xml:space="preserve">моделью нет» и подскажет готовые фразы — они работают и без модели. Следующие полминуты он модель</w:t>
       </w:r>
       <w:r>
         <w:t xml:space="preserve"> </w:t>
@@ -10996,7 +10996,7 @@
           <w:bCs/>
           <w:b/>
         </w:rPr>
-        <w:t xml:space="preserve">Как перебить штаб</w:t>
+        <w:t xml:space="preserve">Экскурсии</w:t>
       </w:r>
     </w:p>
     <w:p>
@@ -11004,7 +11004,25 @@
         <w:pStyle w:val="BodyText"/>
       </w:pPr>
       <w:r>
-        <w:t xml:space="preserve">Как перебивать, программа выбирает сама при калибровке:</w:t>
+        <w:t xml:space="preserve">Экскурсия — показ программы по шагам: вокруг нужного места светящаяся рамка, остальное притемнено, внизу крупная подпись,</w:t>
+      </w:r>
+      <w:r>
+        <w:t xml:space="preserve"> </w:t>
+      </w:r>
+      <w:r>
+        <w:t xml:space="preserve">а начальник штаба рассказывает. При каждом запуске сначала идёт вступление «О приложении» (около двух минут): что это за</w:t>
+      </w:r>
+      <w:r>
+        <w:t xml:space="preserve"> </w:t>
+      </w:r>
+      <w:r>
+        <w:t xml:space="preserve">программа — штабные игры с участием искусственного интеллекта, откуда данные, что в каких разделах. Не нужно — скажите</w:t>
+      </w:r>
+      <w:r>
+        <w:t xml:space="preserve"> </w:t>
+      </w:r>
+      <w:r>
+        <w:t xml:space="preserve">«Штаб, не показывай вступление» или нажмите «Больше не показывать». Другие экскурсии:</w:t>
       </w:r>
     </w:p>
     <w:p>
@@ -11016,7 +11034,7 @@
         <w:pStyle w:val="Compact"/>
       </w:pPr>
       <w:r>
-        <w:t xml:space="preserve">если динамики слышно тихо — просто заговорите, и штаб замолчит;</w:t>
+        <w:t xml:space="preserve">«Штаб, расскажи о приложении» — вступление ещё раз;</w:t>
       </w:r>
     </w:p>
     <w:p>
@@ -11028,41 +11046,19 @@
         <w:pStyle w:val="Compact"/>
       </w:pPr>
       <w:r>
-        <w:t xml:space="preserve">если динамики слышно громко — скажите</w:t>
-      </w:r>
-      <w:r>
-        <w:t xml:space="preserve"> </w:t>
-      </w:r>
-      <w:r>
-        <w:rPr>
-          <w:bCs/>
-          <w:b/>
-        </w:rPr>
-        <w:t xml:space="preserve">«Стоп»</w:t>
-      </w:r>
-      <w:r>
-        <w:t xml:space="preserve"> </w:t>
-      </w:r>
-      <w:r>
-        <w:t xml:space="preserve">(или «Подождите», «Хватит», «Отставить»,</w:t>
-      </w:r>
-      <w:r>
-        <w:t xml:space="preserve"> </w:t>
-      </w:r>
-      <w:r>
-        <w:t xml:space="preserve">«Тихо», «Штаб…»). Штаб замолчит и ничего не ответит. Пока штаб говорит, на панели написано «Перебить: скажите «Стоп»». Другие</w:t>
-      </w:r>
-      <w:r>
-        <w:t xml:space="preserve"> </w:t>
-      </w:r>
-      <w:r>
-        <w:t xml:space="preserve">слова, пока он говорит, программа не исполняет: дождитесь, пока он замолчит, или сначала скажите</w:t>
-      </w:r>
-      <w:r>
-        <w:t xml:space="preserve"> </w:t>
-      </w:r>
-      <w:r>
-        <w:t xml:space="preserve">«Стоп». Можно и сразу: «Стоп, открой карты».</w:t>
+        <w:t xml:space="preserve">«Штаб, тур по картам» (и так по любому разделу), «Штаб, покажи раздел» — экскурсия по тому, что открыто;</w:t>
+      </w:r>
+    </w:p>
+    <w:p>
+      <w:pPr>
+        <w:numPr>
+          <w:ilvl w:val="0"/>
+          <w:numId w:val="1049"/>
+        </w:numPr>
+        <w:pStyle w:val="Compact"/>
+      </w:pPr>
+      <w:r>
+        <w:t xml:space="preserve">при первом входе в раздел штаб сам предложит: «Показать раздел?» — ответьте «да».</w:t>
       </w:r>
     </w:p>
     <w:p>
@@ -11070,188 +11066,7 @@
         <w:pStyle w:val="FirstParagraph"/>
       </w:pPr>
       <w:r>
-        <w:t xml:space="preserve">После того как вы перебили штаб, можно продолжать без слова «Штаб». Способ можно поменять и вручную:</w:t>
-      </w:r>
-      <w:r>
-        <w:t xml:space="preserve"> </w:t>
-      </w:r>
-      <w:r>
-        <w:rPr>
-          <w:bCs/>
-          <w:b/>
-        </w:rPr>
-        <w:t xml:space="preserve">«Тонкая настройка» → «Перебивать: голосом / словом»</w:t>
-      </w:r>
-      <w:r>
-        <w:t xml:space="preserve">. Кнопка «По умолчанию» там же возвращает</w:t>
-      </w:r>
-      <w:r>
-        <w:t xml:space="preserve"> </w:t>
-      </w:r>
-      <w:r>
-        <w:t xml:space="preserve">регуляторы к начальным, но способ перебивания оставляет тот, что выбрала калибровка.</w:t>
-      </w:r>
-    </w:p>
-    <w:p>
-      <w:pPr>
-        <w:pStyle w:val="BodyText"/>
-      </w:pPr>
-      <w:r>
-        <w:t xml:space="preserve">Программа сама приглушает в микрофоне голос штаба, который идёт из динамиков, — обычно сильно, но</w:t>
-      </w:r>
-      <w:r>
-        <w:t xml:space="preserve"> </w:t>
-      </w:r>
-      <w:r>
-        <w:t xml:space="preserve">не всегда целиком. Если его всё равно слышно громко, калибровка выберет перебивание словом и напишет</w:t>
-      </w:r>
-      <w:r>
-        <w:t xml:space="preserve"> </w:t>
-      </w:r>
-      <w:r>
-        <w:t xml:space="preserve">«Динамики слышно громко…». Если тот, кто готовил программу, включил или выключил эту обработку,</w:t>
-      </w:r>
-      <w:r>
-        <w:t xml:space="preserve"> </w:t>
-      </w:r>
-      <w:r>
-        <w:t xml:space="preserve">панель напишет «Подавление эха включено после настройки — пройдите калибровку заново» (или</w:t>
-      </w:r>
-      <w:r>
-        <w:t xml:space="preserve"> </w:t>
-      </w:r>
-      <w:r>
-        <w:t xml:space="preserve">«выключено»). Нажмите</w:t>
-      </w:r>
-      <w:r>
-        <w:t xml:space="preserve"> </w:t>
-      </w:r>
-      <w:r>
-        <w:rPr>
-          <w:bCs/>
-          <w:b/>
-        </w:rPr>
-        <w:t xml:space="preserve">«Калибровать»</w:t>
-      </w:r>
-      <w:r>
-        <w:t xml:space="preserve"> </w:t>
-      </w:r>
-      <w:r>
-        <w:t xml:space="preserve">и пройдите калибровку; до этого штаба можно перебить только</w:t>
-      </w:r>
-      <w:r>
-        <w:t xml:space="preserve"> </w:t>
-      </w:r>
-      <w:r>
-        <w:t xml:space="preserve">словом.</w:t>
-      </w:r>
-    </w:p>
-    <w:p>
-      <w:pPr>
-        <w:pStyle w:val="BodyText"/>
-      </w:pPr>
-      <w:r>
-        <w:rPr>
-          <w:bCs/>
-          <w:b/>
-        </w:rPr>
-        <w:t xml:space="preserve">Выключить управление и звук</w:t>
-      </w:r>
-    </w:p>
-    <w:p>
-      <w:pPr>
-        <w:pStyle w:val="BodyText"/>
-      </w:pPr>
-      <w:r>
-        <w:t xml:space="preserve">Две кнопки на панели.</w:t>
-      </w:r>
-      <w:r>
-        <w:t xml:space="preserve"> </w:t>
-      </w:r>
-      <w:r>
-        <w:rPr>
-          <w:bCs/>
-          <w:b/>
-        </w:rPr>
-        <w:t xml:space="preserve">«Выключить управление»</w:t>
-      </w:r>
-      <w:r>
-        <w:t xml:space="preserve"> </w:t>
-      </w:r>
-      <w:r>
-        <w:t xml:space="preserve">закрывает микрофон: штаб вас больше не слышит, а посредник и</w:t>
-      </w:r>
-      <w:r>
-        <w:t xml:space="preserve"> </w:t>
-      </w:r>
-      <w:r>
-        <w:t xml:space="preserve">экскурсии продолжают говорить. Перед этим штаб переспросит. Включить управление снова — кнопкой</w:t>
-      </w:r>
-      <w:r>
-        <w:t xml:space="preserve"> </w:t>
-      </w:r>
-      <w:r>
-        <w:rPr>
-          <w:bCs/>
-          <w:b/>
-        </w:rPr>
-        <w:t xml:space="preserve">«Включить управление»</w:t>
-      </w:r>
-      <w:r>
-        <w:t xml:space="preserve"> </w:t>
-      </w:r>
-      <w:r>
-        <w:t xml:space="preserve">(голосом нельзя: микрофон выключен).</w:t>
-      </w:r>
-      <w:r>
-        <w:t xml:space="preserve"> </w:t>
-      </w:r>
-      <w:r>
-        <w:rPr>
-          <w:bCs/>
-          <w:b/>
-        </w:rPr>
-        <w:t xml:space="preserve">«Выключить звук»</w:t>
-      </w:r>
-      <w:r>
-        <w:t xml:space="preserve"> </w:t>
-      </w:r>
-      <w:r>
-        <w:t xml:space="preserve">глушит всю озвучку, а микрофон и</w:t>
-      </w:r>
-      <w:r>
-        <w:t xml:space="preserve"> </w:t>
-      </w:r>
-      <w:r>
-        <w:t xml:space="preserve">команды работают: ответы видны текстом. Включить звук — кнопкой</w:t>
-      </w:r>
-      <w:r>
-        <w:t xml:space="preserve"> </w:t>
-      </w:r>
-      <w:r>
-        <w:rPr>
-          <w:bCs/>
-          <w:b/>
-        </w:rPr>
-        <w:t xml:space="preserve">«Включить звук»</w:t>
-      </w:r>
-      <w:r>
-        <w:t xml:space="preserve"> </w:t>
-      </w:r>
-      <w:r>
-        <w:t xml:space="preserve">или словами «Штаб, включи звук».</w:t>
-      </w:r>
-      <w:r>
-        <w:t xml:space="preserve"> </w:t>
-      </w:r>
-      <w:r>
-        <w:t xml:space="preserve">Оба выбора остаются и после перезапуска программы. Свёрнутая панель при выключенном управлении — перечёркнутый</w:t>
-      </w:r>
-      <w:r>
-        <w:t xml:space="preserve"> </w:t>
-      </w:r>
-      <w:r>
-        <w:t xml:space="preserve">микрофон с подписью «Управление голосом выключено».</w:t>
+        <w:t xml:space="preserve">Во время экскурсии: «дальше», «назад», «повтори», «пауза», «продолжай», «хватит» — или кнопки внизу.</w:t>
       </w:r>
     </w:p>
     <w:p>
@@ -11263,12 +11078,12 @@
           <wp:inline>
             <wp:extent cx="5334000" cy="3333750"/>
             <wp:effectExtent b="0" l="0" r="0" t="0"/>
-            <wp:docPr descr="Управление голосом выключено" title="" id="91" name="Picture"/>
+            <wp:docPr descr="Экскурсия «О приложении»" title="" id="91" name="Picture"/>
             <a:graphic>
               <a:graphicData uri="http://schemas.openxmlformats.org/drawingml/2006/picture">
                 <pic:pic>
                   <pic:nvPicPr>
-                    <pic:cNvPr descr="img/voice-panel-off.jpg" id="92" name="Picture"/>
+                    <pic:cNvPr descr="img/voice-tour.jpg" id="92" name="Picture"/>
                     <pic:cNvPicPr>
                       <a:picLocks noChangeArrowheads="1" noChangeAspect="1"/>
                     </pic:cNvPicPr>
@@ -11310,7 +11125,7 @@
           <w:iCs/>
           <w:i/>
         </w:rPr>
-        <w:t xml:space="preserve">Панель при выключенном управлении: надпись «Управление голосом выключено», кнопка «Включить управление» и пояснение</w:t>
+        <w:t xml:space="preserve">Вступление, шаг 3 из 12 «Откуда данные»: кнопка «Знания» обведена рамкой, остальной экран притемнён; внизу подпись и</w:t>
       </w:r>
       <w:r>
         <w:rPr>
@@ -11324,6 +11139,649 @@
           <w:iCs/>
           <w:i/>
         </w:rPr>
+        <w:t xml:space="preserve">кнопки «Назад», «Пауза», «Дальше», «Хватит».</w:t>
+      </w:r>
+    </w:p>
+    <w:p>
+      <w:pPr>
+        <w:pStyle w:val="BodyText"/>
+      </w:pPr>
+      <w:r>
+        <w:rPr>
+          <w:bCs/>
+          <w:b/>
+        </w:rPr>
+        <w:t xml:space="preserve">Играть, не касаясь мыши</w:t>
+      </w:r>
+    </w:p>
+    <w:p>
+      <w:pPr>
+        <w:pStyle w:val="BodyText"/>
+      </w:pPr>
+      <w:r>
+        <w:t xml:space="preserve">Всю игру можно провести голосом. Примерно так:</w:t>
+      </w:r>
+    </w:p>
+    <w:p>
+      <w:pPr>
+        <w:numPr>
+          <w:ilvl w:val="0"/>
+          <w:numId w:val="1050"/>
+        </w:numPr>
+        <w:pStyle w:val="Compact"/>
+      </w:pPr>
+      <w:r>
+        <w:t xml:space="preserve">«Штаб, рассчитай берлинскую операцию» — программа считает; потом «Штаб, принять командование» — штаб зачитает окно:</w:t>
+      </w:r>
+      <w:r>
+        <w:t xml:space="preserve"> </w:t>
+      </w:r>
+      <w:r>
+        <w:t xml:space="preserve">против вас «штаб на модели» или «без штаба»; скажите «принимаю».</w:t>
+      </w:r>
+    </w:p>
+    <w:p>
+      <w:pPr>
+        <w:numPr>
+          <w:ilvl w:val="0"/>
+          <w:numId w:val="1050"/>
+        </w:numPr>
+        <w:pStyle w:val="Compact"/>
+      </w:pPr>
+      <w:r>
+        <w:t xml:space="preserve">«Доложи обстановку», «что разведка?», «покажи Зелов» (место на карте — то, что вы назвали, обводится рамкой),</w:t>
+      </w:r>
+      <w:r>
+        <w:t xml:space="preserve"> </w:t>
+      </w:r>
+      <w:r>
+        <w:t xml:space="preserve">«оперативный уровень» (масштаб карты встанет в рекомендуемый для уровня: тактический 1:25 000 – 1:50 000,</w:t>
+      </w:r>
+      <w:r>
+        <w:t xml:space="preserve"> </w:t>
+      </w:r>
+      <w:r>
+        <w:t xml:space="preserve">оперативный 1:100 000 – 1:200 000, стратегический 1:200 000 – 1:500 000).</w:t>
+      </w:r>
+    </w:p>
+    <w:p>
+      <w:pPr>
+        <w:numPr>
+          <w:ilvl w:val="0"/>
+          <w:numId w:val="1050"/>
+        </w:numPr>
+        <w:pStyle w:val="Compact"/>
+      </w:pPr>
+      <w:r>
+        <w:t xml:space="preserve">«Дай три варианта» — советник готовит варианты, штаб скажет, когда готовы; «подробнее о втором», «выбираю второй».</w:t>
+      </w:r>
+    </w:p>
+    <w:p>
+      <w:pPr>
+        <w:numPr>
+          <w:ilvl w:val="0"/>
+          <w:numId w:val="1050"/>
+        </w:numPr>
+        <w:pStyle w:val="Compact"/>
+      </w:pPr>
+      <w:r>
+        <w:t xml:space="preserve">Приказы словами: «Восьмой гвардейской наступать на Зелов»; тыл, переправы, резервы — «перенеси базу …», «наведи</w:t>
+      </w:r>
+      <w:r>
+        <w:t xml:space="preserve"> </w:t>
+      </w:r>
+      <w:r>
+        <w:t xml:space="preserve">переправу у …», «введи … в районе …».</w:t>
+      </w:r>
+    </w:p>
+    <w:p>
+      <w:pPr>
+        <w:numPr>
+          <w:ilvl w:val="0"/>
+          <w:numId w:val="1050"/>
+        </w:numPr>
+        <w:pStyle w:val="Compact"/>
+      </w:pPr>
+      <w:r>
+        <w:t xml:space="preserve">«Проводи ход». Это нельзя отменить, поэтому штаб спросит: «Провожу ход: решение готово, приказов один… Скажите «да»</w:t>
+      </w:r>
+      <w:r>
+        <w:t xml:space="preserve"> </w:t>
+      </w:r>
+      <w:r>
+        <w:t xml:space="preserve">или «нет»». Подтверждает только «да» (а также «так точно», «подтверждаю», «провожу», «выполняй»); «хорошо» или «ок» —</w:t>
+      </w:r>
+      <w:r>
+        <w:t xml:space="preserve"> </w:t>
+      </w:r>
+      <w:r>
+        <w:t xml:space="preserve">нет. Молчание 15 секунд — ход не проводится.</w:t>
+      </w:r>
+    </w:p>
+    <w:p>
+      <w:pPr>
+        <w:numPr>
+          <w:ilvl w:val="0"/>
+          <w:numId w:val="1050"/>
+        </w:numPr>
+        <w:pStyle w:val="Compact"/>
+      </w:pPr>
+      <w:r>
+        <w:t xml:space="preserve">После хода посредник скажет «Сведения о ходе готовятся, прошу подождать» и покажет ход на карте шагами: что</w:t>
+      </w:r>
+      <w:r>
+        <w:t xml:space="preserve"> </w:t>
+      </w:r>
+      <w:r>
+        <w:t xml:space="preserve">изменилось, главные бои (карта подъезжает к месту боя), цели, тыл, что известно о противнике. Масштаб и уровень карты</w:t>
+      </w:r>
+      <w:r>
+        <w:t xml:space="preserve"> </w:t>
+      </w:r>
+      <w:r>
+        <w:t xml:space="preserve">на каждом шаге подбираются сами и после разбора возвращаются. «Повтори доклад» — коротко; «покажи ход» — разбор заново;</w:t>
+      </w:r>
+      <w:r>
+        <w:t xml:space="preserve"> </w:t>
+      </w:r>
+      <w:r>
+        <w:t xml:space="preserve">«хватит» — прервать.</w:t>
+      </w:r>
+    </w:p>
+    <w:p>
+      <w:pPr>
+        <w:pStyle w:val="FirstParagraph"/>
+      </w:pPr>
+      <w:r>
+        <w:drawing>
+          <wp:inline>
+            <wp:extent cx="5334000" cy="3333750"/>
+            <wp:effectExtent b="0" l="0" r="0" t="0"/>
+            <wp:docPr descr="Подтверждение хода" title="" id="94" name="Picture"/>
+            <a:graphic>
+              <a:graphicData uri="http://schemas.openxmlformats.org/drawingml/2006/picture">
+                <pic:pic>
+                  <pic:nvPicPr>
+                    <pic:cNvPr descr="img/voice-turn.jpg" id="95" name="Picture"/>
+                    <pic:cNvPicPr>
+                      <a:picLocks noChangeArrowheads="1" noChangeAspect="1"/>
+                    </pic:cNvPicPr>
+                  </pic:nvPicPr>
+                  <pic:blipFill>
+                    <a:blip r:embed="rId93"/>
+                    <a:stretch>
+                      <a:fillRect/>
+                    </a:stretch>
+                  </pic:blipFill>
+                  <pic:spPr bwMode="auto">
+                    <a:xfrm>
+                      <a:off x="0" y="0"/>
+                      <a:ext cx="5334000" cy="3333750"/>
+                    </a:xfrm>
+                    <a:prstGeom prst="rect">
+                      <a:avLst/>
+                    </a:prstGeom>
+                    <a:noFill/>
+                    <a:ln w="9525">
+                      <a:noFill/>
+                      <a:headEnd/>
+                      <a:tailEnd/>
+                    </a:ln>
+                  </pic:spPr>
+                </pic:pic>
+              </a:graphicData>
+            </a:graphic>
+          </wp:inline>
+        </w:drawing>
+      </w:r>
+    </w:p>
+    <w:p>
+      <w:pPr>
+        <w:pStyle w:val="BodyText"/>
+      </w:pPr>
+      <w:r>
+        <w:rPr>
+          <w:iCs/>
+          <w:i/>
+        </w:rPr>
+        <w:t xml:space="preserve">Штаб спрашивает перед ходом: вопрос крупно, кнопки «Нет» и «Да» (можно нажать, можно сказать).</w:t>
+      </w:r>
+    </w:p>
+    <w:p>
+      <w:pPr>
+        <w:pStyle w:val="BodyText"/>
+      </w:pPr>
+      <w:r>
+        <w:drawing>
+          <wp:inline>
+            <wp:extent cx="5334000" cy="3333750"/>
+            <wp:effectExtent b="0" l="0" r="0" t="0"/>
+            <wp:docPr descr="Разбор хода на карте" title="" id="97" name="Picture"/>
+            <a:graphic>
+              <a:graphicData uri="http://schemas.openxmlformats.org/drawingml/2006/picture">
+                <pic:pic>
+                  <pic:nvPicPr>
+                    <pic:cNvPr descr="img/voice-turn-review.jpg" id="98" name="Picture"/>
+                    <pic:cNvPicPr>
+                      <a:picLocks noChangeArrowheads="1" noChangeAspect="1"/>
+                    </pic:cNvPicPr>
+                  </pic:nvPicPr>
+                  <pic:blipFill>
+                    <a:blip r:embed="rId96"/>
+                    <a:stretch>
+                      <a:fillRect/>
+                    </a:stretch>
+                  </pic:blipFill>
+                  <pic:spPr bwMode="auto">
+                    <a:xfrm>
+                      <a:off x="0" y="0"/>
+                      <a:ext cx="5334000" cy="3333750"/>
+                    </a:xfrm>
+                    <a:prstGeom prst="rect">
+                      <a:avLst/>
+                    </a:prstGeom>
+                    <a:noFill/>
+                    <a:ln w="9525">
+                      <a:noFill/>
+                      <a:headEnd/>
+                      <a:tailEnd/>
+                    </a:ln>
+                  </pic:spPr>
+                </pic:pic>
+              </a:graphicData>
+            </a:graphic>
+          </wp:inline>
+        </w:drawing>
+      </w:r>
+    </w:p>
+    <w:p>
+      <w:pPr>
+        <w:pStyle w:val="BodyText"/>
+      </w:pPr>
+      <w:r>
+        <w:rPr>
+          <w:iCs/>
+          <w:i/>
+        </w:rPr>
+        <w:t xml:space="preserve">Разбор хода, шаг 2 из 6 «Бой южнее Брискова»: тактический уровень, масштаб 1:49 800, место боя и участники обведены.</w:t>
+      </w:r>
+    </w:p>
+    <w:p>
+      <w:pPr>
+        <w:pStyle w:val="BodyText"/>
+      </w:pPr>
+      <w:r>
+        <w:t xml:space="preserve">Пока вы командуете голосом, то, что штаб исполнил, на секунду-другую подсвечивается на экране рамкой: выбранный вариант, новый</w:t>
+      </w:r>
+      <w:r>
+        <w:t xml:space="preserve"> </w:t>
+      </w:r>
+      <w:r>
+        <w:t xml:space="preserve">приказ, открытая вкладка. Файлы («Штаб, сохрани запись игры», «сохрани разбор») в настольной программе сохраняются в</w:t>
+      </w:r>
+      <w:r>
+        <w:t xml:space="preserve"> </w:t>
+      </w:r>
+      <w:r>
+        <w:t xml:space="preserve">папку «Загрузки» без вопросов; штаб называет имя файла. На карте командования слегка закрашены</w:t>
+      </w:r>
+      <w:r>
+        <w:t xml:space="preserve"> </w:t>
+      </w:r>
+      <w:r>
+        <w:rPr>
+          <w:bCs/>
+          <w:b/>
+        </w:rPr>
+        <w:t xml:space="preserve">зоны влияния</w:t>
+      </w:r>
+      <w:r>
+        <w:t xml:space="preserve">: свои —</w:t>
+      </w:r>
+      <w:r>
+        <w:t xml:space="preserve"> </w:t>
+      </w:r>
+      <w:r>
+        <w:t xml:space="preserve">красноватым, противника — голубым (по тому, что видит разведка); их можно скрыть: «скрой зоны влияния».</w:t>
+      </w:r>
+    </w:p>
+    <w:p>
+      <w:pPr>
+        <w:pStyle w:val="BodyText"/>
+      </w:pPr>
+      <w:r>
+        <w:rPr>
+          <w:bCs/>
+          <w:b/>
+        </w:rPr>
+        <w:t xml:space="preserve">Как перебить штаб</w:t>
+      </w:r>
+    </w:p>
+    <w:p>
+      <w:pPr>
+        <w:pStyle w:val="BodyText"/>
+      </w:pPr>
+      <w:r>
+        <w:t xml:space="preserve">Как перебивать, программа выбирает сама при калибровке:</w:t>
+      </w:r>
+    </w:p>
+    <w:p>
+      <w:pPr>
+        <w:numPr>
+          <w:ilvl w:val="0"/>
+          <w:numId w:val="1051"/>
+        </w:numPr>
+        <w:pStyle w:val="Compact"/>
+      </w:pPr>
+      <w:r>
+        <w:t xml:space="preserve">если динамики слышно тихо — просто заговорите, и штаб замолчит;</w:t>
+      </w:r>
+    </w:p>
+    <w:p>
+      <w:pPr>
+        <w:numPr>
+          <w:ilvl w:val="0"/>
+          <w:numId w:val="1051"/>
+        </w:numPr>
+        <w:pStyle w:val="Compact"/>
+      </w:pPr>
+      <w:r>
+        <w:t xml:space="preserve">если динамики слышно громко — скажите</w:t>
+      </w:r>
+      <w:r>
+        <w:t xml:space="preserve"> </w:t>
+      </w:r>
+      <w:r>
+        <w:rPr>
+          <w:bCs/>
+          <w:b/>
+        </w:rPr>
+        <w:t xml:space="preserve">«Стоп»</w:t>
+      </w:r>
+      <w:r>
+        <w:t xml:space="preserve"> </w:t>
+      </w:r>
+      <w:r>
+        <w:t xml:space="preserve">(или «Подождите», «Хватит», «Отставить»,</w:t>
+      </w:r>
+      <w:r>
+        <w:t xml:space="preserve"> </w:t>
+      </w:r>
+      <w:r>
+        <w:t xml:space="preserve">«Тихо», «Штаб…»). Штаб замолчит и ничего не ответит. Пока штаб говорит, на панели написано «Перебить: скажите «Стоп»». Другие</w:t>
+      </w:r>
+      <w:r>
+        <w:t xml:space="preserve"> </w:t>
+      </w:r>
+      <w:r>
+        <w:t xml:space="preserve">слова, пока он говорит, программа не исполняет: дождитесь, пока он замолчит, или сначала скажите</w:t>
+      </w:r>
+      <w:r>
+        <w:t xml:space="preserve"> </w:t>
+      </w:r>
+      <w:r>
+        <w:t xml:space="preserve">«Стоп». Можно и сразу: «Стоп, открой карты».</w:t>
+      </w:r>
+    </w:p>
+    <w:p>
+      <w:pPr>
+        <w:pStyle w:val="FirstParagraph"/>
+      </w:pPr>
+      <w:r>
+        <w:t xml:space="preserve">После того как вы перебили штаб, можно продолжать без слова «Штаб». Способ можно поменять и вручную:</w:t>
+      </w:r>
+      <w:r>
+        <w:t xml:space="preserve"> </w:t>
+      </w:r>
+      <w:r>
+        <w:rPr>
+          <w:bCs/>
+          <w:b/>
+        </w:rPr>
+        <w:t xml:space="preserve">«Тонкая настройка» → «Перебивать: голосом / словом»</w:t>
+      </w:r>
+      <w:r>
+        <w:t xml:space="preserve">. Кнопка «По умолчанию» там же возвращает</w:t>
+      </w:r>
+      <w:r>
+        <w:t xml:space="preserve"> </w:t>
+      </w:r>
+      <w:r>
+        <w:t xml:space="preserve">регуляторы к начальным, но способ перебивания оставляет тот, что выбрала калибровка.</w:t>
+      </w:r>
+    </w:p>
+    <w:p>
+      <w:pPr>
+        <w:pStyle w:val="BodyText"/>
+      </w:pPr>
+      <w:r>
+        <w:t xml:space="preserve">Программа сама приглушает в микрофоне голос штаба, который идёт из динамиков, — обычно сильно, но</w:t>
+      </w:r>
+      <w:r>
+        <w:t xml:space="preserve"> </w:t>
+      </w:r>
+      <w:r>
+        <w:t xml:space="preserve">не всегда целиком. Если его всё равно слышно громко, калибровка выберет перебивание словом и напишет</w:t>
+      </w:r>
+      <w:r>
+        <w:t xml:space="preserve"> </w:t>
+      </w:r>
+      <w:r>
+        <w:t xml:space="preserve">«Динамики слышно громко…». Если тот, кто готовил программу, включил или выключил эту обработку,</w:t>
+      </w:r>
+      <w:r>
+        <w:t xml:space="preserve"> </w:t>
+      </w:r>
+      <w:r>
+        <w:t xml:space="preserve">панель напишет «Подавление эха включено после настройки — пройдите калибровку заново» (или</w:t>
+      </w:r>
+      <w:r>
+        <w:t xml:space="preserve"> </w:t>
+      </w:r>
+      <w:r>
+        <w:t xml:space="preserve">«выключено»). Нажмите</w:t>
+      </w:r>
+      <w:r>
+        <w:t xml:space="preserve"> </w:t>
+      </w:r>
+      <w:r>
+        <w:rPr>
+          <w:bCs/>
+          <w:b/>
+        </w:rPr>
+        <w:t xml:space="preserve">«Калибровать»</w:t>
+      </w:r>
+      <w:r>
+        <w:t xml:space="preserve"> </w:t>
+      </w:r>
+      <w:r>
+        <w:t xml:space="preserve">и пройдите калибровку; до этого штаба можно перебить только</w:t>
+      </w:r>
+      <w:r>
+        <w:t xml:space="preserve"> </w:t>
+      </w:r>
+      <w:r>
+        <w:t xml:space="preserve">словом.</w:t>
+      </w:r>
+    </w:p>
+    <w:p>
+      <w:pPr>
+        <w:pStyle w:val="BodyText"/>
+      </w:pPr>
+      <w:r>
+        <w:rPr>
+          <w:bCs/>
+          <w:b/>
+        </w:rPr>
+        <w:t xml:space="preserve">Выключить управление и звук</w:t>
+      </w:r>
+    </w:p>
+    <w:p>
+      <w:pPr>
+        <w:pStyle w:val="BodyText"/>
+      </w:pPr>
+      <w:r>
+        <w:t xml:space="preserve">Две кнопки на панели.</w:t>
+      </w:r>
+      <w:r>
+        <w:t xml:space="preserve"> </w:t>
+      </w:r>
+      <w:r>
+        <w:rPr>
+          <w:bCs/>
+          <w:b/>
+        </w:rPr>
+        <w:t xml:space="preserve">«Выключить управление»</w:t>
+      </w:r>
+      <w:r>
+        <w:t xml:space="preserve"> </w:t>
+      </w:r>
+      <w:r>
+        <w:t xml:space="preserve">закрывает микрофон: штаб вас больше не слышит, а посредник и</w:t>
+      </w:r>
+      <w:r>
+        <w:t xml:space="preserve"> </w:t>
+      </w:r>
+      <w:r>
+        <w:t xml:space="preserve">экскурсии продолжают говорить. Перед этим штаб переспросит. Включить управление снова — кнопкой</w:t>
+      </w:r>
+      <w:r>
+        <w:t xml:space="preserve"> </w:t>
+      </w:r>
+      <w:r>
+        <w:rPr>
+          <w:bCs/>
+          <w:b/>
+        </w:rPr>
+        <w:t xml:space="preserve">«Включить управление»</w:t>
+      </w:r>
+      <w:r>
+        <w:t xml:space="preserve"> </w:t>
+      </w:r>
+      <w:r>
+        <w:t xml:space="preserve">(голосом нельзя: микрофон выключен).</w:t>
+      </w:r>
+      <w:r>
+        <w:t xml:space="preserve"> </w:t>
+      </w:r>
+      <w:r>
+        <w:rPr>
+          <w:bCs/>
+          <w:b/>
+        </w:rPr>
+        <w:t xml:space="preserve">«Выключить звук»</w:t>
+      </w:r>
+      <w:r>
+        <w:t xml:space="preserve"> </w:t>
+      </w:r>
+      <w:r>
+        <w:t xml:space="preserve">глушит всю озвучку, а микрофон и</w:t>
+      </w:r>
+      <w:r>
+        <w:t xml:space="preserve"> </w:t>
+      </w:r>
+      <w:r>
+        <w:t xml:space="preserve">команды работают: ответы видны текстом. Включить звук — кнопкой</w:t>
+      </w:r>
+      <w:r>
+        <w:t xml:space="preserve"> </w:t>
+      </w:r>
+      <w:r>
+        <w:rPr>
+          <w:bCs/>
+          <w:b/>
+        </w:rPr>
+        <w:t xml:space="preserve">«Включить звук»</w:t>
+      </w:r>
+      <w:r>
+        <w:t xml:space="preserve"> </w:t>
+      </w:r>
+      <w:r>
+        <w:t xml:space="preserve">или словами «Штаб, включи звук».</w:t>
+      </w:r>
+      <w:r>
+        <w:t xml:space="preserve"> </w:t>
+      </w:r>
+      <w:r>
+        <w:t xml:space="preserve">Оба выбора остаются и после перезапуска программы. Свёрнутая панель при выключенном управлении — перечёркнутый</w:t>
+      </w:r>
+      <w:r>
+        <w:t xml:space="preserve"> </w:t>
+      </w:r>
+      <w:r>
+        <w:t xml:space="preserve">микрофон с подписью «Управление голосом выключено».</w:t>
+      </w:r>
+    </w:p>
+    <w:p>
+      <w:pPr>
+        <w:pStyle w:val="BodyText"/>
+      </w:pPr>
+      <w:r>
+        <w:drawing>
+          <wp:inline>
+            <wp:extent cx="5334000" cy="3333750"/>
+            <wp:effectExtent b="0" l="0" r="0" t="0"/>
+            <wp:docPr descr="Управление голосом выключено" title="" id="100" name="Picture"/>
+            <a:graphic>
+              <a:graphicData uri="http://schemas.openxmlformats.org/drawingml/2006/picture">
+                <pic:pic>
+                  <pic:nvPicPr>
+                    <pic:cNvPr descr="img/voice-panel-off.jpg" id="101" name="Picture"/>
+                    <pic:cNvPicPr>
+                      <a:picLocks noChangeArrowheads="1" noChangeAspect="1"/>
+                    </pic:cNvPicPr>
+                  </pic:nvPicPr>
+                  <pic:blipFill>
+                    <a:blip r:embed="rId99"/>
+                    <a:stretch>
+                      <a:fillRect/>
+                    </a:stretch>
+                  </pic:blipFill>
+                  <pic:spPr bwMode="auto">
+                    <a:xfrm>
+                      <a:off x="0" y="0"/>
+                      <a:ext cx="5334000" cy="3333750"/>
+                    </a:xfrm>
+                    <a:prstGeom prst="rect">
+                      <a:avLst/>
+                    </a:prstGeom>
+                    <a:noFill/>
+                    <a:ln w="9525">
+                      <a:noFill/>
+                      <a:headEnd/>
+                      <a:tailEnd/>
+                    </a:ln>
+                  </pic:spPr>
+                </pic:pic>
+              </a:graphicData>
+            </a:graphic>
+          </wp:inline>
+        </w:drawing>
+      </w:r>
+    </w:p>
+    <w:p>
+      <w:pPr>
+        <w:pStyle w:val="BodyText"/>
+      </w:pPr>
+      <w:r>
+        <w:rPr>
+          <w:iCs/>
+          <w:i/>
+        </w:rPr>
+        <w:t xml:space="preserve">Панель при выключенном управлении: надпись «Управление голосом выключено», кнопка «Включить управление» и пояснение</w:t>
+      </w:r>
+      <w:r>
+        <w:rPr>
+          <w:iCs/>
+          <w:i/>
+        </w:rPr>
+        <w:t xml:space="preserve"> </w:t>
+      </w:r>
+      <w:r>
+        <w:rPr>
+          <w:iCs/>
+          <w:i/>
+        </w:rPr>
         <w:t xml:space="preserve">«Управление голосом выключено: штаб вас не слышит. Посредник и экскурсии говорят.»; кнопки «Калибровка» и «Голоса» недоступны.</w:t>
       </w:r>
     </w:p>
@@ -11379,7 +11837,7 @@
       <w:pPr>
         <w:numPr>
           <w:ilvl w:val="0"/>
-          <w:numId w:val="1050"/>
+          <w:numId w:val="1052"/>
         </w:numPr>
         <w:pStyle w:val="Compact"/>
       </w:pPr>
@@ -11410,7 +11868,7 @@
       <w:pPr>
         <w:numPr>
           <w:ilvl w:val="0"/>
-          <w:numId w:val="1050"/>
+          <w:numId w:val="1052"/>
         </w:numPr>
         <w:pStyle w:val="Compact"/>
       </w:pPr>
@@ -11457,7 +11915,7 @@
       <w:pPr>
         <w:numPr>
           <w:ilvl w:val="0"/>
-          <w:numId w:val="1050"/>
+          <w:numId w:val="1052"/>
         </w:numPr>
         <w:pStyle w:val="Compact"/>
       </w:pPr>
@@ -11475,7 +11933,7 @@
       <w:pPr>
         <w:numPr>
           <w:ilvl w:val="0"/>
-          <w:numId w:val="1050"/>
+          <w:numId w:val="1052"/>
         </w:numPr>
         <w:pStyle w:val="Compact"/>
       </w:pPr>
@@ -11536,9 +11994,9 @@
         <w:t xml:space="preserve">войсками голосом в «Переигровке» можно будет в следующих версиях.</w:t>
       </w:r>
     </w:p>
-    <w:bookmarkEnd w:id="93"/>
-    <w:bookmarkEnd w:id="94"/>
-    <w:bookmarkStart w:id="97" w:name="X8b538af4a5fce9cf719faf3a4a92a7e3fd5f9f6"/>
+    <w:bookmarkEnd w:id="102"/>
+    <w:bookmarkEnd w:id="103"/>
+    <w:bookmarkStart w:id="106" w:name="X8b538af4a5fce9cf719faf3a4a92a7e3fd5f9f6"/>
     <w:p>
       <w:pPr>
         <w:pStyle w:val="Heading2"/>
@@ -11547,7 +12005,7 @@
         <w:t xml:space="preserve">5. Где хранятся мои данные</w:t>
       </w:r>
     </w:p>
-    <w:bookmarkStart w:id="95" w:name="Xa723a721f9d514a97ca88c2c305670bdca1a388"/>
+    <w:bookmarkStart w:id="104" w:name="Xa723a721f9d514a97ca88c2c305670bdca1a388"/>
     <w:p>
       <w:pPr>
         <w:pStyle w:val="Heading3"/>
@@ -11712,8 +12170,8 @@
         <w:t xml:space="preserve">хранилище своего окна.</w:t>
       </w:r>
     </w:p>
-    <w:bookmarkEnd w:id="95"/>
-    <w:bookmarkStart w:id="96" w:name="Xaa639732788c273f9ac8b3ffa665678747d52f7"/>
+    <w:bookmarkEnd w:id="104"/>
+    <w:bookmarkStart w:id="105" w:name="Xaa639732788c273f9ac8b3ffa665678747d52f7"/>
     <w:p>
       <w:pPr>
         <w:pStyle w:val="Heading3"/>
@@ -12008,9 +12466,9 @@
         <w:t xml:space="preserve">Перед копированием закройте программу.</w:t>
       </w:r>
     </w:p>
-    <w:bookmarkEnd w:id="96"/>
-    <w:bookmarkEnd w:id="97"/>
-    <w:bookmarkStart w:id="98" w:name="X5c12791c438f54d8878a5205c437551355f7df6"/>
+    <w:bookmarkEnd w:id="105"/>
+    <w:bookmarkEnd w:id="106"/>
+    <w:bookmarkStart w:id="107" w:name="X5c12791c438f54d8878a5205c437551355f7df6"/>
     <w:p>
       <w:pPr>
         <w:pStyle w:val="Heading2"/>
@@ -12077,7 +12535,7 @@
       <w:pPr>
         <w:numPr>
           <w:ilvl w:val="0"/>
-          <w:numId w:val="1051"/>
+          <w:numId w:val="1053"/>
         </w:numPr>
         <w:pStyle w:val="Compact"/>
       </w:pPr>
@@ -12089,7 +12547,7 @@
       <w:pPr>
         <w:numPr>
           <w:ilvl w:val="0"/>
-          <w:numId w:val="1051"/>
+          <w:numId w:val="1053"/>
         </w:numPr>
         <w:pStyle w:val="Compact"/>
       </w:pPr>
@@ -12101,7 +12559,7 @@
       <w:pPr>
         <w:numPr>
           <w:ilvl w:val="0"/>
-          <w:numId w:val="1051"/>
+          <w:numId w:val="1053"/>
         </w:numPr>
         <w:pStyle w:val="Compact"/>
       </w:pPr>
@@ -12113,7 +12571,7 @@
       <w:pPr>
         <w:numPr>
           <w:ilvl w:val="0"/>
-          <w:numId w:val="1051"/>
+          <w:numId w:val="1053"/>
         </w:numPr>
         <w:pStyle w:val="Compact"/>
       </w:pPr>
@@ -12125,7 +12583,7 @@
       <w:pPr>
         <w:numPr>
           <w:ilvl w:val="0"/>
-          <w:numId w:val="1051"/>
+          <w:numId w:val="1053"/>
         </w:numPr>
         <w:pStyle w:val="Compact"/>
       </w:pPr>
@@ -12604,8 +13062,8 @@
         <w:t xml:space="preserve">Ctrl+Z отменяет последние действия по одному.</w:t>
       </w:r>
     </w:p>
-    <w:bookmarkEnd w:id="98"/>
-    <w:bookmarkStart w:id="99" w:name="X67aa95d1a9f033133ec1400212ef2d63360bacd"/>
+    <w:bookmarkEnd w:id="107"/>
+    <w:bookmarkStart w:id="108" w:name="X67aa95d1a9f033133ec1400212ef2d63360bacd"/>
     <w:p>
       <w:pPr>
         <w:pStyle w:val="Heading2"/>
@@ -13435,7 +13893,7 @@
         </w:tc>
       </w:tr>
     </w:tbl>
-    <w:bookmarkEnd w:id="99"/>
+    <w:bookmarkEnd w:id="108"/>
     <w:sectPr/>
   </w:body>
 </w:document>
@@ -14586,6 +15044,39 @@
     </w:lvlOverride>
   </w:num>
   <w:num w:numId="1051">
+    <w:abstractNumId w:val="991"/>
+  </w:num>
+  <w:num w:numId="1052">
+    <w:abstractNumId w:val="99411"/>
+    <w:lvlOverride w:ilvl="0">
+      <w:startOverride w:val="1"/>
+    </w:lvlOverride>
+    <w:lvlOverride w:ilvl="1">
+      <w:startOverride w:val="1"/>
+    </w:lvlOverride>
+    <w:lvlOverride w:ilvl="2">
+      <w:startOverride w:val="1"/>
+    </w:lvlOverride>
+    <w:lvlOverride w:ilvl="3">
+      <w:startOverride w:val="1"/>
+    </w:lvlOverride>
+    <w:lvlOverride w:ilvl="4">
+      <w:startOverride w:val="1"/>
+    </w:lvlOverride>
+    <w:lvlOverride w:ilvl="5">
+      <w:startOverride w:val="1"/>
+    </w:lvlOverride>
+    <w:lvlOverride w:ilvl="6">
+      <w:startOverride w:val="1"/>
+    </w:lvlOverride>
+    <w:lvlOverride w:ilvl="7">
+      <w:startOverride w:val="1"/>
+    </w:lvlOverride>
+    <w:lvlOverride w:ilvl="8">
+      <w:startOverride w:val="1"/>
+    </w:lvlOverride>
+  </w:num>
+  <w:num w:numId="1053">
     <w:abstractNumId w:val="99411"/>
     <w:lvlOverride w:ilvl="0">
       <w:startOverride w:val="1"/>

--- a/docs/guide.docx
+++ b/docs/guide.docx
@@ -11195,13 +11195,13 @@
         <w:t xml:space="preserve"> </w:t>
       </w:r>
       <w:r>
-        <w:t xml:space="preserve">«оперативный уровень» (масштаб карты встанет в рекомендуемый для уровня: тактический 1:25 000 – 1:50 000,</w:t>
-      </w:r>
-      <w:r>
-        <w:t xml:space="preserve"> </w:t>
-      </w:r>
-      <w:r>
-        <w:t xml:space="preserve">оперативный 1:100 000 – 1:200 000, стратегический 1:200 000 – 1:500 000).</w:t>
+        <w:t xml:space="preserve">«оперативный уровень» (масштаб карты встанет стандартный для уровня: тактический 1:50 000, оперативный</w:t>
+      </w:r>
+      <w:r>
+        <w:t xml:space="preserve"> </w:t>
+      </w:r>
+      <w:r>
+        <w:t xml:space="preserve">1:150 000, стратегический 1:300 000; рекомендуемые интервалы — 1:25 000–1:50 000, 1:100 000–1:200 000, 1:200 000–1:500 000).</w:t>
       </w:r>
     </w:p>
     <w:p>

--- a/docs/guide.docx
+++ b/docs/guide.docx
@@ -933,13 +933,121 @@
         <w:pStyle w:val="FirstParagraph"/>
       </w:pPr>
       <w:r>
-        <w:t xml:space="preserve">Поле «Адрес сервера» менять не нужно. Его меняют, только если LM Studio работает на другом</w:t>
-      </w:r>
-      <w:r>
-        <w:t xml:space="preserve"> </w:t>
-      </w:r>
-      <w:r>
-        <w:t xml:space="preserve">компьютере в вашей сети.</w:t>
+        <w:t xml:space="preserve">Поле «Адрес сервера» (</w:t>
+      </w:r>
+      <w:r>
+        <w:rPr>
+          <w:rStyle w:val="VerbatimChar"/>
+        </w:rPr>
+        <w:t xml:space="preserve">/llm/v1</w:t>
+      </w:r>
+      <w:r>
+        <w:t xml:space="preserve">) менять не нужно, если LM Studio работает на своём обычном порту 1234. Если порт</w:t>
+      </w:r>
+      <w:r>
+        <w:t xml:space="preserve"> </w:t>
+      </w:r>
+      <w:r>
+        <w:t xml:space="preserve">другой, есть два способа:</w:t>
+      </w:r>
+    </w:p>
+    <w:p>
+      <w:pPr>
+        <w:numPr>
+          <w:ilvl w:val="0"/>
+          <w:numId w:val="1006"/>
+        </w:numPr>
+        <w:pStyle w:val="Compact"/>
+      </w:pPr>
+      <w:r>
+        <w:t xml:space="preserve">запустить программу с указанием порта:</w:t>
+      </w:r>
+      <w:r>
+        <w:t xml:space="preserve"> </w:t>
+      </w:r>
+      <w:r>
+        <w:rPr>
+          <w:rStyle w:val="VerbatimChar"/>
+        </w:rPr>
+        <w:t xml:space="preserve">DEFOPS_LLM_URL=http://localhost:1235/v1 npm run desktop:app</w:t>
+      </w:r>
+      <w:r>
+        <w:t xml:space="preserve">, а в поле</w:t>
+      </w:r>
+      <w:r>
+        <w:t xml:space="preserve"> </w:t>
+      </w:r>
+      <w:r>
+        <w:t xml:space="preserve">оставить</w:t>
+      </w:r>
+      <w:r>
+        <w:t xml:space="preserve"> </w:t>
+      </w:r>
+      <w:r>
+        <w:rPr>
+          <w:rStyle w:val="VerbatimChar"/>
+        </w:rPr>
+        <w:t xml:space="preserve">/llm/v1</w:t>
+      </w:r>
+      <w:r>
+        <w:t xml:space="preserve">;</w:t>
+      </w:r>
+    </w:p>
+    <w:p>
+      <w:pPr>
+        <w:numPr>
+          <w:ilvl w:val="0"/>
+          <w:numId w:val="1006"/>
+        </w:numPr>
+        <w:pStyle w:val="Compact"/>
+      </w:pPr>
+      <w:r>
+        <w:t xml:space="preserve">или вписать в поле полный адрес (</w:t>
+      </w:r>
+      <w:r>
+        <w:rPr>
+          <w:rStyle w:val="VerbatimChar"/>
+        </w:rPr>
+        <w:t xml:space="preserve">http://localhost:1235/v1</w:t>
+      </w:r>
+      <w:r>
+        <w:t xml:space="preserve">, либо адрес компьютера в вашей сети) и включить в LM Studio</w:t>
+      </w:r>
+      <w:r>
+        <w:t xml:space="preserve"> </w:t>
+      </w:r>
+      <w:r>
+        <w:t xml:space="preserve">в настройках сервера (вкладка Developer) переключатель</w:t>
+      </w:r>
+      <w:r>
+        <w:t xml:space="preserve"> </w:t>
+      </w:r>
+      <w:r>
+        <w:rPr>
+          <w:bCs/>
+          <w:b/>
+        </w:rPr>
+        <w:t xml:space="preserve">Enable CORS</w:t>
+      </w:r>
+      <w:r>
+        <w:t xml:space="preserve"> </w:t>
+      </w:r>
+      <w:r>
+        <w:t xml:space="preserve">— без него окно программы не может</w:t>
+      </w:r>
+      <w:r>
+        <w:t xml:space="preserve"> </w:t>
+      </w:r>
+      <w:r>
+        <w:t xml:space="preserve">обратиться к другому адресу, и проверка связи пишет «Load failed».</w:t>
+      </w:r>
+    </w:p>
+    <w:p>
+      <w:pPr>
+        <w:pStyle w:val="FirstParagraph"/>
+      </w:pPr>
+      <w:r>
+        <w:t xml:space="preserve">Если проверка пишет «сервер ответил 502» — LM Studio не отвечает на своём порту: проверьте, что запущен Start Server.</w:t>
       </w:r>
     </w:p>
     <w:p>
@@ -1075,7 +1183,7 @@
       <w:pPr>
         <w:numPr>
           <w:ilvl w:val="0"/>
-          <w:numId w:val="1006"/>
+          <w:numId w:val="1007"/>
         </w:numPr>
         <w:pStyle w:val="Compact"/>
       </w:pPr>
@@ -1109,7 +1217,7 @@
       <w:pPr>
         <w:numPr>
           <w:ilvl w:val="0"/>
-          <w:numId w:val="1006"/>
+          <w:numId w:val="1007"/>
         </w:numPr>
         <w:pStyle w:val="Compact"/>
       </w:pPr>
@@ -1206,6 +1314,36 @@
             </w:pPr>
             <w:r>
               <w:t xml:space="preserve">Что в нём</w:t>
+            </w:r>
+          </w:p>
+        </w:tc>
+      </w:tr>
+      <w:tr>
+        <w:tc>
+          <w:tcPr/>
+          <w:p>
+            <w:pPr>
+              <w:pStyle w:val="Compact"/>
+              <w:jc w:val="left"/>
+            </w:pPr>
+            <w:r>
+              <w:rPr>
+                <w:bCs/>
+                <w:b/>
+              </w:rPr>
+              <w:t xml:space="preserve">Начало</w:t>
+            </w:r>
+          </w:p>
+        </w:tc>
+        <w:tc>
+          <w:tcPr/>
+          <w:p>
+            <w:pPr>
+              <w:pStyle w:val="Compact"/>
+              <w:jc w:val="left"/>
+            </w:pPr>
+            <w:r>
+              <w:t xml:space="preserve">первая страница при запуске: экскурсия по приложению, переходы по разделам, состояние языковой модели</w:t>
             </w:r>
           </w:p>
         </w:tc>
@@ -1426,6 +1564,43 @@
         <w:pStyle w:val="BodyText"/>
       </w:pPr>
       <w:r>
+        <w:t xml:space="preserve">При запуске открывается</w:t>
+      </w:r>
+      <w:r>
+        <w:t xml:space="preserve"> </w:t>
+      </w:r>
+      <w:r>
+        <w:rPr>
+          <w:bCs/>
+          <w:b/>
+        </w:rPr>
+        <w:t xml:space="preserve">«Начало»</w:t>
+      </w:r>
+      <w:r>
+        <w:t xml:space="preserve">: короткое описание программы, кнопка</w:t>
+      </w:r>
+      <w:r>
+        <w:t xml:space="preserve"> </w:t>
+      </w:r>
+      <w:r>
+        <w:rPr>
+          <w:bCs/>
+          <w:b/>
+        </w:rPr>
+        <w:t xml:space="preserve">«Начать экскурсию»</w:t>
+      </w:r>
+      <w:r>
+        <w:t xml:space="preserve"> </w:t>
+      </w:r>
+      <w:r>
+        <w:t xml:space="preserve">(вступление по приложению, около двух минут), карточки разделов и состояние языковой модели.</w:t>
+      </w:r>
+    </w:p>
+    <w:p>
+      <w:pPr>
+        <w:pStyle w:val="BodyText"/>
+      </w:pPr>
+      <w:r>
         <w:t xml:space="preserve">Внизу колонки —</w:t>
       </w:r>
       <w:r>
@@ -1617,7 +1792,7 @@
       <w:pPr>
         <w:numPr>
           <w:ilvl w:val="0"/>
-          <w:numId w:val="1007"/>
+          <w:numId w:val="1008"/>
         </w:numPr>
         <w:pStyle w:val="Compact"/>
       </w:pPr>
@@ -1645,7 +1820,7 @@
       <w:pPr>
         <w:numPr>
           <w:ilvl w:val="0"/>
-          <w:numId w:val="1007"/>
+          <w:numId w:val="1008"/>
         </w:numPr>
         <w:pStyle w:val="Compact"/>
       </w:pPr>
@@ -1673,7 +1848,7 @@
       <w:pPr>
         <w:numPr>
           <w:ilvl w:val="0"/>
-          <w:numId w:val="1007"/>
+          <w:numId w:val="1008"/>
         </w:numPr>
         <w:pStyle w:val="Compact"/>
       </w:pPr>
@@ -1689,7 +1864,7 @@
       <w:pPr>
         <w:numPr>
           <w:ilvl w:val="0"/>
-          <w:numId w:val="1007"/>
+          <w:numId w:val="1008"/>
         </w:numPr>
         <w:pStyle w:val="Compact"/>
       </w:pPr>
@@ -1733,7 +1908,7 @@
       <w:pPr>
         <w:numPr>
           <w:ilvl w:val="0"/>
-          <w:numId w:val="1007"/>
+          <w:numId w:val="1008"/>
         </w:numPr>
         <w:pStyle w:val="Compact"/>
       </w:pPr>
@@ -2223,7 +2398,7 @@
       <w:pPr>
         <w:numPr>
           <w:ilvl w:val="0"/>
-          <w:numId w:val="1008"/>
+          <w:numId w:val="1009"/>
         </w:numPr>
         <w:pStyle w:val="Compact"/>
       </w:pPr>
@@ -2235,7 +2410,7 @@
       <w:pPr>
         <w:numPr>
           <w:ilvl w:val="0"/>
-          <w:numId w:val="1008"/>
+          <w:numId w:val="1009"/>
         </w:numPr>
         <w:pStyle w:val="Compact"/>
       </w:pPr>
@@ -2260,7 +2435,7 @@
       <w:pPr>
         <w:numPr>
           <w:ilvl w:val="0"/>
-          <w:numId w:val="1008"/>
+          <w:numId w:val="1009"/>
         </w:numPr>
         <w:pStyle w:val="Compact"/>
       </w:pPr>
@@ -2278,7 +2453,7 @@
       <w:pPr>
         <w:numPr>
           <w:ilvl w:val="0"/>
-          <w:numId w:val="1008"/>
+          <w:numId w:val="1009"/>
         </w:numPr>
         <w:pStyle w:val="Compact"/>
       </w:pPr>
@@ -2335,7 +2510,7 @@
       <w:pPr>
         <w:numPr>
           <w:ilvl w:val="0"/>
-          <w:numId w:val="1009"/>
+          <w:numId w:val="1010"/>
         </w:numPr>
         <w:pStyle w:val="Compact"/>
       </w:pPr>
@@ -2415,7 +2590,7 @@
       <w:pPr>
         <w:numPr>
           <w:ilvl w:val="0"/>
-          <w:numId w:val="1009"/>
+          <w:numId w:val="1010"/>
         </w:numPr>
         <w:pStyle w:val="Compact"/>
       </w:pPr>
@@ -2461,7 +2636,7 @@
       <w:pPr>
         <w:numPr>
           <w:ilvl w:val="0"/>
-          <w:numId w:val="1010"/>
+          <w:numId w:val="1011"/>
         </w:numPr>
         <w:pStyle w:val="Compact"/>
       </w:pPr>
@@ -2515,7 +2690,7 @@
       <w:pPr>
         <w:numPr>
           <w:ilvl w:val="0"/>
-          <w:numId w:val="1010"/>
+          <w:numId w:val="1011"/>
         </w:numPr>
         <w:pStyle w:val="Compact"/>
       </w:pPr>
@@ -2533,7 +2708,7 @@
       <w:pPr>
         <w:numPr>
           <w:ilvl w:val="0"/>
-          <w:numId w:val="1010"/>
+          <w:numId w:val="1011"/>
         </w:numPr>
         <w:pStyle w:val="Compact"/>
       </w:pPr>
@@ -2545,7 +2720,7 @@
       <w:pPr>
         <w:numPr>
           <w:ilvl w:val="0"/>
-          <w:numId w:val="1010"/>
+          <w:numId w:val="1011"/>
         </w:numPr>
         <w:pStyle w:val="Compact"/>
       </w:pPr>
@@ -2557,7 +2732,7 @@
       <w:pPr>
         <w:numPr>
           <w:ilvl w:val="0"/>
-          <w:numId w:val="1010"/>
+          <w:numId w:val="1011"/>
         </w:numPr>
         <w:pStyle w:val="Compact"/>
       </w:pPr>
@@ -2624,7 +2799,7 @@
       <w:pPr>
         <w:numPr>
           <w:ilvl w:val="0"/>
-          <w:numId w:val="1011"/>
+          <w:numId w:val="1012"/>
         </w:numPr>
         <w:pStyle w:val="Compact"/>
       </w:pPr>
@@ -2636,7 +2811,7 @@
       <w:pPr>
         <w:numPr>
           <w:ilvl w:val="0"/>
-          <w:numId w:val="1011"/>
+          <w:numId w:val="1012"/>
         </w:numPr>
         <w:pStyle w:val="Compact"/>
       </w:pPr>
@@ -2661,7 +2836,7 @@
       <w:pPr>
         <w:numPr>
           <w:ilvl w:val="0"/>
-          <w:numId w:val="1011"/>
+          <w:numId w:val="1012"/>
         </w:numPr>
         <w:pStyle w:val="Compact"/>
       </w:pPr>
@@ -2713,7 +2888,7 @@
       <w:pPr>
         <w:numPr>
           <w:ilvl w:val="0"/>
-          <w:numId w:val="1012"/>
+          <w:numId w:val="1013"/>
         </w:numPr>
         <w:pStyle w:val="Compact"/>
       </w:pPr>
@@ -2725,7 +2900,7 @@
       <w:pPr>
         <w:numPr>
           <w:ilvl w:val="0"/>
-          <w:numId w:val="1012"/>
+          <w:numId w:val="1013"/>
         </w:numPr>
         <w:pStyle w:val="Compact"/>
       </w:pPr>
@@ -2737,7 +2912,7 @@
       <w:pPr>
         <w:numPr>
           <w:ilvl w:val="0"/>
-          <w:numId w:val="1012"/>
+          <w:numId w:val="1013"/>
         </w:numPr>
         <w:pStyle w:val="Compact"/>
       </w:pPr>
@@ -2767,7 +2942,7 @@
       <w:pPr>
         <w:numPr>
           <w:ilvl w:val="0"/>
-          <w:numId w:val="1013"/>
+          <w:numId w:val="1014"/>
         </w:numPr>
         <w:pStyle w:val="Compact"/>
       </w:pPr>
@@ -2779,7 +2954,7 @@
       <w:pPr>
         <w:numPr>
           <w:ilvl w:val="0"/>
-          <w:numId w:val="1013"/>
+          <w:numId w:val="1014"/>
         </w:numPr>
         <w:pStyle w:val="Compact"/>
       </w:pPr>
@@ -2797,7 +2972,7 @@
       <w:pPr>
         <w:numPr>
           <w:ilvl w:val="0"/>
-          <w:numId w:val="1013"/>
+          <w:numId w:val="1014"/>
         </w:numPr>
         <w:pStyle w:val="Compact"/>
       </w:pPr>
@@ -2809,71 +2984,71 @@
       <w:pPr>
         <w:numPr>
           <w:ilvl w:val="1"/>
+          <w:numId w:val="1015"/>
+        </w:numPr>
+        <w:pStyle w:val="Compact"/>
+      </w:pPr>
+      <w:r>
+        <w:t xml:space="preserve">дать знаку имя («Имя»);</w:t>
+      </w:r>
+    </w:p>
+    <w:p>
+      <w:pPr>
+        <w:numPr>
+          <w:ilvl w:val="1"/>
+          <w:numId w:val="1015"/>
+        </w:numPr>
+        <w:pStyle w:val="Compact"/>
+      </w:pPr>
+      <w:r>
+        <w:t xml:space="preserve">перенести его в другой слой («Слой»);</w:t>
+      </w:r>
+    </w:p>
+    <w:p>
+      <w:pPr>
+        <w:numPr>
+          <w:ilvl w:val="1"/>
+          <w:numId w:val="1015"/>
+        </w:numPr>
+        <w:pStyle w:val="Compact"/>
+      </w:pPr>
+      <w:r>
+        <w:t xml:space="preserve">сменить вид знака («Пресет») и принадлежность;</w:t>
+      </w:r>
+    </w:p>
+    <w:p>
+      <w:pPr>
+        <w:numPr>
+          <w:ilvl w:val="1"/>
+          <w:numId w:val="1015"/>
+        </w:numPr>
+        <w:pStyle w:val="Compact"/>
+      </w:pPr>
+      <w:r>
+        <w:t xml:space="preserve">увеличить или уменьшить знак («Масштаб знака»);</w:t>
+      </w:r>
+    </w:p>
+    <w:p>
+      <w:pPr>
+        <w:numPr>
+          <w:ilvl w:val="1"/>
+          <w:numId w:val="1015"/>
+        </w:numPr>
+        <w:pStyle w:val="Compact"/>
+      </w:pPr>
+      <w:r>
+        <w:t xml:space="preserve">скрыть, заблокировать от случайной правки, развернуть стрелку в обратную сторону, удалить.</w:t>
+      </w:r>
+    </w:p>
+    <w:p>
+      <w:pPr>
+        <w:numPr>
+          <w:ilvl w:val="0"/>
           <w:numId w:val="1014"/>
         </w:numPr>
         <w:pStyle w:val="Compact"/>
       </w:pPr>
       <w:r>
-        <w:t xml:space="preserve">дать знаку имя («Имя»);</w:t>
-      </w:r>
-    </w:p>
-    <w:p>
-      <w:pPr>
-        <w:numPr>
-          <w:ilvl w:val="1"/>
-          <w:numId w:val="1014"/>
-        </w:numPr>
-        <w:pStyle w:val="Compact"/>
-      </w:pPr>
-      <w:r>
-        <w:t xml:space="preserve">перенести его в другой слой («Слой»);</w:t>
-      </w:r>
-    </w:p>
-    <w:p>
-      <w:pPr>
-        <w:numPr>
-          <w:ilvl w:val="1"/>
-          <w:numId w:val="1014"/>
-        </w:numPr>
-        <w:pStyle w:val="Compact"/>
-      </w:pPr>
-      <w:r>
-        <w:t xml:space="preserve">сменить вид знака («Пресет») и принадлежность;</w:t>
-      </w:r>
-    </w:p>
-    <w:p>
-      <w:pPr>
-        <w:numPr>
-          <w:ilvl w:val="1"/>
-          <w:numId w:val="1014"/>
-        </w:numPr>
-        <w:pStyle w:val="Compact"/>
-      </w:pPr>
-      <w:r>
-        <w:t xml:space="preserve">увеличить или уменьшить знак («Масштаб знака»);</w:t>
-      </w:r>
-    </w:p>
-    <w:p>
-      <w:pPr>
-        <w:numPr>
-          <w:ilvl w:val="1"/>
-          <w:numId w:val="1014"/>
-        </w:numPr>
-        <w:pStyle w:val="Compact"/>
-      </w:pPr>
-      <w:r>
-        <w:t xml:space="preserve">скрыть, заблокировать от случайной правки, развернуть стрелку в обратную сторону, удалить.</w:t>
-      </w:r>
-    </w:p>
-    <w:p>
-      <w:pPr>
-        <w:numPr>
-          <w:ilvl w:val="0"/>
-          <w:numId w:val="1013"/>
-        </w:numPr>
-        <w:pStyle w:val="Compact"/>
-      </w:pPr>
-      <w:r>
         <w:t xml:space="preserve">У стрелок в инспекторе есть ширина, наконечник, заливка, контур и украшения на оси, например</w:t>
       </w:r>
       <w:r>
@@ -2969,7 +3144,7 @@
       <w:pPr>
         <w:numPr>
           <w:ilvl w:val="0"/>
-          <w:numId w:val="1015"/>
+          <w:numId w:val="1016"/>
         </w:numPr>
         <w:pStyle w:val="Compact"/>
       </w:pPr>
@@ -2981,7 +3156,7 @@
       <w:pPr>
         <w:numPr>
           <w:ilvl w:val="0"/>
-          <w:numId w:val="1015"/>
+          <w:numId w:val="1016"/>
         </w:numPr>
         <w:pStyle w:val="Compact"/>
       </w:pPr>
@@ -3009,7 +3184,7 @@
       <w:pPr>
         <w:numPr>
           <w:ilvl w:val="0"/>
-          <w:numId w:val="1015"/>
+          <w:numId w:val="1016"/>
         </w:numPr>
         <w:pStyle w:val="Compact"/>
       </w:pPr>
@@ -3021,7 +3196,7 @@
       <w:pPr>
         <w:numPr>
           <w:ilvl w:val="0"/>
-          <w:numId w:val="1015"/>
+          <w:numId w:val="1016"/>
         </w:numPr>
         <w:pStyle w:val="Compact"/>
       </w:pPr>
@@ -3065,7 +3240,7 @@
       <w:pPr>
         <w:numPr>
           <w:ilvl w:val="0"/>
-          <w:numId w:val="1015"/>
+          <w:numId w:val="1016"/>
         </w:numPr>
         <w:pStyle w:val="Compact"/>
       </w:pPr>
@@ -3117,7 +3292,7 @@
       <w:pPr>
         <w:numPr>
           <w:ilvl w:val="0"/>
-          <w:numId w:val="1016"/>
+          <w:numId w:val="1017"/>
         </w:numPr>
         <w:pStyle w:val="Compact"/>
       </w:pPr>
@@ -3142,7 +3317,7 @@
       <w:pPr>
         <w:numPr>
           <w:ilvl w:val="0"/>
-          <w:numId w:val="1016"/>
+          <w:numId w:val="1017"/>
         </w:numPr>
         <w:pStyle w:val="Compact"/>
       </w:pPr>
@@ -3154,7 +3329,7 @@
       <w:pPr>
         <w:numPr>
           <w:ilvl w:val="0"/>
-          <w:numId w:val="1016"/>
+          <w:numId w:val="1017"/>
         </w:numPr>
         <w:pStyle w:val="Compact"/>
       </w:pPr>
@@ -3172,7 +3347,7 @@
       <w:pPr>
         <w:numPr>
           <w:ilvl w:val="0"/>
-          <w:numId w:val="1016"/>
+          <w:numId w:val="1017"/>
         </w:numPr>
         <w:pStyle w:val="Compact"/>
       </w:pPr>
@@ -3229,7 +3404,7 @@
       <w:pPr>
         <w:numPr>
           <w:ilvl w:val="0"/>
-          <w:numId w:val="1016"/>
+          <w:numId w:val="1017"/>
         </w:numPr>
         <w:pStyle w:val="Compact"/>
       </w:pPr>
@@ -3263,7 +3438,7 @@
       <w:pPr>
         <w:numPr>
           <w:ilvl w:val="0"/>
-          <w:numId w:val="1016"/>
+          <w:numId w:val="1017"/>
         </w:numPr>
         <w:pStyle w:val="Compact"/>
       </w:pPr>
@@ -3283,7 +3458,7 @@
       <w:pPr>
         <w:numPr>
           <w:ilvl w:val="0"/>
-          <w:numId w:val="1017"/>
+          <w:numId w:val="1018"/>
         </w:numPr>
         <w:pStyle w:val="Compact"/>
       </w:pPr>
@@ -3305,7 +3480,7 @@
       <w:pPr>
         <w:numPr>
           <w:ilvl w:val="0"/>
-          <w:numId w:val="1017"/>
+          <w:numId w:val="1018"/>
         </w:numPr>
         <w:pStyle w:val="Compact"/>
       </w:pPr>
@@ -3327,7 +3502,7 @@
       <w:pPr>
         <w:numPr>
           <w:ilvl w:val="0"/>
-          <w:numId w:val="1017"/>
+          <w:numId w:val="1018"/>
         </w:numPr>
         <w:pStyle w:val="Compact"/>
       </w:pPr>
@@ -3383,7 +3558,7 @@
       <w:pPr>
         <w:numPr>
           <w:ilvl w:val="0"/>
-          <w:numId w:val="1018"/>
+          <w:numId w:val="1019"/>
         </w:numPr>
         <w:pStyle w:val="Compact"/>
       </w:pPr>
@@ -3408,7 +3583,7 @@
       <w:pPr>
         <w:numPr>
           <w:ilvl w:val="0"/>
-          <w:numId w:val="1018"/>
+          <w:numId w:val="1019"/>
         </w:numPr>
         <w:pStyle w:val="Compact"/>
       </w:pPr>
@@ -3420,7 +3595,7 @@
       <w:pPr>
         <w:numPr>
           <w:ilvl w:val="0"/>
-          <w:numId w:val="1018"/>
+          <w:numId w:val="1019"/>
         </w:numPr>
         <w:pStyle w:val="Compact"/>
       </w:pPr>
@@ -3587,7 +3762,7 @@
       <w:pPr>
         <w:numPr>
           <w:ilvl w:val="0"/>
-          <w:numId w:val="1019"/>
+          <w:numId w:val="1020"/>
         </w:numPr>
         <w:pStyle w:val="Compact"/>
       </w:pPr>
@@ -3615,7 +3790,7 @@
       <w:pPr>
         <w:numPr>
           <w:ilvl w:val="0"/>
-          <w:numId w:val="1019"/>
+          <w:numId w:val="1020"/>
         </w:numPr>
         <w:pStyle w:val="Compact"/>
       </w:pPr>
@@ -3999,7 +4174,7 @@
       <w:pPr>
         <w:numPr>
           <w:ilvl w:val="0"/>
-          <w:numId w:val="1020"/>
+          <w:numId w:val="1021"/>
         </w:numPr>
         <w:pStyle w:val="Compact"/>
       </w:pPr>
@@ -4024,7 +4199,7 @@
       <w:pPr>
         <w:numPr>
           <w:ilvl w:val="0"/>
-          <w:numId w:val="1020"/>
+          <w:numId w:val="1021"/>
         </w:numPr>
         <w:pStyle w:val="Compact"/>
       </w:pPr>
@@ -4052,7 +4227,7 @@
       <w:pPr>
         <w:numPr>
           <w:ilvl w:val="0"/>
-          <w:numId w:val="1020"/>
+          <w:numId w:val="1021"/>
         </w:numPr>
         <w:pStyle w:val="Compact"/>
       </w:pPr>
@@ -4064,7 +4239,7 @@
       <w:pPr>
         <w:numPr>
           <w:ilvl w:val="0"/>
-          <w:numId w:val="1020"/>
+          <w:numId w:val="1021"/>
         </w:numPr>
         <w:pStyle w:val="Compact"/>
       </w:pPr>
@@ -4098,7 +4273,7 @@
       <w:pPr>
         <w:numPr>
           <w:ilvl w:val="0"/>
-          <w:numId w:val="1020"/>
+          <w:numId w:val="1021"/>
         </w:numPr>
         <w:pStyle w:val="Compact"/>
       </w:pPr>
@@ -4130,7 +4305,7 @@
       <w:pPr>
         <w:numPr>
           <w:ilvl w:val="0"/>
-          <w:numId w:val="1021"/>
+          <w:numId w:val="1022"/>
         </w:numPr>
         <w:pStyle w:val="Compact"/>
       </w:pPr>
@@ -4155,7 +4330,7 @@
       <w:pPr>
         <w:numPr>
           <w:ilvl w:val="0"/>
-          <w:numId w:val="1021"/>
+          <w:numId w:val="1022"/>
         </w:numPr>
         <w:pStyle w:val="Compact"/>
       </w:pPr>
@@ -4208,7 +4383,7 @@
       <w:pPr>
         <w:numPr>
           <w:ilvl w:val="0"/>
-          <w:numId w:val="1021"/>
+          <w:numId w:val="1022"/>
         </w:numPr>
         <w:pStyle w:val="Compact"/>
       </w:pPr>
@@ -4220,7 +4395,7 @@
       <w:pPr>
         <w:numPr>
           <w:ilvl w:val="0"/>
-          <w:numId w:val="1021"/>
+          <w:numId w:val="1022"/>
         </w:numPr>
         <w:pStyle w:val="Compact"/>
       </w:pPr>
@@ -4370,7 +4545,7 @@
       <w:pPr>
         <w:numPr>
           <w:ilvl w:val="0"/>
-          <w:numId w:val="1022"/>
+          <w:numId w:val="1023"/>
         </w:numPr>
         <w:pStyle w:val="Compact"/>
       </w:pPr>
@@ -4411,7 +4586,7 @@
       <w:pPr>
         <w:numPr>
           <w:ilvl w:val="0"/>
-          <w:numId w:val="1022"/>
+          <w:numId w:val="1023"/>
         </w:numPr>
         <w:pStyle w:val="Compact"/>
       </w:pPr>
@@ -4448,7 +4623,7 @@
       <w:pPr>
         <w:numPr>
           <w:ilvl w:val="0"/>
-          <w:numId w:val="1022"/>
+          <w:numId w:val="1023"/>
         </w:numPr>
         <w:pStyle w:val="Compact"/>
       </w:pPr>
@@ -4495,7 +4670,7 @@
       <w:pPr>
         <w:numPr>
           <w:ilvl w:val="0"/>
-          <w:numId w:val="1022"/>
+          <w:numId w:val="1023"/>
         </w:numPr>
         <w:pStyle w:val="Compact"/>
       </w:pPr>
@@ -4567,7 +4742,7 @@
       <w:pPr>
         <w:numPr>
           <w:ilvl w:val="0"/>
-          <w:numId w:val="1022"/>
+          <w:numId w:val="1023"/>
         </w:numPr>
         <w:pStyle w:val="Compact"/>
       </w:pPr>
@@ -4595,7 +4770,7 @@
       <w:pPr>
         <w:numPr>
           <w:ilvl w:val="0"/>
-          <w:numId w:val="1022"/>
+          <w:numId w:val="1023"/>
         </w:numPr>
         <w:pStyle w:val="Compact"/>
       </w:pPr>
@@ -4750,7 +4925,7 @@
       <w:pPr>
         <w:numPr>
           <w:ilvl w:val="0"/>
-          <w:numId w:val="1023"/>
+          <w:numId w:val="1024"/>
         </w:numPr>
         <w:pStyle w:val="Compact"/>
       </w:pPr>
@@ -4788,7 +4963,7 @@
       <w:pPr>
         <w:numPr>
           <w:ilvl w:val="0"/>
-          <w:numId w:val="1023"/>
+          <w:numId w:val="1024"/>
         </w:numPr>
         <w:pStyle w:val="Compact"/>
       </w:pPr>
@@ -4806,7 +4981,7 @@
       <w:pPr>
         <w:numPr>
           <w:ilvl w:val="0"/>
-          <w:numId w:val="1023"/>
+          <w:numId w:val="1024"/>
         </w:numPr>
         <w:pStyle w:val="Compact"/>
       </w:pPr>
@@ -4830,7 +5005,7 @@
       <w:pPr>
         <w:numPr>
           <w:ilvl w:val="0"/>
-          <w:numId w:val="1023"/>
+          <w:numId w:val="1024"/>
         </w:numPr>
         <w:pStyle w:val="Compact"/>
       </w:pPr>
@@ -4864,7 +5039,7 @@
       <w:pPr>
         <w:numPr>
           <w:ilvl w:val="0"/>
-          <w:numId w:val="1023"/>
+          <w:numId w:val="1024"/>
         </w:numPr>
         <w:pStyle w:val="Compact"/>
       </w:pPr>
@@ -4914,7 +5089,7 @@
       <w:pPr>
         <w:numPr>
           <w:ilvl w:val="0"/>
-          <w:numId w:val="1023"/>
+          <w:numId w:val="1024"/>
         </w:numPr>
         <w:pStyle w:val="Compact"/>
       </w:pPr>
@@ -4959,7 +5134,7 @@
       <w:pPr>
         <w:numPr>
           <w:ilvl w:val="0"/>
-          <w:numId w:val="1024"/>
+          <w:numId w:val="1025"/>
         </w:numPr>
         <w:pStyle w:val="Compact"/>
       </w:pPr>
@@ -4987,7 +5162,7 @@
       <w:pPr>
         <w:numPr>
           <w:ilvl w:val="0"/>
-          <w:numId w:val="1024"/>
+          <w:numId w:val="1025"/>
         </w:numPr>
         <w:pStyle w:val="Compact"/>
       </w:pPr>
@@ -5041,7 +5216,7 @@
       <w:pPr>
         <w:numPr>
           <w:ilvl w:val="0"/>
-          <w:numId w:val="1025"/>
+          <w:numId w:val="1026"/>
         </w:numPr>
         <w:pStyle w:val="Compact"/>
       </w:pPr>
@@ -5059,7 +5234,7 @@
       <w:pPr>
         <w:numPr>
           <w:ilvl w:val="0"/>
-          <w:numId w:val="1025"/>
+          <w:numId w:val="1026"/>
         </w:numPr>
         <w:pStyle w:val="Compact"/>
       </w:pPr>
@@ -5093,7 +5268,7 @@
       <w:pPr>
         <w:numPr>
           <w:ilvl w:val="0"/>
-          <w:numId w:val="1025"/>
+          <w:numId w:val="1026"/>
         </w:numPr>
         <w:pStyle w:val="Compact"/>
       </w:pPr>
@@ -5185,7 +5360,7 @@
       <w:pPr>
         <w:numPr>
           <w:ilvl w:val="0"/>
-          <w:numId w:val="1025"/>
+          <w:numId w:val="1026"/>
         </w:numPr>
         <w:pStyle w:val="Compact"/>
       </w:pPr>
@@ -5231,7 +5406,7 @@
       <w:pPr>
         <w:numPr>
           <w:ilvl w:val="0"/>
-          <w:numId w:val="1025"/>
+          <w:numId w:val="1026"/>
         </w:numPr>
         <w:pStyle w:val="Compact"/>
       </w:pPr>
@@ -5265,7 +5440,7 @@
       <w:pPr>
         <w:numPr>
           <w:ilvl w:val="0"/>
-          <w:numId w:val="1025"/>
+          <w:numId w:val="1026"/>
         </w:numPr>
         <w:pStyle w:val="Compact"/>
       </w:pPr>
@@ -5567,7 +5742,7 @@
       <w:pPr>
         <w:numPr>
           <w:ilvl w:val="0"/>
-          <w:numId w:val="1026"/>
+          <w:numId w:val="1027"/>
         </w:numPr>
         <w:pStyle w:val="Compact"/>
       </w:pPr>
@@ -5605,7 +5780,7 @@
       <w:pPr>
         <w:numPr>
           <w:ilvl w:val="0"/>
-          <w:numId w:val="1026"/>
+          <w:numId w:val="1027"/>
         </w:numPr>
         <w:pStyle w:val="Compact"/>
       </w:pPr>
@@ -5633,7 +5808,7 @@
       <w:pPr>
         <w:numPr>
           <w:ilvl w:val="0"/>
-          <w:numId w:val="1026"/>
+          <w:numId w:val="1027"/>
         </w:numPr>
         <w:pStyle w:val="Compact"/>
       </w:pPr>
@@ -5655,7 +5830,7 @@
       <w:pPr>
         <w:numPr>
           <w:ilvl w:val="0"/>
-          <w:numId w:val="1026"/>
+          <w:numId w:val="1027"/>
         </w:numPr>
         <w:pStyle w:val="Compact"/>
       </w:pPr>
@@ -5809,7 +5984,7 @@
       <w:pPr>
         <w:numPr>
           <w:ilvl w:val="0"/>
-          <w:numId w:val="1027"/>
+          <w:numId w:val="1028"/>
         </w:numPr>
         <w:pStyle w:val="Compact"/>
       </w:pPr>
@@ -5831,7 +6006,7 @@
       <w:pPr>
         <w:numPr>
           <w:ilvl w:val="0"/>
-          <w:numId w:val="1027"/>
+          <w:numId w:val="1028"/>
         </w:numPr>
         <w:pStyle w:val="Compact"/>
       </w:pPr>
@@ -6248,7 +6423,7 @@
       <w:pPr>
         <w:numPr>
           <w:ilvl w:val="0"/>
-          <w:numId w:val="1028"/>
+          <w:numId w:val="1029"/>
         </w:numPr>
         <w:pStyle w:val="Compact"/>
       </w:pPr>
@@ -6260,7 +6435,7 @@
       <w:pPr>
         <w:numPr>
           <w:ilvl w:val="0"/>
-          <w:numId w:val="1028"/>
+          <w:numId w:val="1029"/>
         </w:numPr>
         <w:pStyle w:val="Compact"/>
       </w:pPr>
@@ -6272,7 +6447,7 @@
       <w:pPr>
         <w:numPr>
           <w:ilvl w:val="0"/>
-          <w:numId w:val="1028"/>
+          <w:numId w:val="1029"/>
         </w:numPr>
         <w:pStyle w:val="Compact"/>
       </w:pPr>
@@ -6300,91 +6475,12 @@
       <w:pPr>
         <w:numPr>
           <w:ilvl w:val="0"/>
-          <w:numId w:val="1028"/>
+          <w:numId w:val="1029"/>
         </w:numPr>
         <w:pStyle w:val="Compact"/>
       </w:pPr>
       <w:r>
         <w:t xml:space="preserve">Прочитайте окно. В нём сказано, что с этого момента:</w:t>
-      </w:r>
-    </w:p>
-    <w:p>
-      <w:pPr>
-        <w:numPr>
-          <w:ilvl w:val="1"/>
-          <w:numId w:val="1029"/>
-        </w:numPr>
-        <w:pStyle w:val="Compact"/>
-      </w:pPr>
-      <w:r>
-        <w:t xml:space="preserve">советской стороной командуете вы, до победы или поражения;</w:t>
-      </w:r>
-    </w:p>
-    <w:p>
-      <w:pPr>
-        <w:numPr>
-          <w:ilvl w:val="1"/>
-          <w:numId w:val="1029"/>
-        </w:numPr>
-        <w:pStyle w:val="Compact"/>
-      </w:pPr>
-      <w:r>
-        <w:t xml:space="preserve">исторические приказы после этого момента отменяются;</w:t>
-      </w:r>
-    </w:p>
-    <w:p>
-      <w:pPr>
-        <w:numPr>
-          <w:ilvl w:val="1"/>
-          <w:numId w:val="1029"/>
-        </w:numPr>
-        <w:pStyle w:val="Compact"/>
-      </w:pPr>
-      <w:r>
-        <w:t xml:space="preserve">противник виден только в пределах разведки — это</w:t>
-      </w:r>
-      <w:r>
-        <w:t xml:space="preserve"> </w:t>
-      </w:r>
-      <w:r>
-        <w:rPr>
-          <w:bCs/>
-          <w:b/>
-        </w:rPr>
-        <w:t xml:space="preserve">туман войны</w:t>
-      </w:r>
-      <w:r>
-        <w:t xml:space="preserve">;</w:t>
-      </w:r>
-    </w:p>
-    <w:p>
-      <w:pPr>
-        <w:numPr>
-          <w:ilvl w:val="1"/>
-          <w:numId w:val="1029"/>
-        </w:numPr>
-        <w:pStyle w:val="Compact"/>
-      </w:pPr>
-      <w:r>
-        <w:t xml:space="preserve">состояние соединений уточнено по фактам базы знаний (сколько поправлено, сколько осталось</w:t>
-      </w:r>
-      <w:r>
-        <w:t xml:space="preserve"> </w:t>
-      </w:r>
-      <w:r>
-        <w:t xml:space="preserve">на допущениях).</w:t>
-      </w:r>
-    </w:p>
-    <w:p>
-      <w:pPr>
-        <w:numPr>
-          <w:ilvl w:val="0"/>
-          <w:numId w:val="1028"/>
-        </w:numPr>
-        <w:pStyle w:val="Compact"/>
-      </w:pPr>
-      <w:r>
-        <w:t xml:space="preserve">Выберите противника:</w:t>
       </w:r>
     </w:p>
     <w:p>
@@ -6396,17 +6492,7 @@
         <w:pStyle w:val="Compact"/>
       </w:pPr>
       <w:r>
-        <w:rPr>
-          <w:bCs/>
-          <w:b/>
-        </w:rPr>
-        <w:t xml:space="preserve">«Штаб на модели»</w:t>
-      </w:r>
-      <w:r>
-        <w:t xml:space="preserve"> </w:t>
-      </w:r>
-      <w:r>
-        <w:t xml:space="preserve">— нужна запущенная LM Studio (раздел 2.3);</w:t>
+        <w:t xml:space="preserve">советской стороной командуете вы, до победы или поражения;</w:t>
       </w:r>
     </w:p>
     <w:p>
@@ -6418,6 +6504,95 @@
         <w:pStyle w:val="Compact"/>
       </w:pPr>
       <w:r>
+        <w:t xml:space="preserve">исторические приказы после этого момента отменяются;</w:t>
+      </w:r>
+    </w:p>
+    <w:p>
+      <w:pPr>
+        <w:numPr>
+          <w:ilvl w:val="1"/>
+          <w:numId w:val="1030"/>
+        </w:numPr>
+        <w:pStyle w:val="Compact"/>
+      </w:pPr>
+      <w:r>
+        <w:t xml:space="preserve">противник виден только в пределах разведки — это</w:t>
+      </w:r>
+      <w:r>
+        <w:t xml:space="preserve"> </w:t>
+      </w:r>
+      <w:r>
+        <w:rPr>
+          <w:bCs/>
+          <w:b/>
+        </w:rPr>
+        <w:t xml:space="preserve">туман войны</w:t>
+      </w:r>
+      <w:r>
+        <w:t xml:space="preserve">;</w:t>
+      </w:r>
+    </w:p>
+    <w:p>
+      <w:pPr>
+        <w:numPr>
+          <w:ilvl w:val="1"/>
+          <w:numId w:val="1030"/>
+        </w:numPr>
+        <w:pStyle w:val="Compact"/>
+      </w:pPr>
+      <w:r>
+        <w:t xml:space="preserve">состояние соединений уточнено по фактам базы знаний (сколько поправлено, сколько осталось</w:t>
+      </w:r>
+      <w:r>
+        <w:t xml:space="preserve"> </w:t>
+      </w:r>
+      <w:r>
+        <w:t xml:space="preserve">на допущениях).</w:t>
+      </w:r>
+    </w:p>
+    <w:p>
+      <w:pPr>
+        <w:numPr>
+          <w:ilvl w:val="0"/>
+          <w:numId w:val="1029"/>
+        </w:numPr>
+        <w:pStyle w:val="Compact"/>
+      </w:pPr>
+      <w:r>
+        <w:t xml:space="preserve">Выберите противника:</w:t>
+      </w:r>
+    </w:p>
+    <w:p>
+      <w:pPr>
+        <w:numPr>
+          <w:ilvl w:val="1"/>
+          <w:numId w:val="1031"/>
+        </w:numPr>
+        <w:pStyle w:val="Compact"/>
+      </w:pPr>
+      <w:r>
+        <w:rPr>
+          <w:bCs/>
+          <w:b/>
+        </w:rPr>
+        <w:t xml:space="preserve">«Штаб на модели»</w:t>
+      </w:r>
+      <w:r>
+        <w:t xml:space="preserve"> </w:t>
+      </w:r>
+      <w:r>
+        <w:t xml:space="preserve">— нужна запущенная LM Studio (раздел 2.3);</w:t>
+      </w:r>
+    </w:p>
+    <w:p>
+      <w:pPr>
+        <w:numPr>
+          <w:ilvl w:val="1"/>
+          <w:numId w:val="1031"/>
+        </w:numPr>
+        <w:pStyle w:val="Compact"/>
+      </w:pPr>
+      <w:r>
         <w:rPr>
           <w:bCs/>
           <w:b/>
@@ -6441,7 +6616,7 @@
       <w:pPr>
         <w:numPr>
           <w:ilvl w:val="0"/>
-          <w:numId w:val="1028"/>
+          <w:numId w:val="1029"/>
         </w:numPr>
         <w:pStyle w:val="Compact"/>
       </w:pPr>
@@ -6921,7 +7096,7 @@
       <w:pPr>
         <w:numPr>
           <w:ilvl w:val="0"/>
-          <w:numId w:val="1031"/>
+          <w:numId w:val="1032"/>
         </w:numPr>
         <w:pStyle w:val="Compact"/>
       </w:pPr>
@@ -6962,7 +7137,7 @@
       <w:pPr>
         <w:numPr>
           <w:ilvl w:val="0"/>
-          <w:numId w:val="1031"/>
+          <w:numId w:val="1032"/>
         </w:numPr>
         <w:pStyle w:val="Compact"/>
       </w:pPr>
@@ -6999,7 +7174,7 @@
       <w:pPr>
         <w:numPr>
           <w:ilvl w:val="0"/>
-          <w:numId w:val="1031"/>
+          <w:numId w:val="1032"/>
         </w:numPr>
         <w:pStyle w:val="Compact"/>
       </w:pPr>
@@ -7031,164 +7206,6 @@
       </w:r>
       <w:r>
         <w:t xml:space="preserve">:</w:t>
-      </w:r>
-    </w:p>
-    <w:p>
-      <w:pPr>
-        <w:numPr>
-          <w:ilvl w:val="1"/>
-          <w:numId w:val="1032"/>
-        </w:numPr>
-        <w:pStyle w:val="Compact"/>
-      </w:pPr>
-      <w:r>
-        <w:t xml:space="preserve">Выберите армию в списке или щёлкните по её знаку на карте.</w:t>
-      </w:r>
-    </w:p>
-    <w:p>
-      <w:pPr>
-        <w:numPr>
-          <w:ilvl w:val="1"/>
-          <w:numId w:val="1032"/>
-        </w:numPr>
-        <w:pStyle w:val="Compact"/>
-      </w:pPr>
-      <w:r>
-        <w:t xml:space="preserve">Выберите</w:t>
-      </w:r>
-      <w:r>
-        <w:t xml:space="preserve"> </w:t>
-      </w:r>
-      <w:r>
-        <w:rPr>
-          <w:bCs/>
-          <w:b/>
-        </w:rPr>
-        <w:t xml:space="preserve">«Задача»</w:t>
-      </w:r>
-      <w:r>
-        <w:t xml:space="preserve">: наступать, контратаковать, оборонять, удерживать любой ценой,</w:t>
-      </w:r>
-      <w:r>
-        <w:t xml:space="preserve"> </w:t>
-      </w:r>
-      <w:r>
-        <w:t xml:space="preserve">сдерживать, отходить, перегруппироваться, в резерв, прорываться, деблокировать.</w:t>
-      </w:r>
-    </w:p>
-    <w:p>
-      <w:pPr>
-        <w:numPr>
-          <w:ilvl w:val="1"/>
-          <w:numId w:val="1032"/>
-        </w:numPr>
-        <w:pStyle w:val="Compact"/>
-      </w:pPr>
-      <w:r>
-        <w:t xml:space="preserve">Укажите цель:</w:t>
-      </w:r>
-      <w:r>
-        <w:t xml:space="preserve"> </w:t>
-      </w:r>
-      <w:r>
-        <w:rPr>
-          <w:bCs/>
-          <w:b/>
-        </w:rPr>
-        <w:t xml:space="preserve">«Пункт»</w:t>
-      </w:r>
-      <w:r>
-        <w:t xml:space="preserve"> </w:t>
-      </w:r>
-      <w:r>
-        <w:t xml:space="preserve">из списка ближайших,</w:t>
-      </w:r>
-      <w:r>
-        <w:t xml:space="preserve"> </w:t>
-      </w:r>
-      <w:r>
-        <w:rPr>
-          <w:bCs/>
-          <w:b/>
-        </w:rPr>
-        <w:t xml:space="preserve">«Противник»</w:t>
-      </w:r>
-      <w:r>
-        <w:t xml:space="preserve"> </w:t>
-      </w:r>
-      <w:r>
-        <w:t xml:space="preserve">из обнаруженных или</w:t>
-      </w:r>
-      <w:r>
-        <w:t xml:space="preserve"> </w:t>
-      </w:r>
-      <w:r>
-        <w:rPr>
-          <w:bCs/>
-          <w:b/>
-        </w:rPr>
-        <w:t xml:space="preserve">«Точка на карте»</w:t>
-      </w:r>
-      <w:r>
-        <w:t xml:space="preserve"> </w:t>
-      </w:r>
-      <w:r>
-        <w:t xml:space="preserve">щелчком по карте.</w:t>
-      </w:r>
-    </w:p>
-    <w:p>
-      <w:pPr>
-        <w:numPr>
-          <w:ilvl w:val="1"/>
-          <w:numId w:val="1032"/>
-        </w:numPr>
-        <w:pStyle w:val="Compact"/>
-      </w:pPr>
-      <w:r>
-        <w:t xml:space="preserve">По желанию напишите</w:t>
-      </w:r>
-      <w:r>
-        <w:t xml:space="preserve"> </w:t>
-      </w:r>
-      <w:r>
-        <w:rPr>
-          <w:bCs/>
-          <w:b/>
-        </w:rPr>
-        <w:t xml:space="preserve">«Указания»</w:t>
-      </w:r>
-      <w:r>
-        <w:t xml:space="preserve">. Их читают журнал и разбор; арбитр исполняет только</w:t>
-      </w:r>
-      <w:r>
-        <w:t xml:space="preserve"> </w:t>
-      </w:r>
-      <w:r>
-        <w:t xml:space="preserve">задачу и цель.</w:t>
-      </w:r>
-    </w:p>
-    <w:p>
-      <w:pPr>
-        <w:numPr>
-          <w:ilvl w:val="1"/>
-          <w:numId w:val="1032"/>
-        </w:numPr>
-        <w:pStyle w:val="Compact"/>
-      </w:pPr>
-      <w:r>
-        <w:t xml:space="preserve">Ниже видно, когда приказ дойдёт до войск: у штабов есть задержка, как в жизни.</w:t>
-      </w:r>
-    </w:p>
-    <w:p>
-      <w:pPr>
-        <w:numPr>
-          <w:ilvl w:val="0"/>
-          <w:numId w:val="1031"/>
-        </w:numPr>
-        <w:pStyle w:val="Compact"/>
-      </w:pPr>
-      <w:r>
-        <w:t xml:space="preserve">При необходимости откройте другие подвкладки «Приказов»:</w:t>
       </w:r>
     </w:p>
     <w:p>
@@ -7200,17 +7217,7 @@
         <w:pStyle w:val="Compact"/>
       </w:pPr>
       <w:r>
-        <w:rPr>
-          <w:bCs/>
-          <w:b/>
-        </w:rPr>
-        <w:t xml:space="preserve">«Тыл»</w:t>
-      </w:r>
-      <w:r>
-        <w:t xml:space="preserve"> </w:t>
-      </w:r>
-      <w:r>
-        <w:t xml:space="preserve">— перенести базу снабжения, выбрать армии, которым подвоз идёт в первую очередь;</w:t>
+        <w:t xml:space="preserve">Выберите армию в списке или щёлкните по её знаку на карте.</w:t>
       </w:r>
     </w:p>
     <w:p>
@@ -7222,17 +7229,26 @@
         <w:pStyle w:val="Compact"/>
       </w:pPr>
       <w:r>
-        <w:rPr>
-          <w:bCs/>
-          <w:b/>
-        </w:rPr>
-        <w:t xml:space="preserve">«Переправы»</w:t>
-      </w:r>
-      <w:r>
-        <w:t xml:space="preserve"> </w:t>
-      </w:r>
-      <w:r>
-        <w:t xml:space="preserve">— навести или подорвать переправу;</w:t>
+        <w:t xml:space="preserve">Выберите</w:t>
+      </w:r>
+      <w:r>
+        <w:t xml:space="preserve"> </w:t>
+      </w:r>
+      <w:r>
+        <w:rPr>
+          <w:bCs/>
+          <w:b/>
+        </w:rPr>
+        <w:t xml:space="preserve">«Задача»</w:t>
+      </w:r>
+      <w:r>
+        <w:t xml:space="preserve">: наступать, контратаковать, оборонять, удерживать любой ценой,</w:t>
+      </w:r>
+      <w:r>
+        <w:t xml:space="preserve"> </w:t>
+      </w:r>
+      <w:r>
+        <w:t xml:space="preserve">сдерживать, отходить, перегруппироваться, в резерв, прорываться, деблокировать.</w:t>
       </w:r>
     </w:p>
     <w:p>
@@ -7244,23 +7260,55 @@
         <w:pStyle w:val="Compact"/>
       </w:pPr>
       <w:r>
-        <w:rPr>
-          <w:bCs/>
-          <w:b/>
-        </w:rPr>
-        <w:t xml:space="preserve">«Резервы»</w:t>
-      </w:r>
-      <w:r>
-        <w:t xml:space="preserve"> </w:t>
-      </w:r>
-      <w:r>
-        <w:t xml:space="preserve">— ввести резервную армию: выбрать район сосредоточения из пунктов или</w:t>
-      </w:r>
-      <w:r>
-        <w:t xml:space="preserve"> </w:t>
-      </w:r>
-      <w:r>
-        <w:t xml:space="preserve">щелчком по карте;</w:t>
+        <w:t xml:space="preserve">Укажите цель:</w:t>
+      </w:r>
+      <w:r>
+        <w:t xml:space="preserve"> </w:t>
+      </w:r>
+      <w:r>
+        <w:rPr>
+          <w:bCs/>
+          <w:b/>
+        </w:rPr>
+        <w:t xml:space="preserve">«Пункт»</w:t>
+      </w:r>
+      <w:r>
+        <w:t xml:space="preserve"> </w:t>
+      </w:r>
+      <w:r>
+        <w:t xml:space="preserve">из списка ближайших,</w:t>
+      </w:r>
+      <w:r>
+        <w:t xml:space="preserve"> </w:t>
+      </w:r>
+      <w:r>
+        <w:rPr>
+          <w:bCs/>
+          <w:b/>
+        </w:rPr>
+        <w:t xml:space="preserve">«Противник»</w:t>
+      </w:r>
+      <w:r>
+        <w:t xml:space="preserve"> </w:t>
+      </w:r>
+      <w:r>
+        <w:t xml:space="preserve">из обнаруженных или</w:t>
+      </w:r>
+      <w:r>
+        <w:t xml:space="preserve"> </w:t>
+      </w:r>
+      <w:r>
+        <w:rPr>
+          <w:bCs/>
+          <w:b/>
+        </w:rPr>
+        <w:t xml:space="preserve">«Точка на карте»</w:t>
+      </w:r>
+      <w:r>
+        <w:t xml:space="preserve"> </w:t>
+      </w:r>
+      <w:r>
+        <w:t xml:space="preserve">щелчком по карте.</w:t>
       </w:r>
     </w:p>
     <w:p>
@@ -7272,6 +7320,133 @@
         <w:pStyle w:val="Compact"/>
       </w:pPr>
       <w:r>
+        <w:t xml:space="preserve">По желанию напишите</w:t>
+      </w:r>
+      <w:r>
+        <w:t xml:space="preserve"> </w:t>
+      </w:r>
+      <w:r>
+        <w:rPr>
+          <w:bCs/>
+          <w:b/>
+        </w:rPr>
+        <w:t xml:space="preserve">«Указания»</w:t>
+      </w:r>
+      <w:r>
+        <w:t xml:space="preserve">. Их читают журнал и разбор; арбитр исполняет только</w:t>
+      </w:r>
+      <w:r>
+        <w:t xml:space="preserve"> </w:t>
+      </w:r>
+      <w:r>
+        <w:t xml:space="preserve">задачу и цель.</w:t>
+      </w:r>
+    </w:p>
+    <w:p>
+      <w:pPr>
+        <w:numPr>
+          <w:ilvl w:val="1"/>
+          <w:numId w:val="1033"/>
+        </w:numPr>
+        <w:pStyle w:val="Compact"/>
+      </w:pPr>
+      <w:r>
+        <w:t xml:space="preserve">Ниже видно, когда приказ дойдёт до войск: у штабов есть задержка, как в жизни.</w:t>
+      </w:r>
+    </w:p>
+    <w:p>
+      <w:pPr>
+        <w:numPr>
+          <w:ilvl w:val="0"/>
+          <w:numId w:val="1032"/>
+        </w:numPr>
+        <w:pStyle w:val="Compact"/>
+      </w:pPr>
+      <w:r>
+        <w:t xml:space="preserve">При необходимости откройте другие подвкладки «Приказов»:</w:t>
+      </w:r>
+    </w:p>
+    <w:p>
+      <w:pPr>
+        <w:numPr>
+          <w:ilvl w:val="1"/>
+          <w:numId w:val="1034"/>
+        </w:numPr>
+        <w:pStyle w:val="Compact"/>
+      </w:pPr>
+      <w:r>
+        <w:rPr>
+          <w:bCs/>
+          <w:b/>
+        </w:rPr>
+        <w:t xml:space="preserve">«Тыл»</w:t>
+      </w:r>
+      <w:r>
+        <w:t xml:space="preserve"> </w:t>
+      </w:r>
+      <w:r>
+        <w:t xml:space="preserve">— перенести базу снабжения, выбрать армии, которым подвоз идёт в первую очередь;</w:t>
+      </w:r>
+    </w:p>
+    <w:p>
+      <w:pPr>
+        <w:numPr>
+          <w:ilvl w:val="1"/>
+          <w:numId w:val="1034"/>
+        </w:numPr>
+        <w:pStyle w:val="Compact"/>
+      </w:pPr>
+      <w:r>
+        <w:rPr>
+          <w:bCs/>
+          <w:b/>
+        </w:rPr>
+        <w:t xml:space="preserve">«Переправы»</w:t>
+      </w:r>
+      <w:r>
+        <w:t xml:space="preserve"> </w:t>
+      </w:r>
+      <w:r>
+        <w:t xml:space="preserve">— навести или подорвать переправу;</w:t>
+      </w:r>
+    </w:p>
+    <w:p>
+      <w:pPr>
+        <w:numPr>
+          <w:ilvl w:val="1"/>
+          <w:numId w:val="1034"/>
+        </w:numPr>
+        <w:pStyle w:val="Compact"/>
+      </w:pPr>
+      <w:r>
+        <w:rPr>
+          <w:bCs/>
+          <w:b/>
+        </w:rPr>
+        <w:t xml:space="preserve">«Резервы»</w:t>
+      </w:r>
+      <w:r>
+        <w:t xml:space="preserve"> </w:t>
+      </w:r>
+      <w:r>
+        <w:t xml:space="preserve">— ввести резервную армию: выбрать район сосредоточения из пунктов или</w:t>
+      </w:r>
+      <w:r>
+        <w:t xml:space="preserve"> </w:t>
+      </w:r>
+      <w:r>
+        <w:t xml:space="preserve">щелчком по карте;</w:t>
+      </w:r>
+    </w:p>
+    <w:p>
+      <w:pPr>
+        <w:numPr>
+          <w:ilvl w:val="1"/>
+          <w:numId w:val="1034"/>
+        </w:numPr>
+        <w:pStyle w:val="Compact"/>
+      </w:pPr>
+      <w:r>
         <w:rPr>
           <w:bCs/>
           <w:b/>
@@ -7305,7 +7480,7 @@
       <w:pPr>
         <w:numPr>
           <w:ilvl w:val="0"/>
-          <w:numId w:val="1031"/>
+          <w:numId w:val="1032"/>
         </w:numPr>
         <w:pStyle w:val="Compact"/>
       </w:pPr>
@@ -7339,7 +7514,7 @@
       <w:pPr>
         <w:numPr>
           <w:ilvl w:val="0"/>
-          <w:numId w:val="1031"/>
+          <w:numId w:val="1032"/>
         </w:numPr>
         <w:pStyle w:val="Compact"/>
       </w:pPr>
@@ -7463,7 +7638,7 @@
       <w:pPr>
         <w:numPr>
           <w:ilvl w:val="0"/>
-          <w:numId w:val="1034"/>
+          <w:numId w:val="1035"/>
         </w:numPr>
         <w:pStyle w:val="Compact"/>
       </w:pPr>
@@ -7475,7 +7650,7 @@
       <w:pPr>
         <w:numPr>
           <w:ilvl w:val="0"/>
-          <w:numId w:val="1034"/>
+          <w:numId w:val="1035"/>
         </w:numPr>
         <w:pStyle w:val="Compact"/>
       </w:pPr>
@@ -7515,7 +7690,7 @@
       <w:pPr>
         <w:numPr>
           <w:ilvl w:val="0"/>
-          <w:numId w:val="1034"/>
+          <w:numId w:val="1035"/>
         </w:numPr>
         <w:pStyle w:val="Compact"/>
       </w:pPr>
@@ -7720,7 +7895,7 @@
       <w:pPr>
         <w:numPr>
           <w:ilvl w:val="0"/>
-          <w:numId w:val="1035"/>
+          <w:numId w:val="1036"/>
         </w:numPr>
         <w:pStyle w:val="Compact"/>
       </w:pPr>
@@ -7732,7 +7907,7 @@
       <w:pPr>
         <w:numPr>
           <w:ilvl w:val="0"/>
-          <w:numId w:val="1035"/>
+          <w:numId w:val="1036"/>
         </w:numPr>
         <w:pStyle w:val="Compact"/>
       </w:pPr>
@@ -7760,7 +7935,7 @@
       <w:pPr>
         <w:numPr>
           <w:ilvl w:val="0"/>
-          <w:numId w:val="1035"/>
+          <w:numId w:val="1036"/>
         </w:numPr>
         <w:pStyle w:val="Compact"/>
       </w:pPr>
@@ -7800,7 +7975,7 @@
       <w:pPr>
         <w:numPr>
           <w:ilvl w:val="0"/>
-          <w:numId w:val="1035"/>
+          <w:numId w:val="1036"/>
         </w:numPr>
         <w:pStyle w:val="Compact"/>
       </w:pPr>
@@ -8124,7 +8299,7 @@
       <w:pPr>
         <w:numPr>
           <w:ilvl w:val="0"/>
-          <w:numId w:val="1036"/>
+          <w:numId w:val="1037"/>
         </w:numPr>
         <w:pStyle w:val="Compact"/>
       </w:pPr>
@@ -8155,7 +8330,7 @@
       <w:pPr>
         <w:numPr>
           <w:ilvl w:val="0"/>
-          <w:numId w:val="1036"/>
+          <w:numId w:val="1037"/>
         </w:numPr>
         <w:pStyle w:val="Compact"/>
       </w:pPr>
@@ -8167,7 +8342,7 @@
       <w:pPr>
         <w:numPr>
           <w:ilvl w:val="0"/>
-          <w:numId w:val="1036"/>
+          <w:numId w:val="1037"/>
         </w:numPr>
         <w:pStyle w:val="Compact"/>
       </w:pPr>
@@ -8198,7 +8373,7 @@
       <w:pPr>
         <w:numPr>
           <w:ilvl w:val="0"/>
-          <w:numId w:val="1036"/>
+          <w:numId w:val="1037"/>
         </w:numPr>
         <w:pStyle w:val="Compact"/>
       </w:pPr>
@@ -8343,7 +8518,7 @@
       <w:pPr>
         <w:numPr>
           <w:ilvl w:val="0"/>
-          <w:numId w:val="1037"/>
+          <w:numId w:val="1038"/>
         </w:numPr>
         <w:pStyle w:val="Compact"/>
       </w:pPr>
@@ -8381,7 +8556,7 @@
       <w:pPr>
         <w:numPr>
           <w:ilvl w:val="0"/>
-          <w:numId w:val="1037"/>
+          <w:numId w:val="1038"/>
         </w:numPr>
         <w:pStyle w:val="Compact"/>
       </w:pPr>
@@ -8412,7 +8587,7 @@
       <w:pPr>
         <w:numPr>
           <w:ilvl w:val="0"/>
-          <w:numId w:val="1037"/>
+          <w:numId w:val="1038"/>
         </w:numPr>
         <w:pStyle w:val="Compact"/>
       </w:pPr>
@@ -8440,7 +8615,7 @@
       <w:pPr>
         <w:numPr>
           <w:ilvl w:val="0"/>
-          <w:numId w:val="1037"/>
+          <w:numId w:val="1038"/>
         </w:numPr>
         <w:pStyle w:val="Compact"/>
       </w:pPr>
@@ -8468,135 +8643,135 @@
       <w:pPr>
         <w:numPr>
           <w:ilvl w:val="1"/>
+          <w:numId w:val="1039"/>
+        </w:numPr>
+        <w:pStyle w:val="Compact"/>
+      </w:pPr>
+      <w:r>
+        <w:rPr>
+          <w:bCs/>
+          <w:b/>
+        </w:rPr>
+        <w:t xml:space="preserve">тексты</w:t>
+      </w:r>
+      <w:r>
+        <w:t xml:space="preserve"> </w:t>
+      </w:r>
+      <w:r>
+        <w:t xml:space="preserve">— PDF с текстом, Word, HTML, txt, md;</w:t>
+      </w:r>
+    </w:p>
+    <w:p>
+      <w:pPr>
+        <w:numPr>
+          <w:ilvl w:val="1"/>
+          <w:numId w:val="1039"/>
+        </w:numPr>
+        <w:pStyle w:val="Compact"/>
+      </w:pPr>
+      <w:r>
+        <w:rPr>
+          <w:bCs/>
+          <w:b/>
+        </w:rPr>
+        <w:t xml:space="preserve">сканы</w:t>
+      </w:r>
+      <w:r>
+        <w:t xml:space="preserve"> </w:t>
+      </w:r>
+      <w:r>
+        <w:t xml:space="preserve">— PDF без текстового слоя, JPG, PNG;</w:t>
+      </w:r>
+    </w:p>
+    <w:p>
+      <w:pPr>
+        <w:numPr>
+          <w:ilvl w:val="1"/>
+          <w:numId w:val="1039"/>
+        </w:numPr>
+        <w:pStyle w:val="Compact"/>
+      </w:pPr>
+      <w:r>
+        <w:rPr>
+          <w:bCs/>
+          <w:b/>
+        </w:rPr>
+        <w:t xml:space="preserve">таблицы</w:t>
+      </w:r>
+      <w:r>
+        <w:t xml:space="preserve"> </w:t>
+      </w:r>
+      <w:r>
+        <w:t xml:space="preserve">— CSV и XLSX;</w:t>
+      </w:r>
+    </w:p>
+    <w:p>
+      <w:pPr>
+        <w:numPr>
+          <w:ilvl w:val="1"/>
+          <w:numId w:val="1039"/>
+        </w:numPr>
+        <w:pStyle w:val="Compact"/>
+      </w:pPr>
+      <w:r>
+        <w:rPr>
+          <w:bCs/>
+          <w:b/>
+        </w:rPr>
+        <w:t xml:space="preserve">пакеты фактов</w:t>
+      </w:r>
+      <w:r>
+        <w:t xml:space="preserve"> </w:t>
+      </w:r>
+      <w:r>
+        <w:t xml:space="preserve">— готовые файлы JSON особого формата.</w:t>
+      </w:r>
+    </w:p>
+    <w:p>
+      <w:pPr>
+        <w:numPr>
+          <w:ilvl w:val="0"/>
           <w:numId w:val="1038"/>
         </w:numPr>
         <w:pStyle w:val="Compact"/>
       </w:pPr>
       <w:r>
-        <w:rPr>
-          <w:bCs/>
-          <w:b/>
-        </w:rPr>
-        <w:t xml:space="preserve">тексты</w:t>
-      </w:r>
-      <w:r>
-        <w:t xml:space="preserve"> </w:t>
-      </w:r>
-      <w:r>
-        <w:t xml:space="preserve">— PDF с текстом, Word, HTML, txt, md;</w:t>
-      </w:r>
-    </w:p>
-    <w:p>
-      <w:pPr>
-        <w:numPr>
-          <w:ilvl w:val="1"/>
+        <w:t xml:space="preserve">Нажмите</w:t>
+      </w:r>
+      <w:r>
+        <w:t xml:space="preserve"> </w:t>
+      </w:r>
+      <w:r>
+        <w:rPr>
+          <w:bCs/>
+          <w:b/>
+        </w:rPr>
+        <w:t xml:space="preserve">«Разобрать»</w:t>
+      </w:r>
+      <w:r>
+        <w:t xml:space="preserve"> </w:t>
+      </w:r>
+      <w:r>
+        <w:t xml:space="preserve">у документа. Программа читает его по частям и выписывает факты с</w:t>
+      </w:r>
+      <w:r>
+        <w:t xml:space="preserve"> </w:t>
+      </w:r>
+      <w:r>
+        <w:t xml:space="preserve">дословной цитатой. Под документом видно, сколько частей разобрано и сколько фактов</w:t>
+      </w:r>
+      <w:r>
+        <w:t xml:space="preserve"> </w:t>
+      </w:r>
+      <w:r>
+        <w:t xml:space="preserve">«принято автоматически», «на проверку» и «отброшено».</w:t>
+      </w:r>
+    </w:p>
+    <w:p>
+      <w:pPr>
+        <w:numPr>
+          <w:ilvl w:val="0"/>
           <w:numId w:val="1038"/>
-        </w:numPr>
-        <w:pStyle w:val="Compact"/>
-      </w:pPr>
-      <w:r>
-        <w:rPr>
-          <w:bCs/>
-          <w:b/>
-        </w:rPr>
-        <w:t xml:space="preserve">сканы</w:t>
-      </w:r>
-      <w:r>
-        <w:t xml:space="preserve"> </w:t>
-      </w:r>
-      <w:r>
-        <w:t xml:space="preserve">— PDF без текстового слоя, JPG, PNG;</w:t>
-      </w:r>
-    </w:p>
-    <w:p>
-      <w:pPr>
-        <w:numPr>
-          <w:ilvl w:val="1"/>
-          <w:numId w:val="1038"/>
-        </w:numPr>
-        <w:pStyle w:val="Compact"/>
-      </w:pPr>
-      <w:r>
-        <w:rPr>
-          <w:bCs/>
-          <w:b/>
-        </w:rPr>
-        <w:t xml:space="preserve">таблицы</w:t>
-      </w:r>
-      <w:r>
-        <w:t xml:space="preserve"> </w:t>
-      </w:r>
-      <w:r>
-        <w:t xml:space="preserve">— CSV и XLSX;</w:t>
-      </w:r>
-    </w:p>
-    <w:p>
-      <w:pPr>
-        <w:numPr>
-          <w:ilvl w:val="1"/>
-          <w:numId w:val="1038"/>
-        </w:numPr>
-        <w:pStyle w:val="Compact"/>
-      </w:pPr>
-      <w:r>
-        <w:rPr>
-          <w:bCs/>
-          <w:b/>
-        </w:rPr>
-        <w:t xml:space="preserve">пакеты фактов</w:t>
-      </w:r>
-      <w:r>
-        <w:t xml:space="preserve"> </w:t>
-      </w:r>
-      <w:r>
-        <w:t xml:space="preserve">— готовые файлы JSON особого формата.</w:t>
-      </w:r>
-    </w:p>
-    <w:p>
-      <w:pPr>
-        <w:numPr>
-          <w:ilvl w:val="0"/>
-          <w:numId w:val="1037"/>
-        </w:numPr>
-        <w:pStyle w:val="Compact"/>
-      </w:pPr>
-      <w:r>
-        <w:t xml:space="preserve">Нажмите</w:t>
-      </w:r>
-      <w:r>
-        <w:t xml:space="preserve"> </w:t>
-      </w:r>
-      <w:r>
-        <w:rPr>
-          <w:bCs/>
-          <w:b/>
-        </w:rPr>
-        <w:t xml:space="preserve">«Разобрать»</w:t>
-      </w:r>
-      <w:r>
-        <w:t xml:space="preserve"> </w:t>
-      </w:r>
-      <w:r>
-        <w:t xml:space="preserve">у документа. Программа читает его по частям и выписывает факты с</w:t>
-      </w:r>
-      <w:r>
-        <w:t xml:space="preserve"> </w:t>
-      </w:r>
-      <w:r>
-        <w:t xml:space="preserve">дословной цитатой. Под документом видно, сколько частей разобрано и сколько фактов</w:t>
-      </w:r>
-      <w:r>
-        <w:t xml:space="preserve"> </w:t>
-      </w:r>
-      <w:r>
-        <w:t xml:space="preserve">«принято автоматически», «на проверку» и «отброшено».</w:t>
-      </w:r>
-    </w:p>
-    <w:p>
-      <w:pPr>
-        <w:numPr>
-          <w:ilvl w:val="0"/>
-          <w:numId w:val="1037"/>
         </w:numPr>
         <w:pStyle w:val="Compact"/>
       </w:pPr>
@@ -8735,7 +8910,7 @@
       <w:pPr>
         <w:numPr>
           <w:ilvl w:val="0"/>
-          <w:numId w:val="1039"/>
+          <w:numId w:val="1040"/>
         </w:numPr>
         <w:pStyle w:val="Compact"/>
       </w:pPr>
@@ -8757,7 +8932,7 @@
       <w:pPr>
         <w:numPr>
           <w:ilvl w:val="0"/>
-          <w:numId w:val="1039"/>
+          <w:numId w:val="1040"/>
         </w:numPr>
         <w:pStyle w:val="Compact"/>
       </w:pPr>
@@ -8804,7 +8979,7 @@
       <w:pPr>
         <w:numPr>
           <w:ilvl w:val="0"/>
-          <w:numId w:val="1039"/>
+          <w:numId w:val="1040"/>
         </w:numPr>
         <w:pStyle w:val="Compact"/>
       </w:pPr>
@@ -8844,7 +9019,7 @@
       <w:pPr>
         <w:numPr>
           <w:ilvl w:val="0"/>
-          <w:numId w:val="1039"/>
+          <w:numId w:val="1040"/>
         </w:numPr>
         <w:pStyle w:val="Compact"/>
       </w:pPr>
@@ -8956,7 +9131,7 @@
       <w:pPr>
         <w:numPr>
           <w:ilvl w:val="0"/>
-          <w:numId w:val="1040"/>
+          <w:numId w:val="1041"/>
         </w:numPr>
         <w:pStyle w:val="Compact"/>
       </w:pPr>
@@ -8984,7 +9159,7 @@
       <w:pPr>
         <w:numPr>
           <w:ilvl w:val="0"/>
-          <w:numId w:val="1040"/>
+          <w:numId w:val="1041"/>
         </w:numPr>
         <w:pStyle w:val="Compact"/>
       </w:pPr>
@@ -9009,7 +9184,7 @@
       <w:pPr>
         <w:numPr>
           <w:ilvl w:val="0"/>
-          <w:numId w:val="1040"/>
+          <w:numId w:val="1041"/>
         </w:numPr>
         <w:pStyle w:val="Compact"/>
       </w:pPr>
@@ -9027,7 +9202,7 @@
       <w:pPr>
         <w:numPr>
           <w:ilvl w:val="0"/>
-          <w:numId w:val="1040"/>
+          <w:numId w:val="1041"/>
         </w:numPr>
         <w:pStyle w:val="Compact"/>
       </w:pPr>
@@ -9071,7 +9246,7 @@
       <w:pPr>
         <w:numPr>
           <w:ilvl w:val="0"/>
-          <w:numId w:val="1041"/>
+          <w:numId w:val="1042"/>
         </w:numPr>
         <w:pStyle w:val="Compact"/>
       </w:pPr>
@@ -9083,7 +9258,7 @@
       <w:pPr>
         <w:numPr>
           <w:ilvl w:val="0"/>
-          <w:numId w:val="1041"/>
+          <w:numId w:val="1042"/>
         </w:numPr>
         <w:pStyle w:val="Compact"/>
       </w:pPr>
@@ -9095,7 +9270,7 @@
       <w:pPr>
         <w:numPr>
           <w:ilvl w:val="0"/>
-          <w:numId w:val="1041"/>
+          <w:numId w:val="1042"/>
         </w:numPr>
         <w:pStyle w:val="Compact"/>
       </w:pPr>
@@ -9107,7 +9282,7 @@
       <w:pPr>
         <w:numPr>
           <w:ilvl w:val="0"/>
-          <w:numId w:val="1041"/>
+          <w:numId w:val="1042"/>
         </w:numPr>
         <w:pStyle w:val="Compact"/>
       </w:pPr>
@@ -9119,7 +9294,7 @@
       <w:pPr>
         <w:numPr>
           <w:ilvl w:val="0"/>
-          <w:numId w:val="1041"/>
+          <w:numId w:val="1042"/>
         </w:numPr>
         <w:pStyle w:val="Compact"/>
       </w:pPr>
@@ -9131,7 +9306,7 @@
       <w:pPr>
         <w:numPr>
           <w:ilvl w:val="0"/>
-          <w:numId w:val="1041"/>
+          <w:numId w:val="1042"/>
         </w:numPr>
         <w:pStyle w:val="Compact"/>
       </w:pPr>
@@ -9174,7 +9349,7 @@
       <w:pPr>
         <w:numPr>
           <w:ilvl w:val="0"/>
-          <w:numId w:val="1042"/>
+          <w:numId w:val="1043"/>
         </w:numPr>
         <w:pStyle w:val="Compact"/>
       </w:pPr>
@@ -9199,7 +9374,7 @@
       <w:pPr>
         <w:numPr>
           <w:ilvl w:val="0"/>
-          <w:numId w:val="1042"/>
+          <w:numId w:val="1043"/>
         </w:numPr>
         <w:pStyle w:val="Compact"/>
       </w:pPr>
@@ -9211,7 +9386,7 @@
       <w:pPr>
         <w:numPr>
           <w:ilvl w:val="0"/>
-          <w:numId w:val="1042"/>
+          <w:numId w:val="1043"/>
         </w:numPr>
         <w:pStyle w:val="Compact"/>
       </w:pPr>
@@ -9261,7 +9436,7 @@
       <w:pPr>
         <w:numPr>
           <w:ilvl w:val="0"/>
-          <w:numId w:val="1042"/>
+          <w:numId w:val="1043"/>
         </w:numPr>
         <w:pStyle w:val="Compact"/>
       </w:pPr>
@@ -9273,7 +9448,7 @@
       <w:pPr>
         <w:numPr>
           <w:ilvl w:val="0"/>
-          <w:numId w:val="1042"/>
+          <w:numId w:val="1043"/>
         </w:numPr>
         <w:pStyle w:val="Compact"/>
       </w:pPr>
@@ -9314,7 +9489,7 @@
       <w:pPr>
         <w:numPr>
           <w:ilvl w:val="0"/>
-          <w:numId w:val="1042"/>
+          <w:numId w:val="1043"/>
         </w:numPr>
         <w:pStyle w:val="Compact"/>
       </w:pPr>
@@ -9538,7 +9713,7 @@
       <w:pPr>
         <w:numPr>
           <w:ilvl w:val="0"/>
-          <w:numId w:val="1043"/>
+          <w:numId w:val="1044"/>
         </w:numPr>
         <w:pStyle w:val="Compact"/>
       </w:pPr>
@@ -9576,7 +9751,7 @@
       <w:pPr>
         <w:numPr>
           <w:ilvl w:val="0"/>
-          <w:numId w:val="1043"/>
+          <w:numId w:val="1044"/>
         </w:numPr>
         <w:pStyle w:val="Compact"/>
       </w:pPr>
@@ -9617,7 +9792,7 @@
       <w:pPr>
         <w:numPr>
           <w:ilvl w:val="0"/>
-          <w:numId w:val="1043"/>
+          <w:numId w:val="1044"/>
         </w:numPr>
         <w:pStyle w:val="Compact"/>
       </w:pPr>
@@ -9635,7 +9810,7 @@
       <w:pPr>
         <w:numPr>
           <w:ilvl w:val="0"/>
-          <w:numId w:val="1043"/>
+          <w:numId w:val="1044"/>
         </w:numPr>
         <w:pStyle w:val="Compact"/>
       </w:pPr>
@@ -10058,7 +10233,7 @@
       <w:pPr>
         <w:numPr>
           <w:ilvl w:val="0"/>
-          <w:numId w:val="1044"/>
+          <w:numId w:val="1045"/>
         </w:numPr>
         <w:pStyle w:val="Compact"/>
       </w:pPr>
@@ -10083,7 +10258,7 @@
       <w:pPr>
         <w:numPr>
           <w:ilvl w:val="0"/>
-          <w:numId w:val="1044"/>
+          <w:numId w:val="1045"/>
         </w:numPr>
         <w:pStyle w:val="Compact"/>
       </w:pPr>
@@ -10111,7 +10286,7 @@
       <w:pPr>
         <w:numPr>
           <w:ilvl w:val="0"/>
-          <w:numId w:val="1044"/>
+          <w:numId w:val="1045"/>
         </w:numPr>
         <w:pStyle w:val="Compact"/>
       </w:pPr>
@@ -10152,7 +10327,7 @@
       <w:pPr>
         <w:numPr>
           <w:ilvl w:val="0"/>
-          <w:numId w:val="1044"/>
+          <w:numId w:val="1045"/>
         </w:numPr>
         <w:pStyle w:val="Compact"/>
       </w:pPr>
@@ -10205,7 +10380,7 @@
       <w:pPr>
         <w:numPr>
           <w:ilvl w:val="0"/>
-          <w:numId w:val="1044"/>
+          <w:numId w:val="1045"/>
         </w:numPr>
         <w:pStyle w:val="Compact"/>
       </w:pPr>
@@ -10248,7 +10423,7 @@
       <w:pPr>
         <w:numPr>
           <w:ilvl w:val="0"/>
-          <w:numId w:val="1045"/>
+          <w:numId w:val="1046"/>
         </w:numPr>
         <w:pStyle w:val="Compact"/>
       </w:pPr>
@@ -10273,7 +10448,7 @@
       <w:pPr>
         <w:numPr>
           <w:ilvl w:val="0"/>
-          <w:numId w:val="1045"/>
+          <w:numId w:val="1046"/>
         </w:numPr>
         <w:pStyle w:val="Compact"/>
       </w:pPr>
@@ -10285,7 +10460,7 @@
       <w:pPr>
         <w:numPr>
           <w:ilvl w:val="0"/>
-          <w:numId w:val="1045"/>
+          <w:numId w:val="1046"/>
         </w:numPr>
         <w:pStyle w:val="Compact"/>
       </w:pPr>
@@ -10501,7 +10676,7 @@
         <w:t xml:space="preserve"> </w:t>
       </w:r>
       <w:r>
-        <w:t xml:space="preserve">управление один раз ставит тот, кто готовил программу к работе (команда</w:t>
+        <w:t xml:space="preserve">управление ставится само при первом запуске командой</w:t>
       </w:r>
       <w:r>
         <w:t xml:space="preserve"> </w:t>
@@ -10510,7 +10685,49 @@
         <w:rPr>
           <w:rStyle w:val="VerbatimChar"/>
         </w:rPr>
-        <w:t xml:space="preserve">services/voice/setup.sh</w:t>
+        <w:t xml:space="preserve">npm run desktop:app</w:t>
+      </w:r>
+      <w:r>
+        <w:t xml:space="preserve"> </w:t>
+      </w:r>
+      <w:r>
+        <w:t xml:space="preserve">(один раз, несколько минут; нужны</w:t>
+      </w:r>
+      <w:r>
+        <w:t xml:space="preserve"> </w:t>
+      </w:r>
+      <w:r>
+        <w:rPr>
+          <w:rStyle w:val="VerbatimChar"/>
+        </w:rPr>
+        <w:t xml:space="preserve">uv</w:t>
+      </w:r>
+      <w:r>
+        <w:t xml:space="preserve"> </w:t>
+      </w:r>
+      <w:r>
+        <w:t xml:space="preserve">и</w:t>
+      </w:r>
+      <w:r>
+        <w:t xml:space="preserve"> </w:t>
+      </w:r>
+      <w:r>
+        <w:rPr>
+          <w:rStyle w:val="VerbatimChar"/>
+        </w:rPr>
+        <w:t xml:space="preserve">ffmpeg</w:t>
+      </w:r>
+      <w:r>
+        <w:t xml:space="preserve">:</w:t>
+      </w:r>
+      <w:r>
+        <w:t xml:space="preserve"> </w:t>
+      </w:r>
+      <w:r>
+        <w:rPr>
+          <w:rStyle w:val="VerbatimChar"/>
+        </w:rPr>
+        <w:t xml:space="preserve">brew install uv ffmpeg</w:t>
       </w:r>
       <w:r>
         <w:t xml:space="preserve">).</w:t>
@@ -10532,7 +10749,7 @@
       <w:pPr>
         <w:numPr>
           <w:ilvl w:val="0"/>
-          <w:numId w:val="1046"/>
+          <w:numId w:val="1047"/>
         </w:numPr>
         <w:pStyle w:val="Compact"/>
       </w:pPr>
@@ -10550,7 +10767,7 @@
       <w:pPr>
         <w:numPr>
           <w:ilvl w:val="0"/>
-          <w:numId w:val="1046"/>
+          <w:numId w:val="1047"/>
         </w:numPr>
         <w:pStyle w:val="Compact"/>
       </w:pPr>
@@ -10568,7 +10785,7 @@
       <w:pPr>
         <w:numPr>
           <w:ilvl w:val="0"/>
-          <w:numId w:val="1046"/>
+          <w:numId w:val="1047"/>
         </w:numPr>
         <w:pStyle w:val="Compact"/>
       </w:pPr>
@@ -10596,111 +10813,111 @@
       <w:pPr>
         <w:numPr>
           <w:ilvl w:val="1"/>
+          <w:numId w:val="1048"/>
+        </w:numPr>
+        <w:pStyle w:val="Compact"/>
+      </w:pPr>
+      <w:r>
+        <w:rPr>
+          <w:bCs/>
+          <w:b/>
+        </w:rPr>
+        <w:t xml:space="preserve">Тишина</w:t>
+      </w:r>
+      <w:r>
+        <w:t xml:space="preserve"> </w:t>
+      </w:r>
+      <w:r>
+        <w:t xml:space="preserve">— помолчите 3 секунды;</w:t>
+      </w:r>
+    </w:p>
+    <w:p>
+      <w:pPr>
+        <w:numPr>
+          <w:ilvl w:val="1"/>
+          <w:numId w:val="1048"/>
+        </w:numPr>
+        <w:pStyle w:val="Compact"/>
+      </w:pPr>
+      <w:r>
+        <w:rPr>
+          <w:bCs/>
+          <w:b/>
+        </w:rPr>
+        <w:t xml:space="preserve">Ваш голос</w:t>
+      </w:r>
+      <w:r>
+        <w:t xml:space="preserve"> </w:t>
+      </w:r>
+      <w:r>
+        <w:t xml:space="preserve">— прочитайте вслух фразу с экрана обычным голосом;</w:t>
+      </w:r>
+    </w:p>
+    <w:p>
+      <w:pPr>
+        <w:numPr>
+          <w:ilvl w:val="1"/>
+          <w:numId w:val="1048"/>
+        </w:numPr>
+        <w:pStyle w:val="Compact"/>
+      </w:pPr>
+      <w:r>
+        <w:rPr>
+          <w:bCs/>
+          <w:b/>
+        </w:rPr>
+        <w:t xml:space="preserve">Голос штаба</w:t>
+      </w:r>
+      <w:r>
+        <w:t xml:space="preserve"> </w:t>
+      </w:r>
+      <w:r>
+        <w:t xml:space="preserve">— начальник штаба скажет фразу через динамики, молчите;</w:t>
+      </w:r>
+    </w:p>
+    <w:p>
+      <w:pPr>
+        <w:numPr>
+          <w:ilvl w:val="1"/>
+          <w:numId w:val="1048"/>
+        </w:numPr>
+        <w:pStyle w:val="Compact"/>
+      </w:pPr>
+      <w:r>
+        <w:rPr>
+          <w:bCs/>
+          <w:b/>
+        </w:rPr>
+        <w:t xml:space="preserve">Перебивание</w:t>
+      </w:r>
+      <w:r>
+        <w:t xml:space="preserve"> </w:t>
+      </w:r>
+      <w:r>
+        <w:t xml:space="preserve">— штаб снова заговорит; перебейте его, говорите громко, пока он звучит.</w:t>
+      </w:r>
+      <w:r>
+        <w:t xml:space="preserve"> </w:t>
+      </w:r>
+      <w:r>
+        <w:t xml:space="preserve">Если связь с голосом прервётся посреди калибровки, программа скажет об этом и начнёт её с первого</w:t>
+      </w:r>
+      <w:r>
+        <w:t xml:space="preserve"> </w:t>
+      </w:r>
+      <w:r>
+        <w:t xml:space="preserve">шага.</w:t>
+      </w:r>
+    </w:p>
+    <w:p>
+      <w:pPr>
+        <w:numPr>
+          <w:ilvl w:val="0"/>
           <w:numId w:val="1047"/>
         </w:numPr>
         <w:pStyle w:val="Compact"/>
       </w:pPr>
       <w:r>
-        <w:rPr>
-          <w:bCs/>
-          <w:b/>
-        </w:rPr>
-        <w:t xml:space="preserve">Тишина</w:t>
-      </w:r>
-      <w:r>
-        <w:t xml:space="preserve"> </w:t>
-      </w:r>
-      <w:r>
-        <w:t xml:space="preserve">— помолчите 3 секунды;</w:t>
-      </w:r>
-    </w:p>
-    <w:p>
-      <w:pPr>
-        <w:numPr>
-          <w:ilvl w:val="1"/>
-          <w:numId w:val="1047"/>
-        </w:numPr>
-        <w:pStyle w:val="Compact"/>
-      </w:pPr>
-      <w:r>
-        <w:rPr>
-          <w:bCs/>
-          <w:b/>
-        </w:rPr>
-        <w:t xml:space="preserve">Ваш голос</w:t>
-      </w:r>
-      <w:r>
-        <w:t xml:space="preserve"> </w:t>
-      </w:r>
-      <w:r>
-        <w:t xml:space="preserve">— прочитайте вслух фразу с экрана обычным голосом;</w:t>
-      </w:r>
-    </w:p>
-    <w:p>
-      <w:pPr>
-        <w:numPr>
-          <w:ilvl w:val="1"/>
-          <w:numId w:val="1047"/>
-        </w:numPr>
-        <w:pStyle w:val="Compact"/>
-      </w:pPr>
-      <w:r>
-        <w:rPr>
-          <w:bCs/>
-          <w:b/>
-        </w:rPr>
-        <w:t xml:space="preserve">Голос штаба</w:t>
-      </w:r>
-      <w:r>
-        <w:t xml:space="preserve"> </w:t>
-      </w:r>
-      <w:r>
-        <w:t xml:space="preserve">— начальник штаба скажет фразу через динамики, молчите;</w:t>
-      </w:r>
-    </w:p>
-    <w:p>
-      <w:pPr>
-        <w:numPr>
-          <w:ilvl w:val="1"/>
-          <w:numId w:val="1047"/>
-        </w:numPr>
-        <w:pStyle w:val="Compact"/>
-      </w:pPr>
-      <w:r>
-        <w:rPr>
-          <w:bCs/>
-          <w:b/>
-        </w:rPr>
-        <w:t xml:space="preserve">Перебивание</w:t>
-      </w:r>
-      <w:r>
-        <w:t xml:space="preserve"> </w:t>
-      </w:r>
-      <w:r>
-        <w:t xml:space="preserve">— штаб снова заговорит; перебейте его, говорите громко, пока он звучит.</w:t>
-      </w:r>
-      <w:r>
-        <w:t xml:space="preserve"> </w:t>
-      </w:r>
-      <w:r>
-        <w:t xml:space="preserve">Если связь с голосом прервётся посреди калибровки, программа скажет об этом и начнёт её с первого</w:t>
-      </w:r>
-      <w:r>
-        <w:t xml:space="preserve"> </w:t>
-      </w:r>
-      <w:r>
-        <w:t xml:space="preserve">шага.</w:t>
-      </w:r>
-    </w:p>
-    <w:p>
-      <w:pPr>
-        <w:numPr>
-          <w:ilvl w:val="0"/>
-          <w:numId w:val="1046"/>
-        </w:numPr>
-        <w:pStyle w:val="Compact"/>
-      </w:pPr>
-      <w:r>
         <w:t xml:space="preserve">В конце программа напишет «Регуляторы выставлены» и, если нужно, совет. Если динамики слышно</w:t>
       </w:r>
       <w:r>
@@ -10756,7 +10973,7 @@
       <w:pPr>
         <w:numPr>
           <w:ilvl w:val="0"/>
-          <w:numId w:val="1048"/>
+          <w:numId w:val="1049"/>
         </w:numPr>
         <w:pStyle w:val="Compact"/>
       </w:pPr>
@@ -10774,7 +10991,7 @@
       <w:pPr>
         <w:numPr>
           <w:ilvl w:val="0"/>
-          <w:numId w:val="1048"/>
+          <w:numId w:val="1049"/>
         </w:numPr>
         <w:pStyle w:val="Compact"/>
       </w:pPr>
@@ -10786,7 +11003,7 @@
       <w:pPr>
         <w:numPr>
           <w:ilvl w:val="0"/>
-          <w:numId w:val="1048"/>
+          <w:numId w:val="1049"/>
         </w:numPr>
         <w:pStyle w:val="Compact"/>
       </w:pPr>
@@ -10798,7 +11015,7 @@
       <w:pPr>
         <w:numPr>
           <w:ilvl w:val="0"/>
-          <w:numId w:val="1048"/>
+          <w:numId w:val="1049"/>
         </w:numPr>
         <w:pStyle w:val="Compact"/>
       </w:pPr>
@@ -10810,7 +11027,7 @@
       <w:pPr>
         <w:numPr>
           <w:ilvl w:val="0"/>
-          <w:numId w:val="1048"/>
+          <w:numId w:val="1049"/>
         </w:numPr>
         <w:pStyle w:val="Compact"/>
       </w:pPr>
@@ -10822,7 +11039,7 @@
       <w:pPr>
         <w:numPr>
           <w:ilvl w:val="0"/>
-          <w:numId w:val="1048"/>
+          <w:numId w:val="1049"/>
         </w:numPr>
         <w:pStyle w:val="Compact"/>
       </w:pPr>
@@ -10834,7 +11051,7 @@
       <w:pPr>
         <w:numPr>
           <w:ilvl w:val="0"/>
-          <w:numId w:val="1048"/>
+          <w:numId w:val="1049"/>
         </w:numPr>
         <w:pStyle w:val="Compact"/>
       </w:pPr>
@@ -11029,7 +11246,7 @@
       <w:pPr>
         <w:numPr>
           <w:ilvl w:val="0"/>
-          <w:numId w:val="1049"/>
+          <w:numId w:val="1050"/>
         </w:numPr>
         <w:pStyle w:val="Compact"/>
       </w:pPr>
@@ -11041,7 +11258,7 @@
       <w:pPr>
         <w:numPr>
           <w:ilvl w:val="0"/>
-          <w:numId w:val="1049"/>
+          <w:numId w:val="1050"/>
         </w:numPr>
         <w:pStyle w:val="Compact"/>
       </w:pPr>
@@ -11053,7 +11270,7 @@
       <w:pPr>
         <w:numPr>
           <w:ilvl w:val="0"/>
-          <w:numId w:val="1049"/>
+          <w:numId w:val="1050"/>
         </w:numPr>
         <w:pStyle w:val="Compact"/>
       </w:pPr>
@@ -11166,7 +11383,7 @@
       <w:pPr>
         <w:numPr>
           <w:ilvl w:val="0"/>
-          <w:numId w:val="1050"/>
+          <w:numId w:val="1051"/>
         </w:numPr>
         <w:pStyle w:val="Compact"/>
       </w:pPr>
@@ -11184,7 +11401,7 @@
       <w:pPr>
         <w:numPr>
           <w:ilvl w:val="0"/>
-          <w:numId w:val="1050"/>
+          <w:numId w:val="1051"/>
         </w:numPr>
         <w:pStyle w:val="Compact"/>
       </w:pPr>
@@ -11208,7 +11425,7 @@
       <w:pPr>
         <w:numPr>
           <w:ilvl w:val="0"/>
-          <w:numId w:val="1050"/>
+          <w:numId w:val="1051"/>
         </w:numPr>
         <w:pStyle w:val="Compact"/>
       </w:pPr>
@@ -11220,7 +11437,7 @@
       <w:pPr>
         <w:numPr>
           <w:ilvl w:val="0"/>
-          <w:numId w:val="1050"/>
+          <w:numId w:val="1051"/>
         </w:numPr>
         <w:pStyle w:val="Compact"/>
       </w:pPr>
@@ -11238,7 +11455,7 @@
       <w:pPr>
         <w:numPr>
           <w:ilvl w:val="0"/>
-          <w:numId w:val="1050"/>
+          <w:numId w:val="1051"/>
         </w:numPr>
         <w:pStyle w:val="Compact"/>
       </w:pPr>
@@ -11262,7 +11479,7 @@
       <w:pPr>
         <w:numPr>
           <w:ilvl w:val="0"/>
-          <w:numId w:val="1050"/>
+          <w:numId w:val="1051"/>
         </w:numPr>
         <w:pStyle w:val="Compact"/>
       </w:pPr>
@@ -11469,7 +11686,7 @@
       <w:pPr>
         <w:numPr>
           <w:ilvl w:val="0"/>
-          <w:numId w:val="1051"/>
+          <w:numId w:val="1052"/>
         </w:numPr>
         <w:pStyle w:val="Compact"/>
       </w:pPr>
@@ -11481,7 +11698,7 @@
       <w:pPr>
         <w:numPr>
           <w:ilvl w:val="0"/>
-          <w:numId w:val="1051"/>
+          <w:numId w:val="1052"/>
         </w:numPr>
         <w:pStyle w:val="Compact"/>
       </w:pPr>
@@ -11837,7 +12054,7 @@
       <w:pPr>
         <w:numPr>
           <w:ilvl w:val="0"/>
-          <w:numId w:val="1052"/>
+          <w:numId w:val="1053"/>
         </w:numPr>
         <w:pStyle w:val="Compact"/>
       </w:pPr>
@@ -11868,7 +12085,7 @@
       <w:pPr>
         <w:numPr>
           <w:ilvl w:val="0"/>
-          <w:numId w:val="1052"/>
+          <w:numId w:val="1053"/>
         </w:numPr>
         <w:pStyle w:val="Compact"/>
       </w:pPr>
@@ -11915,7 +12132,7 @@
       <w:pPr>
         <w:numPr>
           <w:ilvl w:val="0"/>
-          <w:numId w:val="1052"/>
+          <w:numId w:val="1053"/>
         </w:numPr>
         <w:pStyle w:val="Compact"/>
       </w:pPr>
@@ -11933,7 +12150,7 @@
       <w:pPr>
         <w:numPr>
           <w:ilvl w:val="0"/>
-          <w:numId w:val="1052"/>
+          <w:numId w:val="1053"/>
         </w:numPr>
         <w:pStyle w:val="Compact"/>
       </w:pPr>
@@ -12535,7 +12752,7 @@
       <w:pPr>
         <w:numPr>
           <w:ilvl w:val="0"/>
-          <w:numId w:val="1053"/>
+          <w:numId w:val="1054"/>
         </w:numPr>
         <w:pStyle w:val="Compact"/>
       </w:pPr>
@@ -12547,7 +12764,7 @@
       <w:pPr>
         <w:numPr>
           <w:ilvl w:val="0"/>
-          <w:numId w:val="1053"/>
+          <w:numId w:val="1054"/>
         </w:numPr>
         <w:pStyle w:val="Compact"/>
       </w:pPr>
@@ -12559,7 +12776,7 @@
       <w:pPr>
         <w:numPr>
           <w:ilvl w:val="0"/>
-          <w:numId w:val="1053"/>
+          <w:numId w:val="1054"/>
         </w:numPr>
         <w:pStyle w:val="Compact"/>
       </w:pPr>
@@ -12571,7 +12788,7 @@
       <w:pPr>
         <w:numPr>
           <w:ilvl w:val="0"/>
-          <w:numId w:val="1053"/>
+          <w:numId w:val="1054"/>
         </w:numPr>
         <w:pStyle w:val="Compact"/>
       </w:pPr>
@@ -12583,7 +12800,7 @@
       <w:pPr>
         <w:numPr>
           <w:ilvl w:val="0"/>
-          <w:numId w:val="1053"/>
+          <w:numId w:val="1054"/>
         </w:numPr>
         <w:pStyle w:val="Compact"/>
       </w:pPr>
@@ -12882,7 +13099,7 @@
         <w:t xml:space="preserve"> </w:t>
       </w:r>
       <w:r>
-        <w:t xml:space="preserve">поставлено. Его ставят один раз командой</w:t>
+        <w:t xml:space="preserve">поставлено. Он ставится сам при запуске программы командой</w:t>
       </w:r>
       <w:r>
         <w:t xml:space="preserve"> </w:t>
@@ -12891,13 +13108,13 @@
         <w:rPr>
           <w:rStyle w:val="VerbatimChar"/>
         </w:rPr>
-        <w:t xml:space="preserve">services/voice/setup.sh</w:t>
-      </w:r>
-      <w:r>
-        <w:t xml:space="preserve"> </w:t>
-      </w:r>
-      <w:r>
-        <w:t xml:space="preserve">и запускают программу командой</w:t>
+        <w:t xml:space="preserve">npm run desktop:app</w:t>
+      </w:r>
+      <w:r>
+        <w:t xml:space="preserve"> </w:t>
+      </w:r>
+      <w:r>
+        <w:t xml:space="preserve">(если не вышло — вручную:</w:t>
       </w:r>
       <w:r>
         <w:t xml:space="preserve"> </w:t>
@@ -12906,10 +13123,37 @@
         <w:rPr>
           <w:rStyle w:val="VerbatimChar"/>
         </w:rPr>
-        <w:t xml:space="preserve">npm run desktop:app</w:t>
-      </w:r>
-      <w:r>
-        <w:t xml:space="preserve">; работает только на Mac с процессором Apple Silicon. Без голоса программа</w:t>
+        <w:t xml:space="preserve">npm run voice:setup</w:t>
+      </w:r>
+      <w:r>
+        <w:t xml:space="preserve">, нужны</w:t>
+      </w:r>
+      <w:r>
+        <w:t xml:space="preserve"> </w:t>
+      </w:r>
+      <w:r>
+        <w:rPr>
+          <w:rStyle w:val="VerbatimChar"/>
+        </w:rPr>
+        <w:t xml:space="preserve">uv</w:t>
+      </w:r>
+      <w:r>
+        <w:t xml:space="preserve"> </w:t>
+      </w:r>
+      <w:r>
+        <w:t xml:space="preserve">и</w:t>
+      </w:r>
+      <w:r>
+        <w:t xml:space="preserve"> </w:t>
+      </w:r>
+      <w:r>
+        <w:rPr>
+          <w:rStyle w:val="VerbatimChar"/>
+        </w:rPr>
+        <w:t xml:space="preserve">ffmpeg</w:t>
+      </w:r>
+      <w:r>
+        <w:t xml:space="preserve">); работает только на Mac с процессором Apple Silicon. Без голоса программа</w:t>
       </w:r>
       <w:r>
         <w:t xml:space="preserve"> </w:t>
@@ -14240,34 +14484,7 @@
     <w:abstractNumId w:val="991"/>
   </w:num>
   <w:num w:numId="1008">
-    <w:abstractNumId w:val="99411"/>
-    <w:lvlOverride w:ilvl="0">
-      <w:startOverride w:val="1"/>
-    </w:lvlOverride>
-    <w:lvlOverride w:ilvl="1">
-      <w:startOverride w:val="1"/>
-    </w:lvlOverride>
-    <w:lvlOverride w:ilvl="2">
-      <w:startOverride w:val="1"/>
-    </w:lvlOverride>
-    <w:lvlOverride w:ilvl="3">
-      <w:startOverride w:val="1"/>
-    </w:lvlOverride>
-    <w:lvlOverride w:ilvl="4">
-      <w:startOverride w:val="1"/>
-    </w:lvlOverride>
-    <w:lvlOverride w:ilvl="5">
-      <w:startOverride w:val="1"/>
-    </w:lvlOverride>
-    <w:lvlOverride w:ilvl="6">
-      <w:startOverride w:val="1"/>
-    </w:lvlOverride>
-    <w:lvlOverride w:ilvl="7">
-      <w:startOverride w:val="1"/>
-    </w:lvlOverride>
-    <w:lvlOverride w:ilvl="8">
-      <w:startOverride w:val="1"/>
-    </w:lvlOverride>
+    <w:abstractNumId w:val="991"/>
   </w:num>
   <w:num w:numId="1009">
     <w:abstractNumId w:val="99411"/>
@@ -14420,37 +14637,37 @@
     </w:lvlOverride>
   </w:num>
   <w:num w:numId="1014">
-    <w:abstractNumId w:val="991"/>
+    <w:abstractNumId w:val="99411"/>
+    <w:lvlOverride w:ilvl="0">
+      <w:startOverride w:val="1"/>
+    </w:lvlOverride>
+    <w:lvlOverride w:ilvl="1">
+      <w:startOverride w:val="1"/>
+    </w:lvlOverride>
+    <w:lvlOverride w:ilvl="2">
+      <w:startOverride w:val="1"/>
+    </w:lvlOverride>
+    <w:lvlOverride w:ilvl="3">
+      <w:startOverride w:val="1"/>
+    </w:lvlOverride>
+    <w:lvlOverride w:ilvl="4">
+      <w:startOverride w:val="1"/>
+    </w:lvlOverride>
+    <w:lvlOverride w:ilvl="5">
+      <w:startOverride w:val="1"/>
+    </w:lvlOverride>
+    <w:lvlOverride w:ilvl="6">
+      <w:startOverride w:val="1"/>
+    </w:lvlOverride>
+    <w:lvlOverride w:ilvl="7">
+      <w:startOverride w:val="1"/>
+    </w:lvlOverride>
+    <w:lvlOverride w:ilvl="8">
+      <w:startOverride w:val="1"/>
+    </w:lvlOverride>
   </w:num>
   <w:num w:numId="1015">
-    <w:abstractNumId w:val="99411"/>
-    <w:lvlOverride w:ilvl="0">
-      <w:startOverride w:val="1"/>
-    </w:lvlOverride>
-    <w:lvlOverride w:ilvl="1">
-      <w:startOverride w:val="1"/>
-    </w:lvlOverride>
-    <w:lvlOverride w:ilvl="2">
-      <w:startOverride w:val="1"/>
-    </w:lvlOverride>
-    <w:lvlOverride w:ilvl="3">
-      <w:startOverride w:val="1"/>
-    </w:lvlOverride>
-    <w:lvlOverride w:ilvl="4">
-      <w:startOverride w:val="1"/>
-    </w:lvlOverride>
-    <w:lvlOverride w:ilvl="5">
-      <w:startOverride w:val="1"/>
-    </w:lvlOverride>
-    <w:lvlOverride w:ilvl="6">
-      <w:startOverride w:val="1"/>
-    </w:lvlOverride>
-    <w:lvlOverride w:ilvl="7">
-      <w:startOverride w:val="1"/>
-    </w:lvlOverride>
-    <w:lvlOverride w:ilvl="8">
-      <w:startOverride w:val="1"/>
-    </w:lvlOverride>
+    <w:abstractNumId w:val="991"/>
   </w:num>
   <w:num w:numId="1016">
     <w:abstractNumId w:val="99411"/>
@@ -14483,9 +14700,39 @@
     </w:lvlOverride>
   </w:num>
   <w:num w:numId="1017">
+    <w:abstractNumId w:val="99411"/>
+    <w:lvlOverride w:ilvl="0">
+      <w:startOverride w:val="1"/>
+    </w:lvlOverride>
+    <w:lvlOverride w:ilvl="1">
+      <w:startOverride w:val="1"/>
+    </w:lvlOverride>
+    <w:lvlOverride w:ilvl="2">
+      <w:startOverride w:val="1"/>
+    </w:lvlOverride>
+    <w:lvlOverride w:ilvl="3">
+      <w:startOverride w:val="1"/>
+    </w:lvlOverride>
+    <w:lvlOverride w:ilvl="4">
+      <w:startOverride w:val="1"/>
+    </w:lvlOverride>
+    <w:lvlOverride w:ilvl="5">
+      <w:startOverride w:val="1"/>
+    </w:lvlOverride>
+    <w:lvlOverride w:ilvl="6">
+      <w:startOverride w:val="1"/>
+    </w:lvlOverride>
+    <w:lvlOverride w:ilvl="7">
+      <w:startOverride w:val="1"/>
+    </w:lvlOverride>
+    <w:lvlOverride w:ilvl="8">
+      <w:startOverride w:val="1"/>
+    </w:lvlOverride>
+  </w:num>
+  <w:num w:numId="1018">
     <w:abstractNumId w:val="991"/>
   </w:num>
-  <w:num w:numId="1018">
+  <w:num w:numId="1019">
     <w:abstractNumId w:val="99411"/>
     <w:lvlOverride w:ilvl="0">
       <w:startOverride w:val="1"/>
@@ -14515,38 +14762,8 @@
       <w:startOverride w:val="1"/>
     </w:lvlOverride>
   </w:num>
-  <w:num w:numId="1019">
+  <w:num w:numId="1020">
     <w:abstractNumId w:val="991"/>
-  </w:num>
-  <w:num w:numId="1020">
-    <w:abstractNumId w:val="99411"/>
-    <w:lvlOverride w:ilvl="0">
-      <w:startOverride w:val="1"/>
-    </w:lvlOverride>
-    <w:lvlOverride w:ilvl="1">
-      <w:startOverride w:val="1"/>
-    </w:lvlOverride>
-    <w:lvlOverride w:ilvl="2">
-      <w:startOverride w:val="1"/>
-    </w:lvlOverride>
-    <w:lvlOverride w:ilvl="3">
-      <w:startOverride w:val="1"/>
-    </w:lvlOverride>
-    <w:lvlOverride w:ilvl="4">
-      <w:startOverride w:val="1"/>
-    </w:lvlOverride>
-    <w:lvlOverride w:ilvl="5">
-      <w:startOverride w:val="1"/>
-    </w:lvlOverride>
-    <w:lvlOverride w:ilvl="6">
-      <w:startOverride w:val="1"/>
-    </w:lvlOverride>
-    <w:lvlOverride w:ilvl="7">
-      <w:startOverride w:val="1"/>
-    </w:lvlOverride>
-    <w:lvlOverride w:ilvl="8">
-      <w:startOverride w:val="1"/>
-    </w:lvlOverride>
   </w:num>
   <w:num w:numId="1021">
     <w:abstractNumId w:val="99411"/>
@@ -14639,7 +14856,34 @@
     </w:lvlOverride>
   </w:num>
   <w:num w:numId="1024">
-    <w:abstractNumId w:val="991"/>
+    <w:abstractNumId w:val="99411"/>
+    <w:lvlOverride w:ilvl="0">
+      <w:startOverride w:val="1"/>
+    </w:lvlOverride>
+    <w:lvlOverride w:ilvl="1">
+      <w:startOverride w:val="1"/>
+    </w:lvlOverride>
+    <w:lvlOverride w:ilvl="2">
+      <w:startOverride w:val="1"/>
+    </w:lvlOverride>
+    <w:lvlOverride w:ilvl="3">
+      <w:startOverride w:val="1"/>
+    </w:lvlOverride>
+    <w:lvlOverride w:ilvl="4">
+      <w:startOverride w:val="1"/>
+    </w:lvlOverride>
+    <w:lvlOverride w:ilvl="5">
+      <w:startOverride w:val="1"/>
+    </w:lvlOverride>
+    <w:lvlOverride w:ilvl="6">
+      <w:startOverride w:val="1"/>
+    </w:lvlOverride>
+    <w:lvlOverride w:ilvl="7">
+      <w:startOverride w:val="1"/>
+    </w:lvlOverride>
+    <w:lvlOverride w:ilvl="8">
+      <w:startOverride w:val="1"/>
+    </w:lvlOverride>
   </w:num>
   <w:num w:numId="1025">
     <w:abstractNumId w:val="991"/>
@@ -14651,6 +14895,9 @@
     <w:abstractNumId w:val="991"/>
   </w:num>
   <w:num w:numId="1028">
+    <w:abstractNumId w:val="991"/>
+  </w:num>
+  <w:num w:numId="1029">
     <w:abstractNumId w:val="99411"/>
     <w:lvlOverride w:ilvl="0">
       <w:startOverride w:val="1"/>
@@ -14679,42 +14926,12 @@
     <w:lvlOverride w:ilvl="8">
       <w:startOverride w:val="1"/>
     </w:lvlOverride>
-  </w:num>
-  <w:num w:numId="1029">
-    <w:abstractNumId w:val="991"/>
   </w:num>
   <w:num w:numId="1030">
     <w:abstractNumId w:val="991"/>
   </w:num>
   <w:num w:numId="1031">
-    <w:abstractNumId w:val="99411"/>
-    <w:lvlOverride w:ilvl="0">
-      <w:startOverride w:val="1"/>
-    </w:lvlOverride>
-    <w:lvlOverride w:ilvl="1">
-      <w:startOverride w:val="1"/>
-    </w:lvlOverride>
-    <w:lvlOverride w:ilvl="2">
-      <w:startOverride w:val="1"/>
-    </w:lvlOverride>
-    <w:lvlOverride w:ilvl="3">
-      <w:startOverride w:val="1"/>
-    </w:lvlOverride>
-    <w:lvlOverride w:ilvl="4">
-      <w:startOverride w:val="1"/>
-    </w:lvlOverride>
-    <w:lvlOverride w:ilvl="5">
-      <w:startOverride w:val="1"/>
-    </w:lvlOverride>
-    <w:lvlOverride w:ilvl="6">
-      <w:startOverride w:val="1"/>
-    </w:lvlOverride>
-    <w:lvlOverride w:ilvl="7">
-      <w:startOverride w:val="1"/>
-    </w:lvlOverride>
-    <w:lvlOverride w:ilvl="8">
-      <w:startOverride w:val="1"/>
-    </w:lvlOverride>
+    <w:abstractNumId w:val="991"/>
   </w:num>
   <w:num w:numId="1032">
     <w:abstractNumId w:val="99411"/>
@@ -14747,7 +14964,34 @@
     </w:lvlOverride>
   </w:num>
   <w:num w:numId="1033">
-    <w:abstractNumId w:val="991"/>
+    <w:abstractNumId w:val="99411"/>
+    <w:lvlOverride w:ilvl="0">
+      <w:startOverride w:val="1"/>
+    </w:lvlOverride>
+    <w:lvlOverride w:ilvl="1">
+      <w:startOverride w:val="1"/>
+    </w:lvlOverride>
+    <w:lvlOverride w:ilvl="2">
+      <w:startOverride w:val="1"/>
+    </w:lvlOverride>
+    <w:lvlOverride w:ilvl="3">
+      <w:startOverride w:val="1"/>
+    </w:lvlOverride>
+    <w:lvlOverride w:ilvl="4">
+      <w:startOverride w:val="1"/>
+    </w:lvlOverride>
+    <w:lvlOverride w:ilvl="5">
+      <w:startOverride w:val="1"/>
+    </w:lvlOverride>
+    <w:lvlOverride w:ilvl="6">
+      <w:startOverride w:val="1"/>
+    </w:lvlOverride>
+    <w:lvlOverride w:ilvl="7">
+      <w:startOverride w:val="1"/>
+    </w:lvlOverride>
+    <w:lvlOverride w:ilvl="8">
+      <w:startOverride w:val="1"/>
+    </w:lvlOverride>
   </w:num>
   <w:num w:numId="1034">
     <w:abstractNumId w:val="991"/>
@@ -14756,34 +15000,7 @@
     <w:abstractNumId w:val="991"/>
   </w:num>
   <w:num w:numId="1036">
-    <w:abstractNumId w:val="99411"/>
-    <w:lvlOverride w:ilvl="0">
-      <w:startOverride w:val="1"/>
-    </w:lvlOverride>
-    <w:lvlOverride w:ilvl="1">
-      <w:startOverride w:val="1"/>
-    </w:lvlOverride>
-    <w:lvlOverride w:ilvl="2">
-      <w:startOverride w:val="1"/>
-    </w:lvlOverride>
-    <w:lvlOverride w:ilvl="3">
-      <w:startOverride w:val="1"/>
-    </w:lvlOverride>
-    <w:lvlOverride w:ilvl="4">
-      <w:startOverride w:val="1"/>
-    </w:lvlOverride>
-    <w:lvlOverride w:ilvl="5">
-      <w:startOverride w:val="1"/>
-    </w:lvlOverride>
-    <w:lvlOverride w:ilvl="6">
-      <w:startOverride w:val="1"/>
-    </w:lvlOverride>
-    <w:lvlOverride w:ilvl="7">
-      <w:startOverride w:val="1"/>
-    </w:lvlOverride>
-    <w:lvlOverride w:ilvl="8">
-      <w:startOverride w:val="1"/>
-    </w:lvlOverride>
+    <w:abstractNumId w:val="991"/>
   </w:num>
   <w:num w:numId="1037">
     <w:abstractNumId w:val="99411"/>
@@ -14816,12 +15033,42 @@
     </w:lvlOverride>
   </w:num>
   <w:num w:numId="1038">
-    <w:abstractNumId w:val="991"/>
+    <w:abstractNumId w:val="99411"/>
+    <w:lvlOverride w:ilvl="0">
+      <w:startOverride w:val="1"/>
+    </w:lvlOverride>
+    <w:lvlOverride w:ilvl="1">
+      <w:startOverride w:val="1"/>
+    </w:lvlOverride>
+    <w:lvlOverride w:ilvl="2">
+      <w:startOverride w:val="1"/>
+    </w:lvlOverride>
+    <w:lvlOverride w:ilvl="3">
+      <w:startOverride w:val="1"/>
+    </w:lvlOverride>
+    <w:lvlOverride w:ilvl="4">
+      <w:startOverride w:val="1"/>
+    </w:lvlOverride>
+    <w:lvlOverride w:ilvl="5">
+      <w:startOverride w:val="1"/>
+    </w:lvlOverride>
+    <w:lvlOverride w:ilvl="6">
+      <w:startOverride w:val="1"/>
+    </w:lvlOverride>
+    <w:lvlOverride w:ilvl="7">
+      <w:startOverride w:val="1"/>
+    </w:lvlOverride>
+    <w:lvlOverride w:ilvl="8">
+      <w:startOverride w:val="1"/>
+    </w:lvlOverride>
   </w:num>
   <w:num w:numId="1039">
     <w:abstractNumId w:val="991"/>
   </w:num>
   <w:num w:numId="1040">
+    <w:abstractNumId w:val="991"/>
+  </w:num>
+  <w:num w:numId="1041">
     <w:abstractNumId w:val="99411"/>
     <w:lvlOverride w:ilvl="0">
       <w:startOverride w:val="1"/>
@@ -14851,38 +15098,8 @@
       <w:startOverride w:val="1"/>
     </w:lvlOverride>
   </w:num>
-  <w:num w:numId="1041">
+  <w:num w:numId="1042">
     <w:abstractNumId w:val="991"/>
-  </w:num>
-  <w:num w:numId="1042">
-    <w:abstractNumId w:val="99411"/>
-    <w:lvlOverride w:ilvl="0">
-      <w:startOverride w:val="1"/>
-    </w:lvlOverride>
-    <w:lvlOverride w:ilvl="1">
-      <w:startOverride w:val="1"/>
-    </w:lvlOverride>
-    <w:lvlOverride w:ilvl="2">
-      <w:startOverride w:val="1"/>
-    </w:lvlOverride>
-    <w:lvlOverride w:ilvl="3">
-      <w:startOverride w:val="1"/>
-    </w:lvlOverride>
-    <w:lvlOverride w:ilvl="4">
-      <w:startOverride w:val="1"/>
-    </w:lvlOverride>
-    <w:lvlOverride w:ilvl="5">
-      <w:startOverride w:val="1"/>
-    </w:lvlOverride>
-    <w:lvlOverride w:ilvl="6">
-      <w:startOverride w:val="1"/>
-    </w:lvlOverride>
-    <w:lvlOverride w:ilvl="7">
-      <w:startOverride w:val="1"/>
-    </w:lvlOverride>
-    <w:lvlOverride w:ilvl="8">
-      <w:startOverride w:val="1"/>
-    </w:lvlOverride>
   </w:num>
   <w:num w:numId="1043">
     <w:abstractNumId w:val="99411"/>
@@ -15005,7 +15222,34 @@
     </w:lvlOverride>
   </w:num>
   <w:num w:numId="1047">
-    <w:abstractNumId w:val="991"/>
+    <w:abstractNumId w:val="99411"/>
+    <w:lvlOverride w:ilvl="0">
+      <w:startOverride w:val="1"/>
+    </w:lvlOverride>
+    <w:lvlOverride w:ilvl="1">
+      <w:startOverride w:val="1"/>
+    </w:lvlOverride>
+    <w:lvlOverride w:ilvl="2">
+      <w:startOverride w:val="1"/>
+    </w:lvlOverride>
+    <w:lvlOverride w:ilvl="3">
+      <w:startOverride w:val="1"/>
+    </w:lvlOverride>
+    <w:lvlOverride w:ilvl="4">
+      <w:startOverride w:val="1"/>
+    </w:lvlOverride>
+    <w:lvlOverride w:ilvl="5">
+      <w:startOverride w:val="1"/>
+    </w:lvlOverride>
+    <w:lvlOverride w:ilvl="6">
+      <w:startOverride w:val="1"/>
+    </w:lvlOverride>
+    <w:lvlOverride w:ilvl="7">
+      <w:startOverride w:val="1"/>
+    </w:lvlOverride>
+    <w:lvlOverride w:ilvl="8">
+      <w:startOverride w:val="1"/>
+    </w:lvlOverride>
   </w:num>
   <w:num w:numId="1048">
     <w:abstractNumId w:val="991"/>
@@ -15014,6 +15258,9 @@
     <w:abstractNumId w:val="991"/>
   </w:num>
   <w:num w:numId="1050">
+    <w:abstractNumId w:val="991"/>
+  </w:num>
+  <w:num w:numId="1051">
     <w:abstractNumId w:val="99411"/>
     <w:lvlOverride w:ilvl="0">
       <w:startOverride w:val="1"/>
@@ -15043,10 +15290,10 @@
       <w:startOverride w:val="1"/>
     </w:lvlOverride>
   </w:num>
-  <w:num w:numId="1051">
+  <w:num w:numId="1052">
     <w:abstractNumId w:val="991"/>
   </w:num>
-  <w:num w:numId="1052">
+  <w:num w:numId="1053">
     <w:abstractNumId w:val="99411"/>
     <w:lvlOverride w:ilvl="0">
       <w:startOverride w:val="1"/>
@@ -15076,7 +15323,7 @@
       <w:startOverride w:val="1"/>
     </w:lvlOverride>
   </w:num>
-  <w:num w:numId="1053">
+  <w:num w:numId="1054">
     <w:abstractNumId w:val="99411"/>
     <w:lvlOverride w:ilvl="0">
       <w:startOverride w:val="1"/>

--- a/docs/guide.docx
+++ b/docs/guide.docx
@@ -12000,6 +12000,60 @@
           <w:i/>
         </w:rPr>
         <w:t xml:space="preserve">«Управление голосом выключено: штаб вас не слышит. Посредник и экскурсии говорят.»; кнопки «Калибровка» и «Голоса» недоступны.</w:t>
+      </w:r>
+    </w:p>
+    <w:p>
+      <w:pPr>
+        <w:pStyle w:val="BodyText"/>
+      </w:pPr>
+      <w:r>
+        <w:rPr>
+          <w:bCs/>
+          <w:b/>
+        </w:rPr>
+        <w:t xml:space="preserve">Микрофон и вывод звука</w:t>
+      </w:r>
+    </w:p>
+    <w:p>
+      <w:pPr>
+        <w:pStyle w:val="BodyText"/>
+      </w:pPr>
+      <w:r>
+        <w:t xml:space="preserve">Подключили другой микрофон (например, веб-камеру) и штаб вас не слышит — откройте «Тонкую настройку» на панели или первый</w:t>
+      </w:r>
+      <w:r>
+        <w:t xml:space="preserve"> </w:t>
+      </w:r>
+      <w:r>
+        <w:t xml:space="preserve">шаг калибровки и выберите в списке</w:t>
+      </w:r>
+      <w:r>
+        <w:t xml:space="preserve"> </w:t>
+      </w:r>
+      <w:r>
+        <w:rPr>
+          <w:bCs/>
+          <w:b/>
+        </w:rPr>
+        <w:t xml:space="preserve">«Микрофон»</w:t>
+      </w:r>
+      <w:r>
+        <w:t xml:space="preserve"> </w:t>
+      </w:r>
+      <w:r>
+        <w:t xml:space="preserve">нужное устройство; потом пройдите калибровку заново. «Как в системе»</w:t>
+      </w:r>
+      <w:r>
+        <w:t xml:space="preserve"> </w:t>
+      </w:r>
+      <w:r>
+        <w:t xml:space="preserve">значит то, что выбрано в Системных настройках → Звук. Если окно не умеет выбирать вывод, список «Вывод звука» не показывается:</w:t>
+      </w:r>
+      <w:r>
+        <w:t xml:space="preserve"> </w:t>
+      </w:r>
+      <w:r>
+        <w:t xml:space="preserve">звук идёт на то, что выбрано в системе. Значок микрофона можно перетащить мышью; вернуть на место — «Штаб, верни значок на место».</w:t>
       </w:r>
     </w:p>
     <w:p>

--- a/docs/guide.docx
+++ b/docs/guide.docx
@@ -11431,6 +11431,18 @@
       </w:pPr>
       <w:r>
         <w:t xml:space="preserve">«Дай три варианта» — советник готовит варианты, штаб скажет, когда готовы; «подробнее о втором», «выбираю второй».</w:t>
+      </w:r>
+      <w:r>
+        <w:t xml:space="preserve"> </w:t>
+      </w:r>
+      <w:r>
+        <w:t xml:space="preserve">Беседа с советником — тоже голосом: «запиши в вопрос: где лучше наступать завтра», «отправь вопрос» — ответ штаб зачитает</w:t>
+      </w:r>
+      <w:r>
+        <w:t xml:space="preserve"> </w:t>
+      </w:r>
+      <w:r>
+        <w:t xml:space="preserve">коротко, остальное по «подробнее»; «не читай ответы советника» выключает озвучку (флажок «Читать ответы вслух» в панели).</w:t>
       </w:r>
     </w:p>
     <w:p>
